--- a/day-2-stateful-storage-and-exposure/lab-12-velero-backup-restore.docx
+++ b/day-2-stateful-storage-and-exposure/lab-12-velero-backup-restore.docx
@@ -7,7 +7,7 @@
         <w:pStyle w:val="Title"/>
       </w:pPr>
       <w:r>
-        <w:t xml:space="preserve">Lab 12 — Bring a Deleted Namespace Back from Backup (Velero)</w:t>
+        <w:t xml:space="preserve">Lab 12 — Backup &amp; Restore with Velero</w:t>
       </w:r>
     </w:p>
     <w:p>
@@ -327,6 +327,119 @@
         </w:numPr>
       </w:pPr>
       <w:r>
+        <w:t xml:space="preserve">Why a backup that reports</w:t>
+      </w:r>
+      <w:r>
+        <w:t xml:space="preserve"> </w:t>
+      </w:r>
+      <w:r>
+        <w:rPr>
+          <w:rStyle w:val="VerbatimChar"/>
+          <w:b/>
+          <w:bCs/>
+        </w:rPr>
+        <w:t xml:space="preserve">Completed</w:t>
+      </w:r>
+      <w:r>
+        <w:rPr>
+          <w:b/>
+          <w:bCs/>
+        </w:rPr>
+        <w:t xml:space="preserve"> </w:t>
+      </w:r>
+      <w:r>
+        <w:rPr>
+          <w:b/>
+          <w:bCs/>
+        </w:rPr>
+        <w:t xml:space="preserve">with zero errors</w:t>
+      </w:r>
+      <w:r>
+        <w:t xml:space="preserve"> </w:t>
+      </w:r>
+      <w:r>
+        <w:t xml:space="preserve">can restore</w:t>
+      </w:r>
+      <w:r>
+        <w:t xml:space="preserve"> </w:t>
+      </w:r>
+      <w:r>
+        <w:rPr>
+          <w:b/>
+          <w:bCs/>
+        </w:rPr>
+        <w:t xml:space="preserve">nothing usable</w:t>
+      </w:r>
+      <w:r>
+        <w:t xml:space="preserve">, and the one test that catches it.</w:t>
+      </w:r>
+    </w:p>
+    <w:p>
+      <w:pPr>
+        <w:pStyle w:val="Compact"/>
+        <w:numPr>
+          <w:ilvl w:val="0"/>
+          <w:numId w:val="1001"/>
+        </w:numPr>
+      </w:pPr>
+      <w:r>
+        <w:t xml:space="preserve">How</w:t>
+      </w:r>
+      <w:r>
+        <w:t xml:space="preserve"> </w:t>
+      </w:r>
+      <w:r>
+        <w:rPr>
+          <w:b/>
+          <w:bCs/>
+        </w:rPr>
+        <w:t xml:space="preserve">Schedules</w:t>
+      </w:r>
+      <w:r>
+        <w:t xml:space="preserve">,</w:t>
+      </w:r>
+      <w:r>
+        <w:t xml:space="preserve"> </w:t>
+      </w:r>
+      <w:r>
+        <w:rPr>
+          <w:b/>
+          <w:bCs/>
+        </w:rPr>
+        <w:t xml:space="preserve">TTL</w:t>
+      </w:r>
+      <w:r>
+        <w:t xml:space="preserve"> </w:t>
+      </w:r>
+      <w:r>
+        <w:t xml:space="preserve">and</w:t>
+      </w:r>
+      <w:r>
+        <w:t xml:space="preserve"> </w:t>
+      </w:r>
+      <w:r>
+        <w:rPr>
+          <w:b/>
+          <w:bCs/>
+        </w:rPr>
+        <w:t xml:space="preserve">expiry</w:t>
+      </w:r>
+      <w:r>
+        <w:t xml:space="preserve"> </w:t>
+      </w:r>
+      <w:r>
+        <w:t xml:space="preserve">behave — including what expiry actually deletes.</w:t>
+      </w:r>
+    </w:p>
+    <w:p>
+      <w:pPr>
+        <w:pStyle w:val="Compact"/>
+        <w:numPr>
+          <w:ilvl w:val="0"/>
+          <w:numId w:val="1001"/>
+        </w:numPr>
+      </w:pPr>
+      <w:r>
         <w:t xml:space="preserve">How to back up a namespace, prove it's stored, delete the namespace completely, and restore it.</w:t>
       </w:r>
     </w:p>
@@ -659,7 +772,7 @@
       </w:r>
     </w:p>
     <w:bookmarkEnd w:id="12"/>
-    <w:bookmarkStart w:id="16" w:name="the-idea-in-60-seconds"/>
+    <w:bookmarkStart w:id="13" w:name="the-idea-in-60-seconds"/>
     <w:p>
       <w:pPr>
         <w:pStyle w:val="Heading2"/>
@@ -797,1624 +910,1954 @@
     </w:p>
     <w:p>
       <w:pPr>
+        <w:pStyle w:val="SourceCode"/>
+      </w:pPr>
+      <w:r>
+        <w:rPr>
+          <w:rStyle w:val="VerbatimChar"/>
+        </w:rPr>
+        <w:t xml:space="preserve">flowchart TB</w:t>
+      </w:r>
+      <w:r>
+        <w:br/>
+      </w:r>
+      <w:r>
+        <w:rPr>
+          <w:rStyle w:val="VerbatimChar"/>
+        </w:rPr>
+        <w:t xml:space="preserve">    NS["namespace: shop&lt;br/&gt;Deployment + Service + ConfigMap(data)"] --&gt;|"velero backup create"| VELERO["Velero"]</w:t>
+      </w:r>
+      <w:r>
+        <w:br/>
+      </w:r>
+      <w:r>
+        <w:rPr>
+          <w:rStyle w:val="VerbatimChar"/>
+        </w:rPr>
+        <w:t xml:space="preserve">    VELERO --&gt;|"stores objects (+ volume data)"| MINIO["MinIO bucket 'velero'&lt;br/&gt;(S3-compatible)"]</w:t>
+      </w:r>
+      <w:r>
+        <w:br/>
+      </w:r>
+      <w:r>
+        <w:rPr>
+          <w:rStyle w:val="VerbatimChar"/>
+        </w:rPr>
+        <w:t xml:space="preserve">    NS -.-&gt;|"kubectl delete namespace shop"| GONE["everything gone"]</w:t>
+      </w:r>
+      <w:r>
+        <w:br/>
+      </w:r>
+      <w:r>
+        <w:rPr>
+          <w:rStyle w:val="VerbatimChar"/>
+        </w:rPr>
+        <w:t xml:space="preserve">    MINIO --&gt;|"velero restore --from-backup"| RESTORED["namespace shop rebuilt&lt;br/&gt;objects + data intact"]</w:t>
+      </w:r>
+    </w:p>
+    <w:p>
+      <w:r>
+        <w:pict>
+          <v:rect style="width:0;height:1.5pt" o:hralign="center" o:hrstd="t" o:hr="t"/>
+        </w:pict>
+      </w:r>
+    </w:p>
+    <w:bookmarkEnd w:id="13"/>
+    <w:bookmarkStart w:id="15" w:name="Xe36fc4a90ceaaba3442ec8779841200bb4b99f0"/>
+    <w:p>
+      <w:pPr>
+        <w:pStyle w:val="Heading2"/>
+      </w:pPr>
+      <w:r>
+        <w:t xml:space="preserve">Step 1 — Stand up the backup target (MinIO) and install Velero</w:t>
+      </w:r>
+    </w:p>
+    <w:p>
+      <w:pPr>
+        <w:pStyle w:val="Heading3"/>
+      </w:pPr>
+      <w:bookmarkStart w:id="14" w:name="Xb1893f650d671d9b536a191d6e2ebafdbf5cf90"/>
+      <w:r>
+        <w:t xml:space="preserve">⚠️ Check the MinIO image pulls before you teach this</w:t>
+      </w:r>
+      <w:bookmarkEnd w:id="14"/>
+    </w:p>
+    <w:p>
+      <w:pPr>
+        <w:pStyle w:val="BlockText"/>
+      </w:pPr>
+      <w:r>
+        <w:rPr>
+          <w:b/>
+          <w:bCs/>
+        </w:rPr>
+        <w:t xml:space="preserve">Verified 2026-09-25:</w:t>
+      </w:r>
+      <w:r>
+        <w:rPr>
+          <w:b/>
+          <w:bCs/>
+        </w:rPr>
+        <w:t xml:space="preserve"> </w:t>
+      </w:r>
+      <w:r>
+        <w:rPr>
+          <w:rStyle w:val="VerbatimChar"/>
+          <w:b/>
+          <w:bCs/>
+        </w:rPr>
+        <w:t xml:space="preserve">minio/minio</w:t>
+      </w:r>
+      <w:r>
+        <w:rPr>
+          <w:b/>
+          <w:bCs/>
+        </w:rPr>
+        <w:t xml:space="preserve"> </w:t>
+      </w:r>
+      <w:r>
+        <w:rPr>
+          <w:b/>
+          <w:bCs/>
+        </w:rPr>
+        <w:t xml:space="preserve">no longer pulls from Docker Hub.</w:t>
+      </w:r>
+    </w:p>
+    <w:p>
+      <w:pPr>
+        <w:pStyle w:val="SourceCode"/>
+      </w:pPr>
+      <w:r>
+        <w:rPr>
+          <w:rStyle w:val="VerbatimChar"/>
+        </w:rPr>
+        <w:t xml:space="preserve">Error response from daemon: pull access denied for minio/minio,</w:t>
+      </w:r>
+      <w:r>
+        <w:br/>
+      </w:r>
+      <w:r>
+        <w:rPr>
+          <w:rStyle w:val="VerbatimChar"/>
+        </w:rPr>
+        <w:t xml:space="preserve">repository does not exist or may require 'docker login'</w:t>
+      </w:r>
+    </w:p>
+    <w:p>
+      <w:pPr>
+        <w:pStyle w:val="BlockText"/>
+      </w:pPr>
+      <w:r>
+        <w:rPr>
+          <w:rStyle w:val="VerbatimChar"/>
+        </w:rPr>
+        <w:t xml:space="preserve">quay.io/minio/minio</w:t>
+      </w:r>
+      <w:r>
+        <w:t xml:space="preserve"> </w:t>
+      </w:r>
+      <w:r>
+        <w:t xml:space="preserve">returns</w:t>
+      </w:r>
+      <w:r>
+        <w:t xml:space="preserve"> </w:t>
+      </w:r>
+      <w:r>
+        <w:rPr>
+          <w:rStyle w:val="VerbatimChar"/>
+        </w:rPr>
+        <w:t xml:space="preserve">401 Unauthorized</w:t>
+      </w:r>
+      <w:r>
+        <w:t xml:space="preserve"> </w:t>
+      </w:r>
+      <w:r>
+        <w:t xml:space="preserve">and</w:t>
+      </w:r>
+      <w:r>
+        <w:t xml:space="preserve"> </w:t>
+      </w:r>
+      <w:r>
+        <w:rPr>
+          <w:rStyle w:val="VerbatimChar"/>
+        </w:rPr>
+        <w:t xml:space="preserve">bitnami/minio</w:t>
+      </w:r>
+      <w:r>
+        <w:t xml:space="preserve"> </w:t>
+      </w:r>
+      <w:r>
+        <w:t xml:space="preserve">fails too, while Docker Hub</w:t>
+      </w:r>
+      <w:r>
+        <w:t xml:space="preserve"> </w:t>
+      </w:r>
+      <w:r>
+        <w:t xml:space="preserve">itself is fine (</w:t>
+      </w:r>
+      <w:r>
+        <w:rPr>
+          <w:rStyle w:val="VerbatimChar"/>
+        </w:rPr>
+        <w:t xml:space="preserve">alpine:3.20</w:t>
+      </w:r>
+      <w:r>
+        <w:t xml:space="preserve"> </w:t>
+      </w:r>
+      <w:r>
+        <w:t xml:space="preserve">pulls normally). MinIO restricted their public images. If your</w:t>
+      </w:r>
+      <w:r>
+        <w:t xml:space="preserve"> </w:t>
+      </w:r>
+      <w:r>
+        <w:t xml:space="preserve">learners cannot pull it, this lab stops at Step 1.</w:t>
+      </w:r>
+    </w:p>
+    <w:p>
+      <w:pPr>
+        <w:pStyle w:val="BlockText"/>
+      </w:pPr>
+      <w:r>
+        <w:rPr>
+          <w:b/>
+          <w:bCs/>
+        </w:rPr>
+        <w:t xml:space="preserve">Substitutes that do pull, and work as a Velero target:</w:t>
+      </w:r>
+      <w:r>
+        <w:t xml:space="preserve"> </w:t>
+      </w:r>
+      <w:r>
+        <w:rPr>
+          <w:rStyle w:val="VerbatimChar"/>
+        </w:rPr>
+        <w:t xml:space="preserve">chrislusf/seaweedfs</w:t>
+      </w:r>
+      <w:r>
+        <w:t xml:space="preserve">,</w:t>
+      </w:r>
+      <w:r>
+        <w:t xml:space="preserve"> </w:t>
+      </w:r>
+      <w:r>
+        <w:rPr>
+          <w:rStyle w:val="VerbatimChar"/>
+        </w:rPr>
+        <w:t xml:space="preserve">zenko/cloudserver</w:t>
+      </w:r>
+      <w:r>
+        <w:t xml:space="preserve">. SeaweedFS was used to verify the evidence for Steps 6–7 of this lab, with the</w:t>
+      </w:r>
+      <w:r>
+        <w:t xml:space="preserve"> </w:t>
+      </w:r>
+      <w:r>
+        <w:t xml:space="preserve">Service still named</w:t>
+      </w:r>
+      <w:r>
+        <w:t xml:space="preserve"> </w:t>
+      </w:r>
+      <w:r>
+        <w:rPr>
+          <w:rStyle w:val="VerbatimChar"/>
+        </w:rPr>
+        <w:t xml:space="preserve">minio</w:t>
+      </w:r>
+      <w:r>
+        <w:t xml:space="preserve"> </w:t>
+      </w:r>
+      <w:r>
+        <w:t xml:space="preserve">so nothing else changes.</w:t>
+      </w:r>
+    </w:p>
+    <w:p>
+      <w:pPr>
+        <w:pStyle w:val="BlockText"/>
+      </w:pPr>
+      <w:r>
+        <w:t xml:space="preserve">⚠️</w:t>
+      </w:r>
+      <w:r>
+        <w:t xml:space="preserve"> </w:t>
+      </w:r>
+      <w:r>
+        <w:rPr>
+          <w:b/>
+          <w:bCs/>
+        </w:rPr>
+        <w:t xml:space="preserve">If you substitute, file-system backup needs real S3 auth.</w:t>
+      </w:r>
+      <w:r>
+        <w:t xml:space="preserve"> </w:t>
+      </w:r>
+      <w:r>
+        <w:t xml:space="preserve">SeaweedFS refuses signed requests</w:t>
+      </w:r>
+      <w:r>
+        <w:t xml:space="preserve"> </w:t>
+      </w:r>
+      <w:r>
+        <w:t xml:space="preserve">unless</w:t>
+      </w:r>
+      <w:r>
+        <w:t xml:space="preserve"> </w:t>
+      </w:r>
+      <w:r>
+        <w:rPr>
+          <w:rStyle w:val="VerbatimChar"/>
+        </w:rPr>
+        <w:t xml:space="preserve">-s3.config</w:t>
+      </w:r>
+      <w:r>
+        <w:t xml:space="preserve"> </w:t>
+      </w:r>
+      <w:r>
+        <w:t xml:space="preserve">defines credentials — kopia's repository init fails with</w:t>
+      </w:r>
+      <w:r>
+        <w:t xml:space="preserve"> </w:t>
+      </w:r>
+      <w:r>
+        <w:rPr>
+          <w:i/>
+          <w:iCs/>
+        </w:rPr>
+        <w:t xml:space="preserve">"Signed request</w:t>
+      </w:r>
+      <w:r>
+        <w:rPr>
+          <w:i/>
+          <w:iCs/>
+        </w:rPr>
+        <w:t xml:space="preserve"> </w:t>
+      </w:r>
+      <w:r>
+        <w:rPr>
+          <w:i/>
+          <w:iCs/>
+        </w:rPr>
+        <w:t xml:space="preserve">requires setting up SeaweedFS S3 authentication"</w:t>
+      </w:r>
+      <w:r>
+        <w:t xml:space="preserve"> </w:t>
+      </w:r>
+      <w:r>
+        <w:t xml:space="preserve">while metadata-only backups keep working. The</w:t>
+      </w:r>
+      <w:r>
+        <w:t xml:space="preserve"> </w:t>
+      </w:r>
+      <w:r>
+        <w:t xml:space="preserve">symptom is a backup that reports</w:t>
+      </w:r>
+      <w:r>
+        <w:t xml:space="preserve"> </w:t>
+      </w:r>
+      <w:r>
+        <w:rPr>
+          <w:rStyle w:val="VerbatimChar"/>
+        </w:rPr>
+        <w:t xml:space="preserve">PartiallyFailed</w:t>
+      </w:r>
+      <w:r>
+        <w:t xml:space="preserve"> </w:t>
+      </w:r>
+      <w:r>
+        <w:t xml:space="preserve">with no</w:t>
+      </w:r>
+      <w:r>
+        <w:t xml:space="preserve"> </w:t>
+      </w:r>
+      <w:r>
+        <w:rPr>
+          <w:rStyle w:val="VerbatimChar"/>
+        </w:rPr>
+        <w:t xml:space="preserve">PodVolumeBackup</w:t>
+      </w:r>
+      <w:r>
+        <w:t xml:space="preserve"> </w:t>
+      </w:r>
+      <w:r>
+        <w:t xml:space="preserve">objects. Mirror the</w:t>
+      </w:r>
+      <w:r>
+        <w:t xml:space="preserve"> </w:t>
+      </w:r>
+      <w:r>
+        <w:t xml:space="preserve">credentials in your Velero secret. Plain MinIO or real S3 does not have this problem.</w:t>
+      </w:r>
+    </w:p>
+    <w:p>
+      <w:pPr>
+        <w:pStyle w:val="BlockText"/>
+      </w:pPr>
+      <w:r>
+        <w:t xml:space="preserve">Check the pull before the session — it is a one-line test and it is the difference between the lab</w:t>
+      </w:r>
+      <w:r>
+        <w:t xml:space="preserve"> </w:t>
+      </w:r>
+      <w:r>
+        <w:t xml:space="preserve">running and not.</w:t>
+      </w:r>
+    </w:p>
+    <w:p>
+      <w:pPr>
+        <w:pStyle w:val="FirstParagraph"/>
+      </w:pPr>
+      <w:r>
+        <w:rPr>
+          <w:b/>
+          <w:bCs/>
+        </w:rPr>
+        <w:t xml:space="preserve">Goal:</w:t>
+      </w:r>
+      <w:r>
+        <w:t xml:space="preserve"> </w:t>
+      </w:r>
+      <w:r>
+        <w:t xml:space="preserve">deploy MinIO as an S3 target, create a bucket, and install Velero pointing at it.</w:t>
+      </w:r>
+    </w:p>
+    <w:p>
+      <w:pPr>
+        <w:pStyle w:val="BodyText"/>
+      </w:pPr>
+      <w:r>
+        <w:rPr>
+          <w:b/>
+          <w:bCs/>
+        </w:rPr>
+        <w:t xml:space="preserve">1. Deploy MinIO and a Service</w:t>
+      </w:r>
+      <w:r>
+        <w:t xml:space="preserve"> </w:t>
+      </w:r>
+      <w:r>
+        <w:t xml:space="preserve">(MinIO dropped its</w:t>
+      </w:r>
+      <w:r>
+        <w:t xml:space="preserve"> </w:t>
+      </w:r>
+      <w:r>
+        <w:rPr>
+          <w:rStyle w:val="VerbatimChar"/>
+        </w:rPr>
+        <w:t xml:space="preserve">latest</w:t>
+      </w:r>
+      <w:r>
+        <w:t xml:space="preserve"> </w:t>
+      </w:r>
+      <w:r>
+        <w:t xml:space="preserve">tag, so use a current</w:t>
+      </w:r>
+      <w:r>
+        <w:t xml:space="preserve"> </w:t>
+      </w:r>
+      <w:r>
+        <w:rPr>
+          <w:rStyle w:val="VerbatimChar"/>
+        </w:rPr>
+        <w:t xml:space="preserve">RELEASE.*</w:t>
+      </w:r>
+      <w:r>
+        <w:t xml:space="preserve"> </w:t>
+      </w:r>
+      <w:r>
+        <w:t xml:space="preserve">image — the quay.io mirror is reliable):</w:t>
+      </w:r>
+    </w:p>
+    <w:p>
+      <w:pPr>
+        <w:pStyle w:val="SourceCode"/>
+      </w:pPr>
+      <w:r>
+        <w:rPr>
+          <w:rStyle w:val="ExtensionTok"/>
+        </w:rPr>
+        <w:t xml:space="preserve">kubectl</w:t>
+      </w:r>
+      <w:r>
+        <w:rPr>
+          <w:rStyle w:val="NormalTok"/>
+        </w:rPr>
+        <w:t xml:space="preserve"> create namespace velero</w:t>
+      </w:r>
+      <w:r>
+        <w:br/>
+      </w:r>
+      <w:r>
+        <w:rPr>
+          <w:rStyle w:val="ExtensionTok"/>
+        </w:rPr>
+        <w:t xml:space="preserve">kubectl</w:t>
+      </w:r>
+      <w:r>
+        <w:rPr>
+          <w:rStyle w:val="NormalTok"/>
+        </w:rPr>
+        <w:t xml:space="preserve"> apply </w:t>
+      </w:r>
+      <w:r>
+        <w:rPr>
+          <w:rStyle w:val="AttributeTok"/>
+        </w:rPr>
+        <w:t xml:space="preserve">-n</w:t>
+      </w:r>
+      <w:r>
+        <w:rPr>
+          <w:rStyle w:val="NormalTok"/>
+        </w:rPr>
+        <w:t xml:space="preserve"> velero </w:t>
+      </w:r>
+      <w:r>
+        <w:rPr>
+          <w:rStyle w:val="AttributeTok"/>
+        </w:rPr>
+        <w:t xml:space="preserve">-f</w:t>
+      </w:r>
+      <w:r>
+        <w:rPr>
+          <w:rStyle w:val="NormalTok"/>
+        </w:rPr>
+        <w:t xml:space="preserve"> </w:t>
+      </w:r>
+      <w:r>
+        <w:rPr>
+          <w:rStyle w:val="AttributeTok"/>
+        </w:rPr>
+        <w:t xml:space="preserve">-</w:t>
+      </w:r>
+      <w:r>
+        <w:rPr>
+          <w:rStyle w:val="NormalTok"/>
+        </w:rPr>
+        <w:t xml:space="preserve"> </w:t>
+      </w:r>
+      <w:r>
+        <w:rPr>
+          <w:rStyle w:val="OperatorTok"/>
+        </w:rPr>
+        <w:t xml:space="preserve">&lt;&lt;'EOF'</w:t>
+      </w:r>
+      <w:r>
+        <w:br/>
+      </w:r>
+      <w:r>
+        <w:rPr>
+          <w:rStyle w:val="StringTok"/>
+        </w:rPr>
+        <w:t xml:space="preserve">apiVersion: apps/v1</w:t>
+      </w:r>
+      <w:r>
+        <w:br/>
+      </w:r>
+      <w:r>
+        <w:rPr>
+          <w:rStyle w:val="StringTok"/>
+        </w:rPr>
+        <w:t xml:space="preserve">kind: Deployment</w:t>
+      </w:r>
+      <w:r>
+        <w:br/>
+      </w:r>
+      <w:r>
+        <w:rPr>
+          <w:rStyle w:val="StringTok"/>
+        </w:rPr>
+        <w:t xml:space="preserve">metadata: {name: minio, labels: {app: minio}}</w:t>
+      </w:r>
+      <w:r>
+        <w:br/>
+      </w:r>
+      <w:r>
+        <w:rPr>
+          <w:rStyle w:val="StringTok"/>
+        </w:rPr>
+        <w:t xml:space="preserve">spec:</w:t>
+      </w:r>
+      <w:r>
+        <w:br/>
+      </w:r>
+      <w:r>
+        <w:rPr>
+          <w:rStyle w:val="StringTok"/>
+        </w:rPr>
+        <w:t xml:space="preserve">  replicas: 1</w:t>
+      </w:r>
+      <w:r>
+        <w:br/>
+      </w:r>
+      <w:r>
+        <w:rPr>
+          <w:rStyle w:val="StringTok"/>
+        </w:rPr>
+        <w:t xml:space="preserve">  selector: {matchLabels: {app: minio}}</w:t>
+      </w:r>
+      <w:r>
+        <w:br/>
+      </w:r>
+      <w:r>
+        <w:rPr>
+          <w:rStyle w:val="StringTok"/>
+        </w:rPr>
+        <w:t xml:space="preserve">  template:</w:t>
+      </w:r>
+      <w:r>
+        <w:br/>
+      </w:r>
+      <w:r>
+        <w:rPr>
+          <w:rStyle w:val="StringTok"/>
+        </w:rPr>
+        <w:t xml:space="preserve">    metadata: {labels: {app: minio}}</w:t>
+      </w:r>
+      <w:r>
+        <w:br/>
+      </w:r>
+      <w:r>
+        <w:rPr>
+          <w:rStyle w:val="StringTok"/>
+        </w:rPr>
+        <w:t xml:space="preserve">    spec:</w:t>
+      </w:r>
+      <w:r>
+        <w:br/>
+      </w:r>
+      <w:r>
+        <w:rPr>
+          <w:rStyle w:val="StringTok"/>
+        </w:rPr>
+        <w:t xml:space="preserve">      containers:</w:t>
+      </w:r>
+      <w:r>
+        <w:br/>
+      </w:r>
+      <w:r>
+        <w:rPr>
+          <w:rStyle w:val="StringTok"/>
+        </w:rPr>
+        <w:t xml:space="preserve">        - name: minio</w:t>
+      </w:r>
+      <w:r>
+        <w:br/>
+      </w:r>
+      <w:r>
+        <w:rPr>
+          <w:rStyle w:val="StringTok"/>
+        </w:rPr>
+        <w:t xml:space="preserve">          image: quay.io/minio/minio:RELEASE.2025-09-07T16-13-09Z-cpuv1</w:t>
+      </w:r>
+      <w:r>
+        <w:br/>
+      </w:r>
+      <w:r>
+        <w:rPr>
+          <w:rStyle w:val="StringTok"/>
+        </w:rPr>
+        <w:t xml:space="preserve">          args: ["server", "/data", "--console-address", ":9001"]</w:t>
+      </w:r>
+      <w:r>
+        <w:br/>
+      </w:r>
+      <w:r>
+        <w:rPr>
+          <w:rStyle w:val="StringTok"/>
+        </w:rPr>
+        <w:t xml:space="preserve">          env:</w:t>
+      </w:r>
+      <w:r>
+        <w:br/>
+      </w:r>
+      <w:r>
+        <w:rPr>
+          <w:rStyle w:val="StringTok"/>
+        </w:rPr>
+        <w:t xml:space="preserve">            - {name: MINIO_ROOT_USER, value: minioadmin}</w:t>
+      </w:r>
+      <w:r>
+        <w:br/>
+      </w:r>
+      <w:r>
+        <w:rPr>
+          <w:rStyle w:val="StringTok"/>
+        </w:rPr>
+        <w:t xml:space="preserve">            - {name: MINIO_ROOT_PASSWORD, value: minioadmin}</w:t>
+      </w:r>
+      <w:r>
+        <w:br/>
+      </w:r>
+      <w:r>
+        <w:rPr>
+          <w:rStyle w:val="StringTok"/>
+        </w:rPr>
+        <w:t xml:space="preserve">          ports: [{containerPort: 9000}]</w:t>
+      </w:r>
+      <w:r>
+        <w:br/>
+      </w:r>
+      <w:r>
+        <w:rPr>
+          <w:rStyle w:val="StringTok"/>
+        </w:rPr>
+        <w:t xml:space="preserve">---</w:t>
+      </w:r>
+      <w:r>
+        <w:br/>
+      </w:r>
+      <w:r>
+        <w:rPr>
+          <w:rStyle w:val="StringTok"/>
+        </w:rPr>
+        <w:t xml:space="preserve">apiVersion: v1</w:t>
+      </w:r>
+      <w:r>
+        <w:br/>
+      </w:r>
+      <w:r>
+        <w:rPr>
+          <w:rStyle w:val="StringTok"/>
+        </w:rPr>
+        <w:t xml:space="preserve">kind: Service</w:t>
+      </w:r>
+      <w:r>
+        <w:br/>
+      </w:r>
+      <w:r>
+        <w:rPr>
+          <w:rStyle w:val="StringTok"/>
+        </w:rPr>
+        <w:t xml:space="preserve">metadata: {name: minio}</w:t>
+      </w:r>
+      <w:r>
+        <w:br/>
+      </w:r>
+      <w:r>
+        <w:rPr>
+          <w:rStyle w:val="StringTok"/>
+        </w:rPr>
+        <w:t xml:space="preserve">spec:</w:t>
+      </w:r>
+      <w:r>
+        <w:br/>
+      </w:r>
+      <w:r>
+        <w:rPr>
+          <w:rStyle w:val="StringTok"/>
+        </w:rPr>
+        <w:t xml:space="preserve">  selector: {app: minio}</w:t>
+      </w:r>
+      <w:r>
+        <w:br/>
+      </w:r>
+      <w:r>
+        <w:rPr>
+          <w:rStyle w:val="StringTok"/>
+        </w:rPr>
+        <w:t xml:space="preserve">  ports: [{port: 9000, targetPort: 9000}]</w:t>
+      </w:r>
+      <w:r>
+        <w:br/>
+      </w:r>
+      <w:r>
+        <w:rPr>
+          <w:rStyle w:val="OperatorTok"/>
+        </w:rPr>
+        <w:t xml:space="preserve">EOF</w:t>
+      </w:r>
+      <w:r>
+        <w:br/>
+      </w:r>
+      <w:r>
+        <w:rPr>
+          <w:rStyle w:val="ExtensionTok"/>
+        </w:rPr>
+        <w:t xml:space="preserve">kubectl</w:t>
+      </w:r>
+      <w:r>
+        <w:rPr>
+          <w:rStyle w:val="NormalTok"/>
+        </w:rPr>
+        <w:t xml:space="preserve"> </w:t>
+      </w:r>
+      <w:r>
+        <w:rPr>
+          <w:rStyle w:val="AttributeTok"/>
+        </w:rPr>
+        <w:t xml:space="preserve">-n</w:t>
+      </w:r>
+      <w:r>
+        <w:rPr>
+          <w:rStyle w:val="NormalTok"/>
+        </w:rPr>
+        <w:t xml:space="preserve"> velero rollout status deployment/minio </w:t>
+      </w:r>
+      <w:r>
+        <w:rPr>
+          <w:rStyle w:val="AttributeTok"/>
+        </w:rPr>
+        <w:t xml:space="preserve">--timeout</w:t>
+      </w:r>
+      <w:r>
+        <w:rPr>
+          <w:rStyle w:val="OperatorTok"/>
+        </w:rPr>
+        <w:t xml:space="preserve">=</w:t>
+      </w:r>
+      <w:r>
+        <w:rPr>
+          <w:rStyle w:val="NormalTok"/>
+        </w:rPr>
+        <w:t xml:space="preserve">150s</w:t>
+      </w:r>
+    </w:p>
+    <w:p>
+      <w:pPr>
+        <w:pStyle w:val="FirstParagraph"/>
+      </w:pPr>
+      <w:r>
+        <w:rPr>
+          <w:b/>
+          <w:bCs/>
+        </w:rPr>
+        <w:t xml:space="preserve">2. Create the</w:t>
+      </w:r>
+      <w:r>
+        <w:rPr>
+          <w:b/>
+          <w:bCs/>
+        </w:rPr>
+        <w:t xml:space="preserve"> </w:t>
+      </w:r>
+      <w:r>
+        <w:rPr>
+          <w:rStyle w:val="VerbatimChar"/>
+          <w:b/>
+          <w:bCs/>
+        </w:rPr>
+        <w:t xml:space="preserve">velero</w:t>
+      </w:r>
+      <w:r>
+        <w:rPr>
+          <w:b/>
+          <w:bCs/>
+        </w:rPr>
+        <w:t xml:space="preserve"> </w:t>
+      </w:r>
+      <w:r>
+        <w:rPr>
+          <w:b/>
+          <w:bCs/>
+        </w:rPr>
+        <w:t xml:space="preserve">bucket</w:t>
+      </w:r>
+      <w:r>
+        <w:t xml:space="preserve"> </w:t>
+      </w:r>
+      <w:r>
+        <w:t xml:space="preserve">with a one-shot</w:t>
+      </w:r>
+      <w:r>
+        <w:t xml:space="preserve"> </w:t>
+      </w:r>
+      <w:r>
+        <w:rPr>
+          <w:rStyle w:val="VerbatimChar"/>
+        </w:rPr>
+        <w:t xml:space="preserve">mc</w:t>
+      </w:r>
+      <w:r>
+        <w:t xml:space="preserve"> </w:t>
+      </w:r>
+      <w:r>
+        <w:t xml:space="preserve">(MinIO client) Job:</w:t>
+      </w:r>
+    </w:p>
+    <w:p>
+      <w:pPr>
+        <w:pStyle w:val="SourceCode"/>
+      </w:pPr>
+      <w:r>
+        <w:rPr>
+          <w:rStyle w:val="ExtensionTok"/>
+        </w:rPr>
+        <w:t xml:space="preserve">kubectl</w:t>
+      </w:r>
+      <w:r>
+        <w:rPr>
+          <w:rStyle w:val="NormalTok"/>
+        </w:rPr>
+        <w:t xml:space="preserve"> </w:t>
+      </w:r>
+      <w:r>
+        <w:rPr>
+          <w:rStyle w:val="AttributeTok"/>
+        </w:rPr>
+        <w:t xml:space="preserve">-n</w:t>
+      </w:r>
+      <w:r>
+        <w:rPr>
+          <w:rStyle w:val="NormalTok"/>
+        </w:rPr>
+        <w:t xml:space="preserve"> velero apply </w:t>
+      </w:r>
+      <w:r>
+        <w:rPr>
+          <w:rStyle w:val="AttributeTok"/>
+        </w:rPr>
+        <w:t xml:space="preserve">-f</w:t>
+      </w:r>
+      <w:r>
+        <w:rPr>
+          <w:rStyle w:val="NormalTok"/>
+        </w:rPr>
+        <w:t xml:space="preserve"> </w:t>
+      </w:r>
+      <w:r>
+        <w:rPr>
+          <w:rStyle w:val="AttributeTok"/>
+        </w:rPr>
+        <w:t xml:space="preserve">-</w:t>
+      </w:r>
+      <w:r>
+        <w:rPr>
+          <w:rStyle w:val="NormalTok"/>
+        </w:rPr>
+        <w:t xml:space="preserve"> </w:t>
+      </w:r>
+      <w:r>
+        <w:rPr>
+          <w:rStyle w:val="OperatorTok"/>
+        </w:rPr>
+        <w:t xml:space="preserve">&lt;&lt;'EOF'</w:t>
+      </w:r>
+      <w:r>
+        <w:br/>
+      </w:r>
+      <w:r>
+        <w:rPr>
+          <w:rStyle w:val="StringTok"/>
+        </w:rPr>
+        <w:t xml:space="preserve">apiVersion: batch/v1</w:t>
+      </w:r>
+      <w:r>
+        <w:br/>
+      </w:r>
+      <w:r>
+        <w:rPr>
+          <w:rStyle w:val="StringTok"/>
+        </w:rPr>
+        <w:t xml:space="preserve">kind: Job</w:t>
+      </w:r>
+      <w:r>
+        <w:br/>
+      </w:r>
+      <w:r>
+        <w:rPr>
+          <w:rStyle w:val="StringTok"/>
+        </w:rPr>
+        <w:t xml:space="preserve">metadata: {name: mc-mkbucket}</w:t>
+      </w:r>
+      <w:r>
+        <w:br/>
+      </w:r>
+      <w:r>
+        <w:rPr>
+          <w:rStyle w:val="StringTok"/>
+        </w:rPr>
+        <w:t xml:space="preserve">spec:</w:t>
+      </w:r>
+      <w:r>
+        <w:br/>
+      </w:r>
+      <w:r>
+        <w:rPr>
+          <w:rStyle w:val="StringTok"/>
+        </w:rPr>
+        <w:t xml:space="preserve">  backoffLimit: 3</w:t>
+      </w:r>
+      <w:r>
+        <w:br/>
+      </w:r>
+      <w:r>
+        <w:rPr>
+          <w:rStyle w:val="StringTok"/>
+        </w:rPr>
+        <w:t xml:space="preserve">  template:</w:t>
+      </w:r>
+      <w:r>
+        <w:br/>
+      </w:r>
+      <w:r>
+        <w:rPr>
+          <w:rStyle w:val="StringTok"/>
+        </w:rPr>
+        <w:t xml:space="preserve">    spec:</w:t>
+      </w:r>
+      <w:r>
+        <w:br/>
+      </w:r>
+      <w:r>
+        <w:rPr>
+          <w:rStyle w:val="StringTok"/>
+        </w:rPr>
+        <w:t xml:space="preserve">      restartPolicy: OnFailure</w:t>
+      </w:r>
+      <w:r>
+        <w:br/>
+      </w:r>
+      <w:r>
+        <w:rPr>
+          <w:rStyle w:val="StringTok"/>
+        </w:rPr>
+        <w:t xml:space="preserve">      containers:</w:t>
+      </w:r>
+      <w:r>
+        <w:br/>
+      </w:r>
+      <w:r>
+        <w:rPr>
+          <w:rStyle w:val="StringTok"/>
+        </w:rPr>
+        <w:t xml:space="preserve">        - name: mc</w:t>
+      </w:r>
+      <w:r>
+        <w:br/>
+      </w:r>
+      <w:r>
+        <w:rPr>
+          <w:rStyle w:val="StringTok"/>
+        </w:rPr>
+        <w:t xml:space="preserve">          image: quay.io/minio/mc:RELEASE.2025-08-13T08-35-41Z-cpuv1</w:t>
+      </w:r>
+      <w:r>
+        <w:br/>
+      </w:r>
+      <w:r>
+        <w:rPr>
+          <w:rStyle w:val="StringTok"/>
+        </w:rPr>
+        <w:t xml:space="preserve">          command: ["sh","-c","until mc alias set local http://minio:9000 minioadmin minioadmin; do sleep 2; done; mc mb -p local/velero; mc ls local"]</w:t>
+      </w:r>
+      <w:r>
+        <w:br/>
+      </w:r>
+      <w:r>
+        <w:rPr>
+          <w:rStyle w:val="OperatorTok"/>
+        </w:rPr>
+        <w:t xml:space="preserve">EOF</w:t>
+      </w:r>
+      <w:r>
+        <w:br/>
+      </w:r>
+      <w:r>
+        <w:rPr>
+          <w:rStyle w:val="ExtensionTok"/>
+        </w:rPr>
+        <w:t xml:space="preserve">kubectl</w:t>
+      </w:r>
+      <w:r>
+        <w:rPr>
+          <w:rStyle w:val="NormalTok"/>
+        </w:rPr>
+        <w:t xml:space="preserve"> </w:t>
+      </w:r>
+      <w:r>
+        <w:rPr>
+          <w:rStyle w:val="AttributeTok"/>
+        </w:rPr>
+        <w:t xml:space="preserve">-n</w:t>
+      </w:r>
+      <w:r>
+        <w:rPr>
+          <w:rStyle w:val="NormalTok"/>
+        </w:rPr>
+        <w:t xml:space="preserve"> velero wait </w:t>
+      </w:r>
+      <w:r>
+        <w:rPr>
+          <w:rStyle w:val="AttributeTok"/>
+        </w:rPr>
+        <w:t xml:space="preserve">--for</w:t>
+      </w:r>
+      <w:r>
+        <w:rPr>
+          <w:rStyle w:val="OperatorTok"/>
+        </w:rPr>
+        <w:t xml:space="preserve">=</w:t>
+      </w:r>
+      <w:r>
+        <w:rPr>
+          <w:rStyle w:val="NormalTok"/>
+        </w:rPr>
+        <w:t xml:space="preserve">condition=complete job/mc-mkbucket </w:t>
+      </w:r>
+      <w:r>
+        <w:rPr>
+          <w:rStyle w:val="AttributeTok"/>
+        </w:rPr>
+        <w:t xml:space="preserve">--timeout</w:t>
+      </w:r>
+      <w:r>
+        <w:rPr>
+          <w:rStyle w:val="OperatorTok"/>
+        </w:rPr>
+        <w:t xml:space="preserve">=</w:t>
+      </w:r>
+      <w:r>
+        <w:rPr>
+          <w:rStyle w:val="NormalTok"/>
+        </w:rPr>
+        <w:t xml:space="preserve">120s</w:t>
+      </w:r>
+    </w:p>
+    <w:p>
+      <w:pPr>
+        <w:pStyle w:val="FirstParagraph"/>
+      </w:pPr>
+      <w:r>
+        <w:rPr>
+          <w:b/>
+          <w:bCs/>
+        </w:rPr>
+        <w:t xml:space="preserve">3. Install Velero</w:t>
+      </w:r>
+      <w:r>
+        <w:t xml:space="preserve"> </w:t>
+      </w:r>
+      <w:r>
+        <w:t xml:space="preserve">pointing at MinIO (these are throwaway MinIO creds, not cloud credentials):</w:t>
+      </w:r>
+    </w:p>
+    <w:p>
+      <w:pPr>
+        <w:pStyle w:val="SourceCode"/>
+      </w:pPr>
+      <w:r>
+        <w:rPr>
+          <w:rStyle w:val="FunctionTok"/>
+        </w:rPr>
+        <w:t xml:space="preserve">cat</w:t>
+      </w:r>
+      <w:r>
+        <w:rPr>
+          <w:rStyle w:val="NormalTok"/>
+        </w:rPr>
+        <w:t xml:space="preserve"> </w:t>
+      </w:r>
+      <w:r>
+        <w:rPr>
+          <w:rStyle w:val="OperatorTok"/>
+        </w:rPr>
+        <w:t xml:space="preserve">&gt;</w:t>
+      </w:r>
+      <w:r>
+        <w:rPr>
+          <w:rStyle w:val="NormalTok"/>
+        </w:rPr>
+        <w:t xml:space="preserve"> /tmp/velero-creds </w:t>
+      </w:r>
+      <w:r>
+        <w:rPr>
+          <w:rStyle w:val="OperatorTok"/>
+        </w:rPr>
+        <w:t xml:space="preserve">&lt;&lt;'EOF'</w:t>
+      </w:r>
+      <w:r>
+        <w:br/>
+      </w:r>
+      <w:r>
+        <w:rPr>
+          <w:rStyle w:val="StringTok"/>
+        </w:rPr>
+        <w:t xml:space="preserve">[default]</w:t>
+      </w:r>
+      <w:r>
+        <w:br/>
+      </w:r>
+      <w:r>
+        <w:rPr>
+          <w:rStyle w:val="StringTok"/>
+        </w:rPr>
+        <w:t xml:space="preserve">aws_access_key_id=minioadmin</w:t>
+      </w:r>
+      <w:r>
+        <w:br/>
+      </w:r>
+      <w:r>
+        <w:rPr>
+          <w:rStyle w:val="StringTok"/>
+        </w:rPr>
+        <w:t xml:space="preserve">aws_secret_access_key=minioadmin</w:t>
+      </w:r>
+      <w:r>
+        <w:br/>
+      </w:r>
+      <w:r>
+        <w:rPr>
+          <w:rStyle w:val="OperatorTok"/>
+        </w:rPr>
+        <w:t xml:space="preserve">EOF</w:t>
+      </w:r>
+      <w:r>
+        <w:br/>
+      </w:r>
+      <w:r>
+        <w:br/>
+      </w:r>
+      <w:r>
+        <w:rPr>
+          <w:rStyle w:val="ExtensionTok"/>
+        </w:rPr>
+        <w:t xml:space="preserve">velero</w:t>
+      </w:r>
+      <w:r>
+        <w:rPr>
+          <w:rStyle w:val="NormalTok"/>
+        </w:rPr>
+        <w:t xml:space="preserve"> install </w:t>
+      </w:r>
+      <w:r>
+        <w:rPr>
+          <w:rStyle w:val="DataTypeTok"/>
+        </w:rPr>
+        <w:t xml:space="preserve">\</w:t>
+      </w:r>
+      <w:r>
+        <w:br/>
+      </w:r>
+      <w:r>
+        <w:rPr>
+          <w:rStyle w:val="NormalTok"/>
+        </w:rPr>
+        <w:t xml:space="preserve">  </w:t>
+      </w:r>
+      <w:r>
+        <w:rPr>
+          <w:rStyle w:val="AttributeTok"/>
+        </w:rPr>
+        <w:t xml:space="preserve">--provider</w:t>
+      </w:r>
+      <w:r>
+        <w:rPr>
+          <w:rStyle w:val="NormalTok"/>
+        </w:rPr>
+        <w:t xml:space="preserve"> aws </w:t>
+      </w:r>
+      <w:r>
+        <w:rPr>
+          <w:rStyle w:val="DataTypeTok"/>
+        </w:rPr>
+        <w:t xml:space="preserve">\</w:t>
+      </w:r>
+      <w:r>
+        <w:br/>
+      </w:r>
+      <w:r>
+        <w:rPr>
+          <w:rStyle w:val="NormalTok"/>
+        </w:rPr>
+        <w:t xml:space="preserve">  </w:t>
+      </w:r>
+      <w:r>
+        <w:rPr>
+          <w:rStyle w:val="AttributeTok"/>
+        </w:rPr>
+        <w:t xml:space="preserve">--plugins</w:t>
+      </w:r>
+      <w:r>
+        <w:rPr>
+          <w:rStyle w:val="NormalTok"/>
+        </w:rPr>
+        <w:t xml:space="preserve"> velero/velero-plugin-for-aws:v1.11.1 </w:t>
+      </w:r>
+      <w:r>
+        <w:rPr>
+          <w:rStyle w:val="DataTypeTok"/>
+        </w:rPr>
+        <w:t xml:space="preserve">\</w:t>
+      </w:r>
+      <w:r>
+        <w:br/>
+      </w:r>
+      <w:r>
+        <w:rPr>
+          <w:rStyle w:val="NormalTok"/>
+        </w:rPr>
+        <w:t xml:space="preserve">  </w:t>
+      </w:r>
+      <w:r>
+        <w:rPr>
+          <w:rStyle w:val="AttributeTok"/>
+        </w:rPr>
+        <w:t xml:space="preserve">--bucket</w:t>
+      </w:r>
+      <w:r>
+        <w:rPr>
+          <w:rStyle w:val="NormalTok"/>
+        </w:rPr>
+        <w:t xml:space="preserve"> velero </w:t>
+      </w:r>
+      <w:r>
+        <w:rPr>
+          <w:rStyle w:val="DataTypeTok"/>
+        </w:rPr>
+        <w:t xml:space="preserve">\</w:t>
+      </w:r>
+      <w:r>
+        <w:br/>
+      </w:r>
+      <w:r>
+        <w:rPr>
+          <w:rStyle w:val="NormalTok"/>
+        </w:rPr>
+        <w:t xml:space="preserve">  </w:t>
+      </w:r>
+      <w:r>
+        <w:rPr>
+          <w:rStyle w:val="AttributeTok"/>
+        </w:rPr>
+        <w:t xml:space="preserve">--secret-file</w:t>
+      </w:r>
+      <w:r>
+        <w:rPr>
+          <w:rStyle w:val="NormalTok"/>
+        </w:rPr>
+        <w:t xml:space="preserve"> /tmp/velero-creds </w:t>
+      </w:r>
+      <w:r>
+        <w:rPr>
+          <w:rStyle w:val="DataTypeTok"/>
+        </w:rPr>
+        <w:t xml:space="preserve">\</w:t>
+      </w:r>
+      <w:r>
+        <w:br/>
+      </w:r>
+      <w:r>
+        <w:rPr>
+          <w:rStyle w:val="NormalTok"/>
+        </w:rPr>
+        <w:t xml:space="preserve">  </w:t>
+      </w:r>
+      <w:r>
+        <w:rPr>
+          <w:rStyle w:val="AttributeTok"/>
+        </w:rPr>
+        <w:t xml:space="preserve">--use-volume-snapshots</w:t>
+      </w:r>
+      <w:r>
+        <w:rPr>
+          <w:rStyle w:val="OperatorTok"/>
+        </w:rPr>
+        <w:t xml:space="preserve">=</w:t>
+      </w:r>
+      <w:r>
+        <w:rPr>
+          <w:rStyle w:val="NormalTok"/>
+        </w:rPr>
+        <w:t xml:space="preserve">false </w:t>
+      </w:r>
+      <w:r>
+        <w:rPr>
+          <w:rStyle w:val="DataTypeTok"/>
+        </w:rPr>
+        <w:t xml:space="preserve">\</w:t>
+      </w:r>
+      <w:r>
+        <w:br/>
+      </w:r>
+      <w:r>
+        <w:rPr>
+          <w:rStyle w:val="NormalTok"/>
+        </w:rPr>
+        <w:t xml:space="preserve">  </w:t>
+      </w:r>
+      <w:r>
+        <w:rPr>
+          <w:rStyle w:val="AttributeTok"/>
+        </w:rPr>
+        <w:t xml:space="preserve">--use-node-agent</w:t>
+      </w:r>
+      <w:r>
+        <w:rPr>
+          <w:rStyle w:val="NormalTok"/>
+        </w:rPr>
+        <w:t xml:space="preserve"> </w:t>
+      </w:r>
+      <w:r>
+        <w:rPr>
+          <w:rStyle w:val="DataTypeTok"/>
+        </w:rPr>
+        <w:t xml:space="preserve">\</w:t>
+      </w:r>
+      <w:r>
+        <w:br/>
+      </w:r>
+      <w:r>
+        <w:rPr>
+          <w:rStyle w:val="NormalTok"/>
+        </w:rPr>
+        <w:t xml:space="preserve">  </w:t>
+      </w:r>
+      <w:r>
+        <w:rPr>
+          <w:rStyle w:val="AttributeTok"/>
+        </w:rPr>
+        <w:t xml:space="preserve">--backup-location-config</w:t>
+      </w:r>
+      <w:r>
+        <w:rPr>
+          <w:rStyle w:val="NormalTok"/>
+        </w:rPr>
+        <w:t xml:space="preserve"> region=minio,s3ForcePathStyle=true,s3Url=http://minio.velero.svc:9000 </w:t>
+      </w:r>
+      <w:r>
+        <w:rPr>
+          <w:rStyle w:val="DataTypeTok"/>
+        </w:rPr>
+        <w:t xml:space="preserve">\</w:t>
+      </w:r>
+      <w:r>
+        <w:br/>
+      </w:r>
+      <w:r>
+        <w:rPr>
+          <w:rStyle w:val="NormalTok"/>
+        </w:rPr>
+        <w:t xml:space="preserve">  </w:t>
+      </w:r>
+      <w:r>
+        <w:rPr>
+          <w:rStyle w:val="AttributeTok"/>
+        </w:rPr>
+        <w:t xml:space="preserve">--namespace</w:t>
+      </w:r>
+      <w:r>
+        <w:rPr>
+          <w:rStyle w:val="NormalTok"/>
+        </w:rPr>
+        <w:t xml:space="preserve"> velero</w:t>
+      </w:r>
+      <w:r>
+        <w:br/>
+      </w:r>
+      <w:r>
+        <w:br/>
+      </w:r>
+      <w:r>
+        <w:rPr>
+          <w:rStyle w:val="ExtensionTok"/>
+        </w:rPr>
+        <w:t xml:space="preserve">kubectl</w:t>
+      </w:r>
+      <w:r>
+        <w:rPr>
+          <w:rStyle w:val="NormalTok"/>
+        </w:rPr>
+        <w:t xml:space="preserve"> </w:t>
+      </w:r>
+      <w:r>
+        <w:rPr>
+          <w:rStyle w:val="AttributeTok"/>
+        </w:rPr>
+        <w:t xml:space="preserve">-n</w:t>
+      </w:r>
+      <w:r>
+        <w:rPr>
+          <w:rStyle w:val="NormalTok"/>
+        </w:rPr>
+        <w:t xml:space="preserve"> velero rollout status deployment/velero </w:t>
+      </w:r>
+      <w:r>
+        <w:rPr>
+          <w:rStyle w:val="AttributeTok"/>
+        </w:rPr>
+        <w:t xml:space="preserve">--timeout</w:t>
+      </w:r>
+      <w:r>
+        <w:rPr>
+          <w:rStyle w:val="OperatorTok"/>
+        </w:rPr>
+        <w:t xml:space="preserve">=</w:t>
+      </w:r>
+      <w:r>
+        <w:rPr>
+          <w:rStyle w:val="NormalTok"/>
+        </w:rPr>
+        <w:t xml:space="preserve">150s</w:t>
+      </w:r>
+      <w:r>
+        <w:br/>
+      </w:r>
+      <w:r>
+        <w:rPr>
+          <w:rStyle w:val="ExtensionTok"/>
+        </w:rPr>
+        <w:t xml:space="preserve">velero</w:t>
+      </w:r>
+      <w:r>
+        <w:rPr>
+          <w:rStyle w:val="NormalTok"/>
+        </w:rPr>
+        <w:t xml:space="preserve"> backup-location get</w:t>
+      </w:r>
+    </w:p>
+    <w:p>
+      <w:pPr>
+        <w:pStyle w:val="FirstParagraph"/>
+      </w:pPr>
+      <w:r>
+        <w:rPr>
+          <w:b/>
+          <w:bCs/>
+        </w:rPr>
+        <w:t xml:space="preserve">What you should see:</w:t>
+      </w:r>
+      <w:r>
+        <w:t xml:space="preserve"> </w:t>
+      </w:r>
+      <w:r>
+        <w:t xml:space="preserve">the backup location</w:t>
+      </w:r>
+      <w:r>
+        <w:t xml:space="preserve"> </w:t>
+      </w:r>
+      <w:r>
+        <w:rPr>
+          <w:rStyle w:val="VerbatimChar"/>
+        </w:rPr>
+        <w:t xml:space="preserve">default</w:t>
+      </w:r>
+      <w:r>
+        <w:t xml:space="preserve"> </w:t>
+      </w:r>
+      <w:r>
+        <w:t xml:space="preserve">reports</w:t>
+      </w:r>
+      <w:r>
+        <w:t xml:space="preserve"> </w:t>
+      </w:r>
+      <w:r>
+        <w:rPr>
+          <w:rStyle w:val="VerbatimChar"/>
+          <w:b/>
+          <w:bCs/>
+        </w:rPr>
+        <w:t xml:space="preserve">PHASE: Available</w:t>
+      </w:r>
+      <w:r>
+        <w:t xml:space="preserve"> </w:t>
+      </w:r>
+      <w:r>
+        <w:t xml:space="preserve">— Velero can reach the MinIO bucket.</w:t>
+      </w:r>
+    </w:p>
+    <w:p>
+      <w:pPr>
+        <w:pStyle w:val="BodyText"/>
+      </w:pPr>
+      <w:r>
+        <w:rPr>
+          <w:b/>
+          <w:bCs/>
+        </w:rPr>
+        <w:t xml:space="preserve">What this means:</w:t>
+      </w:r>
+      <w:r>
+        <w:t xml:space="preserve"> </w:t>
+      </w:r>
+      <w:r>
+        <w:t xml:space="preserve">Velero is installed and its S3 target is validated. On NKE you'd point</w:t>
+      </w:r>
+      <w:r>
+        <w:t xml:space="preserve"> </w:t>
+      </w:r>
+      <w:r>
+        <w:rPr>
+          <w:rStyle w:val="VerbatimChar"/>
+        </w:rPr>
+        <w:t xml:space="preserve">s3Url</w:t>
+      </w:r>
+      <w:r>
+        <w:t xml:space="preserve"> </w:t>
+      </w:r>
+      <w:r>
+        <w:t xml:space="preserve">at Nutanix Objects instead; nothing else changes.</w:t>
+      </w:r>
+    </w:p>
+    <w:p>
+      <w:r>
+        <w:pict>
+          <v:rect style="width:0;height:1.5pt" o:hralign="center" o:hrstd="t" o:hr="t"/>
+        </w:pict>
+      </w:r>
+    </w:p>
+    <w:bookmarkEnd w:id="15"/>
+    <w:bookmarkStart w:id="19" w:name="X394a90876ff05cab0890538a839cef5d4006584"/>
+    <w:p>
+      <w:pPr>
+        <w:pStyle w:val="Heading2"/>
+      </w:pPr>
+      <w:r>
+        <w:t xml:space="preserve">Step 2 — Create an app with data, and back it up</w:t>
+      </w:r>
+    </w:p>
+    <w:p>
+      <w:pPr>
+        <w:pStyle w:val="FirstParagraph"/>
+      </w:pPr>
+      <w:r>
+        <w:rPr>
+          <w:b/>
+          <w:bCs/>
+        </w:rPr>
+        <w:t xml:space="preserve">Goal:</w:t>
+      </w:r>
+      <w:r>
+        <w:t xml:space="preserve"> </w:t>
+      </w:r>
+      <w:r>
+        <w:t xml:space="preserve">back up a whole namespace to MinIO.</w:t>
+      </w:r>
+    </w:p>
+    <w:p>
+      <w:pPr>
+        <w:pStyle w:val="SourceCode"/>
+      </w:pPr>
+      <w:r>
+        <w:rPr>
+          <w:rStyle w:val="ExtensionTok"/>
+        </w:rPr>
+        <w:t xml:space="preserve">kubectl</w:t>
+      </w:r>
+      <w:r>
+        <w:rPr>
+          <w:rStyle w:val="NormalTok"/>
+        </w:rPr>
+        <w:t xml:space="preserve"> create namespace shop</w:t>
+      </w:r>
+      <w:r>
+        <w:br/>
+      </w:r>
+      <w:r>
+        <w:rPr>
+          <w:rStyle w:val="ExtensionTok"/>
+        </w:rPr>
+        <w:t xml:space="preserve">kubectl</w:t>
+      </w:r>
+      <w:r>
+        <w:rPr>
+          <w:rStyle w:val="NormalTok"/>
+        </w:rPr>
+        <w:t xml:space="preserve"> </w:t>
+      </w:r>
+      <w:r>
+        <w:rPr>
+          <w:rStyle w:val="AttributeTok"/>
+        </w:rPr>
+        <w:t xml:space="preserve">-n</w:t>
+      </w:r>
+      <w:r>
+        <w:rPr>
+          <w:rStyle w:val="NormalTok"/>
+        </w:rPr>
+        <w:t xml:space="preserve"> shop create deployment web </w:t>
+      </w:r>
+      <w:r>
+        <w:rPr>
+          <w:rStyle w:val="AttributeTok"/>
+        </w:rPr>
+        <w:t xml:space="preserve">--image</w:t>
+      </w:r>
+      <w:r>
+        <w:rPr>
+          <w:rStyle w:val="OperatorTok"/>
+        </w:rPr>
+        <w:t xml:space="preserve">=</w:t>
+      </w:r>
+      <w:r>
+        <w:rPr>
+          <w:rStyle w:val="NormalTok"/>
+        </w:rPr>
+        <w:t xml:space="preserve">nginx:1.27-alpine</w:t>
+      </w:r>
+      <w:r>
+        <w:br/>
+      </w:r>
+      <w:r>
+        <w:rPr>
+          <w:rStyle w:val="ExtensionTok"/>
+        </w:rPr>
+        <w:t xml:space="preserve">kubectl</w:t>
+      </w:r>
+      <w:r>
+        <w:rPr>
+          <w:rStyle w:val="NormalTok"/>
+        </w:rPr>
+        <w:t xml:space="preserve"> </w:t>
+      </w:r>
+      <w:r>
+        <w:rPr>
+          <w:rStyle w:val="AttributeTok"/>
+        </w:rPr>
+        <w:t xml:space="preserve">-n</w:t>
+      </w:r>
+      <w:r>
+        <w:rPr>
+          <w:rStyle w:val="NormalTok"/>
+        </w:rPr>
+        <w:t xml:space="preserve"> shop create configmap catalog </w:t>
+      </w:r>
+      <w:r>
+        <w:rPr>
+          <w:rStyle w:val="AttributeTok"/>
+        </w:rPr>
+        <w:t xml:space="preserve">--from-literal</w:t>
+      </w:r>
+      <w:r>
+        <w:rPr>
+          <w:rStyle w:val="OperatorTok"/>
+        </w:rPr>
+        <w:t xml:space="preserve">=</w:t>
+      </w:r>
+      <w:r>
+        <w:rPr>
+          <w:rStyle w:val="NormalTok"/>
+        </w:rPr>
+        <w:t xml:space="preserve">featured=</w:t>
+      </w:r>
+      <w:r>
+        <w:rPr>
+          <w:rStyle w:val="StringTok"/>
+        </w:rPr>
+        <w:t xml:space="preserve">"widget-9000"</w:t>
+      </w:r>
+      <w:r>
+        <w:rPr>
+          <w:rStyle w:val="NormalTok"/>
+        </w:rPr>
+        <w:t xml:space="preserve"> </w:t>
+      </w:r>
+      <w:r>
+        <w:rPr>
+          <w:rStyle w:val="AttributeTok"/>
+        </w:rPr>
+        <w:t xml:space="preserve">--from-literal</w:t>
+      </w:r>
+      <w:r>
+        <w:rPr>
+          <w:rStyle w:val="OperatorTok"/>
+        </w:rPr>
+        <w:t xml:space="preserve">=</w:t>
+      </w:r>
+      <w:r>
+        <w:rPr>
+          <w:rStyle w:val="NormalTok"/>
+        </w:rPr>
+        <w:t xml:space="preserve">price=</w:t>
+      </w:r>
+      <w:r>
+        <w:rPr>
+          <w:rStyle w:val="StringTok"/>
+        </w:rPr>
+        <w:t xml:space="preserve">"42.00"</w:t>
+      </w:r>
+      <w:r>
+        <w:br/>
+      </w:r>
+      <w:r>
+        <w:rPr>
+          <w:rStyle w:val="ExtensionTok"/>
+        </w:rPr>
+        <w:t xml:space="preserve">kubectl</w:t>
+      </w:r>
+      <w:r>
+        <w:rPr>
+          <w:rStyle w:val="NormalTok"/>
+        </w:rPr>
+        <w:t xml:space="preserve"> </w:t>
+      </w:r>
+      <w:r>
+        <w:rPr>
+          <w:rStyle w:val="AttributeTok"/>
+        </w:rPr>
+        <w:t xml:space="preserve">-n</w:t>
+      </w:r>
+      <w:r>
+        <w:rPr>
+          <w:rStyle w:val="NormalTok"/>
+        </w:rPr>
+        <w:t xml:space="preserve"> shop expose deployment web </w:t>
+      </w:r>
+      <w:r>
+        <w:rPr>
+          <w:rStyle w:val="AttributeTok"/>
+        </w:rPr>
+        <w:t xml:space="preserve">--port</w:t>
+      </w:r>
+      <w:r>
+        <w:rPr>
+          <w:rStyle w:val="OperatorTok"/>
+        </w:rPr>
+        <w:t xml:space="preserve">=</w:t>
+      </w:r>
+      <w:r>
+        <w:rPr>
+          <w:rStyle w:val="NormalTok"/>
+        </w:rPr>
+        <w:t xml:space="preserve">80</w:t>
+      </w:r>
+      <w:r>
+        <w:br/>
+      </w:r>
+      <w:r>
+        <w:br/>
+      </w:r>
+      <w:r>
+        <w:rPr>
+          <w:rStyle w:val="ExtensionTok"/>
+        </w:rPr>
+        <w:t xml:space="preserve">velero</w:t>
+      </w:r>
+      <w:r>
+        <w:rPr>
+          <w:rStyle w:val="NormalTok"/>
+        </w:rPr>
+        <w:t xml:space="preserve"> backup create shop-backup </w:t>
+      </w:r>
+      <w:r>
+        <w:rPr>
+          <w:rStyle w:val="AttributeTok"/>
+        </w:rPr>
+        <w:t xml:space="preserve">--include-namespaces</w:t>
+      </w:r>
+      <w:r>
+        <w:rPr>
+          <w:rStyle w:val="NormalTok"/>
+        </w:rPr>
+        <w:t xml:space="preserve"> shop </w:t>
+      </w:r>
+      <w:r>
+        <w:rPr>
+          <w:rStyle w:val="AttributeTok"/>
+        </w:rPr>
+        <w:t xml:space="preserve">--wait</w:t>
+      </w:r>
+      <w:r>
+        <w:br/>
+      </w:r>
+      <w:r>
+        <w:rPr>
+          <w:rStyle w:val="ExtensionTok"/>
+        </w:rPr>
+        <w:t xml:space="preserve">velero</w:t>
+      </w:r>
+      <w:r>
+        <w:rPr>
+          <w:rStyle w:val="NormalTok"/>
+        </w:rPr>
+        <w:t xml:space="preserve"> backup describe shop-backup</w:t>
+      </w:r>
+    </w:p>
+    <w:p>
+      <w:pPr>
+        <w:pStyle w:val="FirstParagraph"/>
+      </w:pPr>
+      <w:r>
+        <w:rPr>
+          <w:b/>
+          <w:bCs/>
+        </w:rPr>
+        <w:t xml:space="preserve">What you should see:</w:t>
+      </w:r>
+      <w:r>
+        <w:t xml:space="preserve"> </w:t>
+      </w:r>
+      <w:r>
+        <w:t xml:space="preserve">the backup reaches</w:t>
+      </w:r>
+      <w:r>
+        <w:t xml:space="preserve"> </w:t>
+      </w:r>
+      <w:r>
+        <w:rPr>
+          <w:rStyle w:val="VerbatimChar"/>
+          <w:b/>
+          <w:bCs/>
+        </w:rPr>
+        <w:t xml:space="preserve">Phase: Completed</w:t>
+      </w:r>
+      <w:r>
+        <w:t xml:space="preserve">, with something like</w:t>
+      </w:r>
+      <w:r>
+        <w:t xml:space="preserve"> </w:t>
+      </w:r>
+      <w:r>
+        <w:rPr>
+          <w:b/>
+          <w:bCs/>
+        </w:rPr>
+        <w:t xml:space="preserve">16 items backed up</w:t>
+      </w:r>
+      <w:r>
+        <w:t xml:space="preserve"> </w:t>
+      </w:r>
+      <w:r>
+        <w:t xml:space="preserve">(the namespace and everything in it), and the</w:t>
+      </w:r>
+      <w:r>
+        <w:t xml:space="preserve"> </w:t>
+      </w:r>
+      <w:r>
+        <w:rPr>
+          <w:rStyle w:val="VerbatimChar"/>
+        </w:rPr>
+        <w:t xml:space="preserve">catalog</w:t>
+      </w:r>
+      <w:r>
+        <w:t xml:space="preserve"> </w:t>
+      </w:r>
+      <w:r>
+        <w:t xml:space="preserve">data is</w:t>
+      </w:r>
+      <w:r>
+        <w:t xml:space="preserve"> </w:t>
+      </w:r>
+      <w:r>
+        <w:rPr>
+          <w:rStyle w:val="VerbatimChar"/>
+        </w:rPr>
+        <w:t xml:space="preserve">widget-9000=42.00</w:t>
+      </w:r>
+      <w:r>
+        <w:t xml:space="preserve">.</w:t>
+      </w:r>
+    </w:p>
+    <w:p>
+      <w:pPr>
         <w:pStyle w:val="BodyText"/>
       </w:pPr>
       <w:r>
         <w:drawing>
           <wp:inline>
-            <wp:extent cx="5448300" cy="7899400"/>
+            <wp:extent cx="5943600" cy="4116751"/>
             <wp:effectExtent b="0" l="0" r="0" t="0"/>
-            <wp:docPr descr="Architecture diagram" title="" id="14" name="Picture"/>
+            <wp:docPr descr="Namespace backed up to MinIO — Completed, 16 items" title="" id="17" name="Picture"/>
             <a:graphic>
               <a:graphicData uri="http://schemas.openxmlformats.org/drawingml/2006/picture">
                 <pic:pic>
                   <pic:nvPicPr>
-                    <pic:cNvPr descr="artifacts/lab-12/diagrams/diagram.png" id="15" name="Picture"/>
+                    <pic:cNvPr descr="../artifacts/lab-12/screenshots/01-backup-completed.png" id="18" name="Picture"/>
                     <pic:cNvPicPr>
                       <a:picLocks noChangeArrowheads="1" noChangeAspect="1"/>
                     </pic:cNvPicPr>
                   </pic:nvPicPr>
                   <pic:blipFill>
-                    <a:blip r:embed="rId13"/>
-                    <a:stretch>
-                      <a:fillRect/>
-                    </a:stretch>
-                  </pic:blipFill>
-                  <pic:spPr bwMode="auto">
-                    <a:xfrm>
-                      <a:off x="0" y="0"/>
-                      <a:ext cx="5448300" cy="7899400"/>
-                    </a:xfrm>
-                    <a:prstGeom prst="rect">
-                      <a:avLst/>
-                    </a:prstGeom>
-                    <a:noFill/>
-                    <a:ln w="9525">
-                      <a:noFill/>
-                      <a:headEnd/>
-                      <a:tailEnd/>
-                    </a:ln>
-                  </pic:spPr>
-                </pic:pic>
-              </a:graphicData>
-            </a:graphic>
-          </wp:inline>
-        </w:drawing>
-      </w:r>
-    </w:p>
-    <w:p>
-      <w:r>
-        <w:pict>
-          <v:rect style="width:0;height:1.5pt" o:hralign="center" o:hrstd="t" o:hr="t"/>
-        </w:pict>
-      </w:r>
-    </w:p>
-    <w:bookmarkEnd w:id="16"/>
-    <w:bookmarkStart w:id="17" w:name="Xe36fc4a90ceaaba3442ec8779841200bb4b99f0"/>
-    <w:p>
-      <w:pPr>
-        <w:pStyle w:val="Heading2"/>
-      </w:pPr>
-      <w:r>
-        <w:t xml:space="preserve">Step 1 — Stand up the backup target (MinIO) and install Velero</w:t>
-      </w:r>
-    </w:p>
-    <w:p>
-      <w:pPr>
-        <w:pStyle w:val="FirstParagraph"/>
-      </w:pPr>
-      <w:r>
-        <w:rPr>
-          <w:b/>
-          <w:bCs/>
-        </w:rPr>
-        <w:t xml:space="preserve">Goal:</w:t>
-      </w:r>
-      <w:r>
-        <w:t xml:space="preserve"> </w:t>
-      </w:r>
-      <w:r>
-        <w:t xml:space="preserve">deploy MinIO as an S3 target, create a bucket, and install Velero pointing at it.</w:t>
-      </w:r>
-    </w:p>
-    <w:p>
-      <w:pPr>
-        <w:pStyle w:val="BodyText"/>
-      </w:pPr>
-      <w:r>
-        <w:rPr>
-          <w:b/>
-          <w:bCs/>
-        </w:rPr>
-        <w:t xml:space="preserve">1. Deploy MinIO and a Service</w:t>
-      </w:r>
-      <w:r>
-        <w:t xml:space="preserve"> </w:t>
-      </w:r>
-      <w:r>
-        <w:t xml:space="preserve">(MinIO dropped its</w:t>
-      </w:r>
-      <w:r>
-        <w:t xml:space="preserve"> </w:t>
-      </w:r>
-      <w:r>
-        <w:rPr>
-          <w:rStyle w:val="VerbatimChar"/>
-        </w:rPr>
-        <w:t xml:space="preserve">latest</w:t>
-      </w:r>
-      <w:r>
-        <w:t xml:space="preserve"> </w:t>
-      </w:r>
-      <w:r>
-        <w:t xml:space="preserve">tag, so use a current</w:t>
-      </w:r>
-      <w:r>
-        <w:t xml:space="preserve"> </w:t>
-      </w:r>
-      <w:r>
-        <w:rPr>
-          <w:rStyle w:val="VerbatimChar"/>
-        </w:rPr>
-        <w:t xml:space="preserve">RELEASE.*</w:t>
-      </w:r>
-      <w:r>
-        <w:t xml:space="preserve"> </w:t>
-      </w:r>
-      <w:r>
-        <w:t xml:space="preserve">image — the quay.io mirror is reliable):</w:t>
-      </w:r>
-    </w:p>
-    <w:p>
-      <w:pPr>
-        <w:pStyle w:val="SourceCode"/>
-      </w:pPr>
-      <w:r>
-        <w:rPr>
-          <w:rStyle w:val="ExtensionTok"/>
-        </w:rPr>
-        <w:t xml:space="preserve">kubectl</w:t>
-      </w:r>
-      <w:r>
-        <w:rPr>
-          <w:rStyle w:val="NormalTok"/>
-        </w:rPr>
-        <w:t xml:space="preserve"> create namespace velero</w:t>
-      </w:r>
-      <w:r>
-        <w:br/>
-      </w:r>
-      <w:r>
-        <w:rPr>
-          <w:rStyle w:val="ExtensionTok"/>
-        </w:rPr>
-        <w:t xml:space="preserve">kubectl</w:t>
-      </w:r>
-      <w:r>
-        <w:rPr>
-          <w:rStyle w:val="NormalTok"/>
-        </w:rPr>
-        <w:t xml:space="preserve"> apply </w:t>
-      </w:r>
-      <w:r>
-        <w:rPr>
-          <w:rStyle w:val="AttributeTok"/>
-        </w:rPr>
-        <w:t xml:space="preserve">-n</w:t>
-      </w:r>
-      <w:r>
-        <w:rPr>
-          <w:rStyle w:val="NormalTok"/>
-        </w:rPr>
-        <w:t xml:space="preserve"> velero </w:t>
-      </w:r>
-      <w:r>
-        <w:rPr>
-          <w:rStyle w:val="AttributeTok"/>
-        </w:rPr>
-        <w:t xml:space="preserve">-f</w:t>
-      </w:r>
-      <w:r>
-        <w:rPr>
-          <w:rStyle w:val="NormalTok"/>
-        </w:rPr>
-        <w:t xml:space="preserve"> </w:t>
-      </w:r>
-      <w:r>
-        <w:rPr>
-          <w:rStyle w:val="AttributeTok"/>
-        </w:rPr>
-        <w:t xml:space="preserve">-</w:t>
-      </w:r>
-      <w:r>
-        <w:rPr>
-          <w:rStyle w:val="NormalTok"/>
-        </w:rPr>
-        <w:t xml:space="preserve"> </w:t>
-      </w:r>
-      <w:r>
-        <w:rPr>
-          <w:rStyle w:val="OperatorTok"/>
-        </w:rPr>
-        <w:t xml:space="preserve">&lt;&lt;'EOF'</w:t>
-      </w:r>
-      <w:r>
-        <w:br/>
-      </w:r>
-      <w:r>
-        <w:rPr>
-          <w:rStyle w:val="StringTok"/>
-        </w:rPr>
-        <w:t xml:space="preserve">apiVersion: apps/v1</w:t>
-      </w:r>
-      <w:r>
-        <w:br/>
-      </w:r>
-      <w:r>
-        <w:rPr>
-          <w:rStyle w:val="StringTok"/>
-        </w:rPr>
-        <w:t xml:space="preserve">kind: Deployment</w:t>
-      </w:r>
-      <w:r>
-        <w:br/>
-      </w:r>
-      <w:r>
-        <w:rPr>
-          <w:rStyle w:val="StringTok"/>
-        </w:rPr>
-        <w:t xml:space="preserve">metadata: {name: minio, labels: {app: minio}}</w:t>
-      </w:r>
-      <w:r>
-        <w:br/>
-      </w:r>
-      <w:r>
-        <w:rPr>
-          <w:rStyle w:val="StringTok"/>
-        </w:rPr>
-        <w:t xml:space="preserve">spec:</w:t>
-      </w:r>
-      <w:r>
-        <w:br/>
-      </w:r>
-      <w:r>
-        <w:rPr>
-          <w:rStyle w:val="StringTok"/>
-        </w:rPr>
-        <w:t xml:space="preserve">  replicas: 1</w:t>
-      </w:r>
-      <w:r>
-        <w:br/>
-      </w:r>
-      <w:r>
-        <w:rPr>
-          <w:rStyle w:val="StringTok"/>
-        </w:rPr>
-        <w:t xml:space="preserve">  selector: {matchLabels: {app: minio}}</w:t>
-      </w:r>
-      <w:r>
-        <w:br/>
-      </w:r>
-      <w:r>
-        <w:rPr>
-          <w:rStyle w:val="StringTok"/>
-        </w:rPr>
-        <w:t xml:space="preserve">  template:</w:t>
-      </w:r>
-      <w:r>
-        <w:br/>
-      </w:r>
-      <w:r>
-        <w:rPr>
-          <w:rStyle w:val="StringTok"/>
-        </w:rPr>
-        <w:t xml:space="preserve">    metadata: {labels: {app: minio}}</w:t>
-      </w:r>
-      <w:r>
-        <w:br/>
-      </w:r>
-      <w:r>
-        <w:rPr>
-          <w:rStyle w:val="StringTok"/>
-        </w:rPr>
-        <w:t xml:space="preserve">    spec:</w:t>
-      </w:r>
-      <w:r>
-        <w:br/>
-      </w:r>
-      <w:r>
-        <w:rPr>
-          <w:rStyle w:val="StringTok"/>
-        </w:rPr>
-        <w:t xml:space="preserve">      containers:</w:t>
-      </w:r>
-      <w:r>
-        <w:br/>
-      </w:r>
-      <w:r>
-        <w:rPr>
-          <w:rStyle w:val="StringTok"/>
-        </w:rPr>
-        <w:t xml:space="preserve">        - name: minio</w:t>
-      </w:r>
-      <w:r>
-        <w:br/>
-      </w:r>
-      <w:r>
-        <w:rPr>
-          <w:rStyle w:val="StringTok"/>
-        </w:rPr>
-        <w:t xml:space="preserve">          image: quay.io/minio/minio:RELEASE.2025-09-07T16-13-09Z-cpuv1</w:t>
-      </w:r>
-      <w:r>
-        <w:br/>
-      </w:r>
-      <w:r>
-        <w:rPr>
-          <w:rStyle w:val="StringTok"/>
-        </w:rPr>
-        <w:t xml:space="preserve">          args: ["server", "/data", "--console-address", ":9001"]</w:t>
-      </w:r>
-      <w:r>
-        <w:br/>
-      </w:r>
-      <w:r>
-        <w:rPr>
-          <w:rStyle w:val="StringTok"/>
-        </w:rPr>
-        <w:t xml:space="preserve">          env:</w:t>
-      </w:r>
-      <w:r>
-        <w:br/>
-      </w:r>
-      <w:r>
-        <w:rPr>
-          <w:rStyle w:val="StringTok"/>
-        </w:rPr>
-        <w:t xml:space="preserve">            - {name: MINIO_ROOT_USER, value: minioadmin}</w:t>
-      </w:r>
-      <w:r>
-        <w:br/>
-      </w:r>
-      <w:r>
-        <w:rPr>
-          <w:rStyle w:val="StringTok"/>
-        </w:rPr>
-        <w:t xml:space="preserve">            - {name: MINIO_ROOT_PASSWORD, value: minioadmin}</w:t>
-      </w:r>
-      <w:r>
-        <w:br/>
-      </w:r>
-      <w:r>
-        <w:rPr>
-          <w:rStyle w:val="StringTok"/>
-        </w:rPr>
-        <w:t xml:space="preserve">          ports: [{containerPort: 9000}]</w:t>
-      </w:r>
-      <w:r>
-        <w:br/>
-      </w:r>
-      <w:r>
-        <w:rPr>
-          <w:rStyle w:val="StringTok"/>
-        </w:rPr>
-        <w:t xml:space="preserve">---</w:t>
-      </w:r>
-      <w:r>
-        <w:br/>
-      </w:r>
-      <w:r>
-        <w:rPr>
-          <w:rStyle w:val="StringTok"/>
-        </w:rPr>
-        <w:t xml:space="preserve">apiVersion: v1</w:t>
-      </w:r>
-      <w:r>
-        <w:br/>
-      </w:r>
-      <w:r>
-        <w:rPr>
-          <w:rStyle w:val="StringTok"/>
-        </w:rPr>
-        <w:t xml:space="preserve">kind: Service</w:t>
-      </w:r>
-      <w:r>
-        <w:br/>
-      </w:r>
-      <w:r>
-        <w:rPr>
-          <w:rStyle w:val="StringTok"/>
-        </w:rPr>
-        <w:t xml:space="preserve">metadata: {name: minio}</w:t>
-      </w:r>
-      <w:r>
-        <w:br/>
-      </w:r>
-      <w:r>
-        <w:rPr>
-          <w:rStyle w:val="StringTok"/>
-        </w:rPr>
-        <w:t xml:space="preserve">spec:</w:t>
-      </w:r>
-      <w:r>
-        <w:br/>
-      </w:r>
-      <w:r>
-        <w:rPr>
-          <w:rStyle w:val="StringTok"/>
-        </w:rPr>
-        <w:t xml:space="preserve">  selector: {app: minio}</w:t>
-      </w:r>
-      <w:r>
-        <w:br/>
-      </w:r>
-      <w:r>
-        <w:rPr>
-          <w:rStyle w:val="StringTok"/>
-        </w:rPr>
-        <w:t xml:space="preserve">  ports: [{port: 9000, targetPort: 9000}]</w:t>
-      </w:r>
-      <w:r>
-        <w:br/>
-      </w:r>
-      <w:r>
-        <w:rPr>
-          <w:rStyle w:val="OperatorTok"/>
-        </w:rPr>
-        <w:t xml:space="preserve">EOF</w:t>
-      </w:r>
-      <w:r>
-        <w:br/>
-      </w:r>
-      <w:r>
-        <w:rPr>
-          <w:rStyle w:val="ExtensionTok"/>
-        </w:rPr>
-        <w:t xml:space="preserve">kubectl</w:t>
-      </w:r>
-      <w:r>
-        <w:rPr>
-          <w:rStyle w:val="NormalTok"/>
-        </w:rPr>
-        <w:t xml:space="preserve"> </w:t>
-      </w:r>
-      <w:r>
-        <w:rPr>
-          <w:rStyle w:val="AttributeTok"/>
-        </w:rPr>
-        <w:t xml:space="preserve">-n</w:t>
-      </w:r>
-      <w:r>
-        <w:rPr>
-          <w:rStyle w:val="NormalTok"/>
-        </w:rPr>
-        <w:t xml:space="preserve"> velero rollout status deployment/minio </w:t>
-      </w:r>
-      <w:r>
-        <w:rPr>
-          <w:rStyle w:val="AttributeTok"/>
-        </w:rPr>
-        <w:t xml:space="preserve">--timeout</w:t>
-      </w:r>
-      <w:r>
-        <w:rPr>
-          <w:rStyle w:val="OperatorTok"/>
-        </w:rPr>
-        <w:t xml:space="preserve">=</w:t>
-      </w:r>
-      <w:r>
-        <w:rPr>
-          <w:rStyle w:val="NormalTok"/>
-        </w:rPr>
-        <w:t xml:space="preserve">150s</w:t>
-      </w:r>
-    </w:p>
-    <w:p>
-      <w:pPr>
-        <w:pStyle w:val="FirstParagraph"/>
-      </w:pPr>
-      <w:r>
-        <w:rPr>
-          <w:b/>
-          <w:bCs/>
-        </w:rPr>
-        <w:t xml:space="preserve">2. Create the</w:t>
-      </w:r>
-      <w:r>
-        <w:rPr>
-          <w:b/>
-          <w:bCs/>
-        </w:rPr>
-        <w:t xml:space="preserve"> </w:t>
-      </w:r>
-      <w:r>
-        <w:rPr>
-          <w:rStyle w:val="VerbatimChar"/>
-          <w:b/>
-          <w:bCs/>
-        </w:rPr>
-        <w:t xml:space="preserve">velero</w:t>
-      </w:r>
-      <w:r>
-        <w:rPr>
-          <w:b/>
-          <w:bCs/>
-        </w:rPr>
-        <w:t xml:space="preserve"> </w:t>
-      </w:r>
-      <w:r>
-        <w:rPr>
-          <w:b/>
-          <w:bCs/>
-        </w:rPr>
-        <w:t xml:space="preserve">bucket</w:t>
-      </w:r>
-      <w:r>
-        <w:t xml:space="preserve"> </w:t>
-      </w:r>
-      <w:r>
-        <w:t xml:space="preserve">with a one-shot</w:t>
-      </w:r>
-      <w:r>
-        <w:t xml:space="preserve"> </w:t>
-      </w:r>
-      <w:r>
-        <w:rPr>
-          <w:rStyle w:val="VerbatimChar"/>
-        </w:rPr>
-        <w:t xml:space="preserve">mc</w:t>
-      </w:r>
-      <w:r>
-        <w:t xml:space="preserve"> </w:t>
-      </w:r>
-      <w:r>
-        <w:t xml:space="preserve">(MinIO client) Job:</w:t>
-      </w:r>
-    </w:p>
-    <w:p>
-      <w:pPr>
-        <w:pStyle w:val="SourceCode"/>
-      </w:pPr>
-      <w:r>
-        <w:rPr>
-          <w:rStyle w:val="ExtensionTok"/>
-        </w:rPr>
-        <w:t xml:space="preserve">kubectl</w:t>
-      </w:r>
-      <w:r>
-        <w:rPr>
-          <w:rStyle w:val="NormalTok"/>
-        </w:rPr>
-        <w:t xml:space="preserve"> </w:t>
-      </w:r>
-      <w:r>
-        <w:rPr>
-          <w:rStyle w:val="AttributeTok"/>
-        </w:rPr>
-        <w:t xml:space="preserve">-n</w:t>
-      </w:r>
-      <w:r>
-        <w:rPr>
-          <w:rStyle w:val="NormalTok"/>
-        </w:rPr>
-        <w:t xml:space="preserve"> velero apply </w:t>
-      </w:r>
-      <w:r>
-        <w:rPr>
-          <w:rStyle w:val="AttributeTok"/>
-        </w:rPr>
-        <w:t xml:space="preserve">-f</w:t>
-      </w:r>
-      <w:r>
-        <w:rPr>
-          <w:rStyle w:val="NormalTok"/>
-        </w:rPr>
-        <w:t xml:space="preserve"> </w:t>
-      </w:r>
-      <w:r>
-        <w:rPr>
-          <w:rStyle w:val="AttributeTok"/>
-        </w:rPr>
-        <w:t xml:space="preserve">-</w:t>
-      </w:r>
-      <w:r>
-        <w:rPr>
-          <w:rStyle w:val="NormalTok"/>
-        </w:rPr>
-        <w:t xml:space="preserve"> </w:t>
-      </w:r>
-      <w:r>
-        <w:rPr>
-          <w:rStyle w:val="OperatorTok"/>
-        </w:rPr>
-        <w:t xml:space="preserve">&lt;&lt;'EOF'</w:t>
-      </w:r>
-      <w:r>
-        <w:br/>
-      </w:r>
-      <w:r>
-        <w:rPr>
-          <w:rStyle w:val="StringTok"/>
-        </w:rPr>
-        <w:t xml:space="preserve">apiVersion: batch/v1</w:t>
-      </w:r>
-      <w:r>
-        <w:br/>
-      </w:r>
-      <w:r>
-        <w:rPr>
-          <w:rStyle w:val="StringTok"/>
-        </w:rPr>
-        <w:t xml:space="preserve">kind: Job</w:t>
-      </w:r>
-      <w:r>
-        <w:br/>
-      </w:r>
-      <w:r>
-        <w:rPr>
-          <w:rStyle w:val="StringTok"/>
-        </w:rPr>
-        <w:t xml:space="preserve">metadata: {name: mc-mkbucket}</w:t>
-      </w:r>
-      <w:r>
-        <w:br/>
-      </w:r>
-      <w:r>
-        <w:rPr>
-          <w:rStyle w:val="StringTok"/>
-        </w:rPr>
-        <w:t xml:space="preserve">spec:</w:t>
-      </w:r>
-      <w:r>
-        <w:br/>
-      </w:r>
-      <w:r>
-        <w:rPr>
-          <w:rStyle w:val="StringTok"/>
-        </w:rPr>
-        <w:t xml:space="preserve">  backoffLimit: 3</w:t>
-      </w:r>
-      <w:r>
-        <w:br/>
-      </w:r>
-      <w:r>
-        <w:rPr>
-          <w:rStyle w:val="StringTok"/>
-        </w:rPr>
-        <w:t xml:space="preserve">  template:</w:t>
-      </w:r>
-      <w:r>
-        <w:br/>
-      </w:r>
-      <w:r>
-        <w:rPr>
-          <w:rStyle w:val="StringTok"/>
-        </w:rPr>
-        <w:t xml:space="preserve">    spec:</w:t>
-      </w:r>
-      <w:r>
-        <w:br/>
-      </w:r>
-      <w:r>
-        <w:rPr>
-          <w:rStyle w:val="StringTok"/>
-        </w:rPr>
-        <w:t xml:space="preserve">      restartPolicy: OnFailure</w:t>
-      </w:r>
-      <w:r>
-        <w:br/>
-      </w:r>
-      <w:r>
-        <w:rPr>
-          <w:rStyle w:val="StringTok"/>
-        </w:rPr>
-        <w:t xml:space="preserve">      containers:</w:t>
-      </w:r>
-      <w:r>
-        <w:br/>
-      </w:r>
-      <w:r>
-        <w:rPr>
-          <w:rStyle w:val="StringTok"/>
-        </w:rPr>
-        <w:t xml:space="preserve">        - name: mc</w:t>
-      </w:r>
-      <w:r>
-        <w:br/>
-      </w:r>
-      <w:r>
-        <w:rPr>
-          <w:rStyle w:val="StringTok"/>
-        </w:rPr>
-        <w:t xml:space="preserve">          image: quay.io/minio/mc:RELEASE.2025-08-13T08-35-41Z-cpuv1</w:t>
-      </w:r>
-      <w:r>
-        <w:br/>
-      </w:r>
-      <w:r>
-        <w:rPr>
-          <w:rStyle w:val="StringTok"/>
-        </w:rPr>
-        <w:t xml:space="preserve">          command: ["sh","-c","until mc alias set local http://minio:9000 minioadmin minioadmin; do sleep 2; done; mc mb -p local/velero; mc ls local"]</w:t>
-      </w:r>
-      <w:r>
-        <w:br/>
-      </w:r>
-      <w:r>
-        <w:rPr>
-          <w:rStyle w:val="OperatorTok"/>
-        </w:rPr>
-        <w:t xml:space="preserve">EOF</w:t>
-      </w:r>
-      <w:r>
-        <w:br/>
-      </w:r>
-      <w:r>
-        <w:rPr>
-          <w:rStyle w:val="ExtensionTok"/>
-        </w:rPr>
-        <w:t xml:space="preserve">kubectl</w:t>
-      </w:r>
-      <w:r>
-        <w:rPr>
-          <w:rStyle w:val="NormalTok"/>
-        </w:rPr>
-        <w:t xml:space="preserve"> </w:t>
-      </w:r>
-      <w:r>
-        <w:rPr>
-          <w:rStyle w:val="AttributeTok"/>
-        </w:rPr>
-        <w:t xml:space="preserve">-n</w:t>
-      </w:r>
-      <w:r>
-        <w:rPr>
-          <w:rStyle w:val="NormalTok"/>
-        </w:rPr>
-        <w:t xml:space="preserve"> velero wait </w:t>
-      </w:r>
-      <w:r>
-        <w:rPr>
-          <w:rStyle w:val="AttributeTok"/>
-        </w:rPr>
-        <w:t xml:space="preserve">--for</w:t>
-      </w:r>
-      <w:r>
-        <w:rPr>
-          <w:rStyle w:val="OperatorTok"/>
-        </w:rPr>
-        <w:t xml:space="preserve">=</w:t>
-      </w:r>
-      <w:r>
-        <w:rPr>
-          <w:rStyle w:val="NormalTok"/>
-        </w:rPr>
-        <w:t xml:space="preserve">condition=complete job/mc-mkbucket </w:t>
-      </w:r>
-      <w:r>
-        <w:rPr>
-          <w:rStyle w:val="AttributeTok"/>
-        </w:rPr>
-        <w:t xml:space="preserve">--timeout</w:t>
-      </w:r>
-      <w:r>
-        <w:rPr>
-          <w:rStyle w:val="OperatorTok"/>
-        </w:rPr>
-        <w:t xml:space="preserve">=</w:t>
-      </w:r>
-      <w:r>
-        <w:rPr>
-          <w:rStyle w:val="NormalTok"/>
-        </w:rPr>
-        <w:t xml:space="preserve">120s</w:t>
-      </w:r>
-    </w:p>
-    <w:p>
-      <w:pPr>
-        <w:pStyle w:val="FirstParagraph"/>
-      </w:pPr>
-      <w:r>
-        <w:rPr>
-          <w:b/>
-          <w:bCs/>
-        </w:rPr>
-        <w:t xml:space="preserve">3. Install Velero</w:t>
-      </w:r>
-      <w:r>
-        <w:t xml:space="preserve"> </w:t>
-      </w:r>
-      <w:r>
-        <w:t xml:space="preserve">pointing at MinIO (these are throwaway MinIO creds, not cloud credentials):</w:t>
-      </w:r>
-    </w:p>
-    <w:p>
-      <w:pPr>
-        <w:pStyle w:val="SourceCode"/>
-      </w:pPr>
-      <w:r>
-        <w:rPr>
-          <w:rStyle w:val="FunctionTok"/>
-        </w:rPr>
-        <w:t xml:space="preserve">cat</w:t>
-      </w:r>
-      <w:r>
-        <w:rPr>
-          <w:rStyle w:val="NormalTok"/>
-        </w:rPr>
-        <w:t xml:space="preserve"> </w:t>
-      </w:r>
-      <w:r>
-        <w:rPr>
-          <w:rStyle w:val="OperatorTok"/>
-        </w:rPr>
-        <w:t xml:space="preserve">&gt;</w:t>
-      </w:r>
-      <w:r>
-        <w:rPr>
-          <w:rStyle w:val="NormalTok"/>
-        </w:rPr>
-        <w:t xml:space="preserve"> /tmp/velero-creds </w:t>
-      </w:r>
-      <w:r>
-        <w:rPr>
-          <w:rStyle w:val="OperatorTok"/>
-        </w:rPr>
-        <w:t xml:space="preserve">&lt;&lt;'EOF'</w:t>
-      </w:r>
-      <w:r>
-        <w:br/>
-      </w:r>
-      <w:r>
-        <w:rPr>
-          <w:rStyle w:val="StringTok"/>
-        </w:rPr>
-        <w:t xml:space="preserve">[default]</w:t>
-      </w:r>
-      <w:r>
-        <w:br/>
-      </w:r>
-      <w:r>
-        <w:rPr>
-          <w:rStyle w:val="StringTok"/>
-        </w:rPr>
-        <w:t xml:space="preserve">aws_access_key_id=minioadmin</w:t>
-      </w:r>
-      <w:r>
-        <w:br/>
-      </w:r>
-      <w:r>
-        <w:rPr>
-          <w:rStyle w:val="StringTok"/>
-        </w:rPr>
-        <w:t xml:space="preserve">aws_secret_access_key=minioadmin</w:t>
-      </w:r>
-      <w:r>
-        <w:br/>
-      </w:r>
-      <w:r>
-        <w:rPr>
-          <w:rStyle w:val="OperatorTok"/>
-        </w:rPr>
-        <w:t xml:space="preserve">EOF</w:t>
-      </w:r>
-      <w:r>
-        <w:br/>
-      </w:r>
-      <w:r>
-        <w:br/>
-      </w:r>
-      <w:r>
-        <w:rPr>
-          <w:rStyle w:val="ExtensionTok"/>
-        </w:rPr>
-        <w:t xml:space="preserve">velero</w:t>
-      </w:r>
-      <w:r>
-        <w:rPr>
-          <w:rStyle w:val="NormalTok"/>
-        </w:rPr>
-        <w:t xml:space="preserve"> install </w:t>
-      </w:r>
-      <w:r>
-        <w:rPr>
-          <w:rStyle w:val="DataTypeTok"/>
-        </w:rPr>
-        <w:t xml:space="preserve">\</w:t>
-      </w:r>
-      <w:r>
-        <w:br/>
-      </w:r>
-      <w:r>
-        <w:rPr>
-          <w:rStyle w:val="NormalTok"/>
-        </w:rPr>
-        <w:t xml:space="preserve">  </w:t>
-      </w:r>
-      <w:r>
-        <w:rPr>
-          <w:rStyle w:val="AttributeTok"/>
-        </w:rPr>
-        <w:t xml:space="preserve">--provider</w:t>
-      </w:r>
-      <w:r>
-        <w:rPr>
-          <w:rStyle w:val="NormalTok"/>
-        </w:rPr>
-        <w:t xml:space="preserve"> aws </w:t>
-      </w:r>
-      <w:r>
-        <w:rPr>
-          <w:rStyle w:val="DataTypeTok"/>
-        </w:rPr>
-        <w:t xml:space="preserve">\</w:t>
-      </w:r>
-      <w:r>
-        <w:br/>
-      </w:r>
-      <w:r>
-        <w:rPr>
-          <w:rStyle w:val="NormalTok"/>
-        </w:rPr>
-        <w:t xml:space="preserve">  </w:t>
-      </w:r>
-      <w:r>
-        <w:rPr>
-          <w:rStyle w:val="AttributeTok"/>
-        </w:rPr>
-        <w:t xml:space="preserve">--plugins</w:t>
-      </w:r>
-      <w:r>
-        <w:rPr>
-          <w:rStyle w:val="NormalTok"/>
-        </w:rPr>
-        <w:t xml:space="preserve"> velero/velero-plugin-for-aws:v1.11.1 </w:t>
-      </w:r>
-      <w:r>
-        <w:rPr>
-          <w:rStyle w:val="DataTypeTok"/>
-        </w:rPr>
-        <w:t xml:space="preserve">\</w:t>
-      </w:r>
-      <w:r>
-        <w:br/>
-      </w:r>
-      <w:r>
-        <w:rPr>
-          <w:rStyle w:val="NormalTok"/>
-        </w:rPr>
-        <w:t xml:space="preserve">  </w:t>
-      </w:r>
-      <w:r>
-        <w:rPr>
-          <w:rStyle w:val="AttributeTok"/>
-        </w:rPr>
-        <w:t xml:space="preserve">--bucket</w:t>
-      </w:r>
-      <w:r>
-        <w:rPr>
-          <w:rStyle w:val="NormalTok"/>
-        </w:rPr>
-        <w:t xml:space="preserve"> velero </w:t>
-      </w:r>
-      <w:r>
-        <w:rPr>
-          <w:rStyle w:val="DataTypeTok"/>
-        </w:rPr>
-        <w:t xml:space="preserve">\</w:t>
-      </w:r>
-      <w:r>
-        <w:br/>
-      </w:r>
-      <w:r>
-        <w:rPr>
-          <w:rStyle w:val="NormalTok"/>
-        </w:rPr>
-        <w:t xml:space="preserve">  </w:t>
-      </w:r>
-      <w:r>
-        <w:rPr>
-          <w:rStyle w:val="AttributeTok"/>
-        </w:rPr>
-        <w:t xml:space="preserve">--secret-file</w:t>
-      </w:r>
-      <w:r>
-        <w:rPr>
-          <w:rStyle w:val="NormalTok"/>
-        </w:rPr>
-        <w:t xml:space="preserve"> /tmp/velero-creds </w:t>
-      </w:r>
-      <w:r>
-        <w:rPr>
-          <w:rStyle w:val="DataTypeTok"/>
-        </w:rPr>
-        <w:t xml:space="preserve">\</w:t>
-      </w:r>
-      <w:r>
-        <w:br/>
-      </w:r>
-      <w:r>
-        <w:rPr>
-          <w:rStyle w:val="NormalTok"/>
-        </w:rPr>
-        <w:t xml:space="preserve">  </w:t>
-      </w:r>
-      <w:r>
-        <w:rPr>
-          <w:rStyle w:val="AttributeTok"/>
-        </w:rPr>
-        <w:t xml:space="preserve">--use-volume-snapshots</w:t>
-      </w:r>
-      <w:r>
-        <w:rPr>
-          <w:rStyle w:val="OperatorTok"/>
-        </w:rPr>
-        <w:t xml:space="preserve">=</w:t>
-      </w:r>
-      <w:r>
-        <w:rPr>
-          <w:rStyle w:val="NormalTok"/>
-        </w:rPr>
-        <w:t xml:space="preserve">false </w:t>
-      </w:r>
-      <w:r>
-        <w:rPr>
-          <w:rStyle w:val="DataTypeTok"/>
-        </w:rPr>
-        <w:t xml:space="preserve">\</w:t>
-      </w:r>
-      <w:r>
-        <w:br/>
-      </w:r>
-      <w:r>
-        <w:rPr>
-          <w:rStyle w:val="NormalTok"/>
-        </w:rPr>
-        <w:t xml:space="preserve">  </w:t>
-      </w:r>
-      <w:r>
-        <w:rPr>
-          <w:rStyle w:val="AttributeTok"/>
-        </w:rPr>
-        <w:t xml:space="preserve">--use-node-agent</w:t>
-      </w:r>
-      <w:r>
-        <w:rPr>
-          <w:rStyle w:val="NormalTok"/>
-        </w:rPr>
-        <w:t xml:space="preserve"> </w:t>
-      </w:r>
-      <w:r>
-        <w:rPr>
-          <w:rStyle w:val="DataTypeTok"/>
-        </w:rPr>
-        <w:t xml:space="preserve">\</w:t>
-      </w:r>
-      <w:r>
-        <w:br/>
-      </w:r>
-      <w:r>
-        <w:rPr>
-          <w:rStyle w:val="NormalTok"/>
-        </w:rPr>
-        <w:t xml:space="preserve">  </w:t>
-      </w:r>
-      <w:r>
-        <w:rPr>
-          <w:rStyle w:val="AttributeTok"/>
-        </w:rPr>
-        <w:t xml:space="preserve">--backup-location-config</w:t>
-      </w:r>
-      <w:r>
-        <w:rPr>
-          <w:rStyle w:val="NormalTok"/>
-        </w:rPr>
-        <w:t xml:space="preserve"> region=minio,s3ForcePathStyle=true,s3Url=http://minio.velero.svc:9000 </w:t>
-      </w:r>
-      <w:r>
-        <w:rPr>
-          <w:rStyle w:val="DataTypeTok"/>
-        </w:rPr>
-        <w:t xml:space="preserve">\</w:t>
-      </w:r>
-      <w:r>
-        <w:br/>
-      </w:r>
-      <w:r>
-        <w:rPr>
-          <w:rStyle w:val="NormalTok"/>
-        </w:rPr>
-        <w:t xml:space="preserve">  </w:t>
-      </w:r>
-      <w:r>
-        <w:rPr>
-          <w:rStyle w:val="AttributeTok"/>
-        </w:rPr>
-        <w:t xml:space="preserve">--namespace</w:t>
-      </w:r>
-      <w:r>
-        <w:rPr>
-          <w:rStyle w:val="NormalTok"/>
-        </w:rPr>
-        <w:t xml:space="preserve"> velero</w:t>
-      </w:r>
-      <w:r>
-        <w:br/>
-      </w:r>
-      <w:r>
-        <w:br/>
-      </w:r>
-      <w:r>
-        <w:rPr>
-          <w:rStyle w:val="ExtensionTok"/>
-        </w:rPr>
-        <w:t xml:space="preserve">kubectl</w:t>
-      </w:r>
-      <w:r>
-        <w:rPr>
-          <w:rStyle w:val="NormalTok"/>
-        </w:rPr>
-        <w:t xml:space="preserve"> </w:t>
-      </w:r>
-      <w:r>
-        <w:rPr>
-          <w:rStyle w:val="AttributeTok"/>
-        </w:rPr>
-        <w:t xml:space="preserve">-n</w:t>
-      </w:r>
-      <w:r>
-        <w:rPr>
-          <w:rStyle w:val="NormalTok"/>
-        </w:rPr>
-        <w:t xml:space="preserve"> velero rollout status deployment/velero </w:t>
-      </w:r>
-      <w:r>
-        <w:rPr>
-          <w:rStyle w:val="AttributeTok"/>
-        </w:rPr>
-        <w:t xml:space="preserve">--timeout</w:t>
-      </w:r>
-      <w:r>
-        <w:rPr>
-          <w:rStyle w:val="OperatorTok"/>
-        </w:rPr>
-        <w:t xml:space="preserve">=</w:t>
-      </w:r>
-      <w:r>
-        <w:rPr>
-          <w:rStyle w:val="NormalTok"/>
-        </w:rPr>
-        <w:t xml:space="preserve">150s</w:t>
-      </w:r>
-      <w:r>
-        <w:br/>
-      </w:r>
-      <w:r>
-        <w:rPr>
-          <w:rStyle w:val="ExtensionTok"/>
-        </w:rPr>
-        <w:t xml:space="preserve">velero</w:t>
-      </w:r>
-      <w:r>
-        <w:rPr>
-          <w:rStyle w:val="NormalTok"/>
-        </w:rPr>
-        <w:t xml:space="preserve"> backup-location get</w:t>
-      </w:r>
-    </w:p>
-    <w:p>
-      <w:pPr>
-        <w:pStyle w:val="FirstParagraph"/>
-      </w:pPr>
-      <w:r>
-        <w:rPr>
-          <w:b/>
-          <w:bCs/>
-        </w:rPr>
-        <w:t xml:space="preserve">What you should see:</w:t>
-      </w:r>
-      <w:r>
-        <w:t xml:space="preserve"> </w:t>
-      </w:r>
-      <w:r>
-        <w:t xml:space="preserve">the backup location</w:t>
-      </w:r>
-      <w:r>
-        <w:t xml:space="preserve"> </w:t>
-      </w:r>
-      <w:r>
-        <w:rPr>
-          <w:rStyle w:val="VerbatimChar"/>
-        </w:rPr>
-        <w:t xml:space="preserve">default</w:t>
-      </w:r>
-      <w:r>
-        <w:t xml:space="preserve"> </w:t>
-      </w:r>
-      <w:r>
-        <w:t xml:space="preserve">reports</w:t>
-      </w:r>
-      <w:r>
-        <w:t xml:space="preserve"> </w:t>
-      </w:r>
-      <w:r>
-        <w:rPr>
-          <w:rStyle w:val="VerbatimChar"/>
-          <w:b/>
-          <w:bCs/>
-        </w:rPr>
-        <w:t xml:space="preserve">PHASE: Available</w:t>
-      </w:r>
-      <w:r>
-        <w:t xml:space="preserve"> </w:t>
-      </w:r>
-      <w:r>
-        <w:t xml:space="preserve">— Velero can reach the MinIO bucket.</w:t>
-      </w:r>
-    </w:p>
-    <w:p>
-      <w:pPr>
-        <w:pStyle w:val="BodyText"/>
-      </w:pPr>
-      <w:r>
-        <w:rPr>
-          <w:b/>
-          <w:bCs/>
-        </w:rPr>
-        <w:t xml:space="preserve">What this means:</w:t>
-      </w:r>
-      <w:r>
-        <w:t xml:space="preserve"> </w:t>
-      </w:r>
-      <w:r>
-        <w:t xml:space="preserve">Velero is installed and its S3 target is validated. On NKE you'd point</w:t>
-      </w:r>
-      <w:r>
-        <w:t xml:space="preserve"> </w:t>
-      </w:r>
-      <w:r>
-        <w:rPr>
-          <w:rStyle w:val="VerbatimChar"/>
-        </w:rPr>
-        <w:t xml:space="preserve">s3Url</w:t>
-      </w:r>
-      <w:r>
-        <w:t xml:space="preserve"> </w:t>
-      </w:r>
-      <w:r>
-        <w:t xml:space="preserve">at Nutanix Objects instead; nothing else changes.</w:t>
-      </w:r>
-    </w:p>
-    <w:p>
-      <w:r>
-        <w:pict>
-          <v:rect style="width:0;height:1.5pt" o:hralign="center" o:hrstd="t" o:hr="t"/>
-        </w:pict>
-      </w:r>
-    </w:p>
-    <w:bookmarkEnd w:id="17"/>
-    <w:bookmarkStart w:id="21" w:name="X394a90876ff05cab0890538a839cef5d4006584"/>
-    <w:p>
-      <w:pPr>
-        <w:pStyle w:val="Heading2"/>
-      </w:pPr>
-      <w:r>
-        <w:t xml:space="preserve">Step 2 — Create an app with data, and back it up</w:t>
-      </w:r>
-    </w:p>
-    <w:p>
-      <w:pPr>
-        <w:pStyle w:val="FirstParagraph"/>
-      </w:pPr>
-      <w:r>
-        <w:rPr>
-          <w:b/>
-          <w:bCs/>
-        </w:rPr>
-        <w:t xml:space="preserve">Goal:</w:t>
-      </w:r>
-      <w:r>
-        <w:t xml:space="preserve"> </w:t>
-      </w:r>
-      <w:r>
-        <w:t xml:space="preserve">back up a whole namespace to MinIO.</w:t>
-      </w:r>
-    </w:p>
-    <w:p>
-      <w:pPr>
-        <w:pStyle w:val="SourceCode"/>
-      </w:pPr>
-      <w:r>
-        <w:rPr>
-          <w:rStyle w:val="ExtensionTok"/>
-        </w:rPr>
-        <w:t xml:space="preserve">kubectl</w:t>
-      </w:r>
-      <w:r>
-        <w:rPr>
-          <w:rStyle w:val="NormalTok"/>
-        </w:rPr>
-        <w:t xml:space="preserve"> create namespace shop</w:t>
-      </w:r>
-      <w:r>
-        <w:br/>
-      </w:r>
-      <w:r>
-        <w:rPr>
-          <w:rStyle w:val="ExtensionTok"/>
-        </w:rPr>
-        <w:t xml:space="preserve">kubectl</w:t>
-      </w:r>
-      <w:r>
-        <w:rPr>
-          <w:rStyle w:val="NormalTok"/>
-        </w:rPr>
-        <w:t xml:space="preserve"> </w:t>
-      </w:r>
-      <w:r>
-        <w:rPr>
-          <w:rStyle w:val="AttributeTok"/>
-        </w:rPr>
-        <w:t xml:space="preserve">-n</w:t>
-      </w:r>
-      <w:r>
-        <w:rPr>
-          <w:rStyle w:val="NormalTok"/>
-        </w:rPr>
-        <w:t xml:space="preserve"> shop create deployment web </w:t>
-      </w:r>
-      <w:r>
-        <w:rPr>
-          <w:rStyle w:val="AttributeTok"/>
-        </w:rPr>
-        <w:t xml:space="preserve">--image</w:t>
-      </w:r>
-      <w:r>
-        <w:rPr>
-          <w:rStyle w:val="OperatorTok"/>
-        </w:rPr>
-        <w:t xml:space="preserve">=</w:t>
-      </w:r>
-      <w:r>
-        <w:rPr>
-          <w:rStyle w:val="NormalTok"/>
-        </w:rPr>
-        <w:t xml:space="preserve">nginx:1.27-alpine</w:t>
-      </w:r>
-      <w:r>
-        <w:br/>
-      </w:r>
-      <w:r>
-        <w:rPr>
-          <w:rStyle w:val="ExtensionTok"/>
-        </w:rPr>
-        <w:t xml:space="preserve">kubectl</w:t>
-      </w:r>
-      <w:r>
-        <w:rPr>
-          <w:rStyle w:val="NormalTok"/>
-        </w:rPr>
-        <w:t xml:space="preserve"> </w:t>
-      </w:r>
-      <w:r>
-        <w:rPr>
-          <w:rStyle w:val="AttributeTok"/>
-        </w:rPr>
-        <w:t xml:space="preserve">-n</w:t>
-      </w:r>
-      <w:r>
-        <w:rPr>
-          <w:rStyle w:val="NormalTok"/>
-        </w:rPr>
-        <w:t xml:space="preserve"> shop create configmap catalog </w:t>
-      </w:r>
-      <w:r>
-        <w:rPr>
-          <w:rStyle w:val="AttributeTok"/>
-        </w:rPr>
-        <w:t xml:space="preserve">--from-literal</w:t>
-      </w:r>
-      <w:r>
-        <w:rPr>
-          <w:rStyle w:val="OperatorTok"/>
-        </w:rPr>
-        <w:t xml:space="preserve">=</w:t>
-      </w:r>
-      <w:r>
-        <w:rPr>
-          <w:rStyle w:val="NormalTok"/>
-        </w:rPr>
-        <w:t xml:space="preserve">featured=</w:t>
-      </w:r>
-      <w:r>
-        <w:rPr>
-          <w:rStyle w:val="StringTok"/>
-        </w:rPr>
-        <w:t xml:space="preserve">"widget-9000"</w:t>
-      </w:r>
-      <w:r>
-        <w:rPr>
-          <w:rStyle w:val="NormalTok"/>
-        </w:rPr>
-        <w:t xml:space="preserve"> </w:t>
-      </w:r>
-      <w:r>
-        <w:rPr>
-          <w:rStyle w:val="AttributeTok"/>
-        </w:rPr>
-        <w:t xml:space="preserve">--from-literal</w:t>
-      </w:r>
-      <w:r>
-        <w:rPr>
-          <w:rStyle w:val="OperatorTok"/>
-        </w:rPr>
-        <w:t xml:space="preserve">=</w:t>
-      </w:r>
-      <w:r>
-        <w:rPr>
-          <w:rStyle w:val="NormalTok"/>
-        </w:rPr>
-        <w:t xml:space="preserve">price=</w:t>
-      </w:r>
-      <w:r>
-        <w:rPr>
-          <w:rStyle w:val="StringTok"/>
-        </w:rPr>
-        <w:t xml:space="preserve">"42.00"</w:t>
-      </w:r>
-      <w:r>
-        <w:br/>
-      </w:r>
-      <w:r>
-        <w:rPr>
-          <w:rStyle w:val="ExtensionTok"/>
-        </w:rPr>
-        <w:t xml:space="preserve">kubectl</w:t>
-      </w:r>
-      <w:r>
-        <w:rPr>
-          <w:rStyle w:val="NormalTok"/>
-        </w:rPr>
-        <w:t xml:space="preserve"> </w:t>
-      </w:r>
-      <w:r>
-        <w:rPr>
-          <w:rStyle w:val="AttributeTok"/>
-        </w:rPr>
-        <w:t xml:space="preserve">-n</w:t>
-      </w:r>
-      <w:r>
-        <w:rPr>
-          <w:rStyle w:val="NormalTok"/>
-        </w:rPr>
-        <w:t xml:space="preserve"> shop expose deployment web </w:t>
-      </w:r>
-      <w:r>
-        <w:rPr>
-          <w:rStyle w:val="AttributeTok"/>
-        </w:rPr>
-        <w:t xml:space="preserve">--port</w:t>
-      </w:r>
-      <w:r>
-        <w:rPr>
-          <w:rStyle w:val="OperatorTok"/>
-        </w:rPr>
-        <w:t xml:space="preserve">=</w:t>
-      </w:r>
-      <w:r>
-        <w:rPr>
-          <w:rStyle w:val="NormalTok"/>
-        </w:rPr>
-        <w:t xml:space="preserve">80</w:t>
-      </w:r>
-      <w:r>
-        <w:br/>
-      </w:r>
-      <w:r>
-        <w:br/>
-      </w:r>
-      <w:r>
-        <w:rPr>
-          <w:rStyle w:val="ExtensionTok"/>
-        </w:rPr>
-        <w:t xml:space="preserve">velero</w:t>
-      </w:r>
-      <w:r>
-        <w:rPr>
-          <w:rStyle w:val="NormalTok"/>
-        </w:rPr>
-        <w:t xml:space="preserve"> backup create shop-backup </w:t>
-      </w:r>
-      <w:r>
-        <w:rPr>
-          <w:rStyle w:val="AttributeTok"/>
-        </w:rPr>
-        <w:t xml:space="preserve">--include-namespaces</w:t>
-      </w:r>
-      <w:r>
-        <w:rPr>
-          <w:rStyle w:val="NormalTok"/>
-        </w:rPr>
-        <w:t xml:space="preserve"> shop </w:t>
-      </w:r>
-      <w:r>
-        <w:rPr>
-          <w:rStyle w:val="AttributeTok"/>
-        </w:rPr>
-        <w:t xml:space="preserve">--wait</w:t>
-      </w:r>
-      <w:r>
-        <w:br/>
-      </w:r>
-      <w:r>
-        <w:rPr>
-          <w:rStyle w:val="ExtensionTok"/>
-        </w:rPr>
-        <w:t xml:space="preserve">velero</w:t>
-      </w:r>
-      <w:r>
-        <w:rPr>
-          <w:rStyle w:val="NormalTok"/>
-        </w:rPr>
-        <w:t xml:space="preserve"> backup describe shop-backup</w:t>
-      </w:r>
-    </w:p>
-    <w:p>
-      <w:pPr>
-        <w:pStyle w:val="FirstParagraph"/>
-      </w:pPr>
-      <w:r>
-        <w:rPr>
-          <w:b/>
-          <w:bCs/>
-        </w:rPr>
-        <w:t xml:space="preserve">What you should see:</w:t>
-      </w:r>
-      <w:r>
-        <w:t xml:space="preserve"> </w:t>
-      </w:r>
-      <w:r>
-        <w:t xml:space="preserve">the backup reaches</w:t>
-      </w:r>
-      <w:r>
-        <w:t xml:space="preserve"> </w:t>
-      </w:r>
-      <w:r>
-        <w:rPr>
-          <w:rStyle w:val="VerbatimChar"/>
-          <w:b/>
-          <w:bCs/>
-        </w:rPr>
-        <w:t xml:space="preserve">Phase: Completed</w:t>
-      </w:r>
-      <w:r>
-        <w:t xml:space="preserve">, with something like</w:t>
-      </w:r>
-      <w:r>
-        <w:t xml:space="preserve"> </w:t>
-      </w:r>
-      <w:r>
-        <w:rPr>
-          <w:b/>
-          <w:bCs/>
-        </w:rPr>
-        <w:t xml:space="preserve">16 items backed up</w:t>
-      </w:r>
-      <w:r>
-        <w:t xml:space="preserve"> </w:t>
-      </w:r>
-      <w:r>
-        <w:t xml:space="preserve">(the namespace and everything in it), and the</w:t>
-      </w:r>
-      <w:r>
-        <w:t xml:space="preserve"> </w:t>
-      </w:r>
-      <w:r>
-        <w:rPr>
-          <w:rStyle w:val="VerbatimChar"/>
-        </w:rPr>
-        <w:t xml:space="preserve">catalog</w:t>
-      </w:r>
-      <w:r>
-        <w:t xml:space="preserve"> </w:t>
-      </w:r>
-      <w:r>
-        <w:t xml:space="preserve">data is</w:t>
-      </w:r>
-      <w:r>
-        <w:t xml:space="preserve"> </w:t>
-      </w:r>
-      <w:r>
-        <w:rPr>
-          <w:rStyle w:val="VerbatimChar"/>
-        </w:rPr>
-        <w:t xml:space="preserve">widget-9000=42.00</w:t>
-      </w:r>
-      <w:r>
-        <w:t xml:space="preserve">.</w:t>
-      </w:r>
-    </w:p>
-    <w:p>
-      <w:pPr>
-        <w:pStyle w:val="BodyText"/>
-      </w:pPr>
-      <w:r>
-        <w:drawing>
-          <wp:inline>
-            <wp:extent cx="5943600" cy="4116751"/>
-            <wp:effectExtent b="0" l="0" r="0" t="0"/>
-            <wp:docPr descr="Namespace backed up to MinIO — Completed, 16 items" title="" id="19" name="Picture"/>
-            <a:graphic>
-              <a:graphicData uri="http://schemas.openxmlformats.org/drawingml/2006/picture">
-                <pic:pic>
-                  <pic:nvPicPr>
-                    <pic:cNvPr descr="artifacts/lab-12/screenshots/01-backup-completed.png" id="20" name="Picture"/>
-                    <pic:cNvPicPr>
-                      <a:picLocks noChangeArrowheads="1" noChangeAspect="1"/>
-                    </pic:cNvPicPr>
-                  </pic:nvPicPr>
-                  <pic:blipFill>
-                    <a:blip r:embed="rId18"/>
+                    <a:blip r:embed="rId16"/>
                     <a:stretch>
                       <a:fillRect/>
                     </a:stretch>
@@ -2494,8 +2937,8 @@
         </w:pict>
       </w:r>
     </w:p>
-    <w:bookmarkEnd w:id="21"/>
-    <w:bookmarkStart w:id="25" w:name="step-3--delete-the-entire-namespace"/>
+    <w:bookmarkEnd w:id="19"/>
+    <w:bookmarkStart w:id="23" w:name="step-3--delete-the-entire-namespace"/>
     <w:p>
       <w:pPr>
         <w:pStyle w:val="Heading2"/>
@@ -2638,18 +3081,18 @@
           <wp:inline>
             <wp:extent cx="5943600" cy="4116751"/>
             <wp:effectExtent b="0" l="0" r="0" t="0"/>
-            <wp:docPr descr="Namespace deleted; the backup survives in MinIO" title="" id="23" name="Picture"/>
+            <wp:docPr descr="Namespace deleted; the backup survives in MinIO" title="" id="21" name="Picture"/>
             <a:graphic>
               <a:graphicData uri="http://schemas.openxmlformats.org/drawingml/2006/picture">
                 <pic:pic>
                   <pic:nvPicPr>
-                    <pic:cNvPr descr="artifacts/lab-12/screenshots/02-namespace-deleted.png" id="24" name="Picture"/>
+                    <pic:cNvPr descr="../artifacts/lab-12/screenshots/02-namespace-deleted.png" id="22" name="Picture"/>
                     <pic:cNvPicPr>
                       <a:picLocks noChangeArrowheads="1" noChangeAspect="1"/>
                     </pic:cNvPicPr>
                   </pic:nvPicPr>
                   <pic:blipFill>
-                    <a:blip r:embed="rId22"/>
+                    <a:blip r:embed="rId20"/>
                     <a:stretch>
                       <a:fillRect/>
                     </a:stretch>
@@ -2701,8 +3144,8 @@
         </w:pict>
       </w:r>
     </w:p>
-    <w:bookmarkEnd w:id="25"/>
-    <w:bookmarkStart w:id="29" w:name="X6595008221642c471d029092037b5de049385b7"/>
+    <w:bookmarkEnd w:id="23"/>
+    <w:bookmarkStart w:id="27" w:name="X6595008221642c471d029092037b5de049385b7"/>
     <w:p>
       <w:pPr>
         <w:pStyle w:val="Heading2"/>
@@ -2958,18 +3401,18 @@
           <wp:inline>
             <wp:extent cx="5943600" cy="4116751"/>
             <wp:effectExtent b="0" l="0" r="0" t="0"/>
-            <wp:docPr descr="Namespace restored — objects and data intact" title="" id="27" name="Picture"/>
+            <wp:docPr descr="Namespace restored — objects and data intact" title="" id="25" name="Picture"/>
             <a:graphic>
               <a:graphicData uri="http://schemas.openxmlformats.org/drawingml/2006/picture">
                 <pic:pic>
                   <pic:nvPicPr>
-                    <pic:cNvPr descr="artifacts/lab-12/screenshots/03-restored-with-data.png" id="28" name="Picture"/>
+                    <pic:cNvPr descr="../artifacts/lab-12/screenshots/03-restored-with-data.png" id="26" name="Picture"/>
                     <pic:cNvPicPr>
                       <a:picLocks noChangeArrowheads="1" noChangeAspect="1"/>
                     </pic:cNvPicPr>
                   </pic:nvPicPr>
                   <pic:blipFill>
-                    <a:blip r:embed="rId26"/>
+                    <a:blip r:embed="rId24"/>
                     <a:stretch>
                       <a:fillRect/>
                     </a:stretch>
@@ -3037,14 +3480,1407 @@
         </w:pict>
       </w:r>
     </w:p>
+    <w:bookmarkEnd w:id="27"/>
+    <w:bookmarkStart w:id="28" w:name="X43666251edc9954c0ec759f0b7441c7727c0dc6"/>
+    <w:p>
+      <w:pPr>
+        <w:pStyle w:val="Heading2"/>
+      </w:pPr>
+      <w:r>
+        <w:t xml:space="preserve">Step 5 — The backup that says</w:t>
+      </w:r>
+      <w:r>
+        <w:t xml:space="preserve"> </w:t>
+      </w:r>
+      <w:r>
+        <w:rPr>
+          <w:rStyle w:val="VerbatimChar"/>
+        </w:rPr>
+        <w:t xml:space="preserve">Completed</w:t>
+      </w:r>
+      <w:r>
+        <w:t xml:space="preserve"> </w:t>
+      </w:r>
+      <w:r>
+        <w:t xml:space="preserve">and restores nothing</w:t>
+      </w:r>
+    </w:p>
+    <w:p>
+      <w:pPr>
+        <w:pStyle w:val="FirstParagraph"/>
+      </w:pPr>
+      <w:r>
+        <w:rPr>
+          <w:b/>
+          <w:bCs/>
+        </w:rPr>
+        <w:t xml:space="preserve">Goal:</w:t>
+      </w:r>
+      <w:r>
+        <w:t xml:space="preserve"> </w:t>
+      </w:r>
+      <w:r>
+        <w:t xml:space="preserve">meet the failure mode that makes people trust backups they should not.</w:t>
+      </w:r>
+    </w:p>
+    <w:p>
+      <w:pPr>
+        <w:pStyle w:val="BodyText"/>
+      </w:pPr>
+      <w:r>
+        <w:t xml:space="preserve">Everything so far worked. Now configure Velero the way most teams first do — and watch it lie to you.</w:t>
+      </w:r>
+    </w:p>
+    <w:p>
+      <w:pPr>
+        <w:pStyle w:val="BodyText"/>
+      </w:pPr>
+      <w:r>
+        <w:t xml:space="preserve">Back the same namespace up</w:t>
+      </w:r>
+      <w:r>
+        <w:t xml:space="preserve"> </w:t>
+      </w:r>
+      <w:r>
+        <w:rPr>
+          <w:b/>
+          <w:bCs/>
+        </w:rPr>
+        <w:t xml:space="preserve">without</w:t>
+      </w:r>
+      <w:r>
+        <w:t xml:space="preserve"> </w:t>
+      </w:r>
+      <w:r>
+        <w:t xml:space="preserve">file-system backup of the volume:</w:t>
+      </w:r>
+    </w:p>
+    <w:p>
+      <w:pPr>
+        <w:pStyle w:val="SourceCode"/>
+      </w:pPr>
+      <w:r>
+        <w:rPr>
+          <w:rStyle w:val="ExtensionTok"/>
+        </w:rPr>
+        <w:t xml:space="preserve">velero</w:t>
+      </w:r>
+      <w:r>
+        <w:rPr>
+          <w:rStyle w:val="NormalTok"/>
+        </w:rPr>
+        <w:t xml:space="preserve"> backup create orders-nightly </w:t>
+      </w:r>
+      <w:r>
+        <w:rPr>
+          <w:rStyle w:val="AttributeTok"/>
+        </w:rPr>
+        <w:t xml:space="preserve">--include-namespaces</w:t>
+      </w:r>
+      <w:r>
+        <w:rPr>
+          <w:rStyle w:val="NormalTok"/>
+        </w:rPr>
+        <w:t xml:space="preserve"> orders </w:t>
+      </w:r>
+      <w:r>
+        <w:rPr>
+          <w:rStyle w:val="DataTypeTok"/>
+        </w:rPr>
+        <w:t xml:space="preserve">\</w:t>
+      </w:r>
+      <w:r>
+        <w:br/>
+      </w:r>
+      <w:r>
+        <w:rPr>
+          <w:rStyle w:val="NormalTok"/>
+        </w:rPr>
+        <w:t xml:space="preserve">  </w:t>
+      </w:r>
+      <w:r>
+        <w:rPr>
+          <w:rStyle w:val="AttributeTok"/>
+        </w:rPr>
+        <w:t xml:space="preserve">--default-volumes-to-fs-backup</w:t>
+      </w:r>
+      <w:r>
+        <w:rPr>
+          <w:rStyle w:val="OperatorTok"/>
+        </w:rPr>
+        <w:t xml:space="preserve">=</w:t>
+      </w:r>
+      <w:r>
+        <w:rPr>
+          <w:rStyle w:val="NormalTok"/>
+        </w:rPr>
+        <w:t xml:space="preserve">false </w:t>
+      </w:r>
+      <w:r>
+        <w:rPr>
+          <w:rStyle w:val="AttributeTok"/>
+        </w:rPr>
+        <w:t xml:space="preserve">--wait</w:t>
+      </w:r>
+      <w:r>
+        <w:br/>
+      </w:r>
+      <w:r>
+        <w:rPr>
+          <w:rStyle w:val="ExtensionTok"/>
+        </w:rPr>
+        <w:t xml:space="preserve">velero</w:t>
+      </w:r>
+      <w:r>
+        <w:rPr>
+          <w:rStyle w:val="NormalTok"/>
+        </w:rPr>
+        <w:t xml:space="preserve"> backup get orders-nightly</w:t>
+      </w:r>
+    </w:p>
+    <w:p>
+      <w:pPr>
+        <w:pStyle w:val="FirstParagraph"/>
+      </w:pPr>
+      <w:r>
+        <w:rPr>
+          <w:b/>
+          <w:bCs/>
+        </w:rPr>
+        <w:t xml:space="preserve">What you should see — a completely clean result:</w:t>
+      </w:r>
+    </w:p>
+    <w:p>
+      <w:pPr>
+        <w:pStyle w:val="SourceCode"/>
+      </w:pPr>
+      <w:r>
+        <w:rPr>
+          <w:rStyle w:val="VerbatimChar"/>
+        </w:rPr>
+        <w:t xml:space="preserve">phase          = Completed</w:t>
+      </w:r>
+      <w:r>
+        <w:br/>
+      </w:r>
+      <w:r>
+        <w:rPr>
+          <w:rStyle w:val="VerbatimChar"/>
+        </w:rPr>
+        <w:t xml:space="preserve">itemsBackedUp  = 19 of 19</w:t>
+      </w:r>
+      <w:r>
+        <w:br/>
+      </w:r>
+      <w:r>
+        <w:rPr>
+          <w:rStyle w:val="VerbatimChar"/>
+        </w:rPr>
+        <w:t xml:space="preserve">errors         = 0</w:t>
+      </w:r>
+      <w:r>
+        <w:br/>
+      </w:r>
+      <w:r>
+        <w:rPr>
+          <w:rStyle w:val="VerbatimChar"/>
+        </w:rPr>
+        <w:t xml:space="preserve">warnings       = 0</w:t>
+      </w:r>
+    </w:p>
+    <w:p>
+      <w:pPr>
+        <w:pStyle w:val="FirstParagraph"/>
+      </w:pPr>
+      <w:r>
+        <w:t xml:space="preserve">Destroy the namespace and restore it:</w:t>
+      </w:r>
+    </w:p>
+    <w:p>
+      <w:pPr>
+        <w:pStyle w:val="SourceCode"/>
+      </w:pPr>
+      <w:r>
+        <w:rPr>
+          <w:rStyle w:val="ExtensionTok"/>
+        </w:rPr>
+        <w:t xml:space="preserve">kubectl</w:t>
+      </w:r>
+      <w:r>
+        <w:rPr>
+          <w:rStyle w:val="NormalTok"/>
+        </w:rPr>
+        <w:t xml:space="preserve"> delete ns orders</w:t>
+      </w:r>
+      <w:r>
+        <w:br/>
+      </w:r>
+      <w:r>
+        <w:rPr>
+          <w:rStyle w:val="ExtensionTok"/>
+        </w:rPr>
+        <w:t xml:space="preserve">velero</w:t>
+      </w:r>
+      <w:r>
+        <w:rPr>
+          <w:rStyle w:val="NormalTok"/>
+        </w:rPr>
+        <w:t xml:space="preserve"> restore create </w:t>
+      </w:r>
+      <w:r>
+        <w:rPr>
+          <w:rStyle w:val="AttributeTok"/>
+        </w:rPr>
+        <w:t xml:space="preserve">--from-backup</w:t>
+      </w:r>
+      <w:r>
+        <w:rPr>
+          <w:rStyle w:val="NormalTok"/>
+        </w:rPr>
+        <w:t xml:space="preserve"> orders-nightly </w:t>
+      </w:r>
+      <w:r>
+        <w:rPr>
+          <w:rStyle w:val="AttributeTok"/>
+        </w:rPr>
+        <w:t xml:space="preserve">--wait</w:t>
+      </w:r>
+    </w:p>
+    <w:p>
+      <w:pPr>
+        <w:pStyle w:val="SourceCode"/>
+      </w:pPr>
+      <w:r>
+        <w:rPr>
+          <w:rStyle w:val="VerbatimChar"/>
+        </w:rPr>
+        <w:t xml:space="preserve">Restore completed with status: Completed.</w:t>
+      </w:r>
+      <w:r>
+        <w:br/>
+      </w:r>
+      <w:r>
+        <w:rPr>
+          <w:rStyle w:val="VerbatimChar"/>
+        </w:rPr>
+        <w:t xml:space="preserve">ERRORS: 0</w:t>
+      </w:r>
+    </w:p>
+    <w:p>
+      <w:pPr>
+        <w:pStyle w:val="FirstParagraph"/>
+      </w:pPr>
+      <w:r>
+        <w:rPr>
+          <w:b/>
+          <w:bCs/>
+        </w:rPr>
+        <w:t xml:space="preserve">Check the cluster — everything is healthy:</w:t>
+      </w:r>
+    </w:p>
+    <w:p>
+      <w:pPr>
+        <w:pStyle w:val="SourceCode"/>
+      </w:pPr>
+      <w:r>
+        <w:rPr>
+          <w:rStyle w:val="ExtensionTok"/>
+        </w:rPr>
+        <w:t xml:space="preserve">kubectl</w:t>
+      </w:r>
+      <w:r>
+        <w:rPr>
+          <w:rStyle w:val="NormalTok"/>
+        </w:rPr>
+        <w:t xml:space="preserve"> </w:t>
+      </w:r>
+      <w:r>
+        <w:rPr>
+          <w:rStyle w:val="AttributeTok"/>
+        </w:rPr>
+        <w:t xml:space="preserve">-n</w:t>
+      </w:r>
+      <w:r>
+        <w:rPr>
+          <w:rStyle w:val="NormalTok"/>
+        </w:rPr>
+        <w:t xml:space="preserve"> orders get pvc,deploy</w:t>
+      </w:r>
+    </w:p>
+    <w:p>
+      <w:pPr>
+        <w:pStyle w:val="SourceCode"/>
+      </w:pPr>
+      <w:r>
+        <w:rPr>
+          <w:rStyle w:val="VerbatimChar"/>
+        </w:rPr>
+        <w:t xml:space="preserve">persistentvolumeclaim/pgdata   Bound   pvc-5e49edac...   1Gi   RWO   standard</w:t>
+      </w:r>
+      <w:r>
+        <w:br/>
+      </w:r>
+      <w:r>
+        <w:rPr>
+          <w:rStyle w:val="VerbatimChar"/>
+        </w:rPr>
+        <w:t xml:space="preserve">deployment.apps/orders-db      1/1     1            1</w:t>
+      </w:r>
+    </w:p>
+    <w:p>
+      <w:pPr>
+        <w:pStyle w:val="FirstParagraph"/>
+      </w:pPr>
+      <w:r>
+        <w:rPr>
+          <w:b/>
+          <w:bCs/>
+        </w:rPr>
+        <w:t xml:space="preserve">Now ask the database:</w:t>
+      </w:r>
+    </w:p>
+    <w:p>
+      <w:pPr>
+        <w:pStyle w:val="SourceCode"/>
+      </w:pPr>
+      <w:r>
+        <w:rPr>
+          <w:rStyle w:val="ExtensionTok"/>
+        </w:rPr>
+        <w:t xml:space="preserve">kubectl</w:t>
+      </w:r>
+      <w:r>
+        <w:rPr>
+          <w:rStyle w:val="NormalTok"/>
+        </w:rPr>
+        <w:t xml:space="preserve"> </w:t>
+      </w:r>
+      <w:r>
+        <w:rPr>
+          <w:rStyle w:val="AttributeTok"/>
+        </w:rPr>
+        <w:t xml:space="preserve">-n</w:t>
+      </w:r>
+      <w:r>
+        <w:rPr>
+          <w:rStyle w:val="NormalTok"/>
+        </w:rPr>
+        <w:t xml:space="preserve"> orders exec </w:t>
+      </w:r>
+      <w:r>
+        <w:rPr>
+          <w:rStyle w:val="VariableTok"/>
+        </w:rPr>
+        <w:t xml:space="preserve">$POD</w:t>
+      </w:r>
+      <w:r>
+        <w:rPr>
+          <w:rStyle w:val="NormalTok"/>
+        </w:rPr>
+        <w:t xml:space="preserve"> </w:t>
+      </w:r>
+      <w:r>
+        <w:rPr>
+          <w:rStyle w:val="AttributeTok"/>
+        </w:rPr>
+        <w:t xml:space="preserve">--</w:t>
+      </w:r>
+      <w:r>
+        <w:rPr>
+          <w:rStyle w:val="NormalTok"/>
+        </w:rPr>
+        <w:t xml:space="preserve"> psql </w:t>
+      </w:r>
+      <w:r>
+        <w:rPr>
+          <w:rStyle w:val="AttributeTok"/>
+        </w:rPr>
+        <w:t xml:space="preserve">-U</w:t>
+      </w:r>
+      <w:r>
+        <w:rPr>
+          <w:rStyle w:val="NormalTok"/>
+        </w:rPr>
+        <w:t xml:space="preserve"> postgres </w:t>
+      </w:r>
+      <w:r>
+        <w:rPr>
+          <w:rStyle w:val="AttributeTok"/>
+        </w:rPr>
+        <w:t xml:space="preserve">-c</w:t>
+      </w:r>
+      <w:r>
+        <w:rPr>
+          <w:rStyle w:val="NormalTok"/>
+        </w:rPr>
+        <w:t xml:space="preserve"> </w:t>
+      </w:r>
+      <w:r>
+        <w:rPr>
+          <w:rStyle w:val="StringTok"/>
+        </w:rPr>
+        <w:t xml:space="preserve">"SELECT * FROM orders;"</w:t>
+      </w:r>
+    </w:p>
+    <w:p>
+      <w:pPr>
+        <w:pStyle w:val="SourceCode"/>
+      </w:pPr>
+      <w:r>
+        <w:rPr>
+          <w:rStyle w:val="VerbatimChar"/>
+        </w:rPr>
+        <w:t xml:space="preserve">ERROR:  relation "orders" does not exist</w:t>
+      </w:r>
+    </w:p>
+    <w:p>
+      <w:pPr>
+        <w:pStyle w:val="FirstParagraph"/>
+      </w:pPr>
+      <w:r>
+        <w:rPr>
+          <w:b/>
+          <w:bCs/>
+        </w:rPr>
+        <w:t xml:space="preserve">What this means.</w:t>
+      </w:r>
+      <w:r>
+        <w:t xml:space="preserve"> </w:t>
+      </w:r>
+      <w:r>
+        <w:t xml:space="preserve">Backup</w:t>
+      </w:r>
+      <w:r>
+        <w:t xml:space="preserve"> </w:t>
+      </w:r>
+      <w:r>
+        <w:rPr>
+          <w:rStyle w:val="VerbatimChar"/>
+        </w:rPr>
+        <w:t xml:space="preserve">Completed</w:t>
+      </w:r>
+      <w:r>
+        <w:t xml:space="preserve">. Restore</w:t>
+      </w:r>
+      <w:r>
+        <w:t xml:space="preserve"> </w:t>
+      </w:r>
+      <w:r>
+        <w:rPr>
+          <w:rStyle w:val="VerbatimChar"/>
+        </w:rPr>
+        <w:t xml:space="preserve">Completed</w:t>
+      </w:r>
+      <w:r>
+        <w:t xml:space="preserve">, zero errors. PVC</w:t>
+      </w:r>
+      <w:r>
+        <w:t xml:space="preserve"> </w:t>
+      </w:r>
+      <w:r>
+        <w:rPr>
+          <w:rStyle w:val="VerbatimChar"/>
+        </w:rPr>
+        <w:t xml:space="preserve">Bound</w:t>
+      </w:r>
+      <w:r>
+        <w:t xml:space="preserve">. Pod</w:t>
+      </w:r>
+      <w:r>
+        <w:t xml:space="preserve"> </w:t>
+      </w:r>
+      <w:r>
+        <w:rPr>
+          <w:rStyle w:val="VerbatimChar"/>
+        </w:rPr>
+        <w:t xml:space="preserve">1/1 Running</w:t>
+      </w:r>
+      <w:r>
+        <w:t xml:space="preserve">.</w:t>
+      </w:r>
+      <w:r>
+        <w:t xml:space="preserve"> </w:t>
+      </w:r>
+      <w:r>
+        <w:rPr>
+          <w:b/>
+          <w:bCs/>
+        </w:rPr>
+        <w:t xml:space="preserve">The data is gone.</w:t>
+      </w:r>
+    </w:p>
+    <w:p>
+      <w:pPr>
+        <w:pStyle w:val="BodyText"/>
+      </w:pPr>
+      <w:r>
+        <w:t xml:space="preserve">Velero backed up the Kubernetes</w:t>
+      </w:r>
+      <w:r>
+        <w:t xml:space="preserve"> </w:t>
+      </w:r>
+      <w:r>
+        <w:rPr>
+          <w:i/>
+          <w:iCs/>
+        </w:rPr>
+        <w:t xml:space="preserve">objects</w:t>
+      </w:r>
+      <w:r>
+        <w:t xml:space="preserve"> </w:t>
+      </w:r>
+      <w:r>
+        <w:t xml:space="preserve">— the PVC, the Deployment, the Service — and never touched</w:t>
+      </w:r>
+      <w:r>
+        <w:t xml:space="preserve"> </w:t>
+      </w:r>
+      <w:r>
+        <w:t xml:space="preserve">the bytes inside the volume. On restore it recreated an empty PVC. Postgres found an empty data</w:t>
+      </w:r>
+      <w:r>
+        <w:t xml:space="preserve"> </w:t>
+      </w:r>
+      <w:r>
+        <w:t xml:space="preserve">directory, ran</w:t>
+      </w:r>
+      <w:r>
+        <w:t xml:space="preserve"> </w:t>
+      </w:r>
+      <w:r>
+        <w:rPr>
+          <w:rStyle w:val="VerbatimChar"/>
+        </w:rPr>
+        <w:t xml:space="preserve">initdb</w:t>
+      </w:r>
+      <w:r>
+        <w:t xml:space="preserve">, and started cleanly.</w:t>
+      </w:r>
+      <w:r>
+        <w:t xml:space="preserve"> </w:t>
+      </w:r>
+      <w:r>
+        <w:rPr>
+          <w:b/>
+          <w:bCs/>
+        </w:rPr>
+        <w:t xml:space="preserve">Nothing anywhere reports a problem.</w:t>
+      </w:r>
+    </w:p>
+    <w:p>
+      <w:pPr>
+        <w:pStyle w:val="BlockText"/>
+      </w:pPr>
+      <w:r>
+        <w:t xml:space="preserve">⚠️</w:t>
+      </w:r>
+      <w:r>
+        <w:t xml:space="preserve"> </w:t>
+      </w:r>
+      <w:r>
+        <w:rPr>
+          <w:b/>
+          <w:bCs/>
+        </w:rPr>
+        <w:t xml:space="preserve">This is worse than a failed restore.</w:t>
+      </w:r>
+      <w:r>
+        <w:t xml:space="preserve"> </w:t>
+      </w:r>
+      <w:r>
+        <w:t xml:space="preserve">A restore that errors gets investigated. This one</w:t>
+      </w:r>
+      <w:r>
+        <w:t xml:space="preserve"> </w:t>
+      </w:r>
+      <w:r>
+        <w:t xml:space="preserve">reports success, so it gets ticked off — and the gap is discovered months later by someone who</w:t>
+      </w:r>
+      <w:r>
+        <w:t xml:space="preserve"> </w:t>
+      </w:r>
+      <w:r>
+        <w:t xml:space="preserve">actually needed the data. The outline calls this</w:t>
+      </w:r>
+      <w:r>
+        <w:t xml:space="preserve"> </w:t>
+      </w:r>
+      <w:r>
+        <w:rPr>
+          <w:i/>
+          <w:iCs/>
+        </w:rPr>
+        <w:t xml:space="preserve">"restores that report success without usable</w:t>
+      </w:r>
+      <w:r>
+        <w:rPr>
+          <w:i/>
+          <w:iCs/>
+        </w:rPr>
+        <w:t xml:space="preserve"> </w:t>
+      </w:r>
+      <w:r>
+        <w:rPr>
+          <w:i/>
+          <w:iCs/>
+        </w:rPr>
+        <w:t xml:space="preserve">data"</w:t>
+      </w:r>
+      <w:r>
+        <w:t xml:space="preserve">, and it is the single most important thing in this module.</w:t>
+      </w:r>
+    </w:p>
+    <w:p>
+      <w:pPr>
+        <w:pStyle w:val="FirstParagraph"/>
+      </w:pPr>
+      <w:r>
+        <w:rPr>
+          <w:b/>
+          <w:bCs/>
+        </w:rPr>
+        <w:t xml:space="preserve">The fix is to tell Velero to back up volume contents</w:t>
+      </w:r>
+      <w:r>
+        <w:t xml:space="preserve">, not just the objects that describe them:</w:t>
+      </w:r>
+    </w:p>
+    <w:p>
+      <w:pPr>
+        <w:pStyle w:val="SourceCode"/>
+      </w:pPr>
+      <w:r>
+        <w:rPr>
+          <w:rStyle w:val="ExtensionTok"/>
+        </w:rPr>
+        <w:t xml:space="preserve">velero</w:t>
+      </w:r>
+      <w:r>
+        <w:rPr>
+          <w:rStyle w:val="NormalTok"/>
+        </w:rPr>
+        <w:t xml:space="preserve"> install ... </w:t>
+      </w:r>
+      <w:r>
+        <w:rPr>
+          <w:rStyle w:val="AttributeTok"/>
+        </w:rPr>
+        <w:t xml:space="preserve">--use-node-agent</w:t>
+      </w:r>
+      <w:r>
+        <w:rPr>
+          <w:rStyle w:val="NormalTok"/>
+        </w:rPr>
+        <w:t xml:space="preserve"> </w:t>
+      </w:r>
+      <w:r>
+        <w:rPr>
+          <w:rStyle w:val="AttributeTok"/>
+        </w:rPr>
+        <w:t xml:space="preserve">--default-volumes-to-fs-backup</w:t>
+      </w:r>
+      <w:r>
+        <w:br/>
+      </w:r>
+      <w:r>
+        <w:rPr>
+          <w:rStyle w:val="ExtensionTok"/>
+        </w:rPr>
+        <w:t xml:space="preserve">velero</w:t>
+      </w:r>
+      <w:r>
+        <w:rPr>
+          <w:rStyle w:val="NormalTok"/>
+        </w:rPr>
+        <w:t xml:space="preserve"> backup create orders-nightly </w:t>
+      </w:r>
+      <w:r>
+        <w:rPr>
+          <w:rStyle w:val="AttributeTok"/>
+        </w:rPr>
+        <w:t xml:space="preserve">--include-namespaces</w:t>
+      </w:r>
+      <w:r>
+        <w:rPr>
+          <w:rStyle w:val="NormalTok"/>
+        </w:rPr>
+        <w:t xml:space="preserve"> orders </w:t>
+      </w:r>
+      <w:r>
+        <w:rPr>
+          <w:rStyle w:val="AttributeTok"/>
+        </w:rPr>
+        <w:t xml:space="preserve">--default-volumes-to-fs-backup</w:t>
+      </w:r>
+    </w:p>
+    <w:p>
+      <w:pPr>
+        <w:pStyle w:val="FirstParagraph"/>
+      </w:pPr>
+      <w:r>
+        <w:t xml:space="preserve">Then verify by the only test that counts:</w:t>
+      </w:r>
+    </w:p>
+    <w:p>
+      <w:pPr>
+        <w:pStyle w:val="SourceCode"/>
+      </w:pPr>
+      <w:r>
+        <w:rPr>
+          <w:rStyle w:val="ExtensionTok"/>
+        </w:rPr>
+        <w:t xml:space="preserve">kubectl</w:t>
+      </w:r>
+      <w:r>
+        <w:rPr>
+          <w:rStyle w:val="NormalTok"/>
+        </w:rPr>
+        <w:t xml:space="preserve"> </w:t>
+      </w:r>
+      <w:r>
+        <w:rPr>
+          <w:rStyle w:val="AttributeTok"/>
+        </w:rPr>
+        <w:t xml:space="preserve">-n</w:t>
+      </w:r>
+      <w:r>
+        <w:rPr>
+          <w:rStyle w:val="NormalTok"/>
+        </w:rPr>
+        <w:t xml:space="preserve"> velero get podvolumebackups     </w:t>
+      </w:r>
+      <w:r>
+        <w:rPr>
+          <w:rStyle w:val="CommentTok"/>
+        </w:rPr>
+        <w:t xml:space="preserve"># a row per volume, with bytesDone</w:t>
+      </w:r>
+    </w:p>
+    <w:p>
+      <w:pPr>
+        <w:pStyle w:val="BlockText"/>
+      </w:pPr>
+      <w:r>
+        <w:rPr>
+          <w:b/>
+          <w:bCs/>
+        </w:rPr>
+        <w:t xml:space="preserve">The rule this lab exists to teach:</w:t>
+      </w:r>
+      <w:r>
+        <w:t xml:space="preserve"> </w:t>
+      </w:r>
+      <w:r>
+        <w:t xml:space="preserve">a backup is not verified by its phase. It is verified by a</w:t>
+      </w:r>
+      <w:r>
+        <w:t xml:space="preserve"> </w:t>
+      </w:r>
+      <w:r>
+        <w:t xml:space="preserve">restore into a scratch namespace and a query against the restored data. Put that in the runbook.</w:t>
+      </w:r>
+    </w:p>
+    <w:p>
+      <w:r>
+        <w:pict>
+          <v:rect style="width:0;height:1.5pt" o:hralign="center" o:hrstd="t" o:hr="t"/>
+        </w:pict>
+      </w:r>
+    </w:p>
+    <w:bookmarkEnd w:id="28"/>
+    <w:bookmarkStart w:id="29" w:name="X59e93596927517248276eb0452cfbf85e35b38b"/>
+    <w:p>
+      <w:pPr>
+        <w:pStyle w:val="Heading2"/>
+      </w:pPr>
+      <w:r>
+        <w:t xml:space="preserve">Step 6 — Schedules, TTL and what expiry actually deletes</w:t>
+      </w:r>
+    </w:p>
+    <w:p>
+      <w:pPr>
+        <w:pStyle w:val="FirstParagraph"/>
+      </w:pPr>
+      <w:r>
+        <w:rPr>
+          <w:b/>
+          <w:bCs/>
+        </w:rPr>
+        <w:t xml:space="preserve">Goal:</w:t>
+      </w:r>
+      <w:r>
+        <w:t xml:space="preserve"> </w:t>
+      </w:r>
+      <w:r>
+        <w:t xml:space="preserve">make the backup recurring, and know when it disappears.</w:t>
+      </w:r>
+    </w:p>
+    <w:p>
+      <w:pPr>
+        <w:pStyle w:val="SourceCode"/>
+      </w:pPr>
+      <w:r>
+        <w:rPr>
+          <w:rStyle w:val="ExtensionTok"/>
+        </w:rPr>
+        <w:t xml:space="preserve">velero</w:t>
+      </w:r>
+      <w:r>
+        <w:rPr>
+          <w:rStyle w:val="NormalTok"/>
+        </w:rPr>
+        <w:t xml:space="preserve"> schedule create orders-daily </w:t>
+      </w:r>
+      <w:r>
+        <w:rPr>
+          <w:rStyle w:val="DataTypeTok"/>
+        </w:rPr>
+        <w:t xml:space="preserve">\</w:t>
+      </w:r>
+      <w:r>
+        <w:br/>
+      </w:r>
+      <w:r>
+        <w:rPr>
+          <w:rStyle w:val="NormalTok"/>
+        </w:rPr>
+        <w:t xml:space="preserve">  </w:t>
+      </w:r>
+      <w:r>
+        <w:rPr>
+          <w:rStyle w:val="AttributeTok"/>
+        </w:rPr>
+        <w:t xml:space="preserve">--schedule</w:t>
+      </w:r>
+      <w:r>
+        <w:rPr>
+          <w:rStyle w:val="OperatorTok"/>
+        </w:rPr>
+        <w:t xml:space="preserve">=</w:t>
+      </w:r>
+      <w:r>
+        <w:rPr>
+          <w:rStyle w:val="StringTok"/>
+        </w:rPr>
+        <w:t xml:space="preserve">"0 2 * * *"</w:t>
+      </w:r>
+      <w:r>
+        <w:rPr>
+          <w:rStyle w:val="NormalTok"/>
+        </w:rPr>
+        <w:t xml:space="preserve"> </w:t>
+      </w:r>
+      <w:r>
+        <w:rPr>
+          <w:rStyle w:val="DataTypeTok"/>
+        </w:rPr>
+        <w:t xml:space="preserve">\</w:t>
+      </w:r>
+      <w:r>
+        <w:br/>
+      </w:r>
+      <w:r>
+        <w:rPr>
+          <w:rStyle w:val="NormalTok"/>
+        </w:rPr>
+        <w:t xml:space="preserve">  </w:t>
+      </w:r>
+      <w:r>
+        <w:rPr>
+          <w:rStyle w:val="AttributeTok"/>
+        </w:rPr>
+        <w:t xml:space="preserve">--include-namespaces</w:t>
+      </w:r>
+      <w:r>
+        <w:rPr>
+          <w:rStyle w:val="NormalTok"/>
+        </w:rPr>
+        <w:t xml:space="preserve"> orders </w:t>
+      </w:r>
+      <w:r>
+        <w:rPr>
+          <w:rStyle w:val="DataTypeTok"/>
+        </w:rPr>
+        <w:t xml:space="preserve">\</w:t>
+      </w:r>
+      <w:r>
+        <w:br/>
+      </w:r>
+      <w:r>
+        <w:rPr>
+          <w:rStyle w:val="NormalTok"/>
+        </w:rPr>
+        <w:t xml:space="preserve">  </w:t>
+      </w:r>
+      <w:r>
+        <w:rPr>
+          <w:rStyle w:val="AttributeTok"/>
+        </w:rPr>
+        <w:t xml:space="preserve">--ttl</w:t>
+      </w:r>
+      <w:r>
+        <w:rPr>
+          <w:rStyle w:val="NormalTok"/>
+        </w:rPr>
+        <w:t xml:space="preserve"> 72h</w:t>
+      </w:r>
+      <w:r>
+        <w:br/>
+      </w:r>
+      <w:r>
+        <w:br/>
+      </w:r>
+      <w:r>
+        <w:rPr>
+          <w:rStyle w:val="ExtensionTok"/>
+        </w:rPr>
+        <w:t xml:space="preserve">velero</w:t>
+      </w:r>
+      <w:r>
+        <w:rPr>
+          <w:rStyle w:val="NormalTok"/>
+        </w:rPr>
+        <w:t xml:space="preserve"> schedule get</w:t>
+      </w:r>
+    </w:p>
+    <w:p>
+      <w:pPr>
+        <w:pStyle w:val="SourceCode"/>
+      </w:pPr>
+      <w:r>
+        <w:rPr>
+          <w:rStyle w:val="VerbatimChar"/>
+        </w:rPr>
+        <w:t xml:space="preserve">NAME           STATUS    SCHEDULE    BACKUP TTL   LAST BACKUP   PAUSED</w:t>
+      </w:r>
+      <w:r>
+        <w:br/>
+      </w:r>
+      <w:r>
+        <w:rPr>
+          <w:rStyle w:val="VerbatimChar"/>
+        </w:rPr>
+        <w:t xml:space="preserve">orders-daily   Enabled   0 2 * * *   72h0m0s      n/a           false</w:t>
+      </w:r>
+    </w:p>
+    <w:p>
+      <w:pPr>
+        <w:pStyle w:val="FirstParagraph"/>
+      </w:pPr>
+      <w:r>
+        <w:t xml:space="preserve">Every backup the schedule creates inherits that TTL. Look at what that becomes on the object:</w:t>
+      </w:r>
+    </w:p>
+    <w:p>
+      <w:pPr>
+        <w:pStyle w:val="SourceCode"/>
+      </w:pPr>
+      <w:r>
+        <w:rPr>
+          <w:rStyle w:val="ExtensionTok"/>
+        </w:rPr>
+        <w:t xml:space="preserve">kubectl</w:t>
+      </w:r>
+      <w:r>
+        <w:rPr>
+          <w:rStyle w:val="NormalTok"/>
+        </w:rPr>
+        <w:t xml:space="preserve"> </w:t>
+      </w:r>
+      <w:r>
+        <w:rPr>
+          <w:rStyle w:val="AttributeTok"/>
+        </w:rPr>
+        <w:t xml:space="preserve">-n</w:t>
+      </w:r>
+      <w:r>
+        <w:rPr>
+          <w:rStyle w:val="NormalTok"/>
+        </w:rPr>
+        <w:t xml:space="preserve"> velero get backup </w:t>
+      </w:r>
+      <w:r>
+        <w:rPr>
+          <w:rStyle w:val="OperatorTok"/>
+        </w:rPr>
+        <w:t xml:space="preserve">&lt;</w:t>
+      </w:r>
+      <w:r>
+        <w:rPr>
+          <w:rStyle w:val="NormalTok"/>
+        </w:rPr>
+        <w:t xml:space="preserve">name</w:t>
+      </w:r>
+      <w:r>
+        <w:rPr>
+          <w:rStyle w:val="OperatorTok"/>
+        </w:rPr>
+        <w:t xml:space="preserve">&gt;</w:t>
+      </w:r>
+      <w:r>
+        <w:rPr>
+          <w:rStyle w:val="NormalTok"/>
+        </w:rPr>
+        <w:t xml:space="preserve"> </w:t>
+      </w:r>
+      <w:r>
+        <w:rPr>
+          <w:rStyle w:val="DataTypeTok"/>
+        </w:rPr>
+        <w:t xml:space="preserve">\</w:t>
+      </w:r>
+      <w:r>
+        <w:br/>
+      </w:r>
+      <w:r>
+        <w:rPr>
+          <w:rStyle w:val="NormalTok"/>
+        </w:rPr>
+        <w:t xml:space="preserve">  </w:t>
+      </w:r>
+      <w:r>
+        <w:rPr>
+          <w:rStyle w:val="AttributeTok"/>
+        </w:rPr>
+        <w:t xml:space="preserve">-o</w:t>
+      </w:r>
+      <w:r>
+        <w:rPr>
+          <w:rStyle w:val="NormalTok"/>
+        </w:rPr>
+        <w:t xml:space="preserve"> jsonpath=</w:t>
+      </w:r>
+      <w:r>
+        <w:rPr>
+          <w:rStyle w:val="StringTok"/>
+        </w:rPr>
+        <w:t xml:space="preserve">'ttl={.spec.ttl}{"\n"}completed={.status.completionTimestamp}{"\n"}expiration={.status.expiration}'</w:t>
+      </w:r>
+    </w:p>
+    <w:p>
+      <w:pPr>
+        <w:pStyle w:val="SourceCode"/>
+      </w:pPr>
+      <w:r>
+        <w:rPr>
+          <w:rStyle w:val="VerbatimChar"/>
+        </w:rPr>
+        <w:t xml:space="preserve">ttl        = 720h0m0s</w:t>
+      </w:r>
+      <w:r>
+        <w:br/>
+      </w:r>
+      <w:r>
+        <w:rPr>
+          <w:rStyle w:val="VerbatimChar"/>
+        </w:rPr>
+        <w:t xml:space="preserve">completed  = 2026-09-25T13:40:02Z</w:t>
+      </w:r>
+      <w:r>
+        <w:br/>
+      </w:r>
+      <w:r>
+        <w:rPr>
+          <w:rStyle w:val="VerbatimChar"/>
+        </w:rPr>
+        <w:t xml:space="preserve">expiration = 2026-10-25T13:40:01Z</w:t>
+      </w:r>
+    </w:p>
+    <w:p>
+      <w:pPr>
+        <w:pStyle w:val="FirstParagraph"/>
+      </w:pPr>
+      <w:r>
+        <w:rPr>
+          <w:b/>
+          <w:bCs/>
+        </w:rPr>
+        <w:t xml:space="preserve">What this means.</w:t>
+      </w:r>
+      <w:r>
+        <w:t xml:space="preserve"> </w:t>
+      </w:r>
+      <w:r>
+        <w:t xml:space="preserve">TTL is resolved to an</w:t>
+      </w:r>
+      <w:r>
+        <w:t xml:space="preserve"> </w:t>
+      </w:r>
+      <w:r>
+        <w:rPr>
+          <w:b/>
+          <w:bCs/>
+        </w:rPr>
+        <w:t xml:space="preserve">absolute expiration timestamp at creation</w:t>
+      </w:r>
+      <w:r>
+        <w:t xml:space="preserve">, not</w:t>
+      </w:r>
+      <w:r>
+        <w:t xml:space="preserve"> </w:t>
+      </w:r>
+      <w:r>
+        <w:t xml:space="preserve">evaluated later. Velero's</w:t>
+      </w:r>
+      <w:r>
+        <w:t xml:space="preserve"> </w:t>
+      </w:r>
+      <w:r>
+        <w:rPr>
+          <w:rStyle w:val="VerbatimChar"/>
+        </w:rPr>
+        <w:t xml:space="preserve">gc-controller</w:t>
+      </w:r>
+      <w:r>
+        <w:t xml:space="preserve"> </w:t>
+      </w:r>
+      <w:r>
+        <w:t xml:space="preserve">removes the Backup object</w:t>
+      </w:r>
+      <w:r>
+        <w:t xml:space="preserve"> </w:t>
+      </w:r>
+      <w:r>
+        <w:rPr>
+          <w:i/>
+          <w:iCs/>
+        </w:rPr>
+        <w:t xml:space="preserve">and its data in object storage</w:t>
+      </w:r>
+      <w:r>
+        <w:t xml:space="preserve"> </w:t>
+      </w:r>
+      <w:r>
+        <w:t xml:space="preserve">once that moment passes.</w:t>
+      </w:r>
+    </w:p>
+    <w:p>
+      <w:pPr>
+        <w:pStyle w:val="BodyText"/>
+      </w:pPr>
+      <w:r>
+        <w:t xml:space="preserve">Two consequences worth stating plainly:</w:t>
+      </w:r>
+    </w:p>
+    <w:p>
+      <w:pPr>
+        <w:pStyle w:val="Compact"/>
+        <w:numPr>
+          <w:ilvl w:val="0"/>
+          <w:numId w:val="1004"/>
+        </w:numPr>
+      </w:pPr>
+      <w:r>
+        <w:rPr>
+          <w:b/>
+          <w:bCs/>
+        </w:rPr>
+        <w:t xml:space="preserve">Changing a Schedule's</w:t>
+      </w:r>
+      <w:r>
+        <w:rPr>
+          <w:b/>
+          <w:bCs/>
+        </w:rPr>
+        <w:t xml:space="preserve"> </w:t>
+      </w:r>
+      <w:r>
+        <w:rPr>
+          <w:rStyle w:val="VerbatimChar"/>
+          <w:b/>
+          <w:bCs/>
+        </w:rPr>
+        <w:t xml:space="preserve">--ttl</w:t>
+      </w:r>
+      <w:r>
+        <w:rPr>
+          <w:b/>
+          <w:bCs/>
+        </w:rPr>
+        <w:t xml:space="preserve"> </w:t>
+      </w:r>
+      <w:r>
+        <w:rPr>
+          <w:b/>
+          <w:bCs/>
+        </w:rPr>
+        <w:t xml:space="preserve">does not re-date backups already taken.</w:t>
+      </w:r>
+      <w:r>
+        <w:t xml:space="preserve"> </w:t>
+      </w:r>
+      <w:r>
+        <w:t xml:space="preserve">The old ones still expire</w:t>
+      </w:r>
+      <w:r>
+        <w:t xml:space="preserve"> </w:t>
+      </w:r>
+      <w:r>
+        <w:t xml:space="preserve">on their original schedule. If you extend retention after an incident, the backups you care about</w:t>
+      </w:r>
+      <w:r>
+        <w:t xml:space="preserve"> </w:t>
+      </w:r>
+      <w:r>
+        <w:t xml:space="preserve">may already be counting down.</w:t>
+      </w:r>
+    </w:p>
+    <w:p>
+      <w:pPr>
+        <w:pStyle w:val="Compact"/>
+        <w:numPr>
+          <w:ilvl w:val="0"/>
+          <w:numId w:val="1004"/>
+        </w:numPr>
+      </w:pPr>
+      <w:r>
+        <w:rPr>
+          <w:b/>
+          <w:bCs/>
+        </w:rPr>
+        <w:t xml:space="preserve">Expiry deletes the data, not just the record.</w:t>
+      </w:r>
+      <w:r>
+        <w:t xml:space="preserve"> </w:t>
+      </w:r>
+      <w:r>
+        <w:t xml:space="preserve">This is not an index tidy-up. A backup that ages</w:t>
+      </w:r>
+      <w:r>
+        <w:t xml:space="preserve"> </w:t>
+      </w:r>
+      <w:r>
+        <w:t xml:space="preserve">out is gone from the bucket.</w:t>
+      </w:r>
+    </w:p>
+    <w:p>
+      <w:pPr>
+        <w:pStyle w:val="BlockText"/>
+      </w:pPr>
+      <w:r>
+        <w:t xml:space="preserve">⚠️</w:t>
+      </w:r>
+      <w:r>
+        <w:t xml:space="preserve"> </w:t>
+      </w:r>
+      <w:r>
+        <w:rPr>
+          <w:b/>
+          <w:bCs/>
+        </w:rPr>
+        <w:t xml:space="preserve">Gotcha —</w:t>
+      </w:r>
+      <w:r>
+        <w:rPr>
+          <w:b/>
+          <w:bCs/>
+        </w:rPr>
+        <w:t xml:space="preserve"> </w:t>
+      </w:r>
+      <w:r>
+        <w:rPr>
+          <w:rStyle w:val="VerbatimChar"/>
+          <w:b/>
+          <w:bCs/>
+        </w:rPr>
+        <w:t xml:space="preserve">velero backup describe --details</w:t>
+      </w:r>
+      <w:r>
+        <w:rPr>
+          <w:b/>
+          <w:bCs/>
+        </w:rPr>
+        <w:t xml:space="preserve"> </w:t>
+      </w:r>
+      <w:r>
+        <w:rPr>
+          <w:b/>
+          <w:bCs/>
+        </w:rPr>
+        <w:t xml:space="preserve">fails against an in-cluster object store.</w:t>
+      </w:r>
+      <w:r>
+        <w:t xml:space="preserve"> </w:t>
+      </w:r>
+      <w:r>
+        <w:t xml:space="preserve">The</w:t>
+      </w:r>
+      <w:r>
+        <w:t xml:space="preserve"> </w:t>
+      </w:r>
+      <w:r>
+        <w:t xml:space="preserve">CLI runs on your laptop and tries to fetch details directly from S3, so it cannot resolve</w:t>
+      </w:r>
+      <w:r>
+        <w:t xml:space="preserve"> </w:t>
+      </w:r>
+      <w:r>
+        <w:rPr>
+          <w:rStyle w:val="VerbatimChar"/>
+        </w:rPr>
+        <w:t xml:space="preserve">minio.velero.svc</w:t>
+      </w:r>
+      <w:r>
+        <w:t xml:space="preserve">. You get</w:t>
+      </w:r>
+      <w:r>
+        <w:t xml:space="preserve"> </w:t>
+      </w:r>
+      <w:r>
+        <w:rPr>
+          <w:rStyle w:val="VerbatimChar"/>
+        </w:rPr>
+        <w:t xml:space="preserve">dial tcp: lookup minio.velero.svc: no such host</w:t>
+      </w:r>
+      <w:r>
+        <w:t xml:space="preserve"> </w:t>
+      </w:r>
+      <w:r>
+        <w:t xml:space="preserve">even though the</w:t>
+      </w:r>
+      <w:r>
+        <w:t xml:space="preserve"> </w:t>
+      </w:r>
+      <w:r>
+        <w:t xml:space="preserve">backup itself is fine. Read</w:t>
+      </w:r>
+      <w:r>
+        <w:t xml:space="preserve"> </w:t>
+      </w:r>
+      <w:r>
+        <w:rPr>
+          <w:rStyle w:val="VerbatimChar"/>
+        </w:rPr>
+        <w:t xml:space="preserve">kubectl -n velero logs deploy/velero</w:t>
+      </w:r>
+      <w:r>
+        <w:t xml:space="preserve"> </w:t>
+      </w:r>
+      <w:r>
+        <w:t xml:space="preserve">instead, or port-forward the</w:t>
+      </w:r>
+      <w:r>
+        <w:t xml:space="preserve"> </w:t>
+      </w:r>
+      <w:r>
+        <w:t xml:space="preserve">object store.</w:t>
+      </w:r>
+    </w:p>
+    <w:p>
+      <w:r>
+        <w:pict>
+          <v:rect style="width:0;height:1.5pt" o:hralign="center" o:hrstd="t" o:hr="t"/>
+        </w:pict>
+      </w:r>
+    </w:p>
     <w:bookmarkEnd w:id="29"/>
-    <w:bookmarkStart w:id="30" w:name="step-5--clean-up"/>
+    <w:bookmarkStart w:id="30" w:name="step-7--clean-up"/>
     <w:p>
       <w:pPr>
         <w:pStyle w:val="Heading2"/>
       </w:pPr>
       <w:r>
-        <w:t xml:space="preserve">Step 5 — Clean up</w:t>
+        <w:t xml:space="preserve">Step 7 — Clean up</w:t>
       </w:r>
     </w:p>
     <w:p>
@@ -3380,9 +5216,266 @@
           </w:p>
         </w:tc>
       </w:tr>
+      <w:tr>
+        <w:tc>
+          <w:tcPr/>
+          <w:p>
+            <w:pPr>
+              <w:pStyle w:val="Compact"/>
+            </w:pPr>
+            <w:r>
+              <w:t xml:space="preserve">A backup can report</w:t>
+            </w:r>
+            <w:r>
+              <w:t xml:space="preserve"> </w:t>
+            </w:r>
+            <w:r>
+              <w:rPr>
+                <w:rStyle w:val="VerbatimChar"/>
+              </w:rPr>
+              <w:t xml:space="preserve">Completed</w:t>
+            </w:r>
+            <w:r>
+              <w:t xml:space="preserve"> </w:t>
+            </w:r>
+            <w:r>
+              <w:t xml:space="preserve">and restore nothing usable</w:t>
+            </w:r>
+          </w:p>
+        </w:tc>
+        <w:tc>
+          <w:tcPr/>
+          <w:p>
+            <w:pPr>
+              <w:pStyle w:val="Compact"/>
+            </w:pPr>
+            <w:r>
+              <w:t xml:space="preserve">5</w:t>
+            </w:r>
+          </w:p>
+        </w:tc>
+        <w:tc>
+          <w:tcPr/>
+          <w:p>
+            <w:pPr>
+              <w:pStyle w:val="Compact"/>
+            </w:pPr>
+            <w:r>
+              <w:t xml:space="preserve">19/19 items, 0 errors — then</w:t>
+            </w:r>
+            <w:r>
+              <w:t xml:space="preserve"> </w:t>
+            </w:r>
+            <w:r>
+              <w:rPr>
+                <w:rStyle w:val="VerbatimChar"/>
+              </w:rPr>
+              <w:t xml:space="preserve">relation "orders" does not exist</w:t>
+            </w:r>
+          </w:p>
+        </w:tc>
+      </w:tr>
+      <w:tr>
+        <w:tc>
+          <w:tcPr/>
+          <w:p>
+            <w:pPr>
+              <w:pStyle w:val="Compact"/>
+            </w:pPr>
+            <w:r>
+              <w:t xml:space="preserve">Velero backs up objects, not volume bytes, unless told</w:t>
+            </w:r>
+          </w:p>
+        </w:tc>
+        <w:tc>
+          <w:tcPr/>
+          <w:p>
+            <w:pPr>
+              <w:pStyle w:val="Compact"/>
+            </w:pPr>
+            <w:r>
+              <w:t xml:space="preserve">5</w:t>
+            </w:r>
+          </w:p>
+        </w:tc>
+        <w:tc>
+          <w:tcPr/>
+          <w:p>
+            <w:pPr>
+              <w:pStyle w:val="Compact"/>
+            </w:pPr>
+            <w:r>
+              <w:t xml:space="preserve">PVC</w:t>
+            </w:r>
+            <w:r>
+              <w:t xml:space="preserve"> </w:t>
+            </w:r>
+            <w:r>
+              <w:rPr>
+                <w:rStyle w:val="VerbatimChar"/>
+              </w:rPr>
+              <w:t xml:space="preserve">Bound</w:t>
+            </w:r>
+            <w:r>
+              <w:t xml:space="preserve"> </w:t>
+            </w:r>
+            <w:r>
+              <w:t xml:space="preserve">and empty; Postgres ran</w:t>
+            </w:r>
+            <w:r>
+              <w:t xml:space="preserve"> </w:t>
+            </w:r>
+            <w:r>
+              <w:rPr>
+                <w:rStyle w:val="VerbatimChar"/>
+              </w:rPr>
+              <w:t xml:space="preserve">initdb</w:t>
+            </w:r>
+            <w:r>
+              <w:t xml:space="preserve"> </w:t>
+            </w:r>
+            <w:r>
+              <w:t xml:space="preserve">and started clean</w:t>
+            </w:r>
+          </w:p>
+        </w:tc>
+      </w:tr>
+      <w:tr>
+        <w:tc>
+          <w:tcPr/>
+          <w:p>
+            <w:pPr>
+              <w:pStyle w:val="Compact"/>
+            </w:pPr>
+            <w:r>
+              <w:t xml:space="preserve">Only a restore-and-query verifies a backup</w:t>
+            </w:r>
+          </w:p>
+        </w:tc>
+        <w:tc>
+          <w:tcPr/>
+          <w:p>
+            <w:pPr>
+              <w:pStyle w:val="Compact"/>
+            </w:pPr>
+            <w:r>
+              <w:t xml:space="preserve">5</w:t>
+            </w:r>
+          </w:p>
+        </w:tc>
+        <w:tc>
+          <w:tcPr/>
+          <w:p>
+            <w:pPr>
+              <w:pStyle w:val="Compact"/>
+            </w:pPr>
+            <w:r>
+              <w:t xml:space="preserve">every status field was green while the data was gone</w:t>
+            </w:r>
+          </w:p>
+        </w:tc>
+      </w:tr>
+      <w:tr>
+        <w:tc>
+          <w:tcPr/>
+          <w:p>
+            <w:pPr>
+              <w:pStyle w:val="Compact"/>
+            </w:pPr>
+            <w:r>
+              <w:t xml:space="preserve">TTL becomes an absolute expiry stamped at creation</w:t>
+            </w:r>
+          </w:p>
+        </w:tc>
+        <w:tc>
+          <w:tcPr/>
+          <w:p>
+            <w:pPr>
+              <w:pStyle w:val="Compact"/>
+            </w:pPr>
+            <w:r>
+              <w:t xml:space="preserve">6</w:t>
+            </w:r>
+          </w:p>
+        </w:tc>
+        <w:tc>
+          <w:tcPr/>
+          <w:p>
+            <w:pPr>
+              <w:pStyle w:val="Compact"/>
+            </w:pPr>
+            <w:r>
+              <w:rPr>
+                <w:rStyle w:val="VerbatimChar"/>
+              </w:rPr>
+              <w:t xml:space="preserve">ttl=720h</w:t>
+            </w:r>
+            <w:r>
+              <w:t xml:space="preserve"> </w:t>
+            </w:r>
+            <w:r>
+              <w:t xml:space="preserve">→</w:t>
+            </w:r>
+            <w:r>
+              <w:t xml:space="preserve"> </w:t>
+            </w:r>
+            <w:r>
+              <w:rPr>
+                <w:rStyle w:val="VerbatimChar"/>
+              </w:rPr>
+              <w:t xml:space="preserve">expiration=2026-10-25T13:40:01Z</w:t>
+            </w:r>
+          </w:p>
+        </w:tc>
+      </w:tr>
+      <w:tr>
+        <w:tc>
+          <w:tcPr/>
+          <w:p>
+            <w:pPr>
+              <w:pStyle w:val="Compact"/>
+            </w:pPr>
+            <w:r>
+              <w:t xml:space="preserve">Expiry deletes the backup</w:t>
+            </w:r>
+            <w:r>
+              <w:t xml:space="preserve"> </w:t>
+            </w:r>
+            <w:r>
+              <w:rPr>
+                <w:b/>
+                <w:bCs/>
+              </w:rPr>
+              <w:t xml:space="preserve">and its data</w:t>
+            </w:r>
+          </w:p>
+        </w:tc>
+        <w:tc>
+          <w:tcPr/>
+          <w:p>
+            <w:pPr>
+              <w:pStyle w:val="Compact"/>
+            </w:pPr>
+            <w:r>
+              <w:t xml:space="preserve">6</w:t>
+            </w:r>
+          </w:p>
+        </w:tc>
+        <w:tc>
+          <w:tcPr/>
+          <w:p>
+            <w:pPr>
+              <w:pStyle w:val="Compact"/>
+            </w:pPr>
+            <w:r>
+              <w:t xml:space="preserve">gc-controller removes the object and the bucket contents</w:t>
+            </w:r>
+          </w:p>
+        </w:tc>
+      </w:tr>
     </w:tbl>
     <w:bookmarkEnd w:id="31"/>
-    <w:bookmarkStart w:id="35" w:name="evidence"/>
+    <w:bookmarkStart w:id="37" w:name="evidence"/>
     <w:p>
       <w:pPr>
         <w:pStyle w:val="Heading2"/>
@@ -3396,12 +5489,76 @@
         <w:pStyle w:val="FirstParagraph"/>
       </w:pPr>
       <w:r>
+        <w:t xml:space="preserve">The "backup said Completed" scenario and the schedule/TTL behaviour are captured in</w:t>
+      </w:r>
+      <w:r>
+        <w:t xml:space="preserve"> </w:t>
+      </w:r>
+      <w:hyperlink r:id="rId32">
+        <w:r>
+          <w:rPr>
+            <w:rStyle w:val="VerbatimChar"/>
+          </w:rPr>
+          <w:t xml:space="preserve">artifacts/lab-12/evidence/lab-12-backup-completed-no-data.txt</w:t>
+        </w:r>
+      </w:hyperlink>
+      <w:r>
+        <w:t xml:space="preserve"> </w:t>
+      </w:r>
+      <w:r>
+        <w:t xml:space="preserve">— 78 lines from a run on 2026-09-25 (Kubernetes 1.37.0, Velero 1.18.2), including the clean</w:t>
+      </w:r>
+      <w:r>
+        <w:t xml:space="preserve"> </w:t>
+      </w:r>
+      <w:r>
+        <w:rPr>
+          <w:rStyle w:val="VerbatimChar"/>
+        </w:rPr>
+        <w:t xml:space="preserve">Completed</w:t>
+      </w:r>
+      <w:r>
+        <w:t xml:space="preserve"> </w:t>
+      </w:r>
+      <w:r>
+        <w:t xml:space="preserve">phases, the healthy PVC and Pod, and the</w:t>
+      </w:r>
+      <w:r>
+        <w:t xml:space="preserve"> </w:t>
+      </w:r>
+      <w:r>
+        <w:rPr>
+          <w:rStyle w:val="VerbatimChar"/>
+        </w:rPr>
+        <w:t xml:space="preserve">relation "orders" does not exist</w:t>
+      </w:r>
+      <w:r>
+        <w:t xml:space="preserve"> </w:t>
+      </w:r>
+      <w:r>
+        <w:t xml:space="preserve">that follows.</w:t>
+      </w:r>
+    </w:p>
+    <w:bookmarkStart w:id="36" w:name="original-gke-evidence"/>
+    <w:p>
+      <w:pPr>
+        <w:pStyle w:val="Heading3"/>
+      </w:pPr>
+      <w:r>
+        <w:t xml:space="preserve">Original GKE evidence</w:t>
+      </w:r>
+    </w:p>
+    <w:p>
+      <w:pPr>
+        <w:pStyle w:val="FirstParagraph"/>
+      </w:pPr>
+      <w:r>
         <w:t xml:space="preserve">Real screenshots for this lab are in</w:t>
       </w:r>
       <w:r>
         <w:t xml:space="preserve"> </w:t>
       </w:r>
-      <w:hyperlink r:id="rId32">
+      <w:hyperlink r:id="rId33">
         <w:r>
           <w:rPr>
             <w:rStyle w:val="VerbatimChar"/>
@@ -3418,7 +5575,7 @@
       <w:r>
         <w:t xml:space="preserve"> </w:t>
       </w:r>
-      <w:hyperlink r:id="rId33">
+      <w:hyperlink r:id="rId34">
         <w:r>
           <w:rPr>
             <w:rStyle w:val="VerbatimChar"/>
@@ -3458,7 +5615,7 @@
       <w:r>
         <w:t xml:space="preserve"> </w:t>
       </w:r>
-      <w:hyperlink r:id="rId34">
+      <w:hyperlink r:id="rId35">
         <w:r>
           <w:rPr>
             <w:rStyle w:val="Hyperlink"/>
@@ -3467,7 +5624,8 @@
         </w:r>
       </w:hyperlink>
     </w:p>
-    <w:bookmarkEnd w:id="35"/>
+    <w:bookmarkEnd w:id="36"/>
+    <w:bookmarkEnd w:id="37"/>
     <w:sectPr>
       <w:pgSz w:h="15840" w:w="12240"/>
       <w:pgMar w:bottom="1440" w:footer="720" w:gutter="0" w:header="720" w:left="1440" w:right="1440" w:top="1440"/>
@@ -3693,6 +5851,9 @@
     <w:abstractNumId w:val="991"/>
   </w:num>
   <w:num w:numId="1003">
+    <w:abstractNumId w:val="991"/>
+  </w:num>
+  <w:num w:numId="1004">
     <w:abstractNumId w:val="991"/>
   </w:num>
 </w:numbering>

--- a/day-2-stateful-storage-and-exposure/lab-12-velero-backup-restore.docx
+++ b/day-2-stateful-storage-and-exposure/lab-12-velero-backup-restore.docx
@@ -2,14 +2,6 @@
 <file path=word/document.xml><?xml version="1.0" encoding="utf-8"?>
 <w:document xmlns:w="http://schemas.openxmlformats.org/wordprocessingml/2006/main" xmlns:m="http://schemas.openxmlformats.org/officeDocument/2006/math" xmlns:r="http://schemas.openxmlformats.org/officeDocument/2006/relationships" xmlns:o="urn:schemas-microsoft-com:office:office" xmlns:v="urn:schemas-microsoft-com:vml" xmlns:w10="urn:schemas-microsoft-com:office:word" xmlns:a="http://schemas.openxmlformats.org/drawingml/2006/main" xmlns:pic="http://schemas.openxmlformats.org/drawingml/2006/picture" xmlns:wp="http://schemas.openxmlformats.org/drawingml/2006/wordprocessingDrawing">
   <w:body>
-    <w:p>
-      <w:pPr>
-        <w:pStyle w:val="Title"/>
-      </w:pPr>
-      <w:r>
-        <w:t xml:space="preserve">Lab 12 — Backup &amp; Restore with Velero</w:t>
-      </w:r>
-    </w:p>
     <w:p>
       <w:pPr>
         <w:pStyle w:val="Author"/>
@@ -74,10 +66,7 @@
         <w:t xml:space="preserve">Tested end-to-end</w:t>
       </w:r>
       <w:r>
-        <w:t xml:space="preserve"> </w:t>
-      </w:r>
-      <w:r>
-        <w:t xml:space="preserve">on a</w:t>
+        <w:t xml:space="preserve">, in three parts. Steps 2–4 were first verified on a</w:t>
       </w:r>
       <w:r>
         <w:t xml:space="preserve"> </w:t>
@@ -114,39 +103,78 @@
         <w:t xml:space="preserve">dcproject-462806</w:t>
       </w:r>
       <w:r>
-        <w:t xml:space="preserve">) with</w:t>
-      </w:r>
-      <w:r>
-        <w:t xml:space="preserve"> </w:t>
-      </w:r>
-      <w:r>
-        <w:rPr>
-          <w:b/>
-          <w:bCs/>
-        </w:rPr>
-        <w:t xml:space="preserve">Velero</w:t>
-      </w:r>
-      <w:r>
-        <w:t xml:space="preserve"> </w:t>
-      </w:r>
-      <w:r>
-        <w:t xml:space="preserve">backing up to an</w:t>
-      </w:r>
-      <w:r>
-        <w:t xml:space="preserve"> </w:t>
-      </w:r>
-      <w:r>
-        <w:rPr>
-          <w:b/>
-          <w:bCs/>
-        </w:rPr>
-        <w:t xml:space="preserve">in-cluster MinIO</w:t>
-      </w:r>
-      <w:r>
-        <w:t xml:space="preserve"> </w:t>
-      </w:r>
-      <w:r>
-        <w:t xml:space="preserve">(S3-compatible) bucket. Every screenshot is a real capture. The payoff: you</w:t>
+        <w:t xml:space="preserve">) against an in-cluster MinIO bucket; every screenshot is a real capture from that run.</w:t>
+      </w:r>
+      <w:r>
+        <w:t xml:space="preserve"> </w:t>
+      </w:r>
+      <w:r>
+        <w:rPr>
+          <w:b/>
+          <w:bCs/>
+        </w:rPr>
+        <w:t xml:space="preserve">MinIO's public images have since been withdrawn</w:t>
+      </w:r>
+      <w:r>
+        <w:t xml:space="preserve">, so Step 1 was rewritten and re-verified on</w:t>
+      </w:r>
+      <w:r>
+        <w:t xml:space="preserve"> </w:t>
+      </w:r>
+      <w:r>
+        <w:rPr>
+          <w:rStyle w:val="VerbatimChar"/>
+        </w:rPr>
+        <w:t xml:space="preserve">kind</w:t>
+      </w:r>
+      <w:r>
+        <w:t xml:space="preserve"> </w:t>
+      </w:r>
+      <w:r>
+        <w:t xml:space="preserve">with</w:t>
+      </w:r>
+      <w:r>
+        <w:t xml:space="preserve"> </w:t>
+      </w:r>
+      <w:r>
+        <w:rPr>
+          <w:b/>
+          <w:bCs/>
+        </w:rPr>
+        <w:t xml:space="preserve">SeaweedFS 3.80</w:t>
+      </w:r>
+      <w:r>
+        <w:t xml:space="preserve"> </w:t>
+      </w:r>
+      <w:r>
+        <w:t xml:space="preserve">on 2026-09-27 (backup location</w:t>
+      </w:r>
+      <w:r>
+        <w:t xml:space="preserve"> </w:t>
+      </w:r>
+      <w:r>
+        <w:rPr>
+          <w:rStyle w:val="VerbatimChar"/>
+        </w:rPr>
+        <w:t xml:space="preserve">Available</w:t>
+      </w:r>
+      <w:r>
+        <w:t xml:space="preserve">, volume data backed up and restored). Steps 5–6 were verified on</w:t>
+      </w:r>
+      <w:r>
+        <w:t xml:space="preserve"> </w:t>
+      </w:r>
+      <w:r>
+        <w:rPr>
+          <w:rStyle w:val="VerbatimChar"/>
+        </w:rPr>
+        <w:t xml:space="preserve">kind</w:t>
+      </w:r>
+      <w:r>
+        <w:t xml:space="preserve"> </w:t>
+      </w:r>
+      <w:r>
+        <w:t xml:space="preserve">on 2026-09-25. The payoff is unchanged: you</w:t>
       </w:r>
       <w:r>
         <w:t xml:space="preserve"> </w:t>
@@ -177,7 +205,7 @@
         <w:t xml:space="preserve"> </w:t>
       </w:r>
       <w:r>
-        <w:t xml:space="preserve">back — Deployment, Service, and its data — from a backup, with</w:t>
+        <w:t xml:space="preserve">back — Deployment, Service, and its data — with</w:t>
       </w:r>
       <w:r>
         <w:t xml:space="preserve"> </w:t>
@@ -302,7 +330,7 @@
         <w:t xml:space="preserve"> </w:t>
       </w:r>
       <w:r>
-        <w:t xml:space="preserve">— here in-cluster MinIO, exactly the pattern you'd use with</w:t>
+        <w:t xml:space="preserve">— here in-cluster SeaweedFS, exactly the pattern you'd use with</w:t>
       </w:r>
       <w:r>
         <w:t xml:space="preserve"> </w:t>
@@ -458,7 +486,7 @@
         <w:pStyle w:val="FirstParagraph"/>
       </w:pPr>
       <w:r>
-        <w:t xml:space="preserve">You'll stand up MinIO as an S3 target and install Velero pointing at it. Then you'll create an app with data, back up its namespace,</w:t>
+        <w:t xml:space="preserve">You'll stand up an S3-compatible object store as a backup target and install Velero pointing at it. Then you'll create an app with data, back up its namespace,</w:t>
       </w:r>
       <w:r>
         <w:t xml:space="preserve"> </w:t>
@@ -525,7 +553,7 @@
         <w:t xml:space="preserve"> </w:t>
       </w:r>
       <w:r>
-        <w:t xml:space="preserve">negligible — MinIO and Velero run as small Pods on the shared GKE cluster; no cloud object storage needed.</w:t>
+        <w:t xml:space="preserve">negligible — the object store and Velero run as small Pods; no cloud object storage needed.</w:t>
       </w:r>
     </w:p>
     <w:p>
@@ -698,23 +726,7 @@
         <w:t xml:space="preserve"> </w:t>
       </w:r>
       <w:r>
-        <w:t xml:space="preserve">Velero is the standard Kubernetes backup tool and is platform-agnostic. We back up to in-cluster</w:t>
-      </w:r>
-      <w:r>
-        <w:t xml:space="preserve"> </w:t>
-      </w:r>
-      <w:r>
-        <w:rPr>
-          <w:b/>
-          <w:bCs/>
-        </w:rPr>
-        <w:t xml:space="preserve">MinIO</w:t>
-      </w:r>
-      <w:r>
-        <w:t xml:space="preserve"> </w:t>
-      </w:r>
-      <w:r>
-        <w:t xml:space="preserve">here so the lab is self-contained and needs no cloud credentials — but the object-store config is</w:t>
+        <w:t xml:space="preserve">Velero is the standard Kubernetes backup tool and is platform-agnostic. We back up to an in-cluster S3 store here so the lab is self-contained and needs no cloud credentials — but the object-store config is</w:t>
       </w:r>
       <w:r>
         <w:t xml:space="preserve"> </w:t>
@@ -772,7 +784,7 @@
       </w:r>
     </w:p>
     <w:bookmarkEnd w:id="12"/>
-    <w:bookmarkStart w:id="13" w:name="the-idea-in-60-seconds"/>
+    <w:bookmarkStart w:id="16" w:name="the-idea-in-60-seconds"/>
     <w:p>
       <w:pPr>
         <w:pStyle w:val="Heading2"/>
@@ -905,1936 +917,7 @@
         <w:t xml:space="preserve"> </w:t>
       </w:r>
       <w:r>
-        <w:t xml:space="preserve">custom resources, serialises the selected objects, and stores them in an S3 bucket. Here that bucket is MinIO running in the cluster.</w:t>
-      </w:r>
-    </w:p>
-    <w:p>
-      <w:pPr>
-        <w:pStyle w:val="SourceCode"/>
-      </w:pPr>
-      <w:r>
-        <w:rPr>
-          <w:rStyle w:val="VerbatimChar"/>
-        </w:rPr>
-        <w:t xml:space="preserve">flowchart TB</w:t>
-      </w:r>
-      <w:r>
-        <w:br/>
-      </w:r>
-      <w:r>
-        <w:rPr>
-          <w:rStyle w:val="VerbatimChar"/>
-        </w:rPr>
-        <w:t xml:space="preserve">    NS["namespace: shop&lt;br/&gt;Deployment + Service + ConfigMap(data)"] --&gt;|"velero backup create"| VELERO["Velero"]</w:t>
-      </w:r>
-      <w:r>
-        <w:br/>
-      </w:r>
-      <w:r>
-        <w:rPr>
-          <w:rStyle w:val="VerbatimChar"/>
-        </w:rPr>
-        <w:t xml:space="preserve">    VELERO --&gt;|"stores objects (+ volume data)"| MINIO["MinIO bucket 'velero'&lt;br/&gt;(S3-compatible)"]</w:t>
-      </w:r>
-      <w:r>
-        <w:br/>
-      </w:r>
-      <w:r>
-        <w:rPr>
-          <w:rStyle w:val="VerbatimChar"/>
-        </w:rPr>
-        <w:t xml:space="preserve">    NS -.-&gt;|"kubectl delete namespace shop"| GONE["everything gone"]</w:t>
-      </w:r>
-      <w:r>
-        <w:br/>
-      </w:r>
-      <w:r>
-        <w:rPr>
-          <w:rStyle w:val="VerbatimChar"/>
-        </w:rPr>
-        <w:t xml:space="preserve">    MINIO --&gt;|"velero restore --from-backup"| RESTORED["namespace shop rebuilt&lt;br/&gt;objects + data intact"]</w:t>
-      </w:r>
-    </w:p>
-    <w:p>
-      <w:r>
-        <w:pict>
-          <v:rect style="width:0;height:1.5pt" o:hralign="center" o:hrstd="t" o:hr="t"/>
-        </w:pict>
-      </w:r>
-    </w:p>
-    <w:bookmarkEnd w:id="13"/>
-    <w:bookmarkStart w:id="15" w:name="Xe36fc4a90ceaaba3442ec8779841200bb4b99f0"/>
-    <w:p>
-      <w:pPr>
-        <w:pStyle w:val="Heading2"/>
-      </w:pPr>
-      <w:r>
-        <w:t xml:space="preserve">Step 1 — Stand up the backup target (MinIO) and install Velero</w:t>
-      </w:r>
-    </w:p>
-    <w:p>
-      <w:pPr>
-        <w:pStyle w:val="Heading3"/>
-      </w:pPr>
-      <w:bookmarkStart w:id="14" w:name="Xb1893f650d671d9b536a191d6e2ebafdbf5cf90"/>
-      <w:r>
-        <w:t xml:space="preserve">⚠️ Check the MinIO image pulls before you teach this</w:t>
-      </w:r>
-      <w:bookmarkEnd w:id="14"/>
-    </w:p>
-    <w:p>
-      <w:pPr>
-        <w:pStyle w:val="BlockText"/>
-      </w:pPr>
-      <w:r>
-        <w:rPr>
-          <w:b/>
-          <w:bCs/>
-        </w:rPr>
-        <w:t xml:space="preserve">Verified 2026-09-25:</w:t>
-      </w:r>
-      <w:r>
-        <w:rPr>
-          <w:b/>
-          <w:bCs/>
-        </w:rPr>
-        <w:t xml:space="preserve"> </w:t>
-      </w:r>
-      <w:r>
-        <w:rPr>
-          <w:rStyle w:val="VerbatimChar"/>
-          <w:b/>
-          <w:bCs/>
-        </w:rPr>
-        <w:t xml:space="preserve">minio/minio</w:t>
-      </w:r>
-      <w:r>
-        <w:rPr>
-          <w:b/>
-          <w:bCs/>
-        </w:rPr>
-        <w:t xml:space="preserve"> </w:t>
-      </w:r>
-      <w:r>
-        <w:rPr>
-          <w:b/>
-          <w:bCs/>
-        </w:rPr>
-        <w:t xml:space="preserve">no longer pulls from Docker Hub.</w:t>
-      </w:r>
-    </w:p>
-    <w:p>
-      <w:pPr>
-        <w:pStyle w:val="SourceCode"/>
-      </w:pPr>
-      <w:r>
-        <w:rPr>
-          <w:rStyle w:val="VerbatimChar"/>
-        </w:rPr>
-        <w:t xml:space="preserve">Error response from daemon: pull access denied for minio/minio,</w:t>
-      </w:r>
-      <w:r>
-        <w:br/>
-      </w:r>
-      <w:r>
-        <w:rPr>
-          <w:rStyle w:val="VerbatimChar"/>
-        </w:rPr>
-        <w:t xml:space="preserve">repository does not exist or may require 'docker login'</w:t>
-      </w:r>
-    </w:p>
-    <w:p>
-      <w:pPr>
-        <w:pStyle w:val="BlockText"/>
-      </w:pPr>
-      <w:r>
-        <w:rPr>
-          <w:rStyle w:val="VerbatimChar"/>
-        </w:rPr>
-        <w:t xml:space="preserve">quay.io/minio/minio</w:t>
-      </w:r>
-      <w:r>
-        <w:t xml:space="preserve"> </w:t>
-      </w:r>
-      <w:r>
-        <w:t xml:space="preserve">returns</w:t>
-      </w:r>
-      <w:r>
-        <w:t xml:space="preserve"> </w:t>
-      </w:r>
-      <w:r>
-        <w:rPr>
-          <w:rStyle w:val="VerbatimChar"/>
-        </w:rPr>
-        <w:t xml:space="preserve">401 Unauthorized</w:t>
-      </w:r>
-      <w:r>
-        <w:t xml:space="preserve"> </w:t>
-      </w:r>
-      <w:r>
-        <w:t xml:space="preserve">and</w:t>
-      </w:r>
-      <w:r>
-        <w:t xml:space="preserve"> </w:t>
-      </w:r>
-      <w:r>
-        <w:rPr>
-          <w:rStyle w:val="VerbatimChar"/>
-        </w:rPr>
-        <w:t xml:space="preserve">bitnami/minio</w:t>
-      </w:r>
-      <w:r>
-        <w:t xml:space="preserve"> </w:t>
-      </w:r>
-      <w:r>
-        <w:t xml:space="preserve">fails too, while Docker Hub</w:t>
-      </w:r>
-      <w:r>
-        <w:t xml:space="preserve"> </w:t>
-      </w:r>
-      <w:r>
-        <w:t xml:space="preserve">itself is fine (</w:t>
-      </w:r>
-      <w:r>
-        <w:rPr>
-          <w:rStyle w:val="VerbatimChar"/>
-        </w:rPr>
-        <w:t xml:space="preserve">alpine:3.20</w:t>
-      </w:r>
-      <w:r>
-        <w:t xml:space="preserve"> </w:t>
-      </w:r>
-      <w:r>
-        <w:t xml:space="preserve">pulls normally). MinIO restricted their public images. If your</w:t>
-      </w:r>
-      <w:r>
-        <w:t xml:space="preserve"> </w:t>
-      </w:r>
-      <w:r>
-        <w:t xml:space="preserve">learners cannot pull it, this lab stops at Step 1.</w:t>
-      </w:r>
-    </w:p>
-    <w:p>
-      <w:pPr>
-        <w:pStyle w:val="BlockText"/>
-      </w:pPr>
-      <w:r>
-        <w:rPr>
-          <w:b/>
-          <w:bCs/>
-        </w:rPr>
-        <w:t xml:space="preserve">Substitutes that do pull, and work as a Velero target:</w:t>
-      </w:r>
-      <w:r>
-        <w:t xml:space="preserve"> </w:t>
-      </w:r>
-      <w:r>
-        <w:rPr>
-          <w:rStyle w:val="VerbatimChar"/>
-        </w:rPr>
-        <w:t xml:space="preserve">chrislusf/seaweedfs</w:t>
-      </w:r>
-      <w:r>
-        <w:t xml:space="preserve">,</w:t>
-      </w:r>
-      <w:r>
-        <w:t xml:space="preserve"> </w:t>
-      </w:r>
-      <w:r>
-        <w:rPr>
-          <w:rStyle w:val="VerbatimChar"/>
-        </w:rPr>
-        <w:t xml:space="preserve">zenko/cloudserver</w:t>
-      </w:r>
-      <w:r>
-        <w:t xml:space="preserve">. SeaweedFS was used to verify the evidence for Steps 6–7 of this lab, with the</w:t>
-      </w:r>
-      <w:r>
-        <w:t xml:space="preserve"> </w:t>
-      </w:r>
-      <w:r>
-        <w:t xml:space="preserve">Service still named</w:t>
-      </w:r>
-      <w:r>
-        <w:t xml:space="preserve"> </w:t>
-      </w:r>
-      <w:r>
-        <w:rPr>
-          <w:rStyle w:val="VerbatimChar"/>
-        </w:rPr>
-        <w:t xml:space="preserve">minio</w:t>
-      </w:r>
-      <w:r>
-        <w:t xml:space="preserve"> </w:t>
-      </w:r>
-      <w:r>
-        <w:t xml:space="preserve">so nothing else changes.</w:t>
-      </w:r>
-    </w:p>
-    <w:p>
-      <w:pPr>
-        <w:pStyle w:val="BlockText"/>
-      </w:pPr>
-      <w:r>
-        <w:t xml:space="preserve">⚠️</w:t>
-      </w:r>
-      <w:r>
-        <w:t xml:space="preserve"> </w:t>
-      </w:r>
-      <w:r>
-        <w:rPr>
-          <w:b/>
-          <w:bCs/>
-        </w:rPr>
-        <w:t xml:space="preserve">If you substitute, file-system backup needs real S3 auth.</w:t>
-      </w:r>
-      <w:r>
-        <w:t xml:space="preserve"> </w:t>
-      </w:r>
-      <w:r>
-        <w:t xml:space="preserve">SeaweedFS refuses signed requests</w:t>
-      </w:r>
-      <w:r>
-        <w:t xml:space="preserve"> </w:t>
-      </w:r>
-      <w:r>
-        <w:t xml:space="preserve">unless</w:t>
-      </w:r>
-      <w:r>
-        <w:t xml:space="preserve"> </w:t>
-      </w:r>
-      <w:r>
-        <w:rPr>
-          <w:rStyle w:val="VerbatimChar"/>
-        </w:rPr>
-        <w:t xml:space="preserve">-s3.config</w:t>
-      </w:r>
-      <w:r>
-        <w:t xml:space="preserve"> </w:t>
-      </w:r>
-      <w:r>
-        <w:t xml:space="preserve">defines credentials — kopia's repository init fails with</w:t>
-      </w:r>
-      <w:r>
-        <w:t xml:space="preserve"> </w:t>
-      </w:r>
-      <w:r>
-        <w:rPr>
-          <w:i/>
-          <w:iCs/>
-        </w:rPr>
-        <w:t xml:space="preserve">"Signed request</w:t>
-      </w:r>
-      <w:r>
-        <w:rPr>
-          <w:i/>
-          <w:iCs/>
-        </w:rPr>
-        <w:t xml:space="preserve"> </w:t>
-      </w:r>
-      <w:r>
-        <w:rPr>
-          <w:i/>
-          <w:iCs/>
-        </w:rPr>
-        <w:t xml:space="preserve">requires setting up SeaweedFS S3 authentication"</w:t>
-      </w:r>
-      <w:r>
-        <w:t xml:space="preserve"> </w:t>
-      </w:r>
-      <w:r>
-        <w:t xml:space="preserve">while metadata-only backups keep working. The</w:t>
-      </w:r>
-      <w:r>
-        <w:t xml:space="preserve"> </w:t>
-      </w:r>
-      <w:r>
-        <w:t xml:space="preserve">symptom is a backup that reports</w:t>
-      </w:r>
-      <w:r>
-        <w:t xml:space="preserve"> </w:t>
-      </w:r>
-      <w:r>
-        <w:rPr>
-          <w:rStyle w:val="VerbatimChar"/>
-        </w:rPr>
-        <w:t xml:space="preserve">PartiallyFailed</w:t>
-      </w:r>
-      <w:r>
-        <w:t xml:space="preserve"> </w:t>
-      </w:r>
-      <w:r>
-        <w:t xml:space="preserve">with no</w:t>
-      </w:r>
-      <w:r>
-        <w:t xml:space="preserve"> </w:t>
-      </w:r>
-      <w:r>
-        <w:rPr>
-          <w:rStyle w:val="VerbatimChar"/>
-        </w:rPr>
-        <w:t xml:space="preserve">PodVolumeBackup</w:t>
-      </w:r>
-      <w:r>
-        <w:t xml:space="preserve"> </w:t>
-      </w:r>
-      <w:r>
-        <w:t xml:space="preserve">objects. Mirror the</w:t>
-      </w:r>
-      <w:r>
-        <w:t xml:space="preserve"> </w:t>
-      </w:r>
-      <w:r>
-        <w:t xml:space="preserve">credentials in your Velero secret. Plain MinIO or real S3 does not have this problem.</w:t>
-      </w:r>
-    </w:p>
-    <w:p>
-      <w:pPr>
-        <w:pStyle w:val="BlockText"/>
-      </w:pPr>
-      <w:r>
-        <w:t xml:space="preserve">Check the pull before the session — it is a one-line test and it is the difference between the lab</w:t>
-      </w:r>
-      <w:r>
-        <w:t xml:space="preserve"> </w:t>
-      </w:r>
-      <w:r>
-        <w:t xml:space="preserve">running and not.</w:t>
-      </w:r>
-    </w:p>
-    <w:p>
-      <w:pPr>
-        <w:pStyle w:val="FirstParagraph"/>
-      </w:pPr>
-      <w:r>
-        <w:rPr>
-          <w:b/>
-          <w:bCs/>
-        </w:rPr>
-        <w:t xml:space="preserve">Goal:</w:t>
-      </w:r>
-      <w:r>
-        <w:t xml:space="preserve"> </w:t>
-      </w:r>
-      <w:r>
-        <w:t xml:space="preserve">deploy MinIO as an S3 target, create a bucket, and install Velero pointing at it.</w:t>
-      </w:r>
-    </w:p>
-    <w:p>
-      <w:pPr>
-        <w:pStyle w:val="BodyText"/>
-      </w:pPr>
-      <w:r>
-        <w:rPr>
-          <w:b/>
-          <w:bCs/>
-        </w:rPr>
-        <w:t xml:space="preserve">1. Deploy MinIO and a Service</w:t>
-      </w:r>
-      <w:r>
-        <w:t xml:space="preserve"> </w:t>
-      </w:r>
-      <w:r>
-        <w:t xml:space="preserve">(MinIO dropped its</w:t>
-      </w:r>
-      <w:r>
-        <w:t xml:space="preserve"> </w:t>
-      </w:r>
-      <w:r>
-        <w:rPr>
-          <w:rStyle w:val="VerbatimChar"/>
-        </w:rPr>
-        <w:t xml:space="preserve">latest</w:t>
-      </w:r>
-      <w:r>
-        <w:t xml:space="preserve"> </w:t>
-      </w:r>
-      <w:r>
-        <w:t xml:space="preserve">tag, so use a current</w:t>
-      </w:r>
-      <w:r>
-        <w:t xml:space="preserve"> </w:t>
-      </w:r>
-      <w:r>
-        <w:rPr>
-          <w:rStyle w:val="VerbatimChar"/>
-        </w:rPr>
-        <w:t xml:space="preserve">RELEASE.*</w:t>
-      </w:r>
-      <w:r>
-        <w:t xml:space="preserve"> </w:t>
-      </w:r>
-      <w:r>
-        <w:t xml:space="preserve">image — the quay.io mirror is reliable):</w:t>
-      </w:r>
-    </w:p>
-    <w:p>
-      <w:pPr>
-        <w:pStyle w:val="SourceCode"/>
-      </w:pPr>
-      <w:r>
-        <w:rPr>
-          <w:rStyle w:val="ExtensionTok"/>
-        </w:rPr>
-        <w:t xml:space="preserve">kubectl</w:t>
-      </w:r>
-      <w:r>
-        <w:rPr>
-          <w:rStyle w:val="NormalTok"/>
-        </w:rPr>
-        <w:t xml:space="preserve"> create namespace velero</w:t>
-      </w:r>
-      <w:r>
-        <w:br/>
-      </w:r>
-      <w:r>
-        <w:rPr>
-          <w:rStyle w:val="ExtensionTok"/>
-        </w:rPr>
-        <w:t xml:space="preserve">kubectl</w:t>
-      </w:r>
-      <w:r>
-        <w:rPr>
-          <w:rStyle w:val="NormalTok"/>
-        </w:rPr>
-        <w:t xml:space="preserve"> apply </w:t>
-      </w:r>
-      <w:r>
-        <w:rPr>
-          <w:rStyle w:val="AttributeTok"/>
-        </w:rPr>
-        <w:t xml:space="preserve">-n</w:t>
-      </w:r>
-      <w:r>
-        <w:rPr>
-          <w:rStyle w:val="NormalTok"/>
-        </w:rPr>
-        <w:t xml:space="preserve"> velero </w:t>
-      </w:r>
-      <w:r>
-        <w:rPr>
-          <w:rStyle w:val="AttributeTok"/>
-        </w:rPr>
-        <w:t xml:space="preserve">-f</w:t>
-      </w:r>
-      <w:r>
-        <w:rPr>
-          <w:rStyle w:val="NormalTok"/>
-        </w:rPr>
-        <w:t xml:space="preserve"> </w:t>
-      </w:r>
-      <w:r>
-        <w:rPr>
-          <w:rStyle w:val="AttributeTok"/>
-        </w:rPr>
-        <w:t xml:space="preserve">-</w:t>
-      </w:r>
-      <w:r>
-        <w:rPr>
-          <w:rStyle w:val="NormalTok"/>
-        </w:rPr>
-        <w:t xml:space="preserve"> </w:t>
-      </w:r>
-      <w:r>
-        <w:rPr>
-          <w:rStyle w:val="OperatorTok"/>
-        </w:rPr>
-        <w:t xml:space="preserve">&lt;&lt;'EOF'</w:t>
-      </w:r>
-      <w:r>
-        <w:br/>
-      </w:r>
-      <w:r>
-        <w:rPr>
-          <w:rStyle w:val="StringTok"/>
-        </w:rPr>
-        <w:t xml:space="preserve">apiVersion: apps/v1</w:t>
-      </w:r>
-      <w:r>
-        <w:br/>
-      </w:r>
-      <w:r>
-        <w:rPr>
-          <w:rStyle w:val="StringTok"/>
-        </w:rPr>
-        <w:t xml:space="preserve">kind: Deployment</w:t>
-      </w:r>
-      <w:r>
-        <w:br/>
-      </w:r>
-      <w:r>
-        <w:rPr>
-          <w:rStyle w:val="StringTok"/>
-        </w:rPr>
-        <w:t xml:space="preserve">metadata: {name: minio, labels: {app: minio}}</w:t>
-      </w:r>
-      <w:r>
-        <w:br/>
-      </w:r>
-      <w:r>
-        <w:rPr>
-          <w:rStyle w:val="StringTok"/>
-        </w:rPr>
-        <w:t xml:space="preserve">spec:</w:t>
-      </w:r>
-      <w:r>
-        <w:br/>
-      </w:r>
-      <w:r>
-        <w:rPr>
-          <w:rStyle w:val="StringTok"/>
-        </w:rPr>
-        <w:t xml:space="preserve">  replicas: 1</w:t>
-      </w:r>
-      <w:r>
-        <w:br/>
-      </w:r>
-      <w:r>
-        <w:rPr>
-          <w:rStyle w:val="StringTok"/>
-        </w:rPr>
-        <w:t xml:space="preserve">  selector: {matchLabels: {app: minio}}</w:t>
-      </w:r>
-      <w:r>
-        <w:br/>
-      </w:r>
-      <w:r>
-        <w:rPr>
-          <w:rStyle w:val="StringTok"/>
-        </w:rPr>
-        <w:t xml:space="preserve">  template:</w:t>
-      </w:r>
-      <w:r>
-        <w:br/>
-      </w:r>
-      <w:r>
-        <w:rPr>
-          <w:rStyle w:val="StringTok"/>
-        </w:rPr>
-        <w:t xml:space="preserve">    metadata: {labels: {app: minio}}</w:t>
-      </w:r>
-      <w:r>
-        <w:br/>
-      </w:r>
-      <w:r>
-        <w:rPr>
-          <w:rStyle w:val="StringTok"/>
-        </w:rPr>
-        <w:t xml:space="preserve">    spec:</w:t>
-      </w:r>
-      <w:r>
-        <w:br/>
-      </w:r>
-      <w:r>
-        <w:rPr>
-          <w:rStyle w:val="StringTok"/>
-        </w:rPr>
-        <w:t xml:space="preserve">      containers:</w:t>
-      </w:r>
-      <w:r>
-        <w:br/>
-      </w:r>
-      <w:r>
-        <w:rPr>
-          <w:rStyle w:val="StringTok"/>
-        </w:rPr>
-        <w:t xml:space="preserve">        - name: minio</w:t>
-      </w:r>
-      <w:r>
-        <w:br/>
-      </w:r>
-      <w:r>
-        <w:rPr>
-          <w:rStyle w:val="StringTok"/>
-        </w:rPr>
-        <w:t xml:space="preserve">          image: quay.io/minio/minio:RELEASE.2025-09-07T16-13-09Z-cpuv1</w:t>
-      </w:r>
-      <w:r>
-        <w:br/>
-      </w:r>
-      <w:r>
-        <w:rPr>
-          <w:rStyle w:val="StringTok"/>
-        </w:rPr>
-        <w:t xml:space="preserve">          args: ["server", "/data", "--console-address", ":9001"]</w:t>
-      </w:r>
-      <w:r>
-        <w:br/>
-      </w:r>
-      <w:r>
-        <w:rPr>
-          <w:rStyle w:val="StringTok"/>
-        </w:rPr>
-        <w:t xml:space="preserve">          env:</w:t>
-      </w:r>
-      <w:r>
-        <w:br/>
-      </w:r>
-      <w:r>
-        <w:rPr>
-          <w:rStyle w:val="StringTok"/>
-        </w:rPr>
-        <w:t xml:space="preserve">            - {name: MINIO_ROOT_USER, value: minioadmin}</w:t>
-      </w:r>
-      <w:r>
-        <w:br/>
-      </w:r>
-      <w:r>
-        <w:rPr>
-          <w:rStyle w:val="StringTok"/>
-        </w:rPr>
-        <w:t xml:space="preserve">            - {name: MINIO_ROOT_PASSWORD, value: minioadmin}</w:t>
-      </w:r>
-      <w:r>
-        <w:br/>
-      </w:r>
-      <w:r>
-        <w:rPr>
-          <w:rStyle w:val="StringTok"/>
-        </w:rPr>
-        <w:t xml:space="preserve">          ports: [{containerPort: 9000}]</w:t>
-      </w:r>
-      <w:r>
-        <w:br/>
-      </w:r>
-      <w:r>
-        <w:rPr>
-          <w:rStyle w:val="StringTok"/>
-        </w:rPr>
-        <w:t xml:space="preserve">---</w:t>
-      </w:r>
-      <w:r>
-        <w:br/>
-      </w:r>
-      <w:r>
-        <w:rPr>
-          <w:rStyle w:val="StringTok"/>
-        </w:rPr>
-        <w:t xml:space="preserve">apiVersion: v1</w:t>
-      </w:r>
-      <w:r>
-        <w:br/>
-      </w:r>
-      <w:r>
-        <w:rPr>
-          <w:rStyle w:val="StringTok"/>
-        </w:rPr>
-        <w:t xml:space="preserve">kind: Service</w:t>
-      </w:r>
-      <w:r>
-        <w:br/>
-      </w:r>
-      <w:r>
-        <w:rPr>
-          <w:rStyle w:val="StringTok"/>
-        </w:rPr>
-        <w:t xml:space="preserve">metadata: {name: minio}</w:t>
-      </w:r>
-      <w:r>
-        <w:br/>
-      </w:r>
-      <w:r>
-        <w:rPr>
-          <w:rStyle w:val="StringTok"/>
-        </w:rPr>
-        <w:t xml:space="preserve">spec:</w:t>
-      </w:r>
-      <w:r>
-        <w:br/>
-      </w:r>
-      <w:r>
-        <w:rPr>
-          <w:rStyle w:val="StringTok"/>
-        </w:rPr>
-        <w:t xml:space="preserve">  selector: {app: minio}</w:t>
-      </w:r>
-      <w:r>
-        <w:br/>
-      </w:r>
-      <w:r>
-        <w:rPr>
-          <w:rStyle w:val="StringTok"/>
-        </w:rPr>
-        <w:t xml:space="preserve">  ports: [{port: 9000, targetPort: 9000}]</w:t>
-      </w:r>
-      <w:r>
-        <w:br/>
-      </w:r>
-      <w:r>
-        <w:rPr>
-          <w:rStyle w:val="OperatorTok"/>
-        </w:rPr>
-        <w:t xml:space="preserve">EOF</w:t>
-      </w:r>
-      <w:r>
-        <w:br/>
-      </w:r>
-      <w:r>
-        <w:rPr>
-          <w:rStyle w:val="ExtensionTok"/>
-        </w:rPr>
-        <w:t xml:space="preserve">kubectl</w:t>
-      </w:r>
-      <w:r>
-        <w:rPr>
-          <w:rStyle w:val="NormalTok"/>
-        </w:rPr>
-        <w:t xml:space="preserve"> </w:t>
-      </w:r>
-      <w:r>
-        <w:rPr>
-          <w:rStyle w:val="AttributeTok"/>
-        </w:rPr>
-        <w:t xml:space="preserve">-n</w:t>
-      </w:r>
-      <w:r>
-        <w:rPr>
-          <w:rStyle w:val="NormalTok"/>
-        </w:rPr>
-        <w:t xml:space="preserve"> velero rollout status deployment/minio </w:t>
-      </w:r>
-      <w:r>
-        <w:rPr>
-          <w:rStyle w:val="AttributeTok"/>
-        </w:rPr>
-        <w:t xml:space="preserve">--timeout</w:t>
-      </w:r>
-      <w:r>
-        <w:rPr>
-          <w:rStyle w:val="OperatorTok"/>
-        </w:rPr>
-        <w:t xml:space="preserve">=</w:t>
-      </w:r>
-      <w:r>
-        <w:rPr>
-          <w:rStyle w:val="NormalTok"/>
-        </w:rPr>
-        <w:t xml:space="preserve">150s</w:t>
-      </w:r>
-    </w:p>
-    <w:p>
-      <w:pPr>
-        <w:pStyle w:val="FirstParagraph"/>
-      </w:pPr>
-      <w:r>
-        <w:rPr>
-          <w:b/>
-          <w:bCs/>
-        </w:rPr>
-        <w:t xml:space="preserve">2. Create the</w:t>
-      </w:r>
-      <w:r>
-        <w:rPr>
-          <w:b/>
-          <w:bCs/>
-        </w:rPr>
-        <w:t xml:space="preserve"> </w:t>
-      </w:r>
-      <w:r>
-        <w:rPr>
-          <w:rStyle w:val="VerbatimChar"/>
-          <w:b/>
-          <w:bCs/>
-        </w:rPr>
-        <w:t xml:space="preserve">velero</w:t>
-      </w:r>
-      <w:r>
-        <w:rPr>
-          <w:b/>
-          <w:bCs/>
-        </w:rPr>
-        <w:t xml:space="preserve"> </w:t>
-      </w:r>
-      <w:r>
-        <w:rPr>
-          <w:b/>
-          <w:bCs/>
-        </w:rPr>
-        <w:t xml:space="preserve">bucket</w:t>
-      </w:r>
-      <w:r>
-        <w:t xml:space="preserve"> </w:t>
-      </w:r>
-      <w:r>
-        <w:t xml:space="preserve">with a one-shot</w:t>
-      </w:r>
-      <w:r>
-        <w:t xml:space="preserve"> </w:t>
-      </w:r>
-      <w:r>
-        <w:rPr>
-          <w:rStyle w:val="VerbatimChar"/>
-        </w:rPr>
-        <w:t xml:space="preserve">mc</w:t>
-      </w:r>
-      <w:r>
-        <w:t xml:space="preserve"> </w:t>
-      </w:r>
-      <w:r>
-        <w:t xml:space="preserve">(MinIO client) Job:</w:t>
-      </w:r>
-    </w:p>
-    <w:p>
-      <w:pPr>
-        <w:pStyle w:val="SourceCode"/>
-      </w:pPr>
-      <w:r>
-        <w:rPr>
-          <w:rStyle w:val="ExtensionTok"/>
-        </w:rPr>
-        <w:t xml:space="preserve">kubectl</w:t>
-      </w:r>
-      <w:r>
-        <w:rPr>
-          <w:rStyle w:val="NormalTok"/>
-        </w:rPr>
-        <w:t xml:space="preserve"> </w:t>
-      </w:r>
-      <w:r>
-        <w:rPr>
-          <w:rStyle w:val="AttributeTok"/>
-        </w:rPr>
-        <w:t xml:space="preserve">-n</w:t>
-      </w:r>
-      <w:r>
-        <w:rPr>
-          <w:rStyle w:val="NormalTok"/>
-        </w:rPr>
-        <w:t xml:space="preserve"> velero apply </w:t>
-      </w:r>
-      <w:r>
-        <w:rPr>
-          <w:rStyle w:val="AttributeTok"/>
-        </w:rPr>
-        <w:t xml:space="preserve">-f</w:t>
-      </w:r>
-      <w:r>
-        <w:rPr>
-          <w:rStyle w:val="NormalTok"/>
-        </w:rPr>
-        <w:t xml:space="preserve"> </w:t>
-      </w:r>
-      <w:r>
-        <w:rPr>
-          <w:rStyle w:val="AttributeTok"/>
-        </w:rPr>
-        <w:t xml:space="preserve">-</w:t>
-      </w:r>
-      <w:r>
-        <w:rPr>
-          <w:rStyle w:val="NormalTok"/>
-        </w:rPr>
-        <w:t xml:space="preserve"> </w:t>
-      </w:r>
-      <w:r>
-        <w:rPr>
-          <w:rStyle w:val="OperatorTok"/>
-        </w:rPr>
-        <w:t xml:space="preserve">&lt;&lt;'EOF'</w:t>
-      </w:r>
-      <w:r>
-        <w:br/>
-      </w:r>
-      <w:r>
-        <w:rPr>
-          <w:rStyle w:val="StringTok"/>
-        </w:rPr>
-        <w:t xml:space="preserve">apiVersion: batch/v1</w:t>
-      </w:r>
-      <w:r>
-        <w:br/>
-      </w:r>
-      <w:r>
-        <w:rPr>
-          <w:rStyle w:val="StringTok"/>
-        </w:rPr>
-        <w:t xml:space="preserve">kind: Job</w:t>
-      </w:r>
-      <w:r>
-        <w:br/>
-      </w:r>
-      <w:r>
-        <w:rPr>
-          <w:rStyle w:val="StringTok"/>
-        </w:rPr>
-        <w:t xml:space="preserve">metadata: {name: mc-mkbucket}</w:t>
-      </w:r>
-      <w:r>
-        <w:br/>
-      </w:r>
-      <w:r>
-        <w:rPr>
-          <w:rStyle w:val="StringTok"/>
-        </w:rPr>
-        <w:t xml:space="preserve">spec:</w:t>
-      </w:r>
-      <w:r>
-        <w:br/>
-      </w:r>
-      <w:r>
-        <w:rPr>
-          <w:rStyle w:val="StringTok"/>
-        </w:rPr>
-        <w:t xml:space="preserve">  backoffLimit: 3</w:t>
-      </w:r>
-      <w:r>
-        <w:br/>
-      </w:r>
-      <w:r>
-        <w:rPr>
-          <w:rStyle w:val="StringTok"/>
-        </w:rPr>
-        <w:t xml:space="preserve">  template:</w:t>
-      </w:r>
-      <w:r>
-        <w:br/>
-      </w:r>
-      <w:r>
-        <w:rPr>
-          <w:rStyle w:val="StringTok"/>
-        </w:rPr>
-        <w:t xml:space="preserve">    spec:</w:t>
-      </w:r>
-      <w:r>
-        <w:br/>
-      </w:r>
-      <w:r>
-        <w:rPr>
-          <w:rStyle w:val="StringTok"/>
-        </w:rPr>
-        <w:t xml:space="preserve">      restartPolicy: OnFailure</w:t>
-      </w:r>
-      <w:r>
-        <w:br/>
-      </w:r>
-      <w:r>
-        <w:rPr>
-          <w:rStyle w:val="StringTok"/>
-        </w:rPr>
-        <w:t xml:space="preserve">      containers:</w:t>
-      </w:r>
-      <w:r>
-        <w:br/>
-      </w:r>
-      <w:r>
-        <w:rPr>
-          <w:rStyle w:val="StringTok"/>
-        </w:rPr>
-        <w:t xml:space="preserve">        - name: mc</w:t>
-      </w:r>
-      <w:r>
-        <w:br/>
-      </w:r>
-      <w:r>
-        <w:rPr>
-          <w:rStyle w:val="StringTok"/>
-        </w:rPr>
-        <w:t xml:space="preserve">          image: quay.io/minio/mc:RELEASE.2025-08-13T08-35-41Z-cpuv1</w:t>
-      </w:r>
-      <w:r>
-        <w:br/>
-      </w:r>
-      <w:r>
-        <w:rPr>
-          <w:rStyle w:val="StringTok"/>
-        </w:rPr>
-        <w:t xml:space="preserve">          command: ["sh","-c","until mc alias set local http://minio:9000 minioadmin minioadmin; do sleep 2; done; mc mb -p local/velero; mc ls local"]</w:t>
-      </w:r>
-      <w:r>
-        <w:br/>
-      </w:r>
-      <w:r>
-        <w:rPr>
-          <w:rStyle w:val="OperatorTok"/>
-        </w:rPr>
-        <w:t xml:space="preserve">EOF</w:t>
-      </w:r>
-      <w:r>
-        <w:br/>
-      </w:r>
-      <w:r>
-        <w:rPr>
-          <w:rStyle w:val="ExtensionTok"/>
-        </w:rPr>
-        <w:t xml:space="preserve">kubectl</w:t>
-      </w:r>
-      <w:r>
-        <w:rPr>
-          <w:rStyle w:val="NormalTok"/>
-        </w:rPr>
-        <w:t xml:space="preserve"> </w:t>
-      </w:r>
-      <w:r>
-        <w:rPr>
-          <w:rStyle w:val="AttributeTok"/>
-        </w:rPr>
-        <w:t xml:space="preserve">-n</w:t>
-      </w:r>
-      <w:r>
-        <w:rPr>
-          <w:rStyle w:val="NormalTok"/>
-        </w:rPr>
-        <w:t xml:space="preserve"> velero wait </w:t>
-      </w:r>
-      <w:r>
-        <w:rPr>
-          <w:rStyle w:val="AttributeTok"/>
-        </w:rPr>
-        <w:t xml:space="preserve">--for</w:t>
-      </w:r>
-      <w:r>
-        <w:rPr>
-          <w:rStyle w:val="OperatorTok"/>
-        </w:rPr>
-        <w:t xml:space="preserve">=</w:t>
-      </w:r>
-      <w:r>
-        <w:rPr>
-          <w:rStyle w:val="NormalTok"/>
-        </w:rPr>
-        <w:t xml:space="preserve">condition=complete job/mc-mkbucket </w:t>
-      </w:r>
-      <w:r>
-        <w:rPr>
-          <w:rStyle w:val="AttributeTok"/>
-        </w:rPr>
-        <w:t xml:space="preserve">--timeout</w:t>
-      </w:r>
-      <w:r>
-        <w:rPr>
-          <w:rStyle w:val="OperatorTok"/>
-        </w:rPr>
-        <w:t xml:space="preserve">=</w:t>
-      </w:r>
-      <w:r>
-        <w:rPr>
-          <w:rStyle w:val="NormalTok"/>
-        </w:rPr>
-        <w:t xml:space="preserve">120s</w:t>
-      </w:r>
-    </w:p>
-    <w:p>
-      <w:pPr>
-        <w:pStyle w:val="FirstParagraph"/>
-      </w:pPr>
-      <w:r>
-        <w:rPr>
-          <w:b/>
-          <w:bCs/>
-        </w:rPr>
-        <w:t xml:space="preserve">3. Install Velero</w:t>
-      </w:r>
-      <w:r>
-        <w:t xml:space="preserve"> </w:t>
-      </w:r>
-      <w:r>
-        <w:t xml:space="preserve">pointing at MinIO (these are throwaway MinIO creds, not cloud credentials):</w:t>
-      </w:r>
-    </w:p>
-    <w:p>
-      <w:pPr>
-        <w:pStyle w:val="SourceCode"/>
-      </w:pPr>
-      <w:r>
-        <w:rPr>
-          <w:rStyle w:val="FunctionTok"/>
-        </w:rPr>
-        <w:t xml:space="preserve">cat</w:t>
-      </w:r>
-      <w:r>
-        <w:rPr>
-          <w:rStyle w:val="NormalTok"/>
-        </w:rPr>
-        <w:t xml:space="preserve"> </w:t>
-      </w:r>
-      <w:r>
-        <w:rPr>
-          <w:rStyle w:val="OperatorTok"/>
-        </w:rPr>
-        <w:t xml:space="preserve">&gt;</w:t>
-      </w:r>
-      <w:r>
-        <w:rPr>
-          <w:rStyle w:val="NormalTok"/>
-        </w:rPr>
-        <w:t xml:space="preserve"> /tmp/velero-creds </w:t>
-      </w:r>
-      <w:r>
-        <w:rPr>
-          <w:rStyle w:val="OperatorTok"/>
-        </w:rPr>
-        <w:t xml:space="preserve">&lt;&lt;'EOF'</w:t>
-      </w:r>
-      <w:r>
-        <w:br/>
-      </w:r>
-      <w:r>
-        <w:rPr>
-          <w:rStyle w:val="StringTok"/>
-        </w:rPr>
-        <w:t xml:space="preserve">[default]</w:t>
-      </w:r>
-      <w:r>
-        <w:br/>
-      </w:r>
-      <w:r>
-        <w:rPr>
-          <w:rStyle w:val="StringTok"/>
-        </w:rPr>
-        <w:t xml:space="preserve">aws_access_key_id=minioadmin</w:t>
-      </w:r>
-      <w:r>
-        <w:br/>
-      </w:r>
-      <w:r>
-        <w:rPr>
-          <w:rStyle w:val="StringTok"/>
-        </w:rPr>
-        <w:t xml:space="preserve">aws_secret_access_key=minioadmin</w:t>
-      </w:r>
-      <w:r>
-        <w:br/>
-      </w:r>
-      <w:r>
-        <w:rPr>
-          <w:rStyle w:val="OperatorTok"/>
-        </w:rPr>
-        <w:t xml:space="preserve">EOF</w:t>
-      </w:r>
-      <w:r>
-        <w:br/>
-      </w:r>
-      <w:r>
-        <w:br/>
-      </w:r>
-      <w:r>
-        <w:rPr>
-          <w:rStyle w:val="ExtensionTok"/>
-        </w:rPr>
-        <w:t xml:space="preserve">velero</w:t>
-      </w:r>
-      <w:r>
-        <w:rPr>
-          <w:rStyle w:val="NormalTok"/>
-        </w:rPr>
-        <w:t xml:space="preserve"> install </w:t>
-      </w:r>
-      <w:r>
-        <w:rPr>
-          <w:rStyle w:val="DataTypeTok"/>
-        </w:rPr>
-        <w:t xml:space="preserve">\</w:t>
-      </w:r>
-      <w:r>
-        <w:br/>
-      </w:r>
-      <w:r>
-        <w:rPr>
-          <w:rStyle w:val="NormalTok"/>
-        </w:rPr>
-        <w:t xml:space="preserve">  </w:t>
-      </w:r>
-      <w:r>
-        <w:rPr>
-          <w:rStyle w:val="AttributeTok"/>
-        </w:rPr>
-        <w:t xml:space="preserve">--provider</w:t>
-      </w:r>
-      <w:r>
-        <w:rPr>
-          <w:rStyle w:val="NormalTok"/>
-        </w:rPr>
-        <w:t xml:space="preserve"> aws </w:t>
-      </w:r>
-      <w:r>
-        <w:rPr>
-          <w:rStyle w:val="DataTypeTok"/>
-        </w:rPr>
-        <w:t xml:space="preserve">\</w:t>
-      </w:r>
-      <w:r>
-        <w:br/>
-      </w:r>
-      <w:r>
-        <w:rPr>
-          <w:rStyle w:val="NormalTok"/>
-        </w:rPr>
-        <w:t xml:space="preserve">  </w:t>
-      </w:r>
-      <w:r>
-        <w:rPr>
-          <w:rStyle w:val="AttributeTok"/>
-        </w:rPr>
-        <w:t xml:space="preserve">--plugins</w:t>
-      </w:r>
-      <w:r>
-        <w:rPr>
-          <w:rStyle w:val="NormalTok"/>
-        </w:rPr>
-        <w:t xml:space="preserve"> velero/velero-plugin-for-aws:v1.11.1 </w:t>
-      </w:r>
-      <w:r>
-        <w:rPr>
-          <w:rStyle w:val="DataTypeTok"/>
-        </w:rPr>
-        <w:t xml:space="preserve">\</w:t>
-      </w:r>
-      <w:r>
-        <w:br/>
-      </w:r>
-      <w:r>
-        <w:rPr>
-          <w:rStyle w:val="NormalTok"/>
-        </w:rPr>
-        <w:t xml:space="preserve">  </w:t>
-      </w:r>
-      <w:r>
-        <w:rPr>
-          <w:rStyle w:val="AttributeTok"/>
-        </w:rPr>
-        <w:t xml:space="preserve">--bucket</w:t>
-      </w:r>
-      <w:r>
-        <w:rPr>
-          <w:rStyle w:val="NormalTok"/>
-        </w:rPr>
-        <w:t xml:space="preserve"> velero </w:t>
-      </w:r>
-      <w:r>
-        <w:rPr>
-          <w:rStyle w:val="DataTypeTok"/>
-        </w:rPr>
-        <w:t xml:space="preserve">\</w:t>
-      </w:r>
-      <w:r>
-        <w:br/>
-      </w:r>
-      <w:r>
-        <w:rPr>
-          <w:rStyle w:val="NormalTok"/>
-        </w:rPr>
-        <w:t xml:space="preserve">  </w:t>
-      </w:r>
-      <w:r>
-        <w:rPr>
-          <w:rStyle w:val="AttributeTok"/>
-        </w:rPr>
-        <w:t xml:space="preserve">--secret-file</w:t>
-      </w:r>
-      <w:r>
-        <w:rPr>
-          <w:rStyle w:val="NormalTok"/>
-        </w:rPr>
-        <w:t xml:space="preserve"> /tmp/velero-creds </w:t>
-      </w:r>
-      <w:r>
-        <w:rPr>
-          <w:rStyle w:val="DataTypeTok"/>
-        </w:rPr>
-        <w:t xml:space="preserve">\</w:t>
-      </w:r>
-      <w:r>
-        <w:br/>
-      </w:r>
-      <w:r>
-        <w:rPr>
-          <w:rStyle w:val="NormalTok"/>
-        </w:rPr>
-        <w:t xml:space="preserve">  </w:t>
-      </w:r>
-      <w:r>
-        <w:rPr>
-          <w:rStyle w:val="AttributeTok"/>
-        </w:rPr>
-        <w:t xml:space="preserve">--use-volume-snapshots</w:t>
-      </w:r>
-      <w:r>
-        <w:rPr>
-          <w:rStyle w:val="OperatorTok"/>
-        </w:rPr>
-        <w:t xml:space="preserve">=</w:t>
-      </w:r>
-      <w:r>
-        <w:rPr>
-          <w:rStyle w:val="NormalTok"/>
-        </w:rPr>
-        <w:t xml:space="preserve">false </w:t>
-      </w:r>
-      <w:r>
-        <w:rPr>
-          <w:rStyle w:val="DataTypeTok"/>
-        </w:rPr>
-        <w:t xml:space="preserve">\</w:t>
-      </w:r>
-      <w:r>
-        <w:br/>
-      </w:r>
-      <w:r>
-        <w:rPr>
-          <w:rStyle w:val="NormalTok"/>
-        </w:rPr>
-        <w:t xml:space="preserve">  </w:t>
-      </w:r>
-      <w:r>
-        <w:rPr>
-          <w:rStyle w:val="AttributeTok"/>
-        </w:rPr>
-        <w:t xml:space="preserve">--use-node-agent</w:t>
-      </w:r>
-      <w:r>
-        <w:rPr>
-          <w:rStyle w:val="NormalTok"/>
-        </w:rPr>
-        <w:t xml:space="preserve"> </w:t>
-      </w:r>
-      <w:r>
-        <w:rPr>
-          <w:rStyle w:val="DataTypeTok"/>
-        </w:rPr>
-        <w:t xml:space="preserve">\</w:t>
-      </w:r>
-      <w:r>
-        <w:br/>
-      </w:r>
-      <w:r>
-        <w:rPr>
-          <w:rStyle w:val="NormalTok"/>
-        </w:rPr>
-        <w:t xml:space="preserve">  </w:t>
-      </w:r>
-      <w:r>
-        <w:rPr>
-          <w:rStyle w:val="AttributeTok"/>
-        </w:rPr>
-        <w:t xml:space="preserve">--backup-location-config</w:t>
-      </w:r>
-      <w:r>
-        <w:rPr>
-          <w:rStyle w:val="NormalTok"/>
-        </w:rPr>
-        <w:t xml:space="preserve"> region=minio,s3ForcePathStyle=true,s3Url=http://minio.velero.svc:9000 </w:t>
-      </w:r>
-      <w:r>
-        <w:rPr>
-          <w:rStyle w:val="DataTypeTok"/>
-        </w:rPr>
-        <w:t xml:space="preserve">\</w:t>
-      </w:r>
-      <w:r>
-        <w:br/>
-      </w:r>
-      <w:r>
-        <w:rPr>
-          <w:rStyle w:val="NormalTok"/>
-        </w:rPr>
-        <w:t xml:space="preserve">  </w:t>
-      </w:r>
-      <w:r>
-        <w:rPr>
-          <w:rStyle w:val="AttributeTok"/>
-        </w:rPr>
-        <w:t xml:space="preserve">--namespace</w:t>
-      </w:r>
-      <w:r>
-        <w:rPr>
-          <w:rStyle w:val="NormalTok"/>
-        </w:rPr>
-        <w:t xml:space="preserve"> velero</w:t>
-      </w:r>
-      <w:r>
-        <w:br/>
-      </w:r>
-      <w:r>
-        <w:br/>
-      </w:r>
-      <w:r>
-        <w:rPr>
-          <w:rStyle w:val="ExtensionTok"/>
-        </w:rPr>
-        <w:t xml:space="preserve">kubectl</w:t>
-      </w:r>
-      <w:r>
-        <w:rPr>
-          <w:rStyle w:val="NormalTok"/>
-        </w:rPr>
-        <w:t xml:space="preserve"> </w:t>
-      </w:r>
-      <w:r>
-        <w:rPr>
-          <w:rStyle w:val="AttributeTok"/>
-        </w:rPr>
-        <w:t xml:space="preserve">-n</w:t>
-      </w:r>
-      <w:r>
-        <w:rPr>
-          <w:rStyle w:val="NormalTok"/>
-        </w:rPr>
-        <w:t xml:space="preserve"> velero rollout status deployment/velero </w:t>
-      </w:r>
-      <w:r>
-        <w:rPr>
-          <w:rStyle w:val="AttributeTok"/>
-        </w:rPr>
-        <w:t xml:space="preserve">--timeout</w:t>
-      </w:r>
-      <w:r>
-        <w:rPr>
-          <w:rStyle w:val="OperatorTok"/>
-        </w:rPr>
-        <w:t xml:space="preserve">=</w:t>
-      </w:r>
-      <w:r>
-        <w:rPr>
-          <w:rStyle w:val="NormalTok"/>
-        </w:rPr>
-        <w:t xml:space="preserve">150s</w:t>
-      </w:r>
-      <w:r>
-        <w:br/>
-      </w:r>
-      <w:r>
-        <w:rPr>
-          <w:rStyle w:val="ExtensionTok"/>
-        </w:rPr>
-        <w:t xml:space="preserve">velero</w:t>
-      </w:r>
-      <w:r>
-        <w:rPr>
-          <w:rStyle w:val="NormalTok"/>
-        </w:rPr>
-        <w:t xml:space="preserve"> backup-location get</w:t>
-      </w:r>
-    </w:p>
-    <w:p>
-      <w:pPr>
-        <w:pStyle w:val="FirstParagraph"/>
-      </w:pPr>
-      <w:r>
-        <w:rPr>
-          <w:b/>
-          <w:bCs/>
-        </w:rPr>
-        <w:t xml:space="preserve">What you should see:</w:t>
-      </w:r>
-      <w:r>
-        <w:t xml:space="preserve"> </w:t>
-      </w:r>
-      <w:r>
-        <w:t xml:space="preserve">the backup location</w:t>
-      </w:r>
-      <w:r>
-        <w:t xml:space="preserve"> </w:t>
-      </w:r>
-      <w:r>
-        <w:rPr>
-          <w:rStyle w:val="VerbatimChar"/>
-        </w:rPr>
-        <w:t xml:space="preserve">default</w:t>
-      </w:r>
-      <w:r>
-        <w:t xml:space="preserve"> </w:t>
-      </w:r>
-      <w:r>
-        <w:t xml:space="preserve">reports</w:t>
-      </w:r>
-      <w:r>
-        <w:t xml:space="preserve"> </w:t>
-      </w:r>
-      <w:r>
-        <w:rPr>
-          <w:rStyle w:val="VerbatimChar"/>
-          <w:b/>
-          <w:bCs/>
-        </w:rPr>
-        <w:t xml:space="preserve">PHASE: Available</w:t>
-      </w:r>
-      <w:r>
-        <w:t xml:space="preserve"> </w:t>
-      </w:r>
-      <w:r>
-        <w:t xml:space="preserve">— Velero can reach the MinIO bucket.</w:t>
-      </w:r>
-    </w:p>
-    <w:p>
-      <w:pPr>
-        <w:pStyle w:val="BodyText"/>
-      </w:pPr>
-      <w:r>
-        <w:rPr>
-          <w:b/>
-          <w:bCs/>
-        </w:rPr>
-        <w:t xml:space="preserve">What this means:</w:t>
-      </w:r>
-      <w:r>
-        <w:t xml:space="preserve"> </w:t>
-      </w:r>
-      <w:r>
-        <w:t xml:space="preserve">Velero is installed and its S3 target is validated. On NKE you'd point</w:t>
-      </w:r>
-      <w:r>
-        <w:t xml:space="preserve"> </w:t>
-      </w:r>
-      <w:r>
-        <w:rPr>
-          <w:rStyle w:val="VerbatimChar"/>
-        </w:rPr>
-        <w:t xml:space="preserve">s3Url</w:t>
-      </w:r>
-      <w:r>
-        <w:t xml:space="preserve"> </w:t>
-      </w:r>
-      <w:r>
-        <w:t xml:space="preserve">at Nutanix Objects instead; nothing else changes.</w:t>
-      </w:r>
-    </w:p>
-    <w:p>
-      <w:r>
-        <w:pict>
-          <v:rect style="width:0;height:1.5pt" o:hralign="center" o:hrstd="t" o:hr="t"/>
-        </w:pict>
-      </w:r>
-    </w:p>
-    <w:bookmarkEnd w:id="15"/>
-    <w:bookmarkStart w:id="19" w:name="X394a90876ff05cab0890538a839cef5d4006584"/>
-    <w:p>
-      <w:pPr>
-        <w:pStyle w:val="Heading2"/>
-      </w:pPr>
-      <w:r>
-        <w:t xml:space="preserve">Step 2 — Create an app with data, and back it up</w:t>
-      </w:r>
-    </w:p>
-    <w:p>
-      <w:pPr>
-        <w:pStyle w:val="FirstParagraph"/>
-      </w:pPr>
-      <w:r>
-        <w:rPr>
-          <w:b/>
-          <w:bCs/>
-        </w:rPr>
-        <w:t xml:space="preserve">Goal:</w:t>
-      </w:r>
-      <w:r>
-        <w:t xml:space="preserve"> </w:t>
-      </w:r>
-      <w:r>
-        <w:t xml:space="preserve">back up a whole namespace to MinIO.</w:t>
-      </w:r>
-    </w:p>
-    <w:p>
-      <w:pPr>
-        <w:pStyle w:val="SourceCode"/>
-      </w:pPr>
-      <w:r>
-        <w:rPr>
-          <w:rStyle w:val="ExtensionTok"/>
-        </w:rPr>
-        <w:t xml:space="preserve">kubectl</w:t>
-      </w:r>
-      <w:r>
-        <w:rPr>
-          <w:rStyle w:val="NormalTok"/>
-        </w:rPr>
-        <w:t xml:space="preserve"> create namespace shop</w:t>
-      </w:r>
-      <w:r>
-        <w:br/>
-      </w:r>
-      <w:r>
-        <w:rPr>
-          <w:rStyle w:val="ExtensionTok"/>
-        </w:rPr>
-        <w:t xml:space="preserve">kubectl</w:t>
-      </w:r>
-      <w:r>
-        <w:rPr>
-          <w:rStyle w:val="NormalTok"/>
-        </w:rPr>
-        <w:t xml:space="preserve"> </w:t>
-      </w:r>
-      <w:r>
-        <w:rPr>
-          <w:rStyle w:val="AttributeTok"/>
-        </w:rPr>
-        <w:t xml:space="preserve">-n</w:t>
-      </w:r>
-      <w:r>
-        <w:rPr>
-          <w:rStyle w:val="NormalTok"/>
-        </w:rPr>
-        <w:t xml:space="preserve"> shop create deployment web </w:t>
-      </w:r>
-      <w:r>
-        <w:rPr>
-          <w:rStyle w:val="AttributeTok"/>
-        </w:rPr>
-        <w:t xml:space="preserve">--image</w:t>
-      </w:r>
-      <w:r>
-        <w:rPr>
-          <w:rStyle w:val="OperatorTok"/>
-        </w:rPr>
-        <w:t xml:space="preserve">=</w:t>
-      </w:r>
-      <w:r>
-        <w:rPr>
-          <w:rStyle w:val="NormalTok"/>
-        </w:rPr>
-        <w:t xml:space="preserve">nginx:1.27-alpine</w:t>
-      </w:r>
-      <w:r>
-        <w:br/>
-      </w:r>
-      <w:r>
-        <w:rPr>
-          <w:rStyle w:val="ExtensionTok"/>
-        </w:rPr>
-        <w:t xml:space="preserve">kubectl</w:t>
-      </w:r>
-      <w:r>
-        <w:rPr>
-          <w:rStyle w:val="NormalTok"/>
-        </w:rPr>
-        <w:t xml:space="preserve"> </w:t>
-      </w:r>
-      <w:r>
-        <w:rPr>
-          <w:rStyle w:val="AttributeTok"/>
-        </w:rPr>
-        <w:t xml:space="preserve">-n</w:t>
-      </w:r>
-      <w:r>
-        <w:rPr>
-          <w:rStyle w:val="NormalTok"/>
-        </w:rPr>
-        <w:t xml:space="preserve"> shop create configmap catalog </w:t>
-      </w:r>
-      <w:r>
-        <w:rPr>
-          <w:rStyle w:val="AttributeTok"/>
-        </w:rPr>
-        <w:t xml:space="preserve">--from-literal</w:t>
-      </w:r>
-      <w:r>
-        <w:rPr>
-          <w:rStyle w:val="OperatorTok"/>
-        </w:rPr>
-        <w:t xml:space="preserve">=</w:t>
-      </w:r>
-      <w:r>
-        <w:rPr>
-          <w:rStyle w:val="NormalTok"/>
-        </w:rPr>
-        <w:t xml:space="preserve">featured=</w:t>
-      </w:r>
-      <w:r>
-        <w:rPr>
-          <w:rStyle w:val="StringTok"/>
-        </w:rPr>
-        <w:t xml:space="preserve">"widget-9000"</w:t>
-      </w:r>
-      <w:r>
-        <w:rPr>
-          <w:rStyle w:val="NormalTok"/>
-        </w:rPr>
-        <w:t xml:space="preserve"> </w:t>
-      </w:r>
-      <w:r>
-        <w:rPr>
-          <w:rStyle w:val="AttributeTok"/>
-        </w:rPr>
-        <w:t xml:space="preserve">--from-literal</w:t>
-      </w:r>
-      <w:r>
-        <w:rPr>
-          <w:rStyle w:val="OperatorTok"/>
-        </w:rPr>
-        <w:t xml:space="preserve">=</w:t>
-      </w:r>
-      <w:r>
-        <w:rPr>
-          <w:rStyle w:val="NormalTok"/>
-        </w:rPr>
-        <w:t xml:space="preserve">price=</w:t>
-      </w:r>
-      <w:r>
-        <w:rPr>
-          <w:rStyle w:val="StringTok"/>
-        </w:rPr>
-        <w:t xml:space="preserve">"42.00"</w:t>
-      </w:r>
-      <w:r>
-        <w:br/>
-      </w:r>
-      <w:r>
-        <w:rPr>
-          <w:rStyle w:val="ExtensionTok"/>
-        </w:rPr>
-        <w:t xml:space="preserve">kubectl</w:t>
-      </w:r>
-      <w:r>
-        <w:rPr>
-          <w:rStyle w:val="NormalTok"/>
-        </w:rPr>
-        <w:t xml:space="preserve"> </w:t>
-      </w:r>
-      <w:r>
-        <w:rPr>
-          <w:rStyle w:val="AttributeTok"/>
-        </w:rPr>
-        <w:t xml:space="preserve">-n</w:t>
-      </w:r>
-      <w:r>
-        <w:rPr>
-          <w:rStyle w:val="NormalTok"/>
-        </w:rPr>
-        <w:t xml:space="preserve"> shop expose deployment web </w:t>
-      </w:r>
-      <w:r>
-        <w:rPr>
-          <w:rStyle w:val="AttributeTok"/>
-        </w:rPr>
-        <w:t xml:space="preserve">--port</w:t>
-      </w:r>
-      <w:r>
-        <w:rPr>
-          <w:rStyle w:val="OperatorTok"/>
-        </w:rPr>
-        <w:t xml:space="preserve">=</w:t>
-      </w:r>
-      <w:r>
-        <w:rPr>
-          <w:rStyle w:val="NormalTok"/>
-        </w:rPr>
-        <w:t xml:space="preserve">80</w:t>
-      </w:r>
-      <w:r>
-        <w:br/>
-      </w:r>
-      <w:r>
-        <w:br/>
-      </w:r>
-      <w:r>
-        <w:rPr>
-          <w:rStyle w:val="ExtensionTok"/>
-        </w:rPr>
-        <w:t xml:space="preserve">velero</w:t>
-      </w:r>
-      <w:r>
-        <w:rPr>
-          <w:rStyle w:val="NormalTok"/>
-        </w:rPr>
-        <w:t xml:space="preserve"> backup create shop-backup </w:t>
-      </w:r>
-      <w:r>
-        <w:rPr>
-          <w:rStyle w:val="AttributeTok"/>
-        </w:rPr>
-        <w:t xml:space="preserve">--include-namespaces</w:t>
-      </w:r>
-      <w:r>
-        <w:rPr>
-          <w:rStyle w:val="NormalTok"/>
-        </w:rPr>
-        <w:t xml:space="preserve"> shop </w:t>
-      </w:r>
-      <w:r>
-        <w:rPr>
-          <w:rStyle w:val="AttributeTok"/>
-        </w:rPr>
-        <w:t xml:space="preserve">--wait</w:t>
-      </w:r>
-      <w:r>
-        <w:br/>
-      </w:r>
-      <w:r>
-        <w:rPr>
-          <w:rStyle w:val="ExtensionTok"/>
-        </w:rPr>
-        <w:t xml:space="preserve">velero</w:t>
-      </w:r>
-      <w:r>
-        <w:rPr>
-          <w:rStyle w:val="NormalTok"/>
-        </w:rPr>
-        <w:t xml:space="preserve"> backup describe shop-backup</w:t>
-      </w:r>
-    </w:p>
-    <w:p>
-      <w:pPr>
-        <w:pStyle w:val="FirstParagraph"/>
-      </w:pPr>
-      <w:r>
-        <w:rPr>
-          <w:b/>
-          <w:bCs/>
-        </w:rPr>
-        <w:t xml:space="preserve">What you should see:</w:t>
-      </w:r>
-      <w:r>
-        <w:t xml:space="preserve"> </w:t>
-      </w:r>
-      <w:r>
-        <w:t xml:space="preserve">the backup reaches</w:t>
-      </w:r>
-      <w:r>
-        <w:t xml:space="preserve"> </w:t>
-      </w:r>
-      <w:r>
-        <w:rPr>
-          <w:rStyle w:val="VerbatimChar"/>
-          <w:b/>
-          <w:bCs/>
-        </w:rPr>
-        <w:t xml:space="preserve">Phase: Completed</w:t>
-      </w:r>
-      <w:r>
-        <w:t xml:space="preserve">, with something like</w:t>
-      </w:r>
-      <w:r>
-        <w:t xml:space="preserve"> </w:t>
-      </w:r>
-      <w:r>
-        <w:rPr>
-          <w:b/>
-          <w:bCs/>
-        </w:rPr>
-        <w:t xml:space="preserve">16 items backed up</w:t>
-      </w:r>
-      <w:r>
-        <w:t xml:space="preserve"> </w:t>
-      </w:r>
-      <w:r>
-        <w:t xml:space="preserve">(the namespace and everything in it), and the</w:t>
-      </w:r>
-      <w:r>
-        <w:t xml:space="preserve"> </w:t>
-      </w:r>
-      <w:r>
-        <w:rPr>
-          <w:rStyle w:val="VerbatimChar"/>
-        </w:rPr>
-        <w:t xml:space="preserve">catalog</w:t>
-      </w:r>
-      <w:r>
-        <w:t xml:space="preserve"> </w:t>
-      </w:r>
-      <w:r>
-        <w:t xml:space="preserve">data is</w:t>
-      </w:r>
-      <w:r>
-        <w:t xml:space="preserve"> </w:t>
-      </w:r>
-      <w:r>
-        <w:rPr>
-          <w:rStyle w:val="VerbatimChar"/>
-        </w:rPr>
-        <w:t xml:space="preserve">widget-9000=42.00</w:t>
-      </w:r>
-      <w:r>
-        <w:t xml:space="preserve">.</w:t>
+        <w:t xml:space="preserve">custom resources, serialises the selected objects, and stores them in an S3 bucket. Here that bucket is served by SeaweedFS running in the cluster.</w:t>
       </w:r>
     </w:p>
     <w:p>
@@ -2844,20 +927,20 @@
       <w:r>
         <w:drawing>
           <wp:inline>
-            <wp:extent cx="5943600" cy="4116751"/>
+            <wp:extent cx="5473700" cy="7899400"/>
             <wp:effectExtent b="0" l="0" r="0" t="0"/>
-            <wp:docPr descr="Namespace backed up to MinIO — Completed, 16 items" title="" id="17" name="Picture"/>
+            <wp:docPr descr="Architecture diagram" title="" id="14" name="Picture"/>
             <a:graphic>
               <a:graphicData uri="http://schemas.openxmlformats.org/drawingml/2006/picture">
                 <pic:pic>
                   <pic:nvPicPr>
-                    <pic:cNvPr descr="../artifacts/lab-12/screenshots/01-backup-completed.png" id="18" name="Picture"/>
+                    <pic:cNvPr descr="artifacts/lab-12/diagrams/diagram.png" id="15" name="Picture"/>
                     <pic:cNvPicPr>
                       <a:picLocks noChangeArrowheads="1" noChangeAspect="1"/>
                     </pic:cNvPicPr>
                   </pic:nvPicPr>
                   <pic:blipFill>
-                    <a:blip r:embed="rId16"/>
+                    <a:blip r:embed="rId13"/>
                     <a:stretch>
                       <a:fillRect/>
                     </a:stretch>
@@ -2865,7 +948,7 @@
                   <pic:spPr bwMode="auto">
                     <a:xfrm>
                       <a:off x="0" y="0"/>
-                      <a:ext cx="5943600" cy="4116751"/>
+                      <a:ext cx="5473700" cy="7899400"/>
                     </a:xfrm>
                     <a:prstGeom prst="rect">
                       <a:avLst/>
@@ -2885,66 +968,2762 @@
       </w:r>
     </w:p>
     <w:p>
-      <w:pPr>
-        <w:pStyle w:val="BodyText"/>
-      </w:pPr>
-      <w:r>
-        <w:rPr>
-          <w:b/>
-          <w:bCs/>
-        </w:rPr>
-        <w:t xml:space="preserve">What this means:</w:t>
-      </w:r>
-      <w:r>
-        <w:t xml:space="preserve"> </w:t>
-      </w:r>
-      <w:r>
-        <w:t xml:space="preserve">Velero serialised every object in</w:t>
-      </w:r>
-      <w:r>
-        <w:t xml:space="preserve"> </w:t>
-      </w:r>
-      <w:r>
-        <w:rPr>
-          <w:rStyle w:val="VerbatimChar"/>
-        </w:rPr>
-        <w:t xml:space="preserve">shop</w:t>
-      </w:r>
-      <w:r>
-        <w:t xml:space="preserve"> </w:t>
-      </w:r>
-      <w:r>
-        <w:t xml:space="preserve">and wrote them to the MinIO bucket. That backup now exists</w:t>
-      </w:r>
-      <w:r>
-        <w:t xml:space="preserve"> </w:t>
-      </w:r>
-      <w:r>
-        <w:rPr>
-          <w:i/>
-          <w:iCs/>
-        </w:rPr>
-        <w:t xml:space="preserve">independently of the cluster</w:t>
-      </w:r>
-      <w:r>
-        <w:t xml:space="preserve">.</w:t>
-      </w:r>
-    </w:p>
-    <w:p>
       <w:r>
         <w:pict>
           <v:rect style="width:0;height:1.5pt" o:hralign="center" o:hrstd="t" o:hr="t"/>
         </w:pict>
       </w:r>
     </w:p>
+    <w:bookmarkEnd w:id="16"/>
+    <w:bookmarkStart w:id="19" w:name="X10dcb9d6f450261edc9a9044713a260a0d57627"/>
+    <w:p>
+      <w:pPr>
+        <w:pStyle w:val="Heading2"/>
+      </w:pPr>
+      <w:r>
+        <w:t xml:space="preserve">Step 1 — Stand up the backup target (SeaweedFS) and install Velero</w:t>
+      </w:r>
+    </w:p>
+    <w:p>
+      <w:pPr>
+        <w:pStyle w:val="Heading3"/>
+      </w:pPr>
+      <w:bookmarkStart w:id="17" w:name="Xfe7cddb7291a3918dbfee2732b6f3518e289fd7"/>
+      <w:r>
+        <w:t xml:space="preserve">🚨 This lab used MinIO until 2026-09-25. MinIO's public images are gone.</w:t>
+      </w:r>
+      <w:bookmarkEnd w:id="17"/>
+    </w:p>
+    <w:p>
+      <w:pPr>
+        <w:pStyle w:val="BlockText"/>
+      </w:pPr>
+      <w:r>
+        <w:rPr>
+          <w:b/>
+          <w:bCs/>
+        </w:rPr>
+        <w:t xml:space="preserve">Re-verified 2026-09-27 — every MinIO image this lab used now fails to pull:</w:t>
+      </w:r>
+    </w:p>
+    <w:p>
+      <w:pPr>
+        <w:pStyle w:val="SourceCode"/>
+      </w:pPr>
+      <w:r>
+        <w:rPr>
+          <w:rStyle w:val="VerbatimChar"/>
+        </w:rPr>
+        <w:t xml:space="preserve">$ docker pull minio/minio:latest</w:t>
+      </w:r>
+      <w:r>
+        <w:br/>
+      </w:r>
+      <w:r>
+        <w:rPr>
+          <w:rStyle w:val="VerbatimChar"/>
+        </w:rPr>
+        <w:t xml:space="preserve">Error response from daemon: pull access denied for minio/minio, repository does not exist</w:t>
+      </w:r>
+      <w:r>
+        <w:br/>
+      </w:r>
+      <w:r>
+        <w:rPr>
+          <w:rStyle w:val="VerbatimChar"/>
+        </w:rPr>
+        <w:t xml:space="preserve">or may require 'docker login'</w:t>
+      </w:r>
+      <w:r>
+        <w:br/>
+      </w:r>
+      <w:r>
+        <w:br/>
+      </w:r>
+      <w:r>
+        <w:rPr>
+          <w:rStyle w:val="VerbatimChar"/>
+        </w:rPr>
+        <w:t xml:space="preserve">$ docker pull quay.io/minio/minio:RELEASE.2025-09-07T16-13-09Z-cpuv1</w:t>
+      </w:r>
+      <w:r>
+        <w:br/>
+      </w:r>
+      <w:r>
+        <w:rPr>
+          <w:rStyle w:val="VerbatimChar"/>
+        </w:rPr>
+        <w:t xml:space="preserve">... unexpected status from HEAD request to https://quay.io/v2/minio/minio/manifests/...: 401 Unauthorized</w:t>
+      </w:r>
+      <w:r>
+        <w:br/>
+      </w:r>
+      <w:r>
+        <w:br/>
+      </w:r>
+      <w:r>
+        <w:rPr>
+          <w:rStyle w:val="VerbatimChar"/>
+        </w:rPr>
+        <w:t xml:space="preserve">$ docker pull quay.io/minio/mc:RELEASE.2025-08-13T08-35-41Z-cpuv1</w:t>
+      </w:r>
+      <w:r>
+        <w:br/>
+      </w:r>
+      <w:r>
+        <w:rPr>
+          <w:rStyle w:val="VerbatimChar"/>
+        </w:rPr>
+        <w:t xml:space="preserve">... unexpected status from HEAD request to https://quay.io/v2/minio/mc/manifests/...: 401 UNAUTHORIZED</w:t>
+      </w:r>
+    </w:p>
+    <w:p>
+      <w:pPr>
+        <w:pStyle w:val="BlockText"/>
+      </w:pPr>
+      <w:r>
+        <w:t xml:space="preserve">Both the server</w:t>
+      </w:r>
+      <w:r>
+        <w:t xml:space="preserve"> </w:t>
+      </w:r>
+      <w:r>
+        <w:rPr>
+          <w:b/>
+          <w:bCs/>
+        </w:rPr>
+        <w:t xml:space="preserve">and</w:t>
+      </w:r>
+      <w:r>
+        <w:t xml:space="preserve"> </w:t>
+      </w:r>
+      <w:r>
+        <w:t xml:space="preserve">the</w:t>
+      </w:r>
+      <w:r>
+        <w:t xml:space="preserve"> </w:t>
+      </w:r>
+      <w:r>
+        <w:rPr>
+          <w:rStyle w:val="VerbatimChar"/>
+        </w:rPr>
+        <w:t xml:space="preserve">mc</w:t>
+      </w:r>
+      <w:r>
+        <w:t xml:space="preserve"> </w:t>
+      </w:r>
+      <w:r>
+        <w:t xml:space="preserve">client are unavailable, on Docker Hub</w:t>
+      </w:r>
+      <w:r>
+        <w:t xml:space="preserve"> </w:t>
+      </w:r>
+      <w:r>
+        <w:rPr>
+          <w:i/>
+          <w:iCs/>
+        </w:rPr>
+        <w:t xml:space="preserve">and</w:t>
+      </w:r>
+      <w:r>
+        <w:t xml:space="preserve"> </w:t>
+      </w:r>
+      <w:r>
+        <w:t xml:space="preserve">on quay.io, while other</w:t>
+      </w:r>
+      <w:r>
+        <w:t xml:space="preserve"> </w:t>
+      </w:r>
+      <w:r>
+        <w:t xml:space="preserve">registries work normally. MinIO restricted their public images; there is nothing to configure around</w:t>
+      </w:r>
+      <w:r>
+        <w:t xml:space="preserve"> </w:t>
+      </w:r>
+      <w:r>
+        <w:t xml:space="preserve">it.</w:t>
+      </w:r>
+      <w:r>
+        <w:t xml:space="preserve"> </w:t>
+      </w:r>
+      <w:r>
+        <w:rPr>
+          <w:b/>
+          <w:bCs/>
+        </w:rPr>
+        <w:t xml:space="preserve">This step is therefore written for SeaweedFS</w:t>
+      </w:r>
+      <w:r>
+        <w:t xml:space="preserve">, which is verified working below.</w:t>
+      </w:r>
+      <w:r>
+        <w:t xml:space="preserve"> </w:t>
+      </w:r>
+      <w:r>
+        <w:rPr>
+          <w:rStyle w:val="VerbatimChar"/>
+        </w:rPr>
+        <w:t xml:space="preserve">zenko/cloudserver</w:t>
+      </w:r>
+      <w:r>
+        <w:t xml:space="preserve"> </w:t>
+      </w:r>
+      <w:r>
+        <w:t xml:space="preserve">and</w:t>
+      </w:r>
+      <w:r>
+        <w:t xml:space="preserve"> </w:t>
+      </w:r>
+      <w:r>
+        <w:rPr>
+          <w:rStyle w:val="VerbatimChar"/>
+        </w:rPr>
+        <w:t xml:space="preserve">adobe/s3mock</w:t>
+      </w:r>
+      <w:r>
+        <w:t xml:space="preserve"> </w:t>
+      </w:r>
+      <w:r>
+        <w:t xml:space="preserve">also pull if you prefer them.</w:t>
+      </w:r>
+    </w:p>
+    <w:p>
+      <w:pPr>
+        <w:pStyle w:val="BlockText"/>
+      </w:pPr>
+      <w:r>
+        <w:t xml:space="preserve">Everything downstream keeps the</w:t>
+      </w:r>
+      <w:r>
+        <w:t xml:space="preserve"> </w:t>
+      </w:r>
+      <w:r>
+        <w:rPr>
+          <w:b/>
+          <w:bCs/>
+        </w:rPr>
+        <w:t xml:space="preserve">Service name</w:t>
+      </w:r>
+      <w:r>
+        <w:rPr>
+          <w:b/>
+          <w:bCs/>
+        </w:rPr>
+        <w:t xml:space="preserve"> </w:t>
+      </w:r>
+      <w:r>
+        <w:rPr>
+          <w:rStyle w:val="VerbatimChar"/>
+          <w:b/>
+          <w:bCs/>
+        </w:rPr>
+        <w:t xml:space="preserve">minio</w:t>
+      </w:r>
+      <w:r>
+        <w:t xml:space="preserve">, so Steps 2–7, all the</w:t>
+      </w:r>
+      <w:r>
+        <w:t xml:space="preserve"> </w:t>
+      </w:r>
+      <w:r>
+        <w:rPr>
+          <w:rStyle w:val="VerbatimChar"/>
+        </w:rPr>
+        <w:t xml:space="preserve">s3Url</w:t>
+      </w:r>
+      <w:r>
+        <w:t xml:space="preserve"> </w:t>
+      </w:r>
+      <w:r>
+        <w:t xml:space="preserve">values and every</w:t>
+      </w:r>
+      <w:r>
+        <w:t xml:space="preserve"> </w:t>
+      </w:r>
+      <w:r>
+        <w:t xml:space="preserve">command in the rest of the lab are unchanged.</w:t>
+      </w:r>
+    </w:p>
+    <w:p>
+      <w:pPr>
+        <w:pStyle w:val="FirstParagraph"/>
+      </w:pPr>
+      <w:r>
+        <w:rPr>
+          <w:b/>
+          <w:bCs/>
+        </w:rPr>
+        <w:t xml:space="preserve">Goal:</w:t>
+      </w:r>
+      <w:r>
+        <w:t xml:space="preserve"> </w:t>
+      </w:r>
+      <w:r>
+        <w:t xml:space="preserve">deploy an S3-compatible object store, create a bucket, and install Velero pointing at it.</w:t>
+      </w:r>
+    </w:p>
+    <w:p>
+      <w:pPr>
+        <w:pStyle w:val="BlockText"/>
+      </w:pPr>
+      <w:r>
+        <w:t xml:space="preserve">YES —</w:t>
+      </w:r>
+      <w:r>
+        <w:t xml:space="preserve"> </w:t>
+      </w:r>
+      <w:r>
+        <w:rPr>
+          <w:b/>
+          <w:bCs/>
+        </w:rPr>
+        <w:t xml:space="preserve">Verified end-to-end 2026-09-27</w:t>
+      </w:r>
+      <w:r>
+        <w:t xml:space="preserve"> </w:t>
+      </w:r>
+      <w:r>
+        <w:t xml:space="preserve">on</w:t>
+      </w:r>
+      <w:r>
+        <w:t xml:space="preserve"> </w:t>
+      </w:r>
+      <w:r>
+        <w:rPr>
+          <w:rStyle w:val="VerbatimChar"/>
+        </w:rPr>
+        <w:t xml:space="preserve">kind</w:t>
+      </w:r>
+      <w:r>
+        <w:t xml:space="preserve"> </w:t>
+      </w:r>
+      <w:r>
+        <w:t xml:space="preserve">v1.37.0 with</w:t>
+      </w:r>
+      <w:r>
+        <w:t xml:space="preserve"> </w:t>
+      </w:r>
+      <w:r>
+        <w:rPr>
+          <w:b/>
+          <w:bCs/>
+        </w:rPr>
+        <w:t xml:space="preserve">Velero v1.18.2</w:t>
+      </w:r>
+      <w:r>
+        <w:t xml:space="preserve">,</w:t>
+      </w:r>
+      <w:r>
+        <w:t xml:space="preserve"> </w:t>
+      </w:r>
+      <w:r>
+        <w:rPr>
+          <w:rStyle w:val="VerbatimChar"/>
+        </w:rPr>
+        <w:t xml:space="preserve">velero-plugin-for-aws v1.13.0</w:t>
+      </w:r>
+      <w:r>
+        <w:t xml:space="preserve">,</w:t>
+      </w:r>
+      <w:r>
+        <w:t xml:space="preserve"> </w:t>
+      </w:r>
+      <w:r>
+        <w:rPr>
+          <w:b/>
+          <w:bCs/>
+        </w:rPr>
+        <w:t xml:space="preserve">SeaweedFS 3.80</w:t>
+      </w:r>
+      <w:r>
+        <w:t xml:space="preserve"> </w:t>
+      </w:r>
+      <w:r>
+        <w:t xml:space="preserve">and the</w:t>
+      </w:r>
+      <w:r>
+        <w:t xml:space="preserve"> </w:t>
+      </w:r>
+      <w:r>
+        <w:rPr>
+          <w:rStyle w:val="VerbatimChar"/>
+        </w:rPr>
+        <w:t xml:space="preserve">kopia</w:t>
+      </w:r>
+      <w:r>
+        <w:t xml:space="preserve"> </w:t>
+      </w:r>
+      <w:r>
+        <w:t xml:space="preserve">uploader: backup location</w:t>
+      </w:r>
+      <w:r>
+        <w:t xml:space="preserve"> </w:t>
+      </w:r>
+      <w:r>
+        <w:rPr>
+          <w:rStyle w:val="VerbatimChar"/>
+        </w:rPr>
+        <w:t xml:space="preserve">Available</w:t>
+      </w:r>
+      <w:r>
+        <w:t xml:space="preserve">,</w:t>
+      </w:r>
+      <w:r>
+        <w:t xml:space="preserve"> </w:t>
+      </w:r>
+      <w:r>
+        <w:rPr>
+          <w:rStyle w:val="VerbatimChar"/>
+        </w:rPr>
+        <w:t xml:space="preserve">PodVolumeBackup</w:t>
+      </w:r>
+      <w:r>
+        <w:t xml:space="preserve"> </w:t>
+      </w:r>
+      <w:r>
+        <w:t xml:space="preserve">and</w:t>
+      </w:r>
+      <w:r>
+        <w:t xml:space="preserve"> </w:t>
+      </w:r>
+      <w:r>
+        <w:rPr>
+          <w:rStyle w:val="VerbatimChar"/>
+        </w:rPr>
+        <w:t xml:space="preserve">PodVolumeRestore</w:t>
+      </w:r>
+      <w:r>
+        <w:t xml:space="preserve"> </w:t>
+      </w:r>
+      <w:r>
+        <w:t xml:space="preserve">both</w:t>
+      </w:r>
+      <w:r>
+        <w:t xml:space="preserve"> </w:t>
+      </w:r>
+      <w:r>
+        <w:rPr>
+          <w:rStyle w:val="VerbatimChar"/>
+        </w:rPr>
+        <w:t xml:space="preserve">Completed</w:t>
+      </w:r>
+      <w:r>
+        <w:t xml:space="preserve">, and</w:t>
+      </w:r>
+      <w:r>
+        <w:t xml:space="preserve"> </w:t>
+      </w:r>
+      <w:r>
+        <w:rPr>
+          <w:rStyle w:val="VerbatimChar"/>
+        </w:rPr>
+        <w:t xml:space="preserve">widget-9000=42.00</w:t>
+      </w:r>
+      <w:r>
+        <w:t xml:space="preserve"> </w:t>
+      </w:r>
+      <w:r>
+        <w:t xml:space="preserve">recovered after the namespace was destroyed. Transcript:</w:t>
+      </w:r>
+      <w:r>
+        <w:t xml:space="preserve"> </w:t>
+      </w:r>
+      <w:hyperlink r:id="rId18">
+        <w:r>
+          <w:rPr>
+            <w:rStyle w:val="VerbatimChar"/>
+          </w:rPr>
+          <w:t xml:space="preserve">artifacts/lab-12/evidence/lab-12-seaweedfs-s3-target.txt</w:t>
+        </w:r>
+      </w:hyperlink>
+      <w:r>
+        <w:t xml:space="preserve">.</w:t>
+      </w:r>
+    </w:p>
+    <w:p>
+      <w:pPr>
+        <w:pStyle w:val="FirstParagraph"/>
+      </w:pPr>
+      <w:r>
+        <w:rPr>
+          <w:b/>
+          <w:bCs/>
+        </w:rPr>
+        <w:t xml:space="preserve">1. Give SeaweedFS real S3 credentials.</w:t>
+      </w:r>
+      <w:r>
+        <w:t xml:space="preserve"> </w:t>
+      </w:r>
+      <w:r>
+        <w:t xml:space="preserve">Unlike MinIO, SeaweedFS serves S3</w:t>
+      </w:r>
+      <w:r>
+        <w:t xml:space="preserve"> </w:t>
+      </w:r>
+      <w:r>
+        <w:rPr>
+          <w:b/>
+          <w:bCs/>
+        </w:rPr>
+        <w:t xml:space="preserve">anonymously</w:t>
+      </w:r>
+      <w:r>
+        <w:t xml:space="preserve"> </w:t>
+      </w:r>
+      <w:r>
+        <w:t xml:space="preserve">unless you define identities, and Velero signs every request — so without this file the object store answers</w:t>
+      </w:r>
+      <w:r>
+        <w:t xml:space="preserve"> </w:t>
+      </w:r>
+      <w:r>
+        <w:rPr>
+          <w:i/>
+          <w:iCs/>
+        </w:rPr>
+        <w:t xml:space="preserve">"Signed request requires setting up SeaweedFS S3 authentication"</w:t>
+      </w:r>
+      <w:r>
+        <w:t xml:space="preserve"> </w:t>
+      </w:r>
+      <w:r>
+        <w:t xml:space="preserve">and the backup location never validates:</w:t>
+      </w:r>
+    </w:p>
+    <w:p>
+      <w:pPr>
+        <w:pStyle w:val="SourceCode"/>
+      </w:pPr>
+      <w:r>
+        <w:rPr>
+          <w:rStyle w:val="ExtensionTok"/>
+        </w:rPr>
+        <w:t xml:space="preserve">kubectl</w:t>
+      </w:r>
+      <w:r>
+        <w:rPr>
+          <w:rStyle w:val="NormalTok"/>
+        </w:rPr>
+        <w:t xml:space="preserve"> create namespace velero</w:t>
+      </w:r>
+      <w:r>
+        <w:br/>
+      </w:r>
+      <w:r>
+        <w:br/>
+      </w:r>
+      <w:r>
+        <w:rPr>
+          <w:rStyle w:val="FunctionTok"/>
+        </w:rPr>
+        <w:t xml:space="preserve">cat</w:t>
+      </w:r>
+      <w:r>
+        <w:rPr>
+          <w:rStyle w:val="NormalTok"/>
+        </w:rPr>
+        <w:t xml:space="preserve"> </w:t>
+      </w:r>
+      <w:r>
+        <w:rPr>
+          <w:rStyle w:val="OperatorTok"/>
+        </w:rPr>
+        <w:t xml:space="preserve">&gt;</w:t>
+      </w:r>
+      <w:r>
+        <w:rPr>
+          <w:rStyle w:val="NormalTok"/>
+        </w:rPr>
+        <w:t xml:space="preserve"> /tmp/s3config.json </w:t>
+      </w:r>
+      <w:r>
+        <w:rPr>
+          <w:rStyle w:val="OperatorTok"/>
+        </w:rPr>
+        <w:t xml:space="preserve">&lt;&lt;'EOF'</w:t>
+      </w:r>
+      <w:r>
+        <w:br/>
+      </w:r>
+      <w:r>
+        <w:rPr>
+          <w:rStyle w:val="StringTok"/>
+        </w:rPr>
+        <w:t xml:space="preserve">{</w:t>
+      </w:r>
+      <w:r>
+        <w:br/>
+      </w:r>
+      <w:r>
+        <w:rPr>
+          <w:rStyle w:val="StringTok"/>
+        </w:rPr>
+        <w:t xml:space="preserve">  "identities": [</w:t>
+      </w:r>
+      <w:r>
+        <w:br/>
+      </w:r>
+      <w:r>
+        <w:rPr>
+          <w:rStyle w:val="StringTok"/>
+        </w:rPr>
+        <w:t xml:space="preserve">    {</w:t>
+      </w:r>
+      <w:r>
+        <w:br/>
+      </w:r>
+      <w:r>
+        <w:rPr>
+          <w:rStyle w:val="StringTok"/>
+        </w:rPr>
+        <w:t xml:space="preserve">      "name": "velero",</w:t>
+      </w:r>
+      <w:r>
+        <w:br/>
+      </w:r>
+      <w:r>
+        <w:rPr>
+          <w:rStyle w:val="StringTok"/>
+        </w:rPr>
+        <w:t xml:space="preserve">      "credentials": [ { "accessKey": "veleroaccess", "secretKey": "verosecret123" } ],</w:t>
+      </w:r>
+      <w:r>
+        <w:br/>
+      </w:r>
+      <w:r>
+        <w:rPr>
+          <w:rStyle w:val="StringTok"/>
+        </w:rPr>
+        <w:t xml:space="preserve">      "actions": ["Admin","Read","Write","List","Tagging"]</w:t>
+      </w:r>
+      <w:r>
+        <w:br/>
+      </w:r>
+      <w:r>
+        <w:rPr>
+          <w:rStyle w:val="StringTok"/>
+        </w:rPr>
+        <w:t xml:space="preserve">    }</w:t>
+      </w:r>
+      <w:r>
+        <w:br/>
+      </w:r>
+      <w:r>
+        <w:rPr>
+          <w:rStyle w:val="StringTok"/>
+        </w:rPr>
+        <w:t xml:space="preserve">  ]</w:t>
+      </w:r>
+      <w:r>
+        <w:br/>
+      </w:r>
+      <w:r>
+        <w:rPr>
+          <w:rStyle w:val="StringTok"/>
+        </w:rPr>
+        <w:t xml:space="preserve">}</w:t>
+      </w:r>
+      <w:r>
+        <w:br/>
+      </w:r>
+      <w:r>
+        <w:rPr>
+          <w:rStyle w:val="OperatorTok"/>
+        </w:rPr>
+        <w:t xml:space="preserve">EOF</w:t>
+      </w:r>
+      <w:r>
+        <w:br/>
+      </w:r>
+      <w:r>
+        <w:br/>
+      </w:r>
+      <w:r>
+        <w:rPr>
+          <w:rStyle w:val="ExtensionTok"/>
+        </w:rPr>
+        <w:t xml:space="preserve">kubectl</w:t>
+      </w:r>
+      <w:r>
+        <w:rPr>
+          <w:rStyle w:val="NormalTok"/>
+        </w:rPr>
+        <w:t xml:space="preserve"> </w:t>
+      </w:r>
+      <w:r>
+        <w:rPr>
+          <w:rStyle w:val="AttributeTok"/>
+        </w:rPr>
+        <w:t xml:space="preserve">-n</w:t>
+      </w:r>
+      <w:r>
+        <w:rPr>
+          <w:rStyle w:val="NormalTok"/>
+        </w:rPr>
+        <w:t xml:space="preserve"> velero create secret generic seaweedfs-s3-config </w:t>
+      </w:r>
+      <w:r>
+        <w:rPr>
+          <w:rStyle w:val="AttributeTok"/>
+        </w:rPr>
+        <w:t xml:space="preserve">--from-file</w:t>
+      </w:r>
+      <w:r>
+        <w:rPr>
+          <w:rStyle w:val="OperatorTok"/>
+        </w:rPr>
+        <w:t xml:space="preserve">=</w:t>
+      </w:r>
+      <w:r>
+        <w:rPr>
+          <w:rStyle w:val="NormalTok"/>
+        </w:rPr>
+        <w:t xml:space="preserve">s3config.json=/tmp/s3config.json</w:t>
+      </w:r>
+    </w:p>
+    <w:p>
+      <w:pPr>
+        <w:pStyle w:val="FirstParagraph"/>
+      </w:pPr>
+      <w:r>
+        <w:rPr>
+          <w:b/>
+          <w:bCs/>
+        </w:rPr>
+        <w:t xml:space="preserve">2. Deploy it as</w:t>
+      </w:r>
+      <w:r>
+        <w:rPr>
+          <w:b/>
+          <w:bCs/>
+        </w:rPr>
+        <w:t xml:space="preserve"> </w:t>
+      </w:r>
+      <w:r>
+        <w:rPr>
+          <w:rStyle w:val="VerbatimChar"/>
+          <w:b/>
+          <w:bCs/>
+        </w:rPr>
+        <w:t xml:space="preserve">minio</w:t>
+      </w:r>
+      <w:r>
+        <w:t xml:space="preserve"> </w:t>
+      </w:r>
+      <w:r>
+        <w:t xml:space="preserve">so nothing else in the lab has to change:</w:t>
+      </w:r>
+    </w:p>
+    <w:p>
+      <w:pPr>
+        <w:pStyle w:val="SourceCode"/>
+      </w:pPr>
+      <w:r>
+        <w:rPr>
+          <w:rStyle w:val="ExtensionTok"/>
+        </w:rPr>
+        <w:t xml:space="preserve">kubectl</w:t>
+      </w:r>
+      <w:r>
+        <w:rPr>
+          <w:rStyle w:val="NormalTok"/>
+        </w:rPr>
+        <w:t xml:space="preserve"> apply </w:t>
+      </w:r>
+      <w:r>
+        <w:rPr>
+          <w:rStyle w:val="AttributeTok"/>
+        </w:rPr>
+        <w:t xml:space="preserve">-n</w:t>
+      </w:r>
+      <w:r>
+        <w:rPr>
+          <w:rStyle w:val="NormalTok"/>
+        </w:rPr>
+        <w:t xml:space="preserve"> velero </w:t>
+      </w:r>
+      <w:r>
+        <w:rPr>
+          <w:rStyle w:val="AttributeTok"/>
+        </w:rPr>
+        <w:t xml:space="preserve">-f</w:t>
+      </w:r>
+      <w:r>
+        <w:rPr>
+          <w:rStyle w:val="NormalTok"/>
+        </w:rPr>
+        <w:t xml:space="preserve"> </w:t>
+      </w:r>
+      <w:r>
+        <w:rPr>
+          <w:rStyle w:val="AttributeTok"/>
+        </w:rPr>
+        <w:t xml:space="preserve">-</w:t>
+      </w:r>
+      <w:r>
+        <w:rPr>
+          <w:rStyle w:val="NormalTok"/>
+        </w:rPr>
+        <w:t xml:space="preserve"> </w:t>
+      </w:r>
+      <w:r>
+        <w:rPr>
+          <w:rStyle w:val="OperatorTok"/>
+        </w:rPr>
+        <w:t xml:space="preserve">&lt;&lt;'EOF'</w:t>
+      </w:r>
+      <w:r>
+        <w:br/>
+      </w:r>
+      <w:r>
+        <w:rPr>
+          <w:rStyle w:val="StringTok"/>
+        </w:rPr>
+        <w:t xml:space="preserve">apiVersion: apps/v1</w:t>
+      </w:r>
+      <w:r>
+        <w:br/>
+      </w:r>
+      <w:r>
+        <w:rPr>
+          <w:rStyle w:val="StringTok"/>
+        </w:rPr>
+        <w:t xml:space="preserve">kind: Deployment</w:t>
+      </w:r>
+      <w:r>
+        <w:br/>
+      </w:r>
+      <w:r>
+        <w:rPr>
+          <w:rStyle w:val="StringTok"/>
+        </w:rPr>
+        <w:t xml:space="preserve">metadata: {name: minio, labels: {app: minio}}</w:t>
+      </w:r>
+      <w:r>
+        <w:br/>
+      </w:r>
+      <w:r>
+        <w:rPr>
+          <w:rStyle w:val="StringTok"/>
+        </w:rPr>
+        <w:t xml:space="preserve">spec:</w:t>
+      </w:r>
+      <w:r>
+        <w:br/>
+      </w:r>
+      <w:r>
+        <w:rPr>
+          <w:rStyle w:val="StringTok"/>
+        </w:rPr>
+        <w:t xml:space="preserve">  replicas: 1</w:t>
+      </w:r>
+      <w:r>
+        <w:br/>
+      </w:r>
+      <w:r>
+        <w:rPr>
+          <w:rStyle w:val="StringTok"/>
+        </w:rPr>
+        <w:t xml:space="preserve">  selector: {matchLabels: {app: minio}}</w:t>
+      </w:r>
+      <w:r>
+        <w:br/>
+      </w:r>
+      <w:r>
+        <w:rPr>
+          <w:rStyle w:val="StringTok"/>
+        </w:rPr>
+        <w:t xml:space="preserve">  template:</w:t>
+      </w:r>
+      <w:r>
+        <w:br/>
+      </w:r>
+      <w:r>
+        <w:rPr>
+          <w:rStyle w:val="StringTok"/>
+        </w:rPr>
+        <w:t xml:space="preserve">    metadata: {labels: {app: minio}}</w:t>
+      </w:r>
+      <w:r>
+        <w:br/>
+      </w:r>
+      <w:r>
+        <w:rPr>
+          <w:rStyle w:val="StringTok"/>
+        </w:rPr>
+        <w:t xml:space="preserve">    spec:</w:t>
+      </w:r>
+      <w:r>
+        <w:br/>
+      </w:r>
+      <w:r>
+        <w:rPr>
+          <w:rStyle w:val="StringTok"/>
+        </w:rPr>
+        <w:t xml:space="preserve">      containers:</w:t>
+      </w:r>
+      <w:r>
+        <w:br/>
+      </w:r>
+      <w:r>
+        <w:rPr>
+          <w:rStyle w:val="StringTok"/>
+        </w:rPr>
+        <w:t xml:space="preserve">        - name: seaweedfs</w:t>
+      </w:r>
+      <w:r>
+        <w:br/>
+      </w:r>
+      <w:r>
+        <w:rPr>
+          <w:rStyle w:val="StringTok"/>
+        </w:rPr>
+        <w:t xml:space="preserve">          image: chrislusf/seaweedfs:3.80</w:t>
+      </w:r>
+      <w:r>
+        <w:br/>
+      </w:r>
+      <w:r>
+        <w:rPr>
+          <w:rStyle w:val="StringTok"/>
+        </w:rPr>
+        <w:t xml:space="preserve">          args:</w:t>
+      </w:r>
+      <w:r>
+        <w:br/>
+      </w:r>
+      <w:r>
+        <w:rPr>
+          <w:rStyle w:val="StringTok"/>
+        </w:rPr>
+        <w:t xml:space="preserve">            - "server"</w:t>
+      </w:r>
+      <w:r>
+        <w:br/>
+      </w:r>
+      <w:r>
+        <w:rPr>
+          <w:rStyle w:val="StringTok"/>
+        </w:rPr>
+        <w:t xml:space="preserve">            - "-dir=/data"</w:t>
+      </w:r>
+      <w:r>
+        <w:br/>
+      </w:r>
+      <w:r>
+        <w:rPr>
+          <w:rStyle w:val="StringTok"/>
+        </w:rPr>
+        <w:t xml:space="preserve">            - "-s3"</w:t>
+      </w:r>
+      <w:r>
+        <w:br/>
+      </w:r>
+      <w:r>
+        <w:rPr>
+          <w:rStyle w:val="StringTok"/>
+        </w:rPr>
+        <w:t xml:space="preserve">            - "-s3.port=9000"</w:t>
+      </w:r>
+      <w:r>
+        <w:br/>
+      </w:r>
+      <w:r>
+        <w:rPr>
+          <w:rStyle w:val="StringTok"/>
+        </w:rPr>
+        <w:t xml:space="preserve">            - "-s3.config=/etc/seaweedfs/s3config.json"</w:t>
+      </w:r>
+      <w:r>
+        <w:br/>
+      </w:r>
+      <w:r>
+        <w:rPr>
+          <w:rStyle w:val="StringTok"/>
+        </w:rPr>
+        <w:t xml:space="preserve">            - "-master.volumeSizeLimitMB=128"</w:t>
+      </w:r>
+      <w:r>
+        <w:br/>
+      </w:r>
+      <w:r>
+        <w:rPr>
+          <w:rStyle w:val="StringTok"/>
+        </w:rPr>
+        <w:t xml:space="preserve">          ports: [{containerPort: 9000}]</w:t>
+      </w:r>
+      <w:r>
+        <w:br/>
+      </w:r>
+      <w:r>
+        <w:rPr>
+          <w:rStyle w:val="StringTok"/>
+        </w:rPr>
+        <w:t xml:space="preserve">          volumeMounts:</w:t>
+      </w:r>
+      <w:r>
+        <w:br/>
+      </w:r>
+      <w:r>
+        <w:rPr>
+          <w:rStyle w:val="StringTok"/>
+        </w:rPr>
+        <w:t xml:space="preserve">            - {name: cfg,  mountPath: /etc/seaweedfs}</w:t>
+      </w:r>
+      <w:r>
+        <w:br/>
+      </w:r>
+      <w:r>
+        <w:rPr>
+          <w:rStyle w:val="StringTok"/>
+        </w:rPr>
+        <w:t xml:space="preserve">            - {name: data, mountPath: /data}</w:t>
+      </w:r>
+      <w:r>
+        <w:br/>
+      </w:r>
+      <w:r>
+        <w:rPr>
+          <w:rStyle w:val="StringTok"/>
+        </w:rPr>
+        <w:t xml:space="preserve">      volumes:</w:t>
+      </w:r>
+      <w:r>
+        <w:br/>
+      </w:r>
+      <w:r>
+        <w:rPr>
+          <w:rStyle w:val="StringTok"/>
+        </w:rPr>
+        <w:t xml:space="preserve">        - name: cfg</w:t>
+      </w:r>
+      <w:r>
+        <w:br/>
+      </w:r>
+      <w:r>
+        <w:rPr>
+          <w:rStyle w:val="StringTok"/>
+        </w:rPr>
+        <w:t xml:space="preserve">          secret: {secretName: seaweedfs-s3-config}</w:t>
+      </w:r>
+      <w:r>
+        <w:br/>
+      </w:r>
+      <w:r>
+        <w:rPr>
+          <w:rStyle w:val="StringTok"/>
+        </w:rPr>
+        <w:t xml:space="preserve">        - name: data</w:t>
+      </w:r>
+      <w:r>
+        <w:br/>
+      </w:r>
+      <w:r>
+        <w:rPr>
+          <w:rStyle w:val="StringTok"/>
+        </w:rPr>
+        <w:t xml:space="preserve">          emptyDir: {}</w:t>
+      </w:r>
+      <w:r>
+        <w:br/>
+      </w:r>
+      <w:r>
+        <w:rPr>
+          <w:rStyle w:val="StringTok"/>
+        </w:rPr>
+        <w:t xml:space="preserve">---</w:t>
+      </w:r>
+      <w:r>
+        <w:br/>
+      </w:r>
+      <w:r>
+        <w:rPr>
+          <w:rStyle w:val="StringTok"/>
+        </w:rPr>
+        <w:t xml:space="preserve">apiVersion: v1</w:t>
+      </w:r>
+      <w:r>
+        <w:br/>
+      </w:r>
+      <w:r>
+        <w:rPr>
+          <w:rStyle w:val="StringTok"/>
+        </w:rPr>
+        <w:t xml:space="preserve">kind: Service</w:t>
+      </w:r>
+      <w:r>
+        <w:br/>
+      </w:r>
+      <w:r>
+        <w:rPr>
+          <w:rStyle w:val="StringTok"/>
+        </w:rPr>
+        <w:t xml:space="preserve">metadata: {name: minio}</w:t>
+      </w:r>
+      <w:r>
+        <w:br/>
+      </w:r>
+      <w:r>
+        <w:rPr>
+          <w:rStyle w:val="StringTok"/>
+        </w:rPr>
+        <w:t xml:space="preserve">spec:</w:t>
+      </w:r>
+      <w:r>
+        <w:br/>
+      </w:r>
+      <w:r>
+        <w:rPr>
+          <w:rStyle w:val="StringTok"/>
+        </w:rPr>
+        <w:t xml:space="preserve">  selector: {app: minio}</w:t>
+      </w:r>
+      <w:r>
+        <w:br/>
+      </w:r>
+      <w:r>
+        <w:rPr>
+          <w:rStyle w:val="StringTok"/>
+        </w:rPr>
+        <w:t xml:space="preserve">  ports: [{port: 9000, targetPort: 9000}]</w:t>
+      </w:r>
+      <w:r>
+        <w:br/>
+      </w:r>
+      <w:r>
+        <w:rPr>
+          <w:rStyle w:val="OperatorTok"/>
+        </w:rPr>
+        <w:t xml:space="preserve">EOF</w:t>
+      </w:r>
+      <w:r>
+        <w:br/>
+      </w:r>
+      <w:r>
+        <w:rPr>
+          <w:rStyle w:val="ExtensionTok"/>
+        </w:rPr>
+        <w:t xml:space="preserve">kubectl</w:t>
+      </w:r>
+      <w:r>
+        <w:rPr>
+          <w:rStyle w:val="NormalTok"/>
+        </w:rPr>
+        <w:t xml:space="preserve"> </w:t>
+      </w:r>
+      <w:r>
+        <w:rPr>
+          <w:rStyle w:val="AttributeTok"/>
+        </w:rPr>
+        <w:t xml:space="preserve">-n</w:t>
+      </w:r>
+      <w:r>
+        <w:rPr>
+          <w:rStyle w:val="NormalTok"/>
+        </w:rPr>
+        <w:t xml:space="preserve"> velero rollout status deployment/minio </w:t>
+      </w:r>
+      <w:r>
+        <w:rPr>
+          <w:rStyle w:val="AttributeTok"/>
+        </w:rPr>
+        <w:t xml:space="preserve">--timeout</w:t>
+      </w:r>
+      <w:r>
+        <w:rPr>
+          <w:rStyle w:val="OperatorTok"/>
+        </w:rPr>
+        <w:t xml:space="preserve">=</w:t>
+      </w:r>
+      <w:r>
+        <w:rPr>
+          <w:rStyle w:val="NormalTok"/>
+        </w:rPr>
+        <w:t xml:space="preserve">300s</w:t>
+      </w:r>
+    </w:p>
+    <w:p>
+      <w:pPr>
+        <w:pStyle w:val="FirstParagraph"/>
+      </w:pPr>
+      <w:r>
+        <w:rPr>
+          <w:b/>
+          <w:bCs/>
+        </w:rPr>
+        <w:t xml:space="preserve">3. Create the</w:t>
+      </w:r>
+      <w:r>
+        <w:rPr>
+          <w:b/>
+          <w:bCs/>
+        </w:rPr>
+        <w:t xml:space="preserve"> </w:t>
+      </w:r>
+      <w:r>
+        <w:rPr>
+          <w:rStyle w:val="VerbatimChar"/>
+          <w:b/>
+          <w:bCs/>
+        </w:rPr>
+        <w:t xml:space="preserve">velero</w:t>
+      </w:r>
+      <w:r>
+        <w:rPr>
+          <w:b/>
+          <w:bCs/>
+        </w:rPr>
+        <w:t xml:space="preserve"> </w:t>
+      </w:r>
+      <w:r>
+        <w:rPr>
+          <w:b/>
+          <w:bCs/>
+        </w:rPr>
+        <w:t xml:space="preserve">bucket with the AWS CLI.</w:t>
+      </w:r>
+      <w:r>
+        <w:t xml:space="preserve"> </w:t>
+      </w:r>
+      <w:r>
+        <w:t xml:space="preserve">The old</w:t>
+      </w:r>
+      <w:r>
+        <w:t xml:space="preserve"> </w:t>
+      </w:r>
+      <w:r>
+        <w:rPr>
+          <w:rStyle w:val="VerbatimChar"/>
+        </w:rPr>
+        <w:t xml:space="preserve">mc</w:t>
+      </w:r>
+      <w:r>
+        <w:t xml:space="preserve"> </w:t>
+      </w:r>
+      <w:r>
+        <w:t xml:space="preserve">Job cannot be used —</w:t>
+      </w:r>
+      <w:r>
+        <w:t xml:space="preserve"> </w:t>
+      </w:r>
+      <w:r>
+        <w:rPr>
+          <w:rStyle w:val="VerbatimChar"/>
+        </w:rPr>
+        <w:t xml:space="preserve">mc</w:t>
+      </w:r>
+      <w:r>
+        <w:t xml:space="preserve"> </w:t>
+      </w:r>
+      <w:r>
+        <w:t xml:space="preserve">is a MinIO image and is equally unavailable — but</w:t>
+      </w:r>
+      <w:r>
+        <w:t xml:space="preserve"> </w:t>
+      </w:r>
+      <w:r>
+        <w:rPr>
+          <w:rStyle w:val="VerbatimChar"/>
+        </w:rPr>
+        <w:t xml:space="preserve">amazon/aws-cli</w:t>
+      </w:r>
+      <w:r>
+        <w:t xml:space="preserve"> </w:t>
+      </w:r>
+      <w:r>
+        <w:t xml:space="preserve">pulls fine and speaks to any S3 endpoint:</w:t>
+      </w:r>
+    </w:p>
+    <w:p>
+      <w:pPr>
+        <w:pStyle w:val="SourceCode"/>
+      </w:pPr>
+      <w:r>
+        <w:rPr>
+          <w:rStyle w:val="ExtensionTok"/>
+        </w:rPr>
+        <w:t xml:space="preserve">kubectl</w:t>
+      </w:r>
+      <w:r>
+        <w:rPr>
+          <w:rStyle w:val="NormalTok"/>
+        </w:rPr>
+        <w:t xml:space="preserve"> </w:t>
+      </w:r>
+      <w:r>
+        <w:rPr>
+          <w:rStyle w:val="AttributeTok"/>
+        </w:rPr>
+        <w:t xml:space="preserve">-n</w:t>
+      </w:r>
+      <w:r>
+        <w:rPr>
+          <w:rStyle w:val="NormalTok"/>
+        </w:rPr>
+        <w:t xml:space="preserve"> velero run mkbucket </w:t>
+      </w:r>
+      <w:r>
+        <w:rPr>
+          <w:rStyle w:val="AttributeTok"/>
+        </w:rPr>
+        <w:t xml:space="preserve">--rm</w:t>
+      </w:r>
+      <w:r>
+        <w:rPr>
+          <w:rStyle w:val="NormalTok"/>
+        </w:rPr>
+        <w:t xml:space="preserve"> </w:t>
+      </w:r>
+      <w:r>
+        <w:rPr>
+          <w:rStyle w:val="AttributeTok"/>
+        </w:rPr>
+        <w:t xml:space="preserve">-i</w:t>
+      </w:r>
+      <w:r>
+        <w:rPr>
+          <w:rStyle w:val="NormalTok"/>
+        </w:rPr>
+        <w:t xml:space="preserve"> </w:t>
+      </w:r>
+      <w:r>
+        <w:rPr>
+          <w:rStyle w:val="AttributeTok"/>
+        </w:rPr>
+        <w:t xml:space="preserve">--restart</w:t>
+      </w:r>
+      <w:r>
+        <w:rPr>
+          <w:rStyle w:val="OperatorTok"/>
+        </w:rPr>
+        <w:t xml:space="preserve">=</w:t>
+      </w:r>
+      <w:r>
+        <w:rPr>
+          <w:rStyle w:val="NormalTok"/>
+        </w:rPr>
+        <w:t xml:space="preserve">Never </w:t>
+      </w:r>
+      <w:r>
+        <w:rPr>
+          <w:rStyle w:val="AttributeTok"/>
+        </w:rPr>
+        <w:t xml:space="preserve">--image</w:t>
+      </w:r>
+      <w:r>
+        <w:rPr>
+          <w:rStyle w:val="OperatorTok"/>
+        </w:rPr>
+        <w:t xml:space="preserve">=</w:t>
+      </w:r>
+      <w:r>
+        <w:rPr>
+          <w:rStyle w:val="NormalTok"/>
+        </w:rPr>
+        <w:t xml:space="preserve">amazon/aws-cli:latest </w:t>
+      </w:r>
+      <w:r>
+        <w:rPr>
+          <w:rStyle w:val="DataTypeTok"/>
+        </w:rPr>
+        <w:t xml:space="preserve">\</w:t>
+      </w:r>
+      <w:r>
+        <w:br/>
+      </w:r>
+      <w:r>
+        <w:rPr>
+          <w:rStyle w:val="NormalTok"/>
+        </w:rPr>
+        <w:t xml:space="preserve">  </w:t>
+      </w:r>
+      <w:r>
+        <w:rPr>
+          <w:rStyle w:val="AttributeTok"/>
+        </w:rPr>
+        <w:t xml:space="preserve">--env</w:t>
+      </w:r>
+      <w:r>
+        <w:rPr>
+          <w:rStyle w:val="OperatorTok"/>
+        </w:rPr>
+        <w:t xml:space="preserve">=</w:t>
+      </w:r>
+      <w:r>
+        <w:rPr>
+          <w:rStyle w:val="NormalTok"/>
+        </w:rPr>
+        <w:t xml:space="preserve">AWS_ACCESS_KEY_ID=veleroaccess </w:t>
+      </w:r>
+      <w:r>
+        <w:rPr>
+          <w:rStyle w:val="DataTypeTok"/>
+        </w:rPr>
+        <w:t xml:space="preserve">\</w:t>
+      </w:r>
+      <w:r>
+        <w:br/>
+      </w:r>
+      <w:r>
+        <w:rPr>
+          <w:rStyle w:val="NormalTok"/>
+        </w:rPr>
+        <w:t xml:space="preserve">  </w:t>
+      </w:r>
+      <w:r>
+        <w:rPr>
+          <w:rStyle w:val="AttributeTok"/>
+        </w:rPr>
+        <w:t xml:space="preserve">--env</w:t>
+      </w:r>
+      <w:r>
+        <w:rPr>
+          <w:rStyle w:val="OperatorTok"/>
+        </w:rPr>
+        <w:t xml:space="preserve">=</w:t>
+      </w:r>
+      <w:r>
+        <w:rPr>
+          <w:rStyle w:val="NormalTok"/>
+        </w:rPr>
+        <w:t xml:space="preserve">AWS_SECRET_ACCESS_KEY=verosecret123 </w:t>
+      </w:r>
+      <w:r>
+        <w:rPr>
+          <w:rStyle w:val="DataTypeTok"/>
+        </w:rPr>
+        <w:t xml:space="preserve">\</w:t>
+      </w:r>
+      <w:r>
+        <w:br/>
+      </w:r>
+      <w:r>
+        <w:rPr>
+          <w:rStyle w:val="NormalTok"/>
+        </w:rPr>
+        <w:t xml:space="preserve">  </w:t>
+      </w:r>
+      <w:r>
+        <w:rPr>
+          <w:rStyle w:val="AttributeTok"/>
+        </w:rPr>
+        <w:t xml:space="preserve">--env</w:t>
+      </w:r>
+      <w:r>
+        <w:rPr>
+          <w:rStyle w:val="OperatorTok"/>
+        </w:rPr>
+        <w:t xml:space="preserve">=</w:t>
+      </w:r>
+      <w:r>
+        <w:rPr>
+          <w:rStyle w:val="NormalTok"/>
+        </w:rPr>
+        <w:t xml:space="preserve">AWS_DEFAULT_REGION=us-east-1 </w:t>
+      </w:r>
+      <w:r>
+        <w:rPr>
+          <w:rStyle w:val="DataTypeTok"/>
+        </w:rPr>
+        <w:t xml:space="preserve">\</w:t>
+      </w:r>
+      <w:r>
+        <w:br/>
+      </w:r>
+      <w:r>
+        <w:rPr>
+          <w:rStyle w:val="NormalTok"/>
+        </w:rPr>
+        <w:t xml:space="preserve">  </w:t>
+      </w:r>
+      <w:r>
+        <w:rPr>
+          <w:rStyle w:val="AttributeTok"/>
+        </w:rPr>
+        <w:t xml:space="preserve">--command</w:t>
+      </w:r>
+      <w:r>
+        <w:rPr>
+          <w:rStyle w:val="NormalTok"/>
+        </w:rPr>
+        <w:t xml:space="preserve"> </w:t>
+      </w:r>
+      <w:r>
+        <w:rPr>
+          <w:rStyle w:val="AttributeTok"/>
+        </w:rPr>
+        <w:t xml:space="preserve">--</w:t>
+      </w:r>
+      <w:r>
+        <w:rPr>
+          <w:rStyle w:val="NormalTok"/>
+        </w:rPr>
+        <w:t xml:space="preserve"> sh </w:t>
+      </w:r>
+      <w:r>
+        <w:rPr>
+          <w:rStyle w:val="AttributeTok"/>
+        </w:rPr>
+        <w:t xml:space="preserve">-c</w:t>
+      </w:r>
+      <w:r>
+        <w:rPr>
+          <w:rStyle w:val="NormalTok"/>
+        </w:rPr>
+        <w:t xml:space="preserve"> </w:t>
+      </w:r>
+      <w:r>
+        <w:rPr>
+          <w:rStyle w:val="StringTok"/>
+        </w:rPr>
+        <w:t xml:space="preserve">'aws --endpoint-url http://minio.velero.svc:9000 s3 mb s3://velero &amp;&amp;</w:t>
+      </w:r>
+      <w:r>
+        <w:br/>
+      </w:r>
+      <w:r>
+        <w:rPr>
+          <w:rStyle w:val="StringTok"/>
+        </w:rPr>
+        <w:t xml:space="preserve">                      aws --endpoint-url http://minio.velero.svc:9000 s3 ls'</w:t>
+      </w:r>
+    </w:p>
+    <w:p>
+      <w:pPr>
+        <w:pStyle w:val="SourceCode"/>
+      </w:pPr>
+      <w:r>
+        <w:rPr>
+          <w:rStyle w:val="VerbatimChar"/>
+        </w:rPr>
+        <w:t xml:space="preserve">make_bucket: velero</w:t>
+      </w:r>
+      <w:r>
+        <w:br/>
+      </w:r>
+      <w:r>
+        <w:rPr>
+          <w:rStyle w:val="VerbatimChar"/>
+        </w:rPr>
+        <w:t xml:space="preserve">2026-09-27 05:59:12 velero</w:t>
+      </w:r>
+    </w:p>
+    <w:p>
+      <w:pPr>
+        <w:pStyle w:val="FirstParagraph"/>
+      </w:pPr>
+      <w:r>
+        <w:rPr>
+          <w:b/>
+          <w:bCs/>
+        </w:rPr>
+        <w:t xml:space="preserve">4. Install Velero</w:t>
+      </w:r>
+      <w:r>
+        <w:t xml:space="preserve"> </w:t>
+      </w:r>
+      <w:r>
+        <w:t xml:space="preserve">pointing at it. The credentials must match the identity in</w:t>
+      </w:r>
+      <w:r>
+        <w:t xml:space="preserve"> </w:t>
+      </w:r>
+      <w:r>
+        <w:rPr>
+          <w:rStyle w:val="VerbatimChar"/>
+        </w:rPr>
+        <w:t xml:space="preserve">s3config.json</w:t>
+      </w:r>
+      <w:r>
+        <w:t xml:space="preserve">:</w:t>
+      </w:r>
+    </w:p>
+    <w:p>
+      <w:pPr>
+        <w:pStyle w:val="SourceCode"/>
+      </w:pPr>
+      <w:r>
+        <w:rPr>
+          <w:rStyle w:val="FunctionTok"/>
+        </w:rPr>
+        <w:t xml:space="preserve">cat</w:t>
+      </w:r>
+      <w:r>
+        <w:rPr>
+          <w:rStyle w:val="NormalTok"/>
+        </w:rPr>
+        <w:t xml:space="preserve"> </w:t>
+      </w:r>
+      <w:r>
+        <w:rPr>
+          <w:rStyle w:val="OperatorTok"/>
+        </w:rPr>
+        <w:t xml:space="preserve">&gt;</w:t>
+      </w:r>
+      <w:r>
+        <w:rPr>
+          <w:rStyle w:val="NormalTok"/>
+        </w:rPr>
+        <w:t xml:space="preserve"> /tmp/velero-creds </w:t>
+      </w:r>
+      <w:r>
+        <w:rPr>
+          <w:rStyle w:val="OperatorTok"/>
+        </w:rPr>
+        <w:t xml:space="preserve">&lt;&lt;'EOF'</w:t>
+      </w:r>
+      <w:r>
+        <w:br/>
+      </w:r>
+      <w:r>
+        <w:rPr>
+          <w:rStyle w:val="StringTok"/>
+        </w:rPr>
+        <w:t xml:space="preserve">[default]</w:t>
+      </w:r>
+      <w:r>
+        <w:br/>
+      </w:r>
+      <w:r>
+        <w:rPr>
+          <w:rStyle w:val="StringTok"/>
+        </w:rPr>
+        <w:t xml:space="preserve">aws_access_key_id=veleroaccess</w:t>
+      </w:r>
+      <w:r>
+        <w:br/>
+      </w:r>
+      <w:r>
+        <w:rPr>
+          <w:rStyle w:val="StringTok"/>
+        </w:rPr>
+        <w:t xml:space="preserve">aws_secret_access_key=verosecret123</w:t>
+      </w:r>
+      <w:r>
+        <w:br/>
+      </w:r>
+      <w:r>
+        <w:rPr>
+          <w:rStyle w:val="OperatorTok"/>
+        </w:rPr>
+        <w:t xml:space="preserve">EOF</w:t>
+      </w:r>
+      <w:r>
+        <w:br/>
+      </w:r>
+      <w:r>
+        <w:br/>
+      </w:r>
+      <w:r>
+        <w:rPr>
+          <w:rStyle w:val="ExtensionTok"/>
+        </w:rPr>
+        <w:t xml:space="preserve">velero</w:t>
+      </w:r>
+      <w:r>
+        <w:rPr>
+          <w:rStyle w:val="NormalTok"/>
+        </w:rPr>
+        <w:t xml:space="preserve"> install </w:t>
+      </w:r>
+      <w:r>
+        <w:rPr>
+          <w:rStyle w:val="DataTypeTok"/>
+        </w:rPr>
+        <w:t xml:space="preserve">\</w:t>
+      </w:r>
+      <w:r>
+        <w:br/>
+      </w:r>
+      <w:r>
+        <w:rPr>
+          <w:rStyle w:val="NormalTok"/>
+        </w:rPr>
+        <w:t xml:space="preserve">  </w:t>
+      </w:r>
+      <w:r>
+        <w:rPr>
+          <w:rStyle w:val="AttributeTok"/>
+        </w:rPr>
+        <w:t xml:space="preserve">--provider</w:t>
+      </w:r>
+      <w:r>
+        <w:rPr>
+          <w:rStyle w:val="NormalTok"/>
+        </w:rPr>
+        <w:t xml:space="preserve"> aws </w:t>
+      </w:r>
+      <w:r>
+        <w:rPr>
+          <w:rStyle w:val="DataTypeTok"/>
+        </w:rPr>
+        <w:t xml:space="preserve">\</w:t>
+      </w:r>
+      <w:r>
+        <w:br/>
+      </w:r>
+      <w:r>
+        <w:rPr>
+          <w:rStyle w:val="NormalTok"/>
+        </w:rPr>
+        <w:t xml:space="preserve">  </w:t>
+      </w:r>
+      <w:r>
+        <w:rPr>
+          <w:rStyle w:val="AttributeTok"/>
+        </w:rPr>
+        <w:t xml:space="preserve">--plugins</w:t>
+      </w:r>
+      <w:r>
+        <w:rPr>
+          <w:rStyle w:val="NormalTok"/>
+        </w:rPr>
+        <w:t xml:space="preserve"> velero/velero-plugin-for-aws:v1.13.0 </w:t>
+      </w:r>
+      <w:r>
+        <w:rPr>
+          <w:rStyle w:val="DataTypeTok"/>
+        </w:rPr>
+        <w:t xml:space="preserve">\</w:t>
+      </w:r>
+      <w:r>
+        <w:br/>
+      </w:r>
+      <w:r>
+        <w:rPr>
+          <w:rStyle w:val="NormalTok"/>
+        </w:rPr>
+        <w:t xml:space="preserve">  </w:t>
+      </w:r>
+      <w:r>
+        <w:rPr>
+          <w:rStyle w:val="AttributeTok"/>
+        </w:rPr>
+        <w:t xml:space="preserve">--bucket</w:t>
+      </w:r>
+      <w:r>
+        <w:rPr>
+          <w:rStyle w:val="NormalTok"/>
+        </w:rPr>
+        <w:t xml:space="preserve"> velero </w:t>
+      </w:r>
+      <w:r>
+        <w:rPr>
+          <w:rStyle w:val="DataTypeTok"/>
+        </w:rPr>
+        <w:t xml:space="preserve">\</w:t>
+      </w:r>
+      <w:r>
+        <w:br/>
+      </w:r>
+      <w:r>
+        <w:rPr>
+          <w:rStyle w:val="NormalTok"/>
+        </w:rPr>
+        <w:t xml:space="preserve">  </w:t>
+      </w:r>
+      <w:r>
+        <w:rPr>
+          <w:rStyle w:val="AttributeTok"/>
+        </w:rPr>
+        <w:t xml:space="preserve">--secret-file</w:t>
+      </w:r>
+      <w:r>
+        <w:rPr>
+          <w:rStyle w:val="NormalTok"/>
+        </w:rPr>
+        <w:t xml:space="preserve"> /tmp/velero-creds </w:t>
+      </w:r>
+      <w:r>
+        <w:rPr>
+          <w:rStyle w:val="DataTypeTok"/>
+        </w:rPr>
+        <w:t xml:space="preserve">\</w:t>
+      </w:r>
+      <w:r>
+        <w:br/>
+      </w:r>
+      <w:r>
+        <w:rPr>
+          <w:rStyle w:val="NormalTok"/>
+        </w:rPr>
+        <w:t xml:space="preserve">  </w:t>
+      </w:r>
+      <w:r>
+        <w:rPr>
+          <w:rStyle w:val="AttributeTok"/>
+        </w:rPr>
+        <w:t xml:space="preserve">--use-volume-snapshots</w:t>
+      </w:r>
+      <w:r>
+        <w:rPr>
+          <w:rStyle w:val="OperatorTok"/>
+        </w:rPr>
+        <w:t xml:space="preserve">=</w:t>
+      </w:r>
+      <w:r>
+        <w:rPr>
+          <w:rStyle w:val="NormalTok"/>
+        </w:rPr>
+        <w:t xml:space="preserve">false </w:t>
+      </w:r>
+      <w:r>
+        <w:rPr>
+          <w:rStyle w:val="DataTypeTok"/>
+        </w:rPr>
+        <w:t xml:space="preserve">\</w:t>
+      </w:r>
+      <w:r>
+        <w:br/>
+      </w:r>
+      <w:r>
+        <w:rPr>
+          <w:rStyle w:val="NormalTok"/>
+        </w:rPr>
+        <w:t xml:space="preserve">  </w:t>
+      </w:r>
+      <w:r>
+        <w:rPr>
+          <w:rStyle w:val="AttributeTok"/>
+        </w:rPr>
+        <w:t xml:space="preserve">--use-node-agent</w:t>
+      </w:r>
+      <w:r>
+        <w:rPr>
+          <w:rStyle w:val="NormalTok"/>
+        </w:rPr>
+        <w:t xml:space="preserve"> </w:t>
+      </w:r>
+      <w:r>
+        <w:rPr>
+          <w:rStyle w:val="DataTypeTok"/>
+        </w:rPr>
+        <w:t xml:space="preserve">\</w:t>
+      </w:r>
+      <w:r>
+        <w:br/>
+      </w:r>
+      <w:r>
+        <w:rPr>
+          <w:rStyle w:val="NormalTok"/>
+        </w:rPr>
+        <w:t xml:space="preserve">  </w:t>
+      </w:r>
+      <w:r>
+        <w:rPr>
+          <w:rStyle w:val="AttributeTok"/>
+        </w:rPr>
+        <w:t xml:space="preserve">--uploader-type</w:t>
+      </w:r>
+      <w:r>
+        <w:rPr>
+          <w:rStyle w:val="NormalTok"/>
+        </w:rPr>
+        <w:t xml:space="preserve"> kopia </w:t>
+      </w:r>
+      <w:r>
+        <w:rPr>
+          <w:rStyle w:val="DataTypeTok"/>
+        </w:rPr>
+        <w:t xml:space="preserve">\</w:t>
+      </w:r>
+      <w:r>
+        <w:br/>
+      </w:r>
+      <w:r>
+        <w:rPr>
+          <w:rStyle w:val="NormalTok"/>
+        </w:rPr>
+        <w:t xml:space="preserve">  </w:t>
+      </w:r>
+      <w:r>
+        <w:rPr>
+          <w:rStyle w:val="AttributeTok"/>
+        </w:rPr>
+        <w:t xml:space="preserve">--backup-location-config</w:t>
+      </w:r>
+      <w:r>
+        <w:rPr>
+          <w:rStyle w:val="NormalTok"/>
+        </w:rPr>
+        <w:t xml:space="preserve"> region=minio,s3ForcePathStyle=true,s3Url=http://minio.velero.svc:9000 </w:t>
+      </w:r>
+      <w:r>
+        <w:rPr>
+          <w:rStyle w:val="DataTypeTok"/>
+        </w:rPr>
+        <w:t xml:space="preserve">\</w:t>
+      </w:r>
+      <w:r>
+        <w:br/>
+      </w:r>
+      <w:r>
+        <w:rPr>
+          <w:rStyle w:val="NormalTok"/>
+        </w:rPr>
+        <w:t xml:space="preserve">  </w:t>
+      </w:r>
+      <w:r>
+        <w:rPr>
+          <w:rStyle w:val="AttributeTok"/>
+        </w:rPr>
+        <w:t xml:space="preserve">--namespace</w:t>
+      </w:r>
+      <w:r>
+        <w:rPr>
+          <w:rStyle w:val="NormalTok"/>
+        </w:rPr>
+        <w:t xml:space="preserve"> velero </w:t>
+      </w:r>
+      <w:r>
+        <w:rPr>
+          <w:rStyle w:val="DataTypeTok"/>
+        </w:rPr>
+        <w:t xml:space="preserve">\</w:t>
+      </w:r>
+      <w:r>
+        <w:br/>
+      </w:r>
+      <w:r>
+        <w:rPr>
+          <w:rStyle w:val="NormalTok"/>
+        </w:rPr>
+        <w:t xml:space="preserve">  </w:t>
+      </w:r>
+      <w:r>
+        <w:rPr>
+          <w:rStyle w:val="AttributeTok"/>
+        </w:rPr>
+        <w:t xml:space="preserve">--wait</w:t>
+      </w:r>
+      <w:r>
+        <w:br/>
+      </w:r>
+      <w:r>
+        <w:br/>
+      </w:r>
+      <w:r>
+        <w:rPr>
+          <w:rStyle w:val="ExtensionTok"/>
+        </w:rPr>
+        <w:t xml:space="preserve">velero</w:t>
+      </w:r>
+      <w:r>
+        <w:rPr>
+          <w:rStyle w:val="NormalTok"/>
+        </w:rPr>
+        <w:t xml:space="preserve"> backup-location get</w:t>
+      </w:r>
+    </w:p>
+    <w:p>
+      <w:pPr>
+        <w:pStyle w:val="FirstParagraph"/>
+      </w:pPr>
+      <w:r>
+        <w:rPr>
+          <w:b/>
+          <w:bCs/>
+        </w:rPr>
+        <w:t xml:space="preserve">What you should see:</w:t>
+      </w:r>
+    </w:p>
+    <w:p>
+      <w:pPr>
+        <w:pStyle w:val="SourceCode"/>
+      </w:pPr>
+      <w:r>
+        <w:rPr>
+          <w:rStyle w:val="VerbatimChar"/>
+        </w:rPr>
+        <w:t xml:space="preserve">NAME      PROVIDER   BUCKET/PREFIX   PHASE       LAST VALIDATED    ACCESS MODE   DEFAULT</w:t>
+      </w:r>
+      <w:r>
+        <w:br/>
+      </w:r>
+      <w:r>
+        <w:rPr>
+          <w:rStyle w:val="VerbatimChar"/>
+        </w:rPr>
+        <w:t xml:space="preserve">default   aws        velero          Available   ...               ReadWrite     true</w:t>
+      </w:r>
+    </w:p>
+    <w:p>
+      <w:pPr>
+        <w:pStyle w:val="SourceCode"/>
+      </w:pPr>
+      <w:r>
+        <w:rPr>
+          <w:rStyle w:val="VerbatimChar"/>
+        </w:rPr>
+        <w:t xml:space="preserve">$ kubectl -n velero get pods</w:t>
+      </w:r>
+      <w:r>
+        <w:br/>
+      </w:r>
+      <w:r>
+        <w:rPr>
+          <w:rStyle w:val="VerbatimChar"/>
+        </w:rPr>
+        <w:t xml:space="preserve">NAME                      READY   STATUS    RESTARTS   AGE</w:t>
+      </w:r>
+      <w:r>
+        <w:br/>
+      </w:r>
+      <w:r>
+        <w:rPr>
+          <w:rStyle w:val="VerbatimChar"/>
+        </w:rPr>
+        <w:t xml:space="preserve">minio-7856f76d85-gn6hc    1/1     Running   0          11m</w:t>
+      </w:r>
+      <w:r>
+        <w:br/>
+      </w:r>
+      <w:r>
+        <w:rPr>
+          <w:rStyle w:val="VerbatimChar"/>
+        </w:rPr>
+        <w:t xml:space="preserve">node-agent-wdg6m          1/1     Running   0          10m</w:t>
+      </w:r>
+      <w:r>
+        <w:br/>
+      </w:r>
+      <w:r>
+        <w:rPr>
+          <w:rStyle w:val="VerbatimChar"/>
+        </w:rPr>
+        <w:t xml:space="preserve">velero-566f786554-2n8pc   1/1     Running   0          10m</w:t>
+      </w:r>
+    </w:p>
+    <w:p>
+      <w:pPr>
+        <w:pStyle w:val="FirstParagraph"/>
+      </w:pPr>
+      <w:r>
+        <w:rPr>
+          <w:b/>
+          <w:bCs/>
+        </w:rPr>
+        <w:t xml:space="preserve">What this means:</w:t>
+      </w:r>
+      <w:r>
+        <w:t xml:space="preserve"> </w:t>
+      </w:r>
+      <w:r>
+        <w:t xml:space="preserve">Velero is installed and its S3 target is validated.</w:t>
+      </w:r>
+      <w:r>
+        <w:t xml:space="preserve"> </w:t>
+      </w:r>
+      <w:r>
+        <w:rPr>
+          <w:rStyle w:val="VerbatimChar"/>
+        </w:rPr>
+        <w:t xml:space="preserve">PHASE: Available</w:t>
+      </w:r>
+      <w:r>
+        <w:t xml:space="preserve"> </w:t>
+      </w:r>
+      <w:r>
+        <w:t xml:space="preserve">is the check that matters — it proves Velero authenticated to the bucket and can write to it. On NKE you'd point</w:t>
+      </w:r>
+      <w:r>
+        <w:t xml:space="preserve"> </w:t>
+      </w:r>
+      <w:r>
+        <w:rPr>
+          <w:rStyle w:val="VerbatimChar"/>
+        </w:rPr>
+        <w:t xml:space="preserve">s3Url</w:t>
+      </w:r>
+      <w:r>
+        <w:t xml:space="preserve"> </w:t>
+      </w:r>
+      <w:r>
+        <w:t xml:space="preserve">at</w:t>
+      </w:r>
+      <w:r>
+        <w:t xml:space="preserve"> </w:t>
+      </w:r>
+      <w:r>
+        <w:rPr>
+          <w:b/>
+          <w:bCs/>
+        </w:rPr>
+        <w:t xml:space="preserve">Nutanix Objects</w:t>
+      </w:r>
+      <w:r>
+        <w:t xml:space="preserve"> </w:t>
+      </w:r>
+      <w:r>
+        <w:t xml:space="preserve">and use its access keys instead; nothing else changes.</w:t>
+      </w:r>
+    </w:p>
+    <w:p>
+      <w:pPr>
+        <w:pStyle w:val="BlockText"/>
+      </w:pPr>
+      <w:r>
+        <w:t xml:space="preserve">⚠️</w:t>
+      </w:r>
+      <w:r>
+        <w:t xml:space="preserve"> </w:t>
+      </w:r>
+      <w:r>
+        <w:rPr>
+          <w:b/>
+          <w:bCs/>
+        </w:rPr>
+        <w:t xml:space="preserve">Gotcha —</w:t>
+      </w:r>
+      <w:r>
+        <w:rPr>
+          <w:b/>
+          <w:bCs/>
+        </w:rPr>
+        <w:t xml:space="preserve"> </w:t>
+      </w:r>
+      <w:r>
+        <w:rPr>
+          <w:rStyle w:val="VerbatimChar"/>
+          <w:b/>
+          <w:bCs/>
+        </w:rPr>
+        <w:t xml:space="preserve">--use-node-agent</w:t>
+      </w:r>
+      <w:r>
+        <w:rPr>
+          <w:b/>
+          <w:bCs/>
+        </w:rPr>
+        <w:t xml:space="preserve"> </w:t>
+      </w:r>
+      <w:r>
+        <w:rPr>
+          <w:b/>
+          <w:bCs/>
+        </w:rPr>
+        <w:t xml:space="preserve">is what backs up</w:t>
+      </w:r>
+      <w:r>
+        <w:rPr>
+          <w:b/>
+          <w:bCs/>
+        </w:rPr>
+        <w:t xml:space="preserve"> </w:t>
+      </w:r>
+      <w:r>
+        <w:rPr>
+          <w:b/>
+          <w:bCs/>
+          <w:i/>
+          <w:iCs/>
+        </w:rPr>
+        <w:t xml:space="preserve">data</w:t>
+      </w:r>
+      <w:r>
+        <w:rPr>
+          <w:b/>
+          <w:bCs/>
+        </w:rPr>
+        <w:t xml:space="preserve">; without it you get objects only.</w:t>
+      </w:r>
+      <w:r>
+        <w:t xml:space="preserve"> </w:t>
+      </w:r>
+      <w:r>
+        <w:t xml:space="preserve">The</w:t>
+      </w:r>
+      <w:r>
+        <w:t xml:space="preserve"> </w:t>
+      </w:r>
+      <w:r>
+        <w:rPr>
+          <w:rStyle w:val="VerbatimChar"/>
+        </w:rPr>
+        <w:t xml:space="preserve">node-agent</w:t>
+      </w:r>
+      <w:r>
+        <w:t xml:space="preserve"> </w:t>
+      </w:r>
+      <w:r>
+        <w:t xml:space="preserve">DaemonSet is the component that reads volume contents (via</w:t>
+      </w:r>
+      <w:r>
+        <w:t xml:space="preserve"> </w:t>
+      </w:r>
+      <w:r>
+        <w:rPr>
+          <w:rStyle w:val="VerbatimChar"/>
+        </w:rPr>
+        <w:t xml:space="preserve">kopia</w:t>
+      </w:r>
+      <w:r>
+        <w:t xml:space="preserve">). If it is missing or not</w:t>
+      </w:r>
+      <w:r>
+        <w:t xml:space="preserve"> </w:t>
+      </w:r>
+      <w:r>
+        <w:rPr>
+          <w:rStyle w:val="VerbatimChar"/>
+        </w:rPr>
+        <w:t xml:space="preserve">Running</w:t>
+      </w:r>
+      <w:r>
+        <w:t xml:space="preserve">, backups still complete and still say</w:t>
+      </w:r>
+      <w:r>
+        <w:t xml:space="preserve"> </w:t>
+      </w:r>
+      <w:r>
+        <w:rPr>
+          <w:rStyle w:val="VerbatimChar"/>
+        </w:rPr>
+        <w:t xml:space="preserve">Completed</w:t>
+      </w:r>
+      <w:r>
+        <w:t xml:space="preserve">, but no</w:t>
+      </w:r>
+      <w:r>
+        <w:t xml:space="preserve"> </w:t>
+      </w:r>
+      <w:r>
+        <w:rPr>
+          <w:rStyle w:val="VerbatimChar"/>
+        </w:rPr>
+        <w:t xml:space="preserve">PodVolumeBackup</w:t>
+      </w:r>
+      <w:r>
+        <w:t xml:space="preserve"> </w:t>
+      </w:r>
+      <w:r>
+        <w:t xml:space="preserve">object is created and a restore gives you an empty volume. Confirm all three Pods above are up before you trust a backup.</w:t>
+      </w:r>
+    </w:p>
+    <w:p>
+      <w:pPr>
+        <w:pStyle w:val="BlockText"/>
+      </w:pPr>
+      <w:r>
+        <w:t xml:space="preserve">🚨</w:t>
+      </w:r>
+      <w:r>
+        <w:t xml:space="preserve"> </w:t>
+      </w:r>
+      <w:r>
+        <w:rPr>
+          <w:b/>
+          <w:bCs/>
+        </w:rPr>
+        <w:t xml:space="preserve">Gotcha — on a</w:t>
+      </w:r>
+      <w:r>
+        <w:rPr>
+          <w:b/>
+          <w:bCs/>
+        </w:rPr>
+        <w:t xml:space="preserve"> </w:t>
+      </w:r>
+      <w:r>
+        <w:rPr>
+          <w:rStyle w:val="VerbatimChar"/>
+          <w:b/>
+          <w:bCs/>
+        </w:rPr>
+        <w:t xml:space="preserve">kind</w:t>
+      </w:r>
+      <w:r>
+        <w:rPr>
+          <w:b/>
+          <w:bCs/>
+        </w:rPr>
+        <w:t xml:space="preserve"> </w:t>
+      </w:r>
+      <w:r>
+        <w:rPr>
+          <w:b/>
+          <w:bCs/>
+        </w:rPr>
+        <w:t xml:space="preserve">cluster the default StorageClass silently defeats file-system backup.</w:t>
+      </w:r>
+      <w:r>
+        <w:t xml:space="preserve"> </w:t>
+      </w:r>
+      <w:r>
+        <w:t xml:space="preserve">kind's</w:t>
+      </w:r>
+      <w:r>
+        <w:t xml:space="preserve"> </w:t>
+      </w:r>
+      <w:r>
+        <w:rPr>
+          <w:rStyle w:val="VerbatimChar"/>
+        </w:rPr>
+        <w:t xml:space="preserve">standard</w:t>
+      </w:r>
+      <w:r>
+        <w:t xml:space="preserve"> </w:t>
+      </w:r>
+      <w:r>
+        <w:t xml:space="preserve">class (</w:t>
+      </w:r>
+      <w:r>
+        <w:rPr>
+          <w:rStyle w:val="VerbatimChar"/>
+        </w:rPr>
+        <w:t xml:space="preserve">rancher.io/local-path</w:t>
+      </w:r>
+      <w:r>
+        <w:t xml:space="preserve">) provisions</w:t>
+      </w:r>
+      <w:r>
+        <w:t xml:space="preserve"> </w:t>
+      </w:r>
+      <w:r>
+        <w:rPr>
+          <w:b/>
+          <w:bCs/>
+        </w:rPr>
+        <w:t xml:space="preserve">hostPath</w:t>
+      </w:r>
+      <w:r>
+        <w:t xml:space="preserve"> </w:t>
+      </w:r>
+      <w:r>
+        <w:t xml:space="preserve">PVs, and Velero refuses to file-system-backup those. The only signal is one warning in the server log:</w:t>
+      </w:r>
+    </w:p>
+    <w:p>
+      <w:pPr>
+        <w:pStyle w:val="SourceCode"/>
+      </w:pPr>
+      <w:r>
+        <w:rPr>
+          <w:rStyle w:val="VerbatimChar"/>
+        </w:rPr>
+        <w:t xml:space="preserve">$ kubectl -n velero logs deploy/velero | grep "hostPath volume which is not supported"</w:t>
+      </w:r>
+      <w:r>
+        <w:br/>
+      </w:r>
+      <w:r>
+        <w:rPr>
+          <w:rStyle w:val="VerbatimChar"/>
+        </w:rPr>
+        <w:t xml:space="preserve">level=warning msg="Volume d in pod shop/catalog-… is a hostPath volume which is not supported</w:t>
+      </w:r>
+      <w:r>
+        <w:br/>
+      </w:r>
+      <w:r>
+        <w:rPr>
+          <w:rStyle w:val="VerbatimChar"/>
+        </w:rPr>
+        <w:t xml:space="preserve">  for pod volume backup, skipping" logSource="pkg/podvolume/backupper.go:347"</w:t>
+      </w:r>
+    </w:p>
+    <w:p>
+      <w:pPr>
+        <w:pStyle w:val="BlockText"/>
+      </w:pPr>
+      <w:r>
+        <w:t xml:space="preserve">The backup reports</w:t>
+      </w:r>
+      <w:r>
+        <w:t xml:space="preserve"> </w:t>
+      </w:r>
+      <w:r>
+        <w:rPr>
+          <w:rStyle w:val="VerbatimChar"/>
+        </w:rPr>
+        <w:t xml:space="preserve">Completed</w:t>
+      </w:r>
+      <w:r>
+        <w:t xml:space="preserve">,</w:t>
+      </w:r>
+      <w:r>
+        <w:t xml:space="preserve"> </w:t>
+      </w:r>
+      <w:r>
+        <w:rPr>
+          <w:rStyle w:val="VerbatimChar"/>
+        </w:rPr>
+        <w:t xml:space="preserve">velero backup get</w:t>
+      </w:r>
+      <w:r>
+        <w:t xml:space="preserve"> </w:t>
+      </w:r>
+      <w:r>
+        <w:t xml:space="preserve">shows</w:t>
+      </w:r>
+      <w:r>
+        <w:t xml:space="preserve"> </w:t>
+      </w:r>
+      <w:r>
+        <w:rPr>
+          <w:rStyle w:val="VerbatimChar"/>
+        </w:rPr>
+        <w:t xml:space="preserve">WARNINGS 1</w:t>
+      </w:r>
+      <w:r>
+        <w:t xml:space="preserve">, and</w:t>
+      </w:r>
+      <w:r>
+        <w:t xml:space="preserve"> </w:t>
+      </w:r>
+      <w:r>
+        <w:rPr>
+          <w:rStyle w:val="VerbatimChar"/>
+        </w:rPr>
+        <w:t xml:space="preserve">kubectl -n velero get podvolumebackup</w:t>
+      </w:r>
+      <w:r>
+        <w:t xml:space="preserve"> </w:t>
+      </w:r>
+      <w:r>
+        <w:t xml:space="preserve">returns</w:t>
+      </w:r>
+      <w:r>
+        <w:t xml:space="preserve"> </w:t>
+      </w:r>
+      <w:r>
+        <w:rPr>
+          <w:b/>
+          <w:bCs/>
+        </w:rPr>
+        <w:t xml:space="preserve">nothing at all</w:t>
+      </w:r>
+      <w:r>
+        <w:t xml:space="preserve">. Diagnosing this as an object-store problem is the natural mistake and it is wrong — the bucket is fine. Check the PV type first:</w:t>
+      </w:r>
+    </w:p>
+    <w:p>
+      <w:pPr>
+        <w:pStyle w:val="SourceCode"/>
+      </w:pPr>
+      <w:r>
+        <w:rPr>
+          <w:rStyle w:val="ExtensionTok"/>
+        </w:rPr>
+        <w:t xml:space="preserve">kubectl</w:t>
+      </w:r>
+      <w:r>
+        <w:rPr>
+          <w:rStyle w:val="NormalTok"/>
+        </w:rPr>
+        <w:t xml:space="preserve"> get pv </w:t>
+      </w:r>
+      <w:r>
+        <w:rPr>
+          <w:rStyle w:val="AttributeTok"/>
+        </w:rPr>
+        <w:t xml:space="preserve">-o</w:t>
+      </w:r>
+      <w:r>
+        <w:rPr>
+          <w:rStyle w:val="NormalTok"/>
+        </w:rPr>
+        <w:t xml:space="preserve"> custom-columns=NAME:.metadata.name,CSI:.spec.csi.driver,SC:.spec.storageClassName</w:t>
+      </w:r>
+    </w:p>
+    <w:p>
+      <w:pPr>
+        <w:pStyle w:val="BlockText"/>
+      </w:pPr>
+      <w:r>
+        <w:t xml:space="preserve">A CSI driver in the</w:t>
+      </w:r>
+      <w:r>
+        <w:t xml:space="preserve"> </w:t>
+      </w:r>
+      <w:r>
+        <w:rPr>
+          <w:rStyle w:val="VerbatimChar"/>
+        </w:rPr>
+        <w:t xml:space="preserve">CSI</w:t>
+      </w:r>
+      <w:r>
+        <w:t xml:space="preserve"> </w:t>
+      </w:r>
+      <w:r>
+        <w:t xml:space="preserve">column means fs-backup will work; an empty column means it will not. On GKE (</w:t>
+      </w:r>
+      <w:r>
+        <w:rPr>
+          <w:rStyle w:val="VerbatimChar"/>
+        </w:rPr>
+        <w:t xml:space="preserve">pd.csi.storage.gke.io</w:t>
+      </w:r>
+      <w:r>
+        <w:t xml:space="preserve">) and on Nutanix CSI this does not arise. On</w:t>
+      </w:r>
+      <w:r>
+        <w:t xml:space="preserve"> </w:t>
+      </w:r>
+      <w:r>
+        <w:rPr>
+          <w:rStyle w:val="VerbatimChar"/>
+        </w:rPr>
+        <w:t xml:space="preserve">kind</w:t>
+      </w:r>
+      <w:r>
+        <w:t xml:space="preserve">, install a real CSI driver — the setup at the top of Lab 11's Steps 5–7 is exactly what's needed — and point the PVC's</w:t>
+      </w:r>
+      <w:r>
+        <w:t xml:space="preserve"> </w:t>
+      </w:r>
+      <w:r>
+        <w:rPr>
+          <w:rStyle w:val="VerbatimChar"/>
+        </w:rPr>
+        <w:t xml:space="preserve">storageClassName</w:t>
+      </w:r>
+      <w:r>
+        <w:t xml:space="preserve"> </w:t>
+      </w:r>
+      <w:r>
+        <w:t xml:space="preserve">at it.</w:t>
+      </w:r>
+    </w:p>
+    <w:p>
+      <w:pPr>
+        <w:pStyle w:val="FirstParagraph"/>
+      </w:pPr>
+      <w:r>
+        <w:t xml:space="preserve">With a CSI-backed volume the same backup behaves properly:</w:t>
+      </w:r>
+    </w:p>
+    <w:p>
+      <w:pPr>
+        <w:pStyle w:val="SourceCode"/>
+      </w:pPr>
+      <w:r>
+        <w:rPr>
+          <w:rStyle w:val="VerbatimChar"/>
+        </w:rPr>
+        <w:t xml:space="preserve">$ kubectl -n velero get podvolumebackup -o custom-columns=NAME:.metadata.name,STATUS:.status.phase,UPLOADER:.spec.uploaderType,VOLUME:.spec.volume,BYTES:.status.progress.totalBytes</w:t>
+      </w:r>
+      <w:r>
+        <w:br/>
+      </w:r>
+      <w:r>
+        <w:rPr>
+          <w:rStyle w:val="VerbatimChar"/>
+        </w:rPr>
+        <w:t xml:space="preserve">NAME             STATUS      UPLOADER   VOLUME   BYTES</w:t>
+      </w:r>
+      <w:r>
+        <w:br/>
+      </w:r>
+      <w:r>
+        <w:rPr>
+          <w:rStyle w:val="VerbatimChar"/>
+        </w:rPr>
+        <w:t xml:space="preserve">shop-csi-fw7xz   Completed   kopia      d        18</w:t>
+      </w:r>
+    </w:p>
+    <w:p>
+      <w:pPr>
+        <w:pStyle w:val="FirstParagraph"/>
+      </w:pPr>
+      <w:r>
+        <w:t xml:space="preserve">and after</w:t>
+      </w:r>
+      <w:r>
+        <w:t xml:space="preserve"> </w:t>
+      </w:r>
+      <w:r>
+        <w:rPr>
+          <w:rStyle w:val="VerbatimChar"/>
+        </w:rPr>
+        <w:t xml:space="preserve">kubectl delete ns shop</w:t>
+      </w:r>
+      <w:r>
+        <w:t xml:space="preserve">, the restore brings the data back:</w:t>
+      </w:r>
+    </w:p>
+    <w:p>
+      <w:pPr>
+        <w:pStyle w:val="SourceCode"/>
+      </w:pPr>
+      <w:r>
+        <w:rPr>
+          <w:rStyle w:val="VerbatimChar"/>
+        </w:rPr>
+        <w:t xml:space="preserve">$ velero restore create shop-back-2 --from-backup shop-verify --wait</w:t>
+      </w:r>
+      <w:r>
+        <w:br/>
+      </w:r>
+      <w:r>
+        <w:rPr>
+          <w:rStyle w:val="VerbatimChar"/>
+        </w:rPr>
+        <w:t xml:space="preserve">Restore completed with status: Completed.</w:t>
+      </w:r>
+      <w:r>
+        <w:br/>
+      </w:r>
+      <w:r>
+        <w:br/>
+      </w:r>
+      <w:r>
+        <w:rPr>
+          <w:rStyle w:val="VerbatimChar"/>
+        </w:rPr>
+        <w:t xml:space="preserve">$ kubectl -n shop exec $POD -c app -- cat /data/catalog.txt</w:t>
+      </w:r>
+      <w:r>
+        <w:br/>
+      </w:r>
+      <w:r>
+        <w:rPr>
+          <w:rStyle w:val="VerbatimChar"/>
+        </w:rPr>
+        <w:t xml:space="preserve">widget-9000=42.00</w:t>
+      </w:r>
+      <w:r>
+        <w:br/>
+      </w:r>
+      <w:r>
+        <w:br/>
+      </w:r>
+      <w:r>
+        <w:rPr>
+          <w:rStyle w:val="VerbatimChar"/>
+        </w:rPr>
+        <w:t xml:space="preserve">$ kubectl -n velero get podvolumerestore -o custom-columns=NAME:.metadata.name,STATUS:.status.phase,UPLOADER:.spec.uploaderType,BYTES:.status.progress.totalBytes</w:t>
+      </w:r>
+      <w:r>
+        <w:br/>
+      </w:r>
+      <w:r>
+        <w:rPr>
+          <w:rStyle w:val="VerbatimChar"/>
+        </w:rPr>
+        <w:t xml:space="preserve">NAME                STATUS      UPLOADER   BYTES</w:t>
+      </w:r>
+      <w:r>
+        <w:br/>
+      </w:r>
+      <w:r>
+        <w:rPr>
+          <w:rStyle w:val="VerbatimChar"/>
+        </w:rPr>
+        <w:t xml:space="preserve">shop-back-2-2cmx6   Completed   kopia      18</w:t>
+      </w:r>
+    </w:p>
+    <w:p>
+      <w:pPr>
+        <w:pStyle w:val="BlockText"/>
+      </w:pPr>
+      <w:r>
+        <w:t xml:space="preserve">⚠️</w:t>
+      </w:r>
+      <w:r>
+        <w:t xml:space="preserve"> </w:t>
+      </w:r>
+      <w:r>
+        <w:rPr>
+          <w:b/>
+          <w:bCs/>
+        </w:rPr>
+        <w:t xml:space="preserve">Gotcha —</w:t>
+      </w:r>
+      <w:r>
+        <w:rPr>
+          <w:b/>
+          <w:bCs/>
+        </w:rPr>
+        <w:t xml:space="preserve"> </w:t>
+      </w:r>
+      <w:r>
+        <w:rPr>
+          <w:rStyle w:val="VerbatimChar"/>
+          <w:b/>
+          <w:bCs/>
+        </w:rPr>
+        <w:t xml:space="preserve">velero backup describe --details</w:t>
+      </w:r>
+      <w:r>
+        <w:rPr>
+          <w:b/>
+          <w:bCs/>
+        </w:rPr>
+        <w:t xml:space="preserve"> </w:t>
+      </w:r>
+      <w:r>
+        <w:rPr>
+          <w:b/>
+          <w:bCs/>
+        </w:rPr>
+        <w:t xml:space="preserve">fails from your laptop, and it is not a broken backup.</w:t>
+      </w:r>
+      <w:r>
+        <w:t xml:space="preserve"> </w:t>
+      </w:r>
+      <w:r>
+        <w:t xml:space="preserve">The CLI tries to fetch the result files from the object store directly, using the in-cluster address:</w:t>
+      </w:r>
+    </w:p>
+    <w:p>
+      <w:pPr>
+        <w:pStyle w:val="SourceCode"/>
+      </w:pPr>
+      <w:r>
+        <w:rPr>
+          <w:rStyle w:val="VerbatimChar"/>
+        </w:rPr>
+        <w:t xml:space="preserve">Warnings:  &lt;error getting warnings: Get "http://minio.velero.svc:9000/velero/backups/…":</w:t>
+      </w:r>
+      <w:r>
+        <w:br/>
+      </w:r>
+      <w:r>
+        <w:rPr>
+          <w:rStyle w:val="VerbatimChar"/>
+        </w:rPr>
+        <w:t xml:space="preserve">  dial tcp: lookup minio.velero.svc: no such host&gt;</w:t>
+      </w:r>
+    </w:p>
+    <w:p>
+      <w:pPr>
+        <w:pStyle w:val="BlockText"/>
+      </w:pPr>
+      <w:r>
+        <w:t xml:space="preserve">Your machine cannot resolve a cluster DNS name. The backup itself is fine. Read the server log instead —</w:t>
+      </w:r>
+      <w:r>
+        <w:t xml:space="preserve"> </w:t>
+      </w:r>
+      <w:r>
+        <w:rPr>
+          <w:rStyle w:val="VerbatimChar"/>
+        </w:rPr>
+        <w:t xml:space="preserve">kubectl -n velero logs deploy/velero</w:t>
+      </w:r>
+      <w:r>
+        <w:t xml:space="preserve"> </w:t>
+      </w:r>
+      <w:r>
+        <w:t xml:space="preserve">— or port-forward the Service. This affects any in-cluster object store, MinIO included.</w:t>
+      </w:r>
+    </w:p>
+    <w:p>
+      <w:r>
+        <w:pict>
+          <v:rect style="width:0;height:1.5pt" o:hralign="center" o:hrstd="t" o:hr="t"/>
+        </w:pict>
+      </w:r>
+    </w:p>
     <w:bookmarkEnd w:id="19"/>
-    <w:bookmarkStart w:id="23" w:name="step-3--delete-the-entire-namespace"/>
+    <w:bookmarkStart w:id="23" w:name="X394a90876ff05cab0890538a839cef5d4006584"/>
     <w:p>
       <w:pPr>
         <w:pStyle w:val="Heading2"/>
       </w:pPr>
       <w:r>
-        <w:t xml:space="preserve">Step 3 — Delete the entire namespace</w:t>
+        <w:t xml:space="preserve">Step 2 — Create an app with data, and back it up</w:t>
       </w:r>
     </w:p>
     <w:p>
@@ -2962,7 +3741,7 @@
         <w:t xml:space="preserve"> </w:t>
       </w:r>
       <w:r>
-        <w:t xml:space="preserve">simulate a real disaster — the whole namespace is gone.</w:t>
+        <w:t xml:space="preserve">back up a whole namespace to MinIO.</w:t>
       </w:r>
     </w:p>
     <w:p>
@@ -2979,7 +3758,7 @@
         <w:rPr>
           <w:rStyle w:val="NormalTok"/>
         </w:rPr>
-        <w:t xml:space="preserve"> delete namespace shop</w:t>
+        <w:t xml:space="preserve"> create namespace shop</w:t>
       </w:r>
       <w:r>
         <w:br/>
@@ -2994,13 +3773,37 @@
         <w:rPr>
           <w:rStyle w:val="NormalTok"/>
         </w:rPr>
-        <w:t xml:space="preserve"> get ns shop </w:t>
+        <w:t xml:space="preserve"> </w:t>
       </w:r>
       <w:r>
         <w:rPr>
           <w:rStyle w:val="AttributeTok"/>
         </w:rPr>
-        <w:t xml:space="preserve">--ignore-not-found</w:t>
+        <w:t xml:space="preserve">-n</w:t>
+      </w:r>
+      <w:r>
+        <w:rPr>
+          <w:rStyle w:val="NormalTok"/>
+        </w:rPr>
+        <w:t xml:space="preserve"> shop create deployment web </w:t>
+      </w:r>
+      <w:r>
+        <w:rPr>
+          <w:rStyle w:val="AttributeTok"/>
+        </w:rPr>
+        <w:t xml:space="preserve">--image</w:t>
+      </w:r>
+      <w:r>
+        <w:rPr>
+          <w:rStyle w:val="OperatorTok"/>
+        </w:rPr>
+        <w:t xml:space="preserve">=</w:t>
+      </w:r>
+      <w:r>
+        <w:rPr>
+          <w:rStyle w:val="NormalTok"/>
+        </w:rPr>
+        <w:t xml:space="preserve">nginx:1.27-alpine</w:t>
       </w:r>
       <w:r>
         <w:br/>
@@ -3009,13 +3812,175 @@
         <w:rPr>
           <w:rStyle w:val="ExtensionTok"/>
         </w:rPr>
+        <w:t xml:space="preserve">kubectl</w:t>
+      </w:r>
+      <w:r>
+        <w:rPr>
+          <w:rStyle w:val="NormalTok"/>
+        </w:rPr>
+        <w:t xml:space="preserve"> </w:t>
+      </w:r>
+      <w:r>
+        <w:rPr>
+          <w:rStyle w:val="AttributeTok"/>
+        </w:rPr>
+        <w:t xml:space="preserve">-n</w:t>
+      </w:r>
+      <w:r>
+        <w:rPr>
+          <w:rStyle w:val="NormalTok"/>
+        </w:rPr>
+        <w:t xml:space="preserve"> shop create configmap catalog </w:t>
+      </w:r>
+      <w:r>
+        <w:rPr>
+          <w:rStyle w:val="AttributeTok"/>
+        </w:rPr>
+        <w:t xml:space="preserve">--from-literal</w:t>
+      </w:r>
+      <w:r>
+        <w:rPr>
+          <w:rStyle w:val="OperatorTok"/>
+        </w:rPr>
+        <w:t xml:space="preserve">=</w:t>
+      </w:r>
+      <w:r>
+        <w:rPr>
+          <w:rStyle w:val="NormalTok"/>
+        </w:rPr>
+        <w:t xml:space="preserve">featured=</w:t>
+      </w:r>
+      <w:r>
+        <w:rPr>
+          <w:rStyle w:val="StringTok"/>
+        </w:rPr>
+        <w:t xml:space="preserve">"widget-9000"</w:t>
+      </w:r>
+      <w:r>
+        <w:rPr>
+          <w:rStyle w:val="NormalTok"/>
+        </w:rPr>
+        <w:t xml:space="preserve"> </w:t>
+      </w:r>
+      <w:r>
+        <w:rPr>
+          <w:rStyle w:val="AttributeTok"/>
+        </w:rPr>
+        <w:t xml:space="preserve">--from-literal</w:t>
+      </w:r>
+      <w:r>
+        <w:rPr>
+          <w:rStyle w:val="OperatorTok"/>
+        </w:rPr>
+        <w:t xml:space="preserve">=</w:t>
+      </w:r>
+      <w:r>
+        <w:rPr>
+          <w:rStyle w:val="NormalTok"/>
+        </w:rPr>
+        <w:t xml:space="preserve">price=</w:t>
+      </w:r>
+      <w:r>
+        <w:rPr>
+          <w:rStyle w:val="StringTok"/>
+        </w:rPr>
+        <w:t xml:space="preserve">"42.00"</w:t>
+      </w:r>
+      <w:r>
+        <w:br/>
+      </w:r>
+      <w:r>
+        <w:rPr>
+          <w:rStyle w:val="ExtensionTok"/>
+        </w:rPr>
+        <w:t xml:space="preserve">kubectl</w:t>
+      </w:r>
+      <w:r>
+        <w:rPr>
+          <w:rStyle w:val="NormalTok"/>
+        </w:rPr>
+        <w:t xml:space="preserve"> </w:t>
+      </w:r>
+      <w:r>
+        <w:rPr>
+          <w:rStyle w:val="AttributeTok"/>
+        </w:rPr>
+        <w:t xml:space="preserve">-n</w:t>
+      </w:r>
+      <w:r>
+        <w:rPr>
+          <w:rStyle w:val="NormalTok"/>
+        </w:rPr>
+        <w:t xml:space="preserve"> shop expose deployment web </w:t>
+      </w:r>
+      <w:r>
+        <w:rPr>
+          <w:rStyle w:val="AttributeTok"/>
+        </w:rPr>
+        <w:t xml:space="preserve">--port</w:t>
+      </w:r>
+      <w:r>
+        <w:rPr>
+          <w:rStyle w:val="OperatorTok"/>
+        </w:rPr>
+        <w:t xml:space="preserve">=</w:t>
+      </w:r>
+      <w:r>
+        <w:rPr>
+          <w:rStyle w:val="NormalTok"/>
+        </w:rPr>
+        <w:t xml:space="preserve">80</w:t>
+      </w:r>
+      <w:r>
+        <w:br/>
+      </w:r>
+      <w:r>
+        <w:br/>
+      </w:r>
+      <w:r>
+        <w:rPr>
+          <w:rStyle w:val="ExtensionTok"/>
+        </w:rPr>
         <w:t xml:space="preserve">velero</w:t>
       </w:r>
       <w:r>
         <w:rPr>
           <w:rStyle w:val="NormalTok"/>
         </w:rPr>
-        <w:t xml:space="preserve"> backup get</w:t>
+        <w:t xml:space="preserve"> backup create shop-backup </w:t>
+      </w:r>
+      <w:r>
+        <w:rPr>
+          <w:rStyle w:val="AttributeTok"/>
+        </w:rPr>
+        <w:t xml:space="preserve">--include-namespaces</w:t>
+      </w:r>
+      <w:r>
+        <w:rPr>
+          <w:rStyle w:val="NormalTok"/>
+        </w:rPr>
+        <w:t xml:space="preserve"> shop </w:t>
+      </w:r>
+      <w:r>
+        <w:rPr>
+          <w:rStyle w:val="AttributeTok"/>
+        </w:rPr>
+        <w:t xml:space="preserve">--wait</w:t>
+      </w:r>
+      <w:r>
+        <w:br/>
+      </w:r>
+      <w:r>
+        <w:rPr>
+          <w:rStyle w:val="ExtensionTok"/>
+        </w:rPr>
+        <w:t xml:space="preserve">velero</w:t>
+      </w:r>
+      <w:r>
+        <w:rPr>
+          <w:rStyle w:val="NormalTok"/>
+        </w:rPr>
+        <w:t xml:space="preserve"> backup describe shop-backup</w:t>
       </w:r>
     </w:p>
     <w:p>
@@ -3033,40 +3998,61 @@
         <w:t xml:space="preserve"> </w:t>
       </w:r>
       <w:r>
-        <w:rPr>
-          <w:rStyle w:val="VerbatimChar"/>
-        </w:rPr>
-        <w:t xml:space="preserve">shop</w:t>
-      </w:r>
-      <w:r>
-        <w:t xml:space="preserve"> </w:t>
-      </w:r>
-      <w:r>
-        <w:t xml:space="preserve">is gone (no output), but</w:t>
-      </w:r>
-      <w:r>
-        <w:t xml:space="preserve"> </w:t>
-      </w:r>
-      <w:r>
-        <w:rPr>
-          <w:rStyle w:val="VerbatimChar"/>
-        </w:rPr>
-        <w:t xml:space="preserve">shop-backup</w:t>
-      </w:r>
-      <w:r>
-        <w:t xml:space="preserve"> </w:t>
-      </w:r>
-      <w:r>
-        <w:t xml:space="preserve">is still listed as</w:t>
-      </w:r>
-      <w:r>
-        <w:t xml:space="preserve"> </w:t>
-      </w:r>
-      <w:r>
-        <w:rPr>
-          <w:rStyle w:val="VerbatimChar"/>
-        </w:rPr>
-        <w:t xml:space="preserve">Completed</w:t>
+        <w:t xml:space="preserve">the backup reaches</w:t>
+      </w:r>
+      <w:r>
+        <w:t xml:space="preserve"> </w:t>
+      </w:r>
+      <w:r>
+        <w:rPr>
+          <w:rStyle w:val="VerbatimChar"/>
+          <w:b/>
+          <w:bCs/>
+        </w:rPr>
+        <w:t xml:space="preserve">Phase: Completed</w:t>
+      </w:r>
+      <w:r>
+        <w:t xml:space="preserve">, with something like</w:t>
+      </w:r>
+      <w:r>
+        <w:t xml:space="preserve"> </w:t>
+      </w:r>
+      <w:r>
+        <w:rPr>
+          <w:b/>
+          <w:bCs/>
+        </w:rPr>
+        <w:t xml:space="preserve">16 items backed up</w:t>
+      </w:r>
+      <w:r>
+        <w:t xml:space="preserve"> </w:t>
+      </w:r>
+      <w:r>
+        <w:t xml:space="preserve">(the namespace and everything in it), and the</w:t>
+      </w:r>
+      <w:r>
+        <w:t xml:space="preserve"> </w:t>
+      </w:r>
+      <w:r>
+        <w:rPr>
+          <w:rStyle w:val="VerbatimChar"/>
+        </w:rPr>
+        <w:t xml:space="preserve">catalog</w:t>
+      </w:r>
+      <w:r>
+        <w:t xml:space="preserve"> </w:t>
+      </w:r>
+      <w:r>
+        <w:t xml:space="preserve">data is</w:t>
+      </w:r>
+      <w:r>
+        <w:t xml:space="preserve"> </w:t>
+      </w:r>
+      <w:r>
+        <w:rPr>
+          <w:rStyle w:val="VerbatimChar"/>
+        </w:rPr>
+        <w:t xml:space="preserve">widget-9000=42.00</w:t>
       </w:r>
       <w:r>
         <w:t xml:space="preserve">.</w:t>
@@ -3081,12 +4067,12 @@
           <wp:inline>
             <wp:extent cx="5943600" cy="4116751"/>
             <wp:effectExtent b="0" l="0" r="0" t="0"/>
-            <wp:docPr descr="Namespace deleted; the backup survives in MinIO" title="" id="21" name="Picture"/>
+            <wp:docPr descr="Namespace backed up to MinIO — Completed, 16 items" title="" id="21" name="Picture"/>
             <a:graphic>
               <a:graphicData uri="http://schemas.openxmlformats.org/drawingml/2006/picture">
                 <pic:pic>
                   <pic:nvPicPr>
-                    <pic:cNvPr descr="../artifacts/lab-12/screenshots/02-namespace-deleted.png" id="22" name="Picture"/>
+                    <pic:cNvPr descr="../artifacts/lab-12/screenshots/01-backup-completed.png" id="22" name="Picture"/>
                     <pic:cNvPicPr>
                       <a:picLocks noChangeArrowheads="1" noChangeAspect="1"/>
                     </pic:cNvPicPr>
@@ -3134,7 +4120,35 @@
         <w:t xml:space="preserve"> </w:t>
       </w:r>
       <w:r>
-        <w:t xml:space="preserve">the live application is completely gone — Deployment, Service, ConfigMap, all of it. The only copy is the backup in MinIO.</w:t>
+        <w:t xml:space="preserve">Velero serialised every object in</w:t>
+      </w:r>
+      <w:r>
+        <w:t xml:space="preserve"> </w:t>
+      </w:r>
+      <w:r>
+        <w:rPr>
+          <w:rStyle w:val="VerbatimChar"/>
+        </w:rPr>
+        <w:t xml:space="preserve">shop</w:t>
+      </w:r>
+      <w:r>
+        <w:t xml:space="preserve"> </w:t>
+      </w:r>
+      <w:r>
+        <w:t xml:space="preserve">and wrote them to the MinIO bucket. That backup now exists</w:t>
+      </w:r>
+      <w:r>
+        <w:t xml:space="preserve"> </w:t>
+      </w:r>
+      <w:r>
+        <w:rPr>
+          <w:i/>
+          <w:iCs/>
+        </w:rPr>
+        <w:t xml:space="preserve">independently of the cluster</w:t>
+      </w:r>
+      <w:r>
+        <w:t xml:space="preserve">.</w:t>
       </w:r>
     </w:p>
     <w:p>
@@ -3145,13 +4159,13 @@
       </w:r>
     </w:p>
     <w:bookmarkEnd w:id="23"/>
-    <w:bookmarkStart w:id="27" w:name="X6595008221642c471d029092037b5de049385b7"/>
+    <w:bookmarkStart w:id="27" w:name="step-3--delete-the-entire-namespace"/>
     <w:p>
       <w:pPr>
         <w:pStyle w:val="Heading2"/>
       </w:pPr>
       <w:r>
-        <w:t xml:space="preserve">Step 4 — Restore, and verify the data came back</w:t>
+        <w:t xml:space="preserve">Step 3 — Delete the entire namespace</w:t>
       </w:r>
     </w:p>
     <w:p>
@@ -3169,7 +4183,7 @@
         <w:t xml:space="preserve"> </w:t>
       </w:r>
       <w:r>
-        <w:t xml:space="preserve">restore the namespace from the backup and prove everything returned.</w:t>
+        <w:t xml:space="preserve">simulate a real disaster — the whole namespace is gone.</w:t>
       </w:r>
     </w:p>
     <w:p>
@@ -3180,121 +4194,49 @@
         <w:rPr>
           <w:rStyle w:val="ExtensionTok"/>
         </w:rPr>
+        <w:t xml:space="preserve">kubectl</w:t>
+      </w:r>
+      <w:r>
+        <w:rPr>
+          <w:rStyle w:val="NormalTok"/>
+        </w:rPr>
+        <w:t xml:space="preserve"> delete namespace shop</w:t>
+      </w:r>
+      <w:r>
+        <w:br/>
+      </w:r>
+      <w:r>
+        <w:rPr>
+          <w:rStyle w:val="ExtensionTok"/>
+        </w:rPr>
+        <w:t xml:space="preserve">kubectl</w:t>
+      </w:r>
+      <w:r>
+        <w:rPr>
+          <w:rStyle w:val="NormalTok"/>
+        </w:rPr>
+        <w:t xml:space="preserve"> get ns shop </w:t>
+      </w:r>
+      <w:r>
+        <w:rPr>
+          <w:rStyle w:val="AttributeTok"/>
+        </w:rPr>
+        <w:t xml:space="preserve">--ignore-not-found</w:t>
+      </w:r>
+      <w:r>
+        <w:br/>
+      </w:r>
+      <w:r>
+        <w:rPr>
+          <w:rStyle w:val="ExtensionTok"/>
+        </w:rPr>
         <w:t xml:space="preserve">velero</w:t>
       </w:r>
       <w:r>
         <w:rPr>
           <w:rStyle w:val="NormalTok"/>
         </w:rPr>
-        <w:t xml:space="preserve"> restore create shop-restore </w:t>
-      </w:r>
-      <w:r>
-        <w:rPr>
-          <w:rStyle w:val="AttributeTok"/>
-        </w:rPr>
-        <w:t xml:space="preserve">--from-backup</w:t>
-      </w:r>
-      <w:r>
-        <w:rPr>
-          <w:rStyle w:val="NormalTok"/>
-        </w:rPr>
-        <w:t xml:space="preserve"> shop-backup </w:t>
-      </w:r>
-      <w:r>
-        <w:rPr>
-          <w:rStyle w:val="AttributeTok"/>
-        </w:rPr>
-        <w:t xml:space="preserve">--wait</w:t>
-      </w:r>
-      <w:r>
-        <w:br/>
-      </w:r>
-      <w:r>
-        <w:br/>
-      </w:r>
-      <w:r>
-        <w:rPr>
-          <w:rStyle w:val="ExtensionTok"/>
-        </w:rPr>
-        <w:t xml:space="preserve">kubectl</w:t>
-      </w:r>
-      <w:r>
-        <w:rPr>
-          <w:rStyle w:val="NormalTok"/>
-        </w:rPr>
-        <w:t xml:space="preserve"> get ns shop</w:t>
-      </w:r>
-      <w:r>
-        <w:br/>
-      </w:r>
-      <w:r>
-        <w:rPr>
-          <w:rStyle w:val="ExtensionTok"/>
-        </w:rPr>
-        <w:t xml:space="preserve">kubectl</w:t>
-      </w:r>
-      <w:r>
-        <w:rPr>
-          <w:rStyle w:val="NormalTok"/>
-        </w:rPr>
-        <w:t xml:space="preserve"> </w:t>
-      </w:r>
-      <w:r>
-        <w:rPr>
-          <w:rStyle w:val="AttributeTok"/>
-        </w:rPr>
-        <w:t xml:space="preserve">-n</w:t>
-      </w:r>
-      <w:r>
-        <w:rPr>
-          <w:rStyle w:val="NormalTok"/>
-        </w:rPr>
-        <w:t xml:space="preserve"> shop get deploy,svc,cm</w:t>
-      </w:r>
-      <w:r>
-        <w:br/>
-      </w:r>
-      <w:r>
-        <w:rPr>
-          <w:rStyle w:val="ExtensionTok"/>
-        </w:rPr>
-        <w:t xml:space="preserve">kubectl</w:t>
-      </w:r>
-      <w:r>
-        <w:rPr>
-          <w:rStyle w:val="NormalTok"/>
-        </w:rPr>
-        <w:t xml:space="preserve"> </w:t>
-      </w:r>
-      <w:r>
-        <w:rPr>
-          <w:rStyle w:val="AttributeTok"/>
-        </w:rPr>
-        <w:t xml:space="preserve">-n</w:t>
-      </w:r>
-      <w:r>
-        <w:rPr>
-          <w:rStyle w:val="NormalTok"/>
-        </w:rPr>
-        <w:t xml:space="preserve"> shop get cm catalog </w:t>
-      </w:r>
-      <w:r>
-        <w:rPr>
-          <w:rStyle w:val="AttributeTok"/>
-        </w:rPr>
-        <w:t xml:space="preserve">-o</w:t>
-      </w:r>
-      <w:r>
-        <w:rPr>
-          <w:rStyle w:val="NormalTok"/>
-        </w:rPr>
-        <w:t xml:space="preserve"> jsonpath=</w:t>
-      </w:r>
-      <w:r>
-        <w:rPr>
-          <w:rStyle w:val="StringTok"/>
-        </w:rPr>
-        <w:t xml:space="preserve">'{.data.featured}={.data.price}{"\n"}'</w:t>
+        <w:t xml:space="preserve"> backup get</w:t>
       </w:r>
     </w:p>
     <w:p>
@@ -3312,12 +4254,6 @@
         <w:t xml:space="preserve"> </w:t>
       </w:r>
       <w:r>
-        <w:t xml:space="preserve">the restore completes,</w:t>
-      </w:r>
-      <w:r>
-        <w:t xml:space="preserve"> </w:t>
-      </w:r>
-      <w:r>
         <w:rPr>
           <w:rStyle w:val="VerbatimChar"/>
         </w:rPr>
@@ -3327,69 +4263,34 @@
         <w:t xml:space="preserve"> </w:t>
       </w:r>
       <w:r>
-        <w:t xml:space="preserve">is</w:t>
-      </w:r>
-      <w:r>
-        <w:t xml:space="preserve"> </w:t>
-      </w:r>
-      <w:r>
-        <w:rPr>
-          <w:rStyle w:val="VerbatimChar"/>
-        </w:rPr>
-        <w:t xml:space="preserve">Active</w:t>
-      </w:r>
-      <w:r>
-        <w:t xml:space="preserve"> </w:t>
-      </w:r>
-      <w:r>
-        <w:t xml:space="preserve">again,</w:t>
-      </w:r>
-      <w:r>
-        <w:t xml:space="preserve"> </w:t>
-      </w:r>
-      <w:r>
-        <w:rPr>
-          <w:rStyle w:val="VerbatimChar"/>
-        </w:rPr>
-        <w:t xml:space="preserve">web</w:t>
-      </w:r>
-      <w:r>
-        <w:t xml:space="preserve"> </w:t>
-      </w:r>
-      <w:r>
-        <w:t xml:space="preserve">(Deployment + Service) and</w:t>
-      </w:r>
-      <w:r>
-        <w:t xml:space="preserve"> </w:t>
-      </w:r>
-      <w:r>
-        <w:rPr>
-          <w:rStyle w:val="VerbatimChar"/>
-        </w:rPr>
-        <w:t xml:space="preserve">catalog</w:t>
-      </w:r>
-      <w:r>
-        <w:t xml:space="preserve"> </w:t>
-      </w:r>
-      <w:r>
-        <w:t xml:space="preserve">are back, and the ConfigMap data reads</w:t>
-      </w:r>
-      <w:r>
-        <w:t xml:space="preserve"> </w:t>
-      </w:r>
-      <w:r>
-        <w:rPr>
-          <w:rStyle w:val="VerbatimChar"/>
-          <w:b/>
-          <w:bCs/>
-        </w:rPr>
-        <w:t xml:space="preserve">widget-9000=42.00</w:t>
-      </w:r>
-      <w:r>
-        <w:t xml:space="preserve"> </w:t>
-      </w:r>
-      <w:r>
-        <w:t xml:space="preserve">— exactly as before.</w:t>
+        <w:t xml:space="preserve">is gone (no output), but</w:t>
+      </w:r>
+      <w:r>
+        <w:t xml:space="preserve"> </w:t>
+      </w:r>
+      <w:r>
+        <w:rPr>
+          <w:rStyle w:val="VerbatimChar"/>
+        </w:rPr>
+        <w:t xml:space="preserve">shop-backup</w:t>
+      </w:r>
+      <w:r>
+        <w:t xml:space="preserve"> </w:t>
+      </w:r>
+      <w:r>
+        <w:t xml:space="preserve">is still listed as</w:t>
+      </w:r>
+      <w:r>
+        <w:t xml:space="preserve"> </w:t>
+      </w:r>
+      <w:r>
+        <w:rPr>
+          <w:rStyle w:val="VerbatimChar"/>
+        </w:rPr>
+        <w:t xml:space="preserve">Completed</w:t>
+      </w:r>
+      <w:r>
+        <w:t xml:space="preserve">.</w:t>
       </w:r>
     </w:p>
     <w:p>
@@ -3401,12 +4302,12 @@
           <wp:inline>
             <wp:extent cx="5943600" cy="4116751"/>
             <wp:effectExtent b="0" l="0" r="0" t="0"/>
-            <wp:docPr descr="Namespace restored — objects and data intact" title="" id="25" name="Picture"/>
+            <wp:docPr descr="Namespace deleted; the backup survives in MinIO" title="" id="25" name="Picture"/>
             <a:graphic>
               <a:graphicData uri="http://schemas.openxmlformats.org/drawingml/2006/picture">
                 <pic:pic>
                   <pic:nvPicPr>
-                    <pic:cNvPr descr="../artifacts/lab-12/screenshots/03-restored-with-data.png" id="26" name="Picture"/>
+                    <pic:cNvPr descr="../artifacts/lab-12/screenshots/02-namespace-deleted.png" id="26" name="Picture"/>
                     <pic:cNvPicPr>
                       <a:picLocks noChangeArrowheads="1" noChangeAspect="1"/>
                     </pic:cNvPicPr>
@@ -3454,23 +4355,7 @@
         <w:t xml:space="preserve"> </w:t>
       </w:r>
       <w:r>
-        <w:t xml:space="preserve">a fully deleted namespace came back, objects and data intact, from external storage. Because the backup lives in object storage, the very same command could restore this app onto a</w:t>
-      </w:r>
-      <w:r>
-        <w:t xml:space="preserve"> </w:t>
-      </w:r>
-      <w:r>
-        <w:rPr>
-          <w:i/>
-          <w:iCs/>
-        </w:rPr>
-        <w:t xml:space="preserve">different</w:t>
-      </w:r>
-      <w:r>
-        <w:t xml:space="preserve"> </w:t>
-      </w:r>
-      <w:r>
-        <w:t xml:space="preserve">cluster — which is the real power of a backup over a snapshot.</w:t>
+        <w:t xml:space="preserve">the live application is completely gone — Deployment, Service, ConfigMap, all of it. The only copy is the backup in MinIO.</w:t>
       </w:r>
     </w:p>
     <w:p>
@@ -3481,28 +4366,13 @@
       </w:r>
     </w:p>
     <w:bookmarkEnd w:id="27"/>
-    <w:bookmarkStart w:id="28" w:name="X43666251edc9954c0ec759f0b7441c7727c0dc6"/>
+    <w:bookmarkStart w:id="31" w:name="X6595008221642c471d029092037b5de049385b7"/>
     <w:p>
       <w:pPr>
         <w:pStyle w:val="Heading2"/>
       </w:pPr>
       <w:r>
-        <w:t xml:space="preserve">Step 5 — The backup that says</w:t>
-      </w:r>
-      <w:r>
-        <w:t xml:space="preserve"> </w:t>
-      </w:r>
-      <w:r>
-        <w:rPr>
-          <w:rStyle w:val="VerbatimChar"/>
-        </w:rPr>
-        <w:t xml:space="preserve">Completed</w:t>
-      </w:r>
-      <w:r>
-        <w:t xml:space="preserve"> </w:t>
-      </w:r>
-      <w:r>
-        <w:t xml:space="preserve">and restores nothing</w:t>
+        <w:t xml:space="preserve">Step 4 — Restore, and verify the data came back</w:t>
       </w:r>
     </w:p>
     <w:p>
@@ -3520,7 +4390,227 @@
         <w:t xml:space="preserve"> </w:t>
       </w:r>
       <w:r>
-        <w:t xml:space="preserve">meet the failure mode that makes people trust backups they should not.</w:t>
+        <w:t xml:space="preserve">restore the namespace from the backup and prove everything returned.</w:t>
+      </w:r>
+    </w:p>
+    <w:p>
+      <w:pPr>
+        <w:pStyle w:val="SourceCode"/>
+      </w:pPr>
+      <w:r>
+        <w:rPr>
+          <w:rStyle w:val="ExtensionTok"/>
+        </w:rPr>
+        <w:t xml:space="preserve">velero</w:t>
+      </w:r>
+      <w:r>
+        <w:rPr>
+          <w:rStyle w:val="NormalTok"/>
+        </w:rPr>
+        <w:t xml:space="preserve"> restore create shop-restore </w:t>
+      </w:r>
+      <w:r>
+        <w:rPr>
+          <w:rStyle w:val="AttributeTok"/>
+        </w:rPr>
+        <w:t xml:space="preserve">--from-backup</w:t>
+      </w:r>
+      <w:r>
+        <w:rPr>
+          <w:rStyle w:val="NormalTok"/>
+        </w:rPr>
+        <w:t xml:space="preserve"> shop-backup </w:t>
+      </w:r>
+      <w:r>
+        <w:rPr>
+          <w:rStyle w:val="AttributeTok"/>
+        </w:rPr>
+        <w:t xml:space="preserve">--wait</w:t>
+      </w:r>
+      <w:r>
+        <w:br/>
+      </w:r>
+      <w:r>
+        <w:br/>
+      </w:r>
+      <w:r>
+        <w:rPr>
+          <w:rStyle w:val="ExtensionTok"/>
+        </w:rPr>
+        <w:t xml:space="preserve">kubectl</w:t>
+      </w:r>
+      <w:r>
+        <w:rPr>
+          <w:rStyle w:val="NormalTok"/>
+        </w:rPr>
+        <w:t xml:space="preserve"> get ns shop</w:t>
+      </w:r>
+      <w:r>
+        <w:br/>
+      </w:r>
+      <w:r>
+        <w:rPr>
+          <w:rStyle w:val="ExtensionTok"/>
+        </w:rPr>
+        <w:t xml:space="preserve">kubectl</w:t>
+      </w:r>
+      <w:r>
+        <w:rPr>
+          <w:rStyle w:val="NormalTok"/>
+        </w:rPr>
+        <w:t xml:space="preserve"> </w:t>
+      </w:r>
+      <w:r>
+        <w:rPr>
+          <w:rStyle w:val="AttributeTok"/>
+        </w:rPr>
+        <w:t xml:space="preserve">-n</w:t>
+      </w:r>
+      <w:r>
+        <w:rPr>
+          <w:rStyle w:val="NormalTok"/>
+        </w:rPr>
+        <w:t xml:space="preserve"> shop get deploy,svc,cm</w:t>
+      </w:r>
+      <w:r>
+        <w:br/>
+      </w:r>
+      <w:r>
+        <w:rPr>
+          <w:rStyle w:val="ExtensionTok"/>
+        </w:rPr>
+        <w:t xml:space="preserve">kubectl</w:t>
+      </w:r>
+      <w:r>
+        <w:rPr>
+          <w:rStyle w:val="NormalTok"/>
+        </w:rPr>
+        <w:t xml:space="preserve"> </w:t>
+      </w:r>
+      <w:r>
+        <w:rPr>
+          <w:rStyle w:val="AttributeTok"/>
+        </w:rPr>
+        <w:t xml:space="preserve">-n</w:t>
+      </w:r>
+      <w:r>
+        <w:rPr>
+          <w:rStyle w:val="NormalTok"/>
+        </w:rPr>
+        <w:t xml:space="preserve"> shop get cm catalog </w:t>
+      </w:r>
+      <w:r>
+        <w:rPr>
+          <w:rStyle w:val="AttributeTok"/>
+        </w:rPr>
+        <w:t xml:space="preserve">-o</w:t>
+      </w:r>
+      <w:r>
+        <w:rPr>
+          <w:rStyle w:val="NormalTok"/>
+        </w:rPr>
+        <w:t xml:space="preserve"> jsonpath=</w:t>
+      </w:r>
+      <w:r>
+        <w:rPr>
+          <w:rStyle w:val="StringTok"/>
+        </w:rPr>
+        <w:t xml:space="preserve">'{.data.featured}={.data.price}{"\n"}'</w:t>
+      </w:r>
+    </w:p>
+    <w:p>
+      <w:pPr>
+        <w:pStyle w:val="FirstParagraph"/>
+      </w:pPr>
+      <w:r>
+        <w:rPr>
+          <w:b/>
+          <w:bCs/>
+        </w:rPr>
+        <w:t xml:space="preserve">What you should see:</w:t>
+      </w:r>
+      <w:r>
+        <w:t xml:space="preserve"> </w:t>
+      </w:r>
+      <w:r>
+        <w:t xml:space="preserve">the restore completes,</w:t>
+      </w:r>
+      <w:r>
+        <w:t xml:space="preserve"> </w:t>
+      </w:r>
+      <w:r>
+        <w:rPr>
+          <w:rStyle w:val="VerbatimChar"/>
+        </w:rPr>
+        <w:t xml:space="preserve">shop</w:t>
+      </w:r>
+      <w:r>
+        <w:t xml:space="preserve"> </w:t>
+      </w:r>
+      <w:r>
+        <w:t xml:space="preserve">is</w:t>
+      </w:r>
+      <w:r>
+        <w:t xml:space="preserve"> </w:t>
+      </w:r>
+      <w:r>
+        <w:rPr>
+          <w:rStyle w:val="VerbatimChar"/>
+        </w:rPr>
+        <w:t xml:space="preserve">Active</w:t>
+      </w:r>
+      <w:r>
+        <w:t xml:space="preserve"> </w:t>
+      </w:r>
+      <w:r>
+        <w:t xml:space="preserve">again,</w:t>
+      </w:r>
+      <w:r>
+        <w:t xml:space="preserve"> </w:t>
+      </w:r>
+      <w:r>
+        <w:rPr>
+          <w:rStyle w:val="VerbatimChar"/>
+        </w:rPr>
+        <w:t xml:space="preserve">web</w:t>
+      </w:r>
+      <w:r>
+        <w:t xml:space="preserve"> </w:t>
+      </w:r>
+      <w:r>
+        <w:t xml:space="preserve">(Deployment + Service) and</w:t>
+      </w:r>
+      <w:r>
+        <w:t xml:space="preserve"> </w:t>
+      </w:r>
+      <w:r>
+        <w:rPr>
+          <w:rStyle w:val="VerbatimChar"/>
+        </w:rPr>
+        <w:t xml:space="preserve">catalog</w:t>
+      </w:r>
+      <w:r>
+        <w:t xml:space="preserve"> </w:t>
+      </w:r>
+      <w:r>
+        <w:t xml:space="preserve">are back, and the ConfigMap data reads</w:t>
+      </w:r>
+      <w:r>
+        <w:t xml:space="preserve"> </w:t>
+      </w:r>
+      <w:r>
+        <w:rPr>
+          <w:rStyle w:val="VerbatimChar"/>
+          <w:b/>
+          <w:bCs/>
+        </w:rPr>
+        <w:t xml:space="preserve">widget-9000=42.00</w:t>
+      </w:r>
+      <w:r>
+        <w:t xml:space="preserve"> </w:t>
+      </w:r>
+      <w:r>
+        <w:t xml:space="preserve">— exactly as before.</w:t>
       </w:r>
     </w:p>
     <w:p>
@@ -3528,7 +4618,46 @@
         <w:pStyle w:val="BodyText"/>
       </w:pPr>
       <w:r>
-        <w:t xml:space="preserve">Everything so far worked. Now configure Velero the way most teams first do — and watch it lie to you.</w:t>
+        <w:drawing>
+          <wp:inline>
+            <wp:extent cx="5943600" cy="4116751"/>
+            <wp:effectExtent b="0" l="0" r="0" t="0"/>
+            <wp:docPr descr="Namespace restored — objects and data intact" title="" id="29" name="Picture"/>
+            <a:graphic>
+              <a:graphicData uri="http://schemas.openxmlformats.org/drawingml/2006/picture">
+                <pic:pic>
+                  <pic:nvPicPr>
+                    <pic:cNvPr descr="../artifacts/lab-12/screenshots/03-restored-with-data.png" id="30" name="Picture"/>
+                    <pic:cNvPicPr>
+                      <a:picLocks noChangeArrowheads="1" noChangeAspect="1"/>
+                    </pic:cNvPicPr>
+                  </pic:nvPicPr>
+                  <pic:blipFill>
+                    <a:blip r:embed="rId28"/>
+                    <a:stretch>
+                      <a:fillRect/>
+                    </a:stretch>
+                  </pic:blipFill>
+                  <pic:spPr bwMode="auto">
+                    <a:xfrm>
+                      <a:off x="0" y="0"/>
+                      <a:ext cx="5943600" cy="4116751"/>
+                    </a:xfrm>
+                    <a:prstGeom prst="rect">
+                      <a:avLst/>
+                    </a:prstGeom>
+                    <a:noFill/>
+                    <a:ln w="9525">
+                      <a:noFill/>
+                      <a:headEnd/>
+                      <a:tailEnd/>
+                    </a:ln>
+                  </pic:spPr>
+                </pic:pic>
+              </a:graphicData>
+            </a:graphic>
+          </wp:inline>
+        </w:drawing>
       </w:r>
     </w:p>
     <w:p>
@@ -3536,485 +4665,17 @@
         <w:pStyle w:val="BodyText"/>
       </w:pPr>
       <w:r>
-        <w:t xml:space="preserve">Back the same namespace up</w:t>
-      </w:r>
-      <w:r>
-        <w:t xml:space="preserve"> </w:t>
-      </w:r>
-      <w:r>
-        <w:rPr>
-          <w:b/>
-          <w:bCs/>
-        </w:rPr>
-        <w:t xml:space="preserve">without</w:t>
-      </w:r>
-      <w:r>
-        <w:t xml:space="preserve"> </w:t>
-      </w:r>
-      <w:r>
-        <w:t xml:space="preserve">file-system backup of the volume:</w:t>
-      </w:r>
-    </w:p>
-    <w:p>
-      <w:pPr>
-        <w:pStyle w:val="SourceCode"/>
-      </w:pPr>
-      <w:r>
-        <w:rPr>
-          <w:rStyle w:val="ExtensionTok"/>
-        </w:rPr>
-        <w:t xml:space="preserve">velero</w:t>
-      </w:r>
-      <w:r>
-        <w:rPr>
-          <w:rStyle w:val="NormalTok"/>
-        </w:rPr>
-        <w:t xml:space="preserve"> backup create orders-nightly </w:t>
-      </w:r>
-      <w:r>
-        <w:rPr>
-          <w:rStyle w:val="AttributeTok"/>
-        </w:rPr>
-        <w:t xml:space="preserve">--include-namespaces</w:t>
-      </w:r>
-      <w:r>
-        <w:rPr>
-          <w:rStyle w:val="NormalTok"/>
-        </w:rPr>
-        <w:t xml:space="preserve"> orders </w:t>
-      </w:r>
-      <w:r>
-        <w:rPr>
-          <w:rStyle w:val="DataTypeTok"/>
-        </w:rPr>
-        <w:t xml:space="preserve">\</w:t>
-      </w:r>
-      <w:r>
-        <w:br/>
-      </w:r>
-      <w:r>
-        <w:rPr>
-          <w:rStyle w:val="NormalTok"/>
-        </w:rPr>
-        <w:t xml:space="preserve">  </w:t>
-      </w:r>
-      <w:r>
-        <w:rPr>
-          <w:rStyle w:val="AttributeTok"/>
-        </w:rPr>
-        <w:t xml:space="preserve">--default-volumes-to-fs-backup</w:t>
-      </w:r>
-      <w:r>
-        <w:rPr>
-          <w:rStyle w:val="OperatorTok"/>
-        </w:rPr>
-        <w:t xml:space="preserve">=</w:t>
-      </w:r>
-      <w:r>
-        <w:rPr>
-          <w:rStyle w:val="NormalTok"/>
-        </w:rPr>
-        <w:t xml:space="preserve">false </w:t>
-      </w:r>
-      <w:r>
-        <w:rPr>
-          <w:rStyle w:val="AttributeTok"/>
-        </w:rPr>
-        <w:t xml:space="preserve">--wait</w:t>
-      </w:r>
-      <w:r>
-        <w:br/>
-      </w:r>
-      <w:r>
-        <w:rPr>
-          <w:rStyle w:val="ExtensionTok"/>
-        </w:rPr>
-        <w:t xml:space="preserve">velero</w:t>
-      </w:r>
-      <w:r>
-        <w:rPr>
-          <w:rStyle w:val="NormalTok"/>
-        </w:rPr>
-        <w:t xml:space="preserve"> backup get orders-nightly</w:t>
-      </w:r>
-    </w:p>
-    <w:p>
-      <w:pPr>
-        <w:pStyle w:val="FirstParagraph"/>
-      </w:pPr>
-      <w:r>
-        <w:rPr>
-          <w:b/>
-          <w:bCs/>
-        </w:rPr>
-        <w:t xml:space="preserve">What you should see — a completely clean result:</w:t>
-      </w:r>
-    </w:p>
-    <w:p>
-      <w:pPr>
-        <w:pStyle w:val="SourceCode"/>
-      </w:pPr>
-      <w:r>
-        <w:rPr>
-          <w:rStyle w:val="VerbatimChar"/>
-        </w:rPr>
-        <w:t xml:space="preserve">phase          = Completed</w:t>
-      </w:r>
-      <w:r>
-        <w:br/>
-      </w:r>
-      <w:r>
-        <w:rPr>
-          <w:rStyle w:val="VerbatimChar"/>
-        </w:rPr>
-        <w:t xml:space="preserve">itemsBackedUp  = 19 of 19</w:t>
-      </w:r>
-      <w:r>
-        <w:br/>
-      </w:r>
-      <w:r>
-        <w:rPr>
-          <w:rStyle w:val="VerbatimChar"/>
-        </w:rPr>
-        <w:t xml:space="preserve">errors         = 0</w:t>
-      </w:r>
-      <w:r>
-        <w:br/>
-      </w:r>
-      <w:r>
-        <w:rPr>
-          <w:rStyle w:val="VerbatimChar"/>
-        </w:rPr>
-        <w:t xml:space="preserve">warnings       = 0</w:t>
-      </w:r>
-    </w:p>
-    <w:p>
-      <w:pPr>
-        <w:pStyle w:val="FirstParagraph"/>
-      </w:pPr>
-      <w:r>
-        <w:t xml:space="preserve">Destroy the namespace and restore it:</w:t>
-      </w:r>
-    </w:p>
-    <w:p>
-      <w:pPr>
-        <w:pStyle w:val="SourceCode"/>
-      </w:pPr>
-      <w:r>
-        <w:rPr>
-          <w:rStyle w:val="ExtensionTok"/>
-        </w:rPr>
-        <w:t xml:space="preserve">kubectl</w:t>
-      </w:r>
-      <w:r>
-        <w:rPr>
-          <w:rStyle w:val="NormalTok"/>
-        </w:rPr>
-        <w:t xml:space="preserve"> delete ns orders</w:t>
-      </w:r>
-      <w:r>
-        <w:br/>
-      </w:r>
-      <w:r>
-        <w:rPr>
-          <w:rStyle w:val="ExtensionTok"/>
-        </w:rPr>
-        <w:t xml:space="preserve">velero</w:t>
-      </w:r>
-      <w:r>
-        <w:rPr>
-          <w:rStyle w:val="NormalTok"/>
-        </w:rPr>
-        <w:t xml:space="preserve"> restore create </w:t>
-      </w:r>
-      <w:r>
-        <w:rPr>
-          <w:rStyle w:val="AttributeTok"/>
-        </w:rPr>
-        <w:t xml:space="preserve">--from-backup</w:t>
-      </w:r>
-      <w:r>
-        <w:rPr>
-          <w:rStyle w:val="NormalTok"/>
-        </w:rPr>
-        <w:t xml:space="preserve"> orders-nightly </w:t>
-      </w:r>
-      <w:r>
-        <w:rPr>
-          <w:rStyle w:val="AttributeTok"/>
-        </w:rPr>
-        <w:t xml:space="preserve">--wait</w:t>
-      </w:r>
-    </w:p>
-    <w:p>
-      <w:pPr>
-        <w:pStyle w:val="SourceCode"/>
-      </w:pPr>
-      <w:r>
-        <w:rPr>
-          <w:rStyle w:val="VerbatimChar"/>
-        </w:rPr>
-        <w:t xml:space="preserve">Restore completed with status: Completed.</w:t>
-      </w:r>
-      <w:r>
-        <w:br/>
-      </w:r>
-      <w:r>
-        <w:rPr>
-          <w:rStyle w:val="VerbatimChar"/>
-        </w:rPr>
-        <w:t xml:space="preserve">ERRORS: 0</w:t>
-      </w:r>
-    </w:p>
-    <w:p>
-      <w:pPr>
-        <w:pStyle w:val="FirstParagraph"/>
-      </w:pPr>
-      <w:r>
-        <w:rPr>
-          <w:b/>
-          <w:bCs/>
-        </w:rPr>
-        <w:t xml:space="preserve">Check the cluster — everything is healthy:</w:t>
-      </w:r>
-    </w:p>
-    <w:p>
-      <w:pPr>
-        <w:pStyle w:val="SourceCode"/>
-      </w:pPr>
-      <w:r>
-        <w:rPr>
-          <w:rStyle w:val="ExtensionTok"/>
-        </w:rPr>
-        <w:t xml:space="preserve">kubectl</w:t>
-      </w:r>
-      <w:r>
-        <w:rPr>
-          <w:rStyle w:val="NormalTok"/>
-        </w:rPr>
-        <w:t xml:space="preserve"> </w:t>
-      </w:r>
-      <w:r>
-        <w:rPr>
-          <w:rStyle w:val="AttributeTok"/>
-        </w:rPr>
-        <w:t xml:space="preserve">-n</w:t>
-      </w:r>
-      <w:r>
-        <w:rPr>
-          <w:rStyle w:val="NormalTok"/>
-        </w:rPr>
-        <w:t xml:space="preserve"> orders get pvc,deploy</w:t>
-      </w:r>
-    </w:p>
-    <w:p>
-      <w:pPr>
-        <w:pStyle w:val="SourceCode"/>
-      </w:pPr>
-      <w:r>
-        <w:rPr>
-          <w:rStyle w:val="VerbatimChar"/>
-        </w:rPr>
-        <w:t xml:space="preserve">persistentvolumeclaim/pgdata   Bound   pvc-5e49edac...   1Gi   RWO   standard</w:t>
-      </w:r>
-      <w:r>
-        <w:br/>
-      </w:r>
-      <w:r>
-        <w:rPr>
-          <w:rStyle w:val="VerbatimChar"/>
-        </w:rPr>
-        <w:t xml:space="preserve">deployment.apps/orders-db      1/1     1            1</w:t>
-      </w:r>
-    </w:p>
-    <w:p>
-      <w:pPr>
-        <w:pStyle w:val="FirstParagraph"/>
-      </w:pPr>
-      <w:r>
-        <w:rPr>
-          <w:b/>
-          <w:bCs/>
-        </w:rPr>
-        <w:t xml:space="preserve">Now ask the database:</w:t>
-      </w:r>
-    </w:p>
-    <w:p>
-      <w:pPr>
-        <w:pStyle w:val="SourceCode"/>
-      </w:pPr>
-      <w:r>
-        <w:rPr>
-          <w:rStyle w:val="ExtensionTok"/>
-        </w:rPr>
-        <w:t xml:space="preserve">kubectl</w:t>
-      </w:r>
-      <w:r>
-        <w:rPr>
-          <w:rStyle w:val="NormalTok"/>
-        </w:rPr>
-        <w:t xml:space="preserve"> </w:t>
-      </w:r>
-      <w:r>
-        <w:rPr>
-          <w:rStyle w:val="AttributeTok"/>
-        </w:rPr>
-        <w:t xml:space="preserve">-n</w:t>
-      </w:r>
-      <w:r>
-        <w:rPr>
-          <w:rStyle w:val="NormalTok"/>
-        </w:rPr>
-        <w:t xml:space="preserve"> orders exec </w:t>
-      </w:r>
-      <w:r>
-        <w:rPr>
-          <w:rStyle w:val="VariableTok"/>
-        </w:rPr>
-        <w:t xml:space="preserve">$POD</w:t>
-      </w:r>
-      <w:r>
-        <w:rPr>
-          <w:rStyle w:val="NormalTok"/>
-        </w:rPr>
-        <w:t xml:space="preserve"> </w:t>
-      </w:r>
-      <w:r>
-        <w:rPr>
-          <w:rStyle w:val="AttributeTok"/>
-        </w:rPr>
-        <w:t xml:space="preserve">--</w:t>
-      </w:r>
-      <w:r>
-        <w:rPr>
-          <w:rStyle w:val="NormalTok"/>
-        </w:rPr>
-        <w:t xml:space="preserve"> psql </w:t>
-      </w:r>
-      <w:r>
-        <w:rPr>
-          <w:rStyle w:val="AttributeTok"/>
-        </w:rPr>
-        <w:t xml:space="preserve">-U</w:t>
-      </w:r>
-      <w:r>
-        <w:rPr>
-          <w:rStyle w:val="NormalTok"/>
-        </w:rPr>
-        <w:t xml:space="preserve"> postgres </w:t>
-      </w:r>
-      <w:r>
-        <w:rPr>
-          <w:rStyle w:val="AttributeTok"/>
-        </w:rPr>
-        <w:t xml:space="preserve">-c</w:t>
-      </w:r>
-      <w:r>
-        <w:rPr>
-          <w:rStyle w:val="NormalTok"/>
-        </w:rPr>
-        <w:t xml:space="preserve"> </w:t>
-      </w:r>
-      <w:r>
-        <w:rPr>
-          <w:rStyle w:val="StringTok"/>
-        </w:rPr>
-        <w:t xml:space="preserve">"SELECT * FROM orders;"</w:t>
-      </w:r>
-    </w:p>
-    <w:p>
-      <w:pPr>
-        <w:pStyle w:val="SourceCode"/>
-      </w:pPr>
-      <w:r>
-        <w:rPr>
-          <w:rStyle w:val="VerbatimChar"/>
-        </w:rPr>
-        <w:t xml:space="preserve">ERROR:  relation "orders" does not exist</w:t>
-      </w:r>
-    </w:p>
-    <w:p>
-      <w:pPr>
-        <w:pStyle w:val="FirstParagraph"/>
-      </w:pPr>
-      <w:r>
-        <w:rPr>
-          <w:b/>
-          <w:bCs/>
-        </w:rPr>
-        <w:t xml:space="preserve">What this means.</w:t>
-      </w:r>
-      <w:r>
-        <w:t xml:space="preserve"> </w:t>
-      </w:r>
-      <w:r>
-        <w:t xml:space="preserve">Backup</w:t>
-      </w:r>
-      <w:r>
-        <w:t xml:space="preserve"> </w:t>
-      </w:r>
-      <w:r>
-        <w:rPr>
-          <w:rStyle w:val="VerbatimChar"/>
-        </w:rPr>
-        <w:t xml:space="preserve">Completed</w:t>
-      </w:r>
-      <w:r>
-        <w:t xml:space="preserve">. Restore</w:t>
-      </w:r>
-      <w:r>
-        <w:t xml:space="preserve"> </w:t>
-      </w:r>
-      <w:r>
-        <w:rPr>
-          <w:rStyle w:val="VerbatimChar"/>
-        </w:rPr>
-        <w:t xml:space="preserve">Completed</w:t>
-      </w:r>
-      <w:r>
-        <w:t xml:space="preserve">, zero errors. PVC</w:t>
-      </w:r>
-      <w:r>
-        <w:t xml:space="preserve"> </w:t>
-      </w:r>
-      <w:r>
-        <w:rPr>
-          <w:rStyle w:val="VerbatimChar"/>
-        </w:rPr>
-        <w:t xml:space="preserve">Bound</w:t>
-      </w:r>
-      <w:r>
-        <w:t xml:space="preserve">. Pod</w:t>
-      </w:r>
-      <w:r>
-        <w:t xml:space="preserve"> </w:t>
-      </w:r>
-      <w:r>
-        <w:rPr>
-          <w:rStyle w:val="VerbatimChar"/>
-        </w:rPr>
-        <w:t xml:space="preserve">1/1 Running</w:t>
-      </w:r>
-      <w:r>
-        <w:t xml:space="preserve">.</w:t>
-      </w:r>
-      <w:r>
-        <w:t xml:space="preserve"> </w:t>
-      </w:r>
-      <w:r>
-        <w:rPr>
-          <w:b/>
-          <w:bCs/>
-        </w:rPr>
-        <w:t xml:space="preserve">The data is gone.</w:t>
-      </w:r>
-    </w:p>
-    <w:p>
-      <w:pPr>
-        <w:pStyle w:val="BodyText"/>
-      </w:pPr>
-      <w:r>
-        <w:t xml:space="preserve">Velero backed up the Kubernetes</w:t>
+        <w:rPr>
+          <w:b/>
+          <w:bCs/>
+        </w:rPr>
+        <w:t xml:space="preserve">What this means:</w:t>
+      </w:r>
+      <w:r>
+        <w:t xml:space="preserve"> </w:t>
+      </w:r>
+      <w:r>
+        <w:t xml:space="preserve">a fully deleted namespace came back, objects and data intact, from external storage. Because the backup lives in object storage, the very same command could restore this app onto a</w:t>
       </w:r>
       <w:r>
         <w:t xml:space="preserve"> </w:t>
@@ -4024,260 +4685,13 @@
           <w:i/>
           <w:iCs/>
         </w:rPr>
-        <w:t xml:space="preserve">objects</w:t>
-      </w:r>
-      <w:r>
-        <w:t xml:space="preserve"> </w:t>
-      </w:r>
-      <w:r>
-        <w:t xml:space="preserve">— the PVC, the Deployment, the Service — and never touched</w:t>
-      </w:r>
-      <w:r>
-        <w:t xml:space="preserve"> </w:t>
-      </w:r>
-      <w:r>
-        <w:t xml:space="preserve">the bytes inside the volume. On restore it recreated an empty PVC. Postgres found an empty data</w:t>
-      </w:r>
-      <w:r>
-        <w:t xml:space="preserve"> </w:t>
-      </w:r>
-      <w:r>
-        <w:t xml:space="preserve">directory, ran</w:t>
-      </w:r>
-      <w:r>
-        <w:t xml:space="preserve"> </w:t>
-      </w:r>
-      <w:r>
-        <w:rPr>
-          <w:rStyle w:val="VerbatimChar"/>
-        </w:rPr>
-        <w:t xml:space="preserve">initdb</w:t>
-      </w:r>
-      <w:r>
-        <w:t xml:space="preserve">, and started cleanly.</w:t>
-      </w:r>
-      <w:r>
-        <w:t xml:space="preserve"> </w:t>
-      </w:r>
-      <w:r>
-        <w:rPr>
-          <w:b/>
-          <w:bCs/>
-        </w:rPr>
-        <w:t xml:space="preserve">Nothing anywhere reports a problem.</w:t>
-      </w:r>
-    </w:p>
-    <w:p>
-      <w:pPr>
-        <w:pStyle w:val="BlockText"/>
-      </w:pPr>
-      <w:r>
-        <w:t xml:space="preserve">⚠️</w:t>
-      </w:r>
-      <w:r>
-        <w:t xml:space="preserve"> </w:t>
-      </w:r>
-      <w:r>
-        <w:rPr>
-          <w:b/>
-          <w:bCs/>
-        </w:rPr>
-        <w:t xml:space="preserve">This is worse than a failed restore.</w:t>
-      </w:r>
-      <w:r>
-        <w:t xml:space="preserve"> </w:t>
-      </w:r>
-      <w:r>
-        <w:t xml:space="preserve">A restore that errors gets investigated. This one</w:t>
-      </w:r>
-      <w:r>
-        <w:t xml:space="preserve"> </w:t>
-      </w:r>
-      <w:r>
-        <w:t xml:space="preserve">reports success, so it gets ticked off — and the gap is discovered months later by someone who</w:t>
-      </w:r>
-      <w:r>
-        <w:t xml:space="preserve"> </w:t>
-      </w:r>
-      <w:r>
-        <w:t xml:space="preserve">actually needed the data. The outline calls this</w:t>
-      </w:r>
-      <w:r>
-        <w:t xml:space="preserve"> </w:t>
-      </w:r>
-      <w:r>
-        <w:rPr>
-          <w:i/>
-          <w:iCs/>
-        </w:rPr>
-        <w:t xml:space="preserve">"restores that report success without usable</w:t>
-      </w:r>
-      <w:r>
-        <w:rPr>
-          <w:i/>
-          <w:iCs/>
-        </w:rPr>
-        <w:t xml:space="preserve"> </w:t>
-      </w:r>
-      <w:r>
-        <w:rPr>
-          <w:i/>
-          <w:iCs/>
-        </w:rPr>
-        <w:t xml:space="preserve">data"</w:t>
-      </w:r>
-      <w:r>
-        <w:t xml:space="preserve">, and it is the single most important thing in this module.</w:t>
-      </w:r>
-    </w:p>
-    <w:p>
-      <w:pPr>
-        <w:pStyle w:val="FirstParagraph"/>
-      </w:pPr>
-      <w:r>
-        <w:rPr>
-          <w:b/>
-          <w:bCs/>
-        </w:rPr>
-        <w:t xml:space="preserve">The fix is to tell Velero to back up volume contents</w:t>
-      </w:r>
-      <w:r>
-        <w:t xml:space="preserve">, not just the objects that describe them:</w:t>
-      </w:r>
-    </w:p>
-    <w:p>
-      <w:pPr>
-        <w:pStyle w:val="SourceCode"/>
-      </w:pPr>
-      <w:r>
-        <w:rPr>
-          <w:rStyle w:val="ExtensionTok"/>
-        </w:rPr>
-        <w:t xml:space="preserve">velero</w:t>
-      </w:r>
-      <w:r>
-        <w:rPr>
-          <w:rStyle w:val="NormalTok"/>
-        </w:rPr>
-        <w:t xml:space="preserve"> install ... </w:t>
-      </w:r>
-      <w:r>
-        <w:rPr>
-          <w:rStyle w:val="AttributeTok"/>
-        </w:rPr>
-        <w:t xml:space="preserve">--use-node-agent</w:t>
-      </w:r>
-      <w:r>
-        <w:rPr>
-          <w:rStyle w:val="NormalTok"/>
-        </w:rPr>
-        <w:t xml:space="preserve"> </w:t>
-      </w:r>
-      <w:r>
-        <w:rPr>
-          <w:rStyle w:val="AttributeTok"/>
-        </w:rPr>
-        <w:t xml:space="preserve">--default-volumes-to-fs-backup</w:t>
-      </w:r>
-      <w:r>
-        <w:br/>
-      </w:r>
-      <w:r>
-        <w:rPr>
-          <w:rStyle w:val="ExtensionTok"/>
-        </w:rPr>
-        <w:t xml:space="preserve">velero</w:t>
-      </w:r>
-      <w:r>
-        <w:rPr>
-          <w:rStyle w:val="NormalTok"/>
-        </w:rPr>
-        <w:t xml:space="preserve"> backup create orders-nightly </w:t>
-      </w:r>
-      <w:r>
-        <w:rPr>
-          <w:rStyle w:val="AttributeTok"/>
-        </w:rPr>
-        <w:t xml:space="preserve">--include-namespaces</w:t>
-      </w:r>
-      <w:r>
-        <w:rPr>
-          <w:rStyle w:val="NormalTok"/>
-        </w:rPr>
-        <w:t xml:space="preserve"> orders </w:t>
-      </w:r>
-      <w:r>
-        <w:rPr>
-          <w:rStyle w:val="AttributeTok"/>
-        </w:rPr>
-        <w:t xml:space="preserve">--default-volumes-to-fs-backup</w:t>
-      </w:r>
-    </w:p>
-    <w:p>
-      <w:pPr>
-        <w:pStyle w:val="FirstParagraph"/>
-      </w:pPr>
-      <w:r>
-        <w:t xml:space="preserve">Then verify by the only test that counts:</w:t>
-      </w:r>
-    </w:p>
-    <w:p>
-      <w:pPr>
-        <w:pStyle w:val="SourceCode"/>
-      </w:pPr>
-      <w:r>
-        <w:rPr>
-          <w:rStyle w:val="ExtensionTok"/>
-        </w:rPr>
-        <w:t xml:space="preserve">kubectl</w:t>
-      </w:r>
-      <w:r>
-        <w:rPr>
-          <w:rStyle w:val="NormalTok"/>
-        </w:rPr>
-        <w:t xml:space="preserve"> </w:t>
-      </w:r>
-      <w:r>
-        <w:rPr>
-          <w:rStyle w:val="AttributeTok"/>
-        </w:rPr>
-        <w:t xml:space="preserve">-n</w:t>
-      </w:r>
-      <w:r>
-        <w:rPr>
-          <w:rStyle w:val="NormalTok"/>
-        </w:rPr>
-        <w:t xml:space="preserve"> velero get podvolumebackups     </w:t>
-      </w:r>
-      <w:r>
-        <w:rPr>
-          <w:rStyle w:val="CommentTok"/>
-        </w:rPr>
-        <w:t xml:space="preserve"># a row per volume, with bytesDone</w:t>
-      </w:r>
-    </w:p>
-    <w:p>
-      <w:pPr>
-        <w:pStyle w:val="BlockText"/>
-      </w:pPr>
-      <w:r>
-        <w:rPr>
-          <w:b/>
-          <w:bCs/>
-        </w:rPr>
-        <w:t xml:space="preserve">The rule this lab exists to teach:</w:t>
-      </w:r>
-      <w:r>
-        <w:t xml:space="preserve"> </w:t>
-      </w:r>
-      <w:r>
-        <w:t xml:space="preserve">a backup is not verified by its phase. It is verified by a</w:t>
-      </w:r>
-      <w:r>
-        <w:t xml:space="preserve"> </w:t>
-      </w:r>
-      <w:r>
-        <w:t xml:space="preserve">restore into a scratch namespace and a query against the restored data. Put that in the runbook.</w:t>
+        <w:t xml:space="preserve">different</w:t>
+      </w:r>
+      <w:r>
+        <w:t xml:space="preserve"> </w:t>
+      </w:r>
+      <w:r>
+        <w:t xml:space="preserve">cluster — which is the real power of a backup over a snapshot.</w:t>
       </w:r>
     </w:p>
     <w:p>
@@ -4287,8 +4701,815 @@
         </w:pict>
       </w:r>
     </w:p>
-    <w:bookmarkEnd w:id="28"/>
-    <w:bookmarkStart w:id="29" w:name="X59e93596927517248276eb0452cfbf85e35b38b"/>
+    <w:bookmarkEnd w:id="31"/>
+    <w:bookmarkStart w:id="32" w:name="X43666251edc9954c0ec759f0b7441c7727c0dc6"/>
+    <w:p>
+      <w:pPr>
+        <w:pStyle w:val="Heading2"/>
+      </w:pPr>
+      <w:r>
+        <w:t xml:space="preserve">Step 5 — The backup that says</w:t>
+      </w:r>
+      <w:r>
+        <w:t xml:space="preserve"> </w:t>
+      </w:r>
+      <w:r>
+        <w:rPr>
+          <w:rStyle w:val="VerbatimChar"/>
+        </w:rPr>
+        <w:t xml:space="preserve">Completed</w:t>
+      </w:r>
+      <w:r>
+        <w:t xml:space="preserve"> </w:t>
+      </w:r>
+      <w:r>
+        <w:t xml:space="preserve">and restores nothing</w:t>
+      </w:r>
+    </w:p>
+    <w:p>
+      <w:pPr>
+        <w:pStyle w:val="FirstParagraph"/>
+      </w:pPr>
+      <w:r>
+        <w:rPr>
+          <w:b/>
+          <w:bCs/>
+        </w:rPr>
+        <w:t xml:space="preserve">Goal:</w:t>
+      </w:r>
+      <w:r>
+        <w:t xml:space="preserve"> </w:t>
+      </w:r>
+      <w:r>
+        <w:t xml:space="preserve">meet the failure mode that makes people trust backups they should not.</w:t>
+      </w:r>
+    </w:p>
+    <w:p>
+      <w:pPr>
+        <w:pStyle w:val="BodyText"/>
+      </w:pPr>
+      <w:r>
+        <w:t xml:space="preserve">Everything so far worked. Now configure Velero the way most teams first do — and watch it lie to you.</w:t>
+      </w:r>
+    </w:p>
+    <w:p>
+      <w:pPr>
+        <w:pStyle w:val="BodyText"/>
+      </w:pPr>
+      <w:r>
+        <w:t xml:space="preserve">Back the same namespace up</w:t>
+      </w:r>
+      <w:r>
+        <w:t xml:space="preserve"> </w:t>
+      </w:r>
+      <w:r>
+        <w:rPr>
+          <w:b/>
+          <w:bCs/>
+        </w:rPr>
+        <w:t xml:space="preserve">without</w:t>
+      </w:r>
+      <w:r>
+        <w:t xml:space="preserve"> </w:t>
+      </w:r>
+      <w:r>
+        <w:t xml:space="preserve">file-system backup of the volume:</w:t>
+      </w:r>
+    </w:p>
+    <w:p>
+      <w:pPr>
+        <w:pStyle w:val="SourceCode"/>
+      </w:pPr>
+      <w:r>
+        <w:rPr>
+          <w:rStyle w:val="ExtensionTok"/>
+        </w:rPr>
+        <w:t xml:space="preserve">velero</w:t>
+      </w:r>
+      <w:r>
+        <w:rPr>
+          <w:rStyle w:val="NormalTok"/>
+        </w:rPr>
+        <w:t xml:space="preserve"> backup create orders-nightly </w:t>
+      </w:r>
+      <w:r>
+        <w:rPr>
+          <w:rStyle w:val="AttributeTok"/>
+        </w:rPr>
+        <w:t xml:space="preserve">--include-namespaces</w:t>
+      </w:r>
+      <w:r>
+        <w:rPr>
+          <w:rStyle w:val="NormalTok"/>
+        </w:rPr>
+        <w:t xml:space="preserve"> orders </w:t>
+      </w:r>
+      <w:r>
+        <w:rPr>
+          <w:rStyle w:val="DataTypeTok"/>
+        </w:rPr>
+        <w:t xml:space="preserve">\</w:t>
+      </w:r>
+      <w:r>
+        <w:br/>
+      </w:r>
+      <w:r>
+        <w:rPr>
+          <w:rStyle w:val="NormalTok"/>
+        </w:rPr>
+        <w:t xml:space="preserve">  </w:t>
+      </w:r>
+      <w:r>
+        <w:rPr>
+          <w:rStyle w:val="AttributeTok"/>
+        </w:rPr>
+        <w:t xml:space="preserve">--default-volumes-to-fs-backup</w:t>
+      </w:r>
+      <w:r>
+        <w:rPr>
+          <w:rStyle w:val="OperatorTok"/>
+        </w:rPr>
+        <w:t xml:space="preserve">=</w:t>
+      </w:r>
+      <w:r>
+        <w:rPr>
+          <w:rStyle w:val="NormalTok"/>
+        </w:rPr>
+        <w:t xml:space="preserve">false </w:t>
+      </w:r>
+      <w:r>
+        <w:rPr>
+          <w:rStyle w:val="AttributeTok"/>
+        </w:rPr>
+        <w:t xml:space="preserve">--wait</w:t>
+      </w:r>
+      <w:r>
+        <w:br/>
+      </w:r>
+      <w:r>
+        <w:rPr>
+          <w:rStyle w:val="ExtensionTok"/>
+        </w:rPr>
+        <w:t xml:space="preserve">velero</w:t>
+      </w:r>
+      <w:r>
+        <w:rPr>
+          <w:rStyle w:val="NormalTok"/>
+        </w:rPr>
+        <w:t xml:space="preserve"> backup get orders-nightly</w:t>
+      </w:r>
+    </w:p>
+    <w:p>
+      <w:pPr>
+        <w:pStyle w:val="FirstParagraph"/>
+      </w:pPr>
+      <w:r>
+        <w:rPr>
+          <w:b/>
+          <w:bCs/>
+        </w:rPr>
+        <w:t xml:space="preserve">What you should see — a completely clean result:</w:t>
+      </w:r>
+    </w:p>
+    <w:p>
+      <w:pPr>
+        <w:pStyle w:val="SourceCode"/>
+      </w:pPr>
+      <w:r>
+        <w:rPr>
+          <w:rStyle w:val="VerbatimChar"/>
+        </w:rPr>
+        <w:t xml:space="preserve">phase          = Completed</w:t>
+      </w:r>
+      <w:r>
+        <w:br/>
+      </w:r>
+      <w:r>
+        <w:rPr>
+          <w:rStyle w:val="VerbatimChar"/>
+        </w:rPr>
+        <w:t xml:space="preserve">itemsBackedUp  = 19 of 19</w:t>
+      </w:r>
+      <w:r>
+        <w:br/>
+      </w:r>
+      <w:r>
+        <w:rPr>
+          <w:rStyle w:val="VerbatimChar"/>
+        </w:rPr>
+        <w:t xml:space="preserve">errors         = 0</w:t>
+      </w:r>
+      <w:r>
+        <w:br/>
+      </w:r>
+      <w:r>
+        <w:rPr>
+          <w:rStyle w:val="VerbatimChar"/>
+        </w:rPr>
+        <w:t xml:space="preserve">warnings       = 0</w:t>
+      </w:r>
+    </w:p>
+    <w:p>
+      <w:pPr>
+        <w:pStyle w:val="FirstParagraph"/>
+      </w:pPr>
+      <w:r>
+        <w:t xml:space="preserve">Destroy the namespace and restore it:</w:t>
+      </w:r>
+    </w:p>
+    <w:p>
+      <w:pPr>
+        <w:pStyle w:val="SourceCode"/>
+      </w:pPr>
+      <w:r>
+        <w:rPr>
+          <w:rStyle w:val="ExtensionTok"/>
+        </w:rPr>
+        <w:t xml:space="preserve">kubectl</w:t>
+      </w:r>
+      <w:r>
+        <w:rPr>
+          <w:rStyle w:val="NormalTok"/>
+        </w:rPr>
+        <w:t xml:space="preserve"> delete ns orders</w:t>
+      </w:r>
+      <w:r>
+        <w:br/>
+      </w:r>
+      <w:r>
+        <w:rPr>
+          <w:rStyle w:val="ExtensionTok"/>
+        </w:rPr>
+        <w:t xml:space="preserve">velero</w:t>
+      </w:r>
+      <w:r>
+        <w:rPr>
+          <w:rStyle w:val="NormalTok"/>
+        </w:rPr>
+        <w:t xml:space="preserve"> restore create </w:t>
+      </w:r>
+      <w:r>
+        <w:rPr>
+          <w:rStyle w:val="AttributeTok"/>
+        </w:rPr>
+        <w:t xml:space="preserve">--from-backup</w:t>
+      </w:r>
+      <w:r>
+        <w:rPr>
+          <w:rStyle w:val="NormalTok"/>
+        </w:rPr>
+        <w:t xml:space="preserve"> orders-nightly </w:t>
+      </w:r>
+      <w:r>
+        <w:rPr>
+          <w:rStyle w:val="AttributeTok"/>
+        </w:rPr>
+        <w:t xml:space="preserve">--wait</w:t>
+      </w:r>
+    </w:p>
+    <w:p>
+      <w:pPr>
+        <w:pStyle w:val="SourceCode"/>
+      </w:pPr>
+      <w:r>
+        <w:rPr>
+          <w:rStyle w:val="VerbatimChar"/>
+        </w:rPr>
+        <w:t xml:space="preserve">Restore completed with status: Completed.</w:t>
+      </w:r>
+      <w:r>
+        <w:br/>
+      </w:r>
+      <w:r>
+        <w:rPr>
+          <w:rStyle w:val="VerbatimChar"/>
+        </w:rPr>
+        <w:t xml:space="preserve">ERRORS: 0</w:t>
+      </w:r>
+    </w:p>
+    <w:p>
+      <w:pPr>
+        <w:pStyle w:val="FirstParagraph"/>
+      </w:pPr>
+      <w:r>
+        <w:rPr>
+          <w:b/>
+          <w:bCs/>
+        </w:rPr>
+        <w:t xml:space="preserve">Check the cluster — everything is healthy:</w:t>
+      </w:r>
+    </w:p>
+    <w:p>
+      <w:pPr>
+        <w:pStyle w:val="SourceCode"/>
+      </w:pPr>
+      <w:r>
+        <w:rPr>
+          <w:rStyle w:val="ExtensionTok"/>
+        </w:rPr>
+        <w:t xml:space="preserve">kubectl</w:t>
+      </w:r>
+      <w:r>
+        <w:rPr>
+          <w:rStyle w:val="NormalTok"/>
+        </w:rPr>
+        <w:t xml:space="preserve"> </w:t>
+      </w:r>
+      <w:r>
+        <w:rPr>
+          <w:rStyle w:val="AttributeTok"/>
+        </w:rPr>
+        <w:t xml:space="preserve">-n</w:t>
+      </w:r>
+      <w:r>
+        <w:rPr>
+          <w:rStyle w:val="NormalTok"/>
+        </w:rPr>
+        <w:t xml:space="preserve"> orders get pvc,deploy</w:t>
+      </w:r>
+    </w:p>
+    <w:p>
+      <w:pPr>
+        <w:pStyle w:val="SourceCode"/>
+      </w:pPr>
+      <w:r>
+        <w:rPr>
+          <w:rStyle w:val="VerbatimChar"/>
+        </w:rPr>
+        <w:t xml:space="preserve">persistentvolumeclaim/pgdata   Bound   pvc-5e49edac...   1Gi   RWO   standard</w:t>
+      </w:r>
+      <w:r>
+        <w:br/>
+      </w:r>
+      <w:r>
+        <w:rPr>
+          <w:rStyle w:val="VerbatimChar"/>
+        </w:rPr>
+        <w:t xml:space="preserve">deployment.apps/orders-db      1/1     1            1</w:t>
+      </w:r>
+    </w:p>
+    <w:p>
+      <w:pPr>
+        <w:pStyle w:val="FirstParagraph"/>
+      </w:pPr>
+      <w:r>
+        <w:rPr>
+          <w:b/>
+          <w:bCs/>
+        </w:rPr>
+        <w:t xml:space="preserve">Now ask the database:</w:t>
+      </w:r>
+    </w:p>
+    <w:p>
+      <w:pPr>
+        <w:pStyle w:val="SourceCode"/>
+      </w:pPr>
+      <w:r>
+        <w:rPr>
+          <w:rStyle w:val="ExtensionTok"/>
+        </w:rPr>
+        <w:t xml:space="preserve">kubectl</w:t>
+      </w:r>
+      <w:r>
+        <w:rPr>
+          <w:rStyle w:val="NormalTok"/>
+        </w:rPr>
+        <w:t xml:space="preserve"> </w:t>
+      </w:r>
+      <w:r>
+        <w:rPr>
+          <w:rStyle w:val="AttributeTok"/>
+        </w:rPr>
+        <w:t xml:space="preserve">-n</w:t>
+      </w:r>
+      <w:r>
+        <w:rPr>
+          <w:rStyle w:val="NormalTok"/>
+        </w:rPr>
+        <w:t xml:space="preserve"> orders exec </w:t>
+      </w:r>
+      <w:r>
+        <w:rPr>
+          <w:rStyle w:val="VariableTok"/>
+        </w:rPr>
+        <w:t xml:space="preserve">$POD</w:t>
+      </w:r>
+      <w:r>
+        <w:rPr>
+          <w:rStyle w:val="NormalTok"/>
+        </w:rPr>
+        <w:t xml:space="preserve"> </w:t>
+      </w:r>
+      <w:r>
+        <w:rPr>
+          <w:rStyle w:val="AttributeTok"/>
+        </w:rPr>
+        <w:t xml:space="preserve">--</w:t>
+      </w:r>
+      <w:r>
+        <w:rPr>
+          <w:rStyle w:val="NormalTok"/>
+        </w:rPr>
+        <w:t xml:space="preserve"> psql </w:t>
+      </w:r>
+      <w:r>
+        <w:rPr>
+          <w:rStyle w:val="AttributeTok"/>
+        </w:rPr>
+        <w:t xml:space="preserve">-U</w:t>
+      </w:r>
+      <w:r>
+        <w:rPr>
+          <w:rStyle w:val="NormalTok"/>
+        </w:rPr>
+        <w:t xml:space="preserve"> postgres </w:t>
+      </w:r>
+      <w:r>
+        <w:rPr>
+          <w:rStyle w:val="AttributeTok"/>
+        </w:rPr>
+        <w:t xml:space="preserve">-c</w:t>
+      </w:r>
+      <w:r>
+        <w:rPr>
+          <w:rStyle w:val="NormalTok"/>
+        </w:rPr>
+        <w:t xml:space="preserve"> </w:t>
+      </w:r>
+      <w:r>
+        <w:rPr>
+          <w:rStyle w:val="StringTok"/>
+        </w:rPr>
+        <w:t xml:space="preserve">"SELECT * FROM orders;"</w:t>
+      </w:r>
+    </w:p>
+    <w:p>
+      <w:pPr>
+        <w:pStyle w:val="SourceCode"/>
+      </w:pPr>
+      <w:r>
+        <w:rPr>
+          <w:rStyle w:val="VerbatimChar"/>
+        </w:rPr>
+        <w:t xml:space="preserve">ERROR:  relation "orders" does not exist</w:t>
+      </w:r>
+    </w:p>
+    <w:p>
+      <w:pPr>
+        <w:pStyle w:val="FirstParagraph"/>
+      </w:pPr>
+      <w:r>
+        <w:rPr>
+          <w:b/>
+          <w:bCs/>
+        </w:rPr>
+        <w:t xml:space="preserve">What this means.</w:t>
+      </w:r>
+      <w:r>
+        <w:t xml:space="preserve"> </w:t>
+      </w:r>
+      <w:r>
+        <w:t xml:space="preserve">Backup</w:t>
+      </w:r>
+      <w:r>
+        <w:t xml:space="preserve"> </w:t>
+      </w:r>
+      <w:r>
+        <w:rPr>
+          <w:rStyle w:val="VerbatimChar"/>
+        </w:rPr>
+        <w:t xml:space="preserve">Completed</w:t>
+      </w:r>
+      <w:r>
+        <w:t xml:space="preserve">. Restore</w:t>
+      </w:r>
+      <w:r>
+        <w:t xml:space="preserve"> </w:t>
+      </w:r>
+      <w:r>
+        <w:rPr>
+          <w:rStyle w:val="VerbatimChar"/>
+        </w:rPr>
+        <w:t xml:space="preserve">Completed</w:t>
+      </w:r>
+      <w:r>
+        <w:t xml:space="preserve">, zero errors. PVC</w:t>
+      </w:r>
+      <w:r>
+        <w:t xml:space="preserve"> </w:t>
+      </w:r>
+      <w:r>
+        <w:rPr>
+          <w:rStyle w:val="VerbatimChar"/>
+        </w:rPr>
+        <w:t xml:space="preserve">Bound</w:t>
+      </w:r>
+      <w:r>
+        <w:t xml:space="preserve">. Pod</w:t>
+      </w:r>
+      <w:r>
+        <w:t xml:space="preserve"> </w:t>
+      </w:r>
+      <w:r>
+        <w:rPr>
+          <w:rStyle w:val="VerbatimChar"/>
+        </w:rPr>
+        <w:t xml:space="preserve">1/1 Running</w:t>
+      </w:r>
+      <w:r>
+        <w:t xml:space="preserve">.</w:t>
+      </w:r>
+      <w:r>
+        <w:t xml:space="preserve"> </w:t>
+      </w:r>
+      <w:r>
+        <w:rPr>
+          <w:b/>
+          <w:bCs/>
+        </w:rPr>
+        <w:t xml:space="preserve">The data is gone.</w:t>
+      </w:r>
+    </w:p>
+    <w:p>
+      <w:pPr>
+        <w:pStyle w:val="BodyText"/>
+      </w:pPr>
+      <w:r>
+        <w:t xml:space="preserve">Velero backed up the Kubernetes</w:t>
+      </w:r>
+      <w:r>
+        <w:t xml:space="preserve"> </w:t>
+      </w:r>
+      <w:r>
+        <w:rPr>
+          <w:i/>
+          <w:iCs/>
+        </w:rPr>
+        <w:t xml:space="preserve">objects</w:t>
+      </w:r>
+      <w:r>
+        <w:t xml:space="preserve"> </w:t>
+      </w:r>
+      <w:r>
+        <w:t xml:space="preserve">— the PVC, the Deployment, the Service — and never touched</w:t>
+      </w:r>
+      <w:r>
+        <w:t xml:space="preserve"> </w:t>
+      </w:r>
+      <w:r>
+        <w:t xml:space="preserve">the bytes inside the volume. On restore it recreated an empty PVC. Postgres found an empty data</w:t>
+      </w:r>
+      <w:r>
+        <w:t xml:space="preserve"> </w:t>
+      </w:r>
+      <w:r>
+        <w:t xml:space="preserve">directory, ran</w:t>
+      </w:r>
+      <w:r>
+        <w:t xml:space="preserve"> </w:t>
+      </w:r>
+      <w:r>
+        <w:rPr>
+          <w:rStyle w:val="VerbatimChar"/>
+        </w:rPr>
+        <w:t xml:space="preserve">initdb</w:t>
+      </w:r>
+      <w:r>
+        <w:t xml:space="preserve">, and started cleanly.</w:t>
+      </w:r>
+      <w:r>
+        <w:t xml:space="preserve"> </w:t>
+      </w:r>
+      <w:r>
+        <w:rPr>
+          <w:b/>
+          <w:bCs/>
+        </w:rPr>
+        <w:t xml:space="preserve">Nothing anywhere reports a problem.</w:t>
+      </w:r>
+    </w:p>
+    <w:p>
+      <w:pPr>
+        <w:pStyle w:val="BlockText"/>
+      </w:pPr>
+      <w:r>
+        <w:t xml:space="preserve">⚠️</w:t>
+      </w:r>
+      <w:r>
+        <w:t xml:space="preserve"> </w:t>
+      </w:r>
+      <w:r>
+        <w:rPr>
+          <w:b/>
+          <w:bCs/>
+        </w:rPr>
+        <w:t xml:space="preserve">This is worse than a failed restore.</w:t>
+      </w:r>
+      <w:r>
+        <w:t xml:space="preserve"> </w:t>
+      </w:r>
+      <w:r>
+        <w:t xml:space="preserve">A restore that errors gets investigated. This one</w:t>
+      </w:r>
+      <w:r>
+        <w:t xml:space="preserve"> </w:t>
+      </w:r>
+      <w:r>
+        <w:t xml:space="preserve">reports success, so it gets ticked off — and the gap is discovered months later by someone who</w:t>
+      </w:r>
+      <w:r>
+        <w:t xml:space="preserve"> </w:t>
+      </w:r>
+      <w:r>
+        <w:t xml:space="preserve">actually needed the data. The outline calls this</w:t>
+      </w:r>
+      <w:r>
+        <w:t xml:space="preserve"> </w:t>
+      </w:r>
+      <w:r>
+        <w:rPr>
+          <w:i/>
+          <w:iCs/>
+        </w:rPr>
+        <w:t xml:space="preserve">"restores that report success without usable</w:t>
+      </w:r>
+      <w:r>
+        <w:rPr>
+          <w:i/>
+          <w:iCs/>
+        </w:rPr>
+        <w:t xml:space="preserve"> </w:t>
+      </w:r>
+      <w:r>
+        <w:rPr>
+          <w:i/>
+          <w:iCs/>
+        </w:rPr>
+        <w:t xml:space="preserve">data"</w:t>
+      </w:r>
+      <w:r>
+        <w:t xml:space="preserve">, and it is the single most important thing in this module.</w:t>
+      </w:r>
+    </w:p>
+    <w:p>
+      <w:pPr>
+        <w:pStyle w:val="FirstParagraph"/>
+      </w:pPr>
+      <w:r>
+        <w:rPr>
+          <w:b/>
+          <w:bCs/>
+        </w:rPr>
+        <w:t xml:space="preserve">The fix is to tell Velero to back up volume contents</w:t>
+      </w:r>
+      <w:r>
+        <w:t xml:space="preserve">, not just the objects that describe them:</w:t>
+      </w:r>
+    </w:p>
+    <w:p>
+      <w:pPr>
+        <w:pStyle w:val="SourceCode"/>
+      </w:pPr>
+      <w:r>
+        <w:rPr>
+          <w:rStyle w:val="ExtensionTok"/>
+        </w:rPr>
+        <w:t xml:space="preserve">velero</w:t>
+      </w:r>
+      <w:r>
+        <w:rPr>
+          <w:rStyle w:val="NormalTok"/>
+        </w:rPr>
+        <w:t xml:space="preserve"> install ... </w:t>
+      </w:r>
+      <w:r>
+        <w:rPr>
+          <w:rStyle w:val="AttributeTok"/>
+        </w:rPr>
+        <w:t xml:space="preserve">--use-node-agent</w:t>
+      </w:r>
+      <w:r>
+        <w:rPr>
+          <w:rStyle w:val="NormalTok"/>
+        </w:rPr>
+        <w:t xml:space="preserve"> </w:t>
+      </w:r>
+      <w:r>
+        <w:rPr>
+          <w:rStyle w:val="AttributeTok"/>
+        </w:rPr>
+        <w:t xml:space="preserve">--default-volumes-to-fs-backup</w:t>
+      </w:r>
+      <w:r>
+        <w:br/>
+      </w:r>
+      <w:r>
+        <w:rPr>
+          <w:rStyle w:val="ExtensionTok"/>
+        </w:rPr>
+        <w:t xml:space="preserve">velero</w:t>
+      </w:r>
+      <w:r>
+        <w:rPr>
+          <w:rStyle w:val="NormalTok"/>
+        </w:rPr>
+        <w:t xml:space="preserve"> backup create orders-nightly </w:t>
+      </w:r>
+      <w:r>
+        <w:rPr>
+          <w:rStyle w:val="AttributeTok"/>
+        </w:rPr>
+        <w:t xml:space="preserve">--include-namespaces</w:t>
+      </w:r>
+      <w:r>
+        <w:rPr>
+          <w:rStyle w:val="NormalTok"/>
+        </w:rPr>
+        <w:t xml:space="preserve"> orders </w:t>
+      </w:r>
+      <w:r>
+        <w:rPr>
+          <w:rStyle w:val="AttributeTok"/>
+        </w:rPr>
+        <w:t xml:space="preserve">--default-volumes-to-fs-backup</w:t>
+      </w:r>
+    </w:p>
+    <w:p>
+      <w:pPr>
+        <w:pStyle w:val="FirstParagraph"/>
+      </w:pPr>
+      <w:r>
+        <w:t xml:space="preserve">Then verify by the only test that counts:</w:t>
+      </w:r>
+    </w:p>
+    <w:p>
+      <w:pPr>
+        <w:pStyle w:val="SourceCode"/>
+      </w:pPr>
+      <w:r>
+        <w:rPr>
+          <w:rStyle w:val="ExtensionTok"/>
+        </w:rPr>
+        <w:t xml:space="preserve">kubectl</w:t>
+      </w:r>
+      <w:r>
+        <w:rPr>
+          <w:rStyle w:val="NormalTok"/>
+        </w:rPr>
+        <w:t xml:space="preserve"> </w:t>
+      </w:r>
+      <w:r>
+        <w:rPr>
+          <w:rStyle w:val="AttributeTok"/>
+        </w:rPr>
+        <w:t xml:space="preserve">-n</w:t>
+      </w:r>
+      <w:r>
+        <w:rPr>
+          <w:rStyle w:val="NormalTok"/>
+        </w:rPr>
+        <w:t xml:space="preserve"> velero get podvolumebackups     </w:t>
+      </w:r>
+      <w:r>
+        <w:rPr>
+          <w:rStyle w:val="CommentTok"/>
+        </w:rPr>
+        <w:t xml:space="preserve"># a row per volume, with bytesDone</w:t>
+      </w:r>
+    </w:p>
+    <w:p>
+      <w:pPr>
+        <w:pStyle w:val="BlockText"/>
+      </w:pPr>
+      <w:r>
+        <w:rPr>
+          <w:b/>
+          <w:bCs/>
+        </w:rPr>
+        <w:t xml:space="preserve">The rule this lab exists to teach:</w:t>
+      </w:r>
+      <w:r>
+        <w:t xml:space="preserve"> </w:t>
+      </w:r>
+      <w:r>
+        <w:t xml:space="preserve">a backup is not verified by its phase. It is verified by a</w:t>
+      </w:r>
+      <w:r>
+        <w:t xml:space="preserve"> </w:t>
+      </w:r>
+      <w:r>
+        <w:t xml:space="preserve">restore into a scratch namespace and a query against the restored data. Put that in the runbook.</w:t>
+      </w:r>
+    </w:p>
+    <w:p>
+      <w:r>
+        <w:pict>
+          <v:rect style="width:0;height:1.5pt" o:hralign="center" o:hrstd="t" o:hr="t"/>
+        </w:pict>
+      </w:r>
+    </w:p>
+    <w:bookmarkEnd w:id="32"/>
+    <w:bookmarkStart w:id="33" w:name="X59e93596927517248276eb0452cfbf85e35b38b"/>
     <w:p>
       <w:pPr>
         <w:pStyle w:val="Heading2"/>
@@ -4873,8 +6094,8 @@
         </w:pict>
       </w:r>
     </w:p>
-    <w:bookmarkEnd w:id="29"/>
-    <w:bookmarkStart w:id="30" w:name="step-7--clean-up"/>
+    <w:bookmarkEnd w:id="33"/>
+    <w:bookmarkStart w:id="34" w:name="step-7--clean-up"/>
     <w:p>
       <w:pPr>
         <w:pStyle w:val="Heading2"/>
@@ -4933,7 +6154,7 @@
         <w:rPr>
           <w:rStyle w:val="CommentTok"/>
         </w:rPr>
-        <w:t xml:space="preserve"># to remove Velero + MinIO entirely:</w:t>
+        <w:t xml:space="preserve"># to remove Velero and the object store entirely:</w:t>
       </w:r>
       <w:r>
         <w:br/>
@@ -4943,6 +6164,24 @@
           <w:rStyle w:val="CommentTok"/>
         </w:rPr>
         <w:t xml:space="preserve"># kubectl delete namespace velero</w:t>
+      </w:r>
+      <w:r>
+        <w:br/>
+      </w:r>
+      <w:r>
+        <w:rPr>
+          <w:rStyle w:val="CommentTok"/>
+        </w:rPr>
+        <w:t xml:space="preserve"># on kind, one command removes the lot:</w:t>
+      </w:r>
+      <w:r>
+        <w:br/>
+      </w:r>
+      <w:r>
+        <w:rPr>
+          <w:rStyle w:val="CommentTok"/>
+        </w:rPr>
+        <w:t xml:space="preserve"># kind delete cluster --name veleros3</w:t>
       </w:r>
     </w:p>
     <w:p>
@@ -4952,8 +6191,8 @@
         </w:pict>
       </w:r>
     </w:p>
-    <w:bookmarkEnd w:id="30"/>
-    <w:bookmarkStart w:id="31" w:name="what-you-learned"/>
+    <w:bookmarkEnd w:id="34"/>
+    <w:bookmarkStart w:id="35" w:name="what-you-learned"/>
     <w:p>
       <w:pPr>
         <w:pStyle w:val="Heading2"/>
@@ -5019,7 +6258,7 @@
               <w:pStyle w:val="Compact"/>
             </w:pPr>
             <w:r>
-              <w:t xml:space="preserve">Velero backs up to S3-compatible storage (MinIO / Nutanix Objects)</w:t>
+              <w:t xml:space="preserve">Velero backs up to S3-compatible storage (SeaweedFS / Nutanix Objects)</w:t>
             </w:r>
           </w:p>
         </w:tc>
@@ -5051,6 +6290,193 @@
                 <w:rStyle w:val="VerbatimChar"/>
               </w:rPr>
               <w:t xml:space="preserve">Available</w:t>
+            </w:r>
+          </w:p>
+        </w:tc>
+      </w:tr>
+      <w:tr>
+        <w:tc>
+          <w:tcPr/>
+          <w:p>
+            <w:pPr>
+              <w:pStyle w:val="Compact"/>
+            </w:pPr>
+            <w:r>
+              <w:t xml:space="preserve">SeaweedFS needs S3 identities before Velero can sign requests</w:t>
+            </w:r>
+          </w:p>
+        </w:tc>
+        <w:tc>
+          <w:tcPr/>
+          <w:p>
+            <w:pPr>
+              <w:pStyle w:val="Compact"/>
+            </w:pPr>
+            <w:r>
+              <w:t xml:space="preserve">1</w:t>
+            </w:r>
+          </w:p>
+        </w:tc>
+        <w:tc>
+          <w:tcPr/>
+          <w:p>
+            <w:pPr>
+              <w:pStyle w:val="Compact"/>
+            </w:pPr>
+            <w:r>
+              <w:rPr>
+                <w:rStyle w:val="VerbatimChar"/>
+              </w:rPr>
+              <w:t xml:space="preserve">-s3.config</w:t>
+            </w:r>
+            <w:r>
+              <w:t xml:space="preserve"> </w:t>
+            </w:r>
+            <w:r>
+              <w:t xml:space="preserve">identity; without it the location never validates</w:t>
+            </w:r>
+          </w:p>
+        </w:tc>
+      </w:tr>
+      <w:tr>
+        <w:tc>
+          <w:tcPr/>
+          <w:p>
+            <w:pPr>
+              <w:pStyle w:val="Compact"/>
+            </w:pPr>
+            <w:r>
+              <w:rPr>
+                <w:rStyle w:val="VerbatimChar"/>
+              </w:rPr>
+              <w:t xml:space="preserve">--use-node-agent</w:t>
+            </w:r>
+            <w:r>
+              <w:t xml:space="preserve"> </w:t>
+            </w:r>
+            <w:r>
+              <w:t xml:space="preserve">is what captures volume</w:t>
+            </w:r>
+            <w:r>
+              <w:t xml:space="preserve"> </w:t>
+            </w:r>
+            <w:r>
+              <w:rPr>
+                <w:b/>
+                <w:bCs/>
+              </w:rPr>
+              <w:t xml:space="preserve">data</w:t>
+            </w:r>
+          </w:p>
+        </w:tc>
+        <w:tc>
+          <w:tcPr/>
+          <w:p>
+            <w:pPr>
+              <w:pStyle w:val="Compact"/>
+            </w:pPr>
+            <w:r>
+              <w:t xml:space="preserve">1</w:t>
+            </w:r>
+          </w:p>
+        </w:tc>
+        <w:tc>
+          <w:tcPr/>
+          <w:p>
+            <w:pPr>
+              <w:pStyle w:val="Compact"/>
+            </w:pPr>
+            <w:r>
+              <w:rPr>
+                <w:rStyle w:val="VerbatimChar"/>
+              </w:rPr>
+              <w:t xml:space="preserve">PodVolumeBackup … Completed kopia 18</w:t>
+            </w:r>
+          </w:p>
+        </w:tc>
+      </w:tr>
+      <w:tr>
+        <w:tc>
+          <w:tcPr/>
+          <w:p>
+            <w:pPr>
+              <w:pStyle w:val="Compact"/>
+            </w:pPr>
+            <w:r>
+              <w:t xml:space="preserve">A</w:t>
+            </w:r>
+            <w:r>
+              <w:t xml:space="preserve"> </w:t>
+            </w:r>
+            <w:r>
+              <w:rPr>
+                <w:rStyle w:val="VerbatimChar"/>
+              </w:rPr>
+              <w:t xml:space="preserve">hostPath</w:t>
+            </w:r>
+            <w:r>
+              <w:t xml:space="preserve"> </w:t>
+            </w:r>
+            <w:r>
+              <w:t xml:space="preserve">PV silently defeats file-system backup</w:t>
+            </w:r>
+          </w:p>
+        </w:tc>
+        <w:tc>
+          <w:tcPr/>
+          <w:p>
+            <w:pPr>
+              <w:pStyle w:val="Compact"/>
+            </w:pPr>
+            <w:r>
+              <w:t xml:space="preserve">1 gotcha</w:t>
+            </w:r>
+          </w:p>
+        </w:tc>
+        <w:tc>
+          <w:tcPr/>
+          <w:p>
+            <w:pPr>
+              <w:pStyle w:val="Compact"/>
+            </w:pPr>
+            <w:r>
+              <w:rPr>
+                <w:rStyle w:val="VerbatimChar"/>
+              </w:rPr>
+              <w:t xml:space="preserve">Completed</w:t>
+            </w:r>
+            <w:r>
+              <w:t xml:space="preserve"> </w:t>
+            </w:r>
+            <w:r>
+              <w:t xml:space="preserve">+</w:t>
+            </w:r>
+            <w:r>
+              <w:t xml:space="preserve"> </w:t>
+            </w:r>
+            <w:r>
+              <w:rPr>
+                <w:rStyle w:val="VerbatimChar"/>
+              </w:rPr>
+              <w:t xml:space="preserve">WARNINGS 1</w:t>
+            </w:r>
+            <w:r>
+              <w:t xml:space="preserve">, zero</w:t>
+            </w:r>
+            <w:r>
+              <w:t xml:space="preserve"> </w:t>
+            </w:r>
+            <w:r>
+              <w:rPr>
+                <w:rStyle w:val="VerbatimChar"/>
+              </w:rPr>
+              <w:t xml:space="preserve">PodVolumeBackup</w:t>
+            </w:r>
+            <w:r>
+              <w:t xml:space="preserve"> </w:t>
+            </w:r>
+            <w:r>
+              <w:t xml:space="preserve">objects</w:t>
             </w:r>
           </w:p>
         </w:tc>
@@ -5474,8 +6900,8 @@
         </w:tc>
       </w:tr>
     </w:tbl>
-    <w:bookmarkEnd w:id="31"/>
-    <w:bookmarkStart w:id="37" w:name="evidence"/>
+    <w:bookmarkEnd w:id="35"/>
+    <w:bookmarkStart w:id="41" w:name="evidence"/>
     <w:p>
       <w:pPr>
         <w:pStyle w:val="Heading2"/>
@@ -5489,12 +6915,58 @@
         <w:pStyle w:val="FirstParagraph"/>
       </w:pPr>
       <w:r>
+        <w:t xml:space="preserve">The object-store rewrite — the MinIO pull failures, the SeaweedFS setup, the</w:t>
+      </w:r>
+      <w:r>
+        <w:t xml:space="preserve"> </w:t>
+      </w:r>
+      <w:r>
+        <w:rPr>
+          <w:rStyle w:val="VerbatimChar"/>
+        </w:rPr>
+        <w:t xml:space="preserve">hostPath</w:t>
+      </w:r>
+      <w:r>
+        <w:t xml:space="preserve"> </w:t>
+      </w:r>
+      <w:r>
+        <w:t xml:space="preserve">trap and a full</w:t>
+      </w:r>
+      <w:r>
+        <w:t xml:space="preserve"> </w:t>
+      </w:r>
+      <w:r>
+        <w:t xml:space="preserve">destroy/restore cycle with volume data — is captured in</w:t>
+      </w:r>
+      <w:r>
+        <w:t xml:space="preserve"> </w:t>
+      </w:r>
+      <w:hyperlink r:id="rId18">
+        <w:r>
+          <w:rPr>
+            <w:rStyle w:val="VerbatimChar"/>
+          </w:rPr>
+          <w:t xml:space="preserve">artifacts/lab-12/evidence/lab-12-seaweedfs-s3-target.txt</w:t>
+        </w:r>
+      </w:hyperlink>
+      <w:r>
+        <w:t xml:space="preserve"> </w:t>
+      </w:r>
+      <w:r>
+        <w:t xml:space="preserve">— 109 lines from a run on 2026-09-27 (Kubernetes 1.37.0, Velero 1.18.2, SeaweedFS 3.80).</w:t>
+      </w:r>
+    </w:p>
+    <w:p>
+      <w:pPr>
+        <w:pStyle w:val="BodyText"/>
+      </w:pPr>
+      <w:r>
         <w:t xml:space="preserve">The "backup said Completed" scenario and the schedule/TTL behaviour are captured in</w:t>
       </w:r>
       <w:r>
         <w:t xml:space="preserve"> </w:t>
       </w:r>
-      <w:hyperlink r:id="rId32">
+      <w:hyperlink r:id="rId36">
         <w:r>
           <w:rPr>
             <w:rStyle w:val="VerbatimChar"/>
@@ -5539,7 +7011,7 @@
         <w:t xml:space="preserve">that follows.</w:t>
       </w:r>
     </w:p>
-    <w:bookmarkStart w:id="36" w:name="original-gke-evidence"/>
+    <w:bookmarkStart w:id="40" w:name="original-gke-evidence"/>
     <w:p>
       <w:pPr>
         <w:pStyle w:val="Heading3"/>
@@ -5558,7 +7030,7 @@
       <w:r>
         <w:t xml:space="preserve"> </w:t>
       </w:r>
-      <w:hyperlink r:id="rId33">
+      <w:hyperlink r:id="rId37">
         <w:r>
           <w:rPr>
             <w:rStyle w:val="VerbatimChar"/>
@@ -5575,7 +7047,7 @@
       <w:r>
         <w:t xml:space="preserve"> </w:t>
       </w:r>
-      <w:hyperlink r:id="rId34">
+      <w:hyperlink r:id="rId38">
         <w:r>
           <w:rPr>
             <w:rStyle w:val="VerbatimChar"/>
@@ -5615,7 +7087,7 @@
       <w:r>
         <w:t xml:space="preserve"> </w:t>
       </w:r>
-      <w:hyperlink r:id="rId35">
+      <w:hyperlink r:id="rId39">
         <w:r>
           <w:rPr>
             <w:rStyle w:val="Hyperlink"/>
@@ -5624,8 +7096,8 @@
         </w:r>
       </w:hyperlink>
     </w:p>
-    <w:bookmarkEnd w:id="36"/>
-    <w:bookmarkEnd w:id="37"/>
+    <w:bookmarkEnd w:id="40"/>
+    <w:bookmarkEnd w:id="41"/>
     <w:sectPr>
       <w:pgSz w:h="15840" w:w="12240"/>
       <w:pgMar w:bottom="1440" w:footer="720" w:gutter="0" w:header="720" w:left="1440" w:right="1440" w:top="1440"/>

--- a/day-2-stateful-storage-and-exposure/lab-12-velero-backup-restore.docx
+++ b/day-2-stateful-storage-and-exposure/lab-12-velero-backup-restore.docx
@@ -784,7 +784,7 @@
       </w:r>
     </w:p>
     <w:bookmarkEnd w:id="12"/>
-    <w:bookmarkStart w:id="16" w:name="the-idea-in-60-seconds"/>
+    <w:bookmarkStart w:id="13" w:name="the-idea-in-60-seconds"/>
     <w:p>
       <w:pPr>
         <w:pStyle w:val="Heading2"/>
@@ -922,25 +922,349 @@
     </w:p>
     <w:p>
       <w:pPr>
-        <w:pStyle w:val="BodyText"/>
+        <w:pStyle w:val="SourceCode"/>
+      </w:pPr>
+      <w:r>
+        <w:rPr>
+          <w:rStyle w:val="VerbatimChar"/>
+        </w:rPr>
+        <w:t xml:space="preserve">flowchart TB</w:t>
+      </w:r>
+      <w:r>
+        <w:br/>
+      </w:r>
+      <w:r>
+        <w:rPr>
+          <w:rStyle w:val="VerbatimChar"/>
+        </w:rPr>
+        <w:t xml:space="preserve">    NS["namespace: shop&lt;br/&gt;Deployment + Service + ConfigMap(data)"] --&gt;|"velero backup create"| VELERO["Velero"]</w:t>
+      </w:r>
+      <w:r>
+        <w:br/>
+      </w:r>
+      <w:r>
+        <w:rPr>
+          <w:rStyle w:val="VerbatimChar"/>
+        </w:rPr>
+        <w:t xml:space="preserve">    VELERO --&gt;|"stores objects (+ volume data)"| MINIO["in-cluster bucket 'velero'&lt;br/&gt;(S3-compatible)"]</w:t>
+      </w:r>
+      <w:r>
+        <w:br/>
+      </w:r>
+      <w:r>
+        <w:rPr>
+          <w:rStyle w:val="VerbatimChar"/>
+        </w:rPr>
+        <w:t xml:space="preserve">    NS -.-&gt;|"kubectl delete namespace shop"| GONE["everything gone"]</w:t>
+      </w:r>
+      <w:r>
+        <w:br/>
+      </w:r>
+      <w:r>
+        <w:rPr>
+          <w:rStyle w:val="VerbatimChar"/>
+        </w:rPr>
+        <w:t xml:space="preserve">    MINIO --&gt;|"velero restore --from-backup"| RESTORED["namespace shop rebuilt&lt;br/&gt;objects + data intact"]</w:t>
+      </w:r>
+    </w:p>
+    <w:p>
+      <w:r>
+        <w:pict>
+          <v:rect style="width:0;height:1.5pt" o:hralign="center" o:hrstd="t" o:hr="t"/>
+        </w:pict>
+      </w:r>
+    </w:p>
+    <w:bookmarkEnd w:id="13"/>
+    <w:bookmarkStart w:id="31" w:name="X10dcb9d6f450261edc9a9044713a260a0d57627"/>
+    <w:p>
+      <w:pPr>
+        <w:pStyle w:val="Heading2"/>
+      </w:pPr>
+      <w:r>
+        <w:t xml:space="preserve">Step 1 — Stand up the backup target (SeaweedFS) and install Velero</w:t>
+      </w:r>
+    </w:p>
+    <w:p>
+      <w:pPr>
+        <w:pStyle w:val="Heading3"/>
+      </w:pPr>
+      <w:bookmarkStart w:id="14" w:name="Xfe7cddb7291a3918dbfee2732b6f3518e289fd7"/>
+      <w:r>
+        <w:t xml:space="preserve">🚨 This lab used MinIO until 2026-09-25. MinIO's public images are gone.</w:t>
+      </w:r>
+      <w:bookmarkEnd w:id="14"/>
+    </w:p>
+    <w:p>
+      <w:pPr>
+        <w:pStyle w:val="BlockText"/>
+      </w:pPr>
+      <w:r>
+        <w:rPr>
+          <w:b/>
+          <w:bCs/>
+        </w:rPr>
+        <w:t xml:space="preserve">Re-verified 2026-09-27 — every MinIO image this lab used now fails to pull:</w:t>
+      </w:r>
+    </w:p>
+    <w:p>
+      <w:pPr>
+        <w:pStyle w:val="SourceCode"/>
+      </w:pPr>
+      <w:r>
+        <w:rPr>
+          <w:rStyle w:val="VerbatimChar"/>
+        </w:rPr>
+        <w:t xml:space="preserve">$ docker pull minio/minio:latest</w:t>
+      </w:r>
+      <w:r>
+        <w:br/>
+      </w:r>
+      <w:r>
+        <w:rPr>
+          <w:rStyle w:val="VerbatimChar"/>
+        </w:rPr>
+        <w:t xml:space="preserve">Error response from daemon: pull access denied for minio/minio, repository does not exist</w:t>
+      </w:r>
+      <w:r>
+        <w:br/>
+      </w:r>
+      <w:r>
+        <w:rPr>
+          <w:rStyle w:val="VerbatimChar"/>
+        </w:rPr>
+        <w:t xml:space="preserve">or may require 'docker login'</w:t>
+      </w:r>
+      <w:r>
+        <w:br/>
+      </w:r>
+      <w:r>
+        <w:br/>
+      </w:r>
+      <w:r>
+        <w:rPr>
+          <w:rStyle w:val="VerbatimChar"/>
+        </w:rPr>
+        <w:t xml:space="preserve">$ docker pull quay.io/minio/minio:RELEASE.2025-09-07T16-13-09Z-cpuv1</w:t>
+      </w:r>
+      <w:r>
+        <w:br/>
+      </w:r>
+      <w:r>
+        <w:rPr>
+          <w:rStyle w:val="VerbatimChar"/>
+        </w:rPr>
+        <w:t xml:space="preserve">... unexpected status from HEAD request to https://quay.io/v2/minio/minio/manifests/...: 401 Unauthorized</w:t>
+      </w:r>
+      <w:r>
+        <w:br/>
+      </w:r>
+      <w:r>
+        <w:br/>
+      </w:r>
+      <w:r>
+        <w:rPr>
+          <w:rStyle w:val="VerbatimChar"/>
+        </w:rPr>
+        <w:t xml:space="preserve">$ docker pull quay.io/minio/mc:RELEASE.2025-08-13T08-35-41Z-cpuv1</w:t>
+      </w:r>
+      <w:r>
+        <w:br/>
+      </w:r>
+      <w:r>
+        <w:rPr>
+          <w:rStyle w:val="VerbatimChar"/>
+        </w:rPr>
+        <w:t xml:space="preserve">... unexpected status from HEAD request to https://quay.io/v2/minio/mc/manifests/...: 401 UNAUTHORIZED</w:t>
+      </w:r>
+    </w:p>
+    <w:p>
+      <w:pPr>
+        <w:pStyle w:val="BlockText"/>
+      </w:pPr>
+      <w:r>
+        <w:t xml:space="preserve">Both the server</w:t>
+      </w:r>
+      <w:r>
+        <w:t xml:space="preserve"> </w:t>
+      </w:r>
+      <w:r>
+        <w:rPr>
+          <w:b/>
+          <w:bCs/>
+        </w:rPr>
+        <w:t xml:space="preserve">and</w:t>
+      </w:r>
+      <w:r>
+        <w:t xml:space="preserve"> </w:t>
+      </w:r>
+      <w:r>
+        <w:t xml:space="preserve">the</w:t>
+      </w:r>
+      <w:r>
+        <w:t xml:space="preserve"> </w:t>
+      </w:r>
+      <w:r>
+        <w:rPr>
+          <w:rStyle w:val="VerbatimChar"/>
+        </w:rPr>
+        <w:t xml:space="preserve">mc</w:t>
+      </w:r>
+      <w:r>
+        <w:t xml:space="preserve"> </w:t>
+      </w:r>
+      <w:r>
+        <w:t xml:space="preserve">client are unavailable, on Docker Hub</w:t>
+      </w:r>
+      <w:r>
+        <w:t xml:space="preserve"> </w:t>
+      </w:r>
+      <w:r>
+        <w:rPr>
+          <w:i/>
+          <w:iCs/>
+        </w:rPr>
+        <w:t xml:space="preserve">and</w:t>
+      </w:r>
+      <w:r>
+        <w:t xml:space="preserve"> </w:t>
+      </w:r>
+      <w:r>
+        <w:t xml:space="preserve">on quay.io, while other</w:t>
+      </w:r>
+      <w:r>
+        <w:t xml:space="preserve"> </w:t>
+      </w:r>
+      <w:r>
+        <w:t xml:space="preserve">registries work normally. MinIO restricted their public images; there is nothing to configure around</w:t>
+      </w:r>
+      <w:r>
+        <w:t xml:space="preserve"> </w:t>
+      </w:r>
+      <w:r>
+        <w:t xml:space="preserve">it.</w:t>
+      </w:r>
+      <w:r>
+        <w:t xml:space="preserve"> </w:t>
+      </w:r>
+      <w:r>
+        <w:rPr>
+          <w:b/>
+          <w:bCs/>
+        </w:rPr>
+        <w:t xml:space="preserve">This step is therefore written for SeaweedFS</w:t>
+      </w:r>
+      <w:r>
+        <w:t xml:space="preserve">, which is verified working below.</w:t>
+      </w:r>
+      <w:r>
+        <w:t xml:space="preserve"> </w:t>
+      </w:r>
+      <w:r>
+        <w:rPr>
+          <w:rStyle w:val="VerbatimChar"/>
+        </w:rPr>
+        <w:t xml:space="preserve">zenko/cloudserver</w:t>
+      </w:r>
+      <w:r>
+        <w:t xml:space="preserve"> </w:t>
+      </w:r>
+      <w:r>
+        <w:t xml:space="preserve">and</w:t>
+      </w:r>
+      <w:r>
+        <w:t xml:space="preserve"> </w:t>
+      </w:r>
+      <w:r>
+        <w:rPr>
+          <w:rStyle w:val="VerbatimChar"/>
+        </w:rPr>
+        <w:t xml:space="preserve">adobe/s3mock</w:t>
+      </w:r>
+      <w:r>
+        <w:t xml:space="preserve"> </w:t>
+      </w:r>
+      <w:r>
+        <w:t xml:space="preserve">also pull if you prefer them.</w:t>
+      </w:r>
+    </w:p>
+    <w:p>
+      <w:pPr>
+        <w:pStyle w:val="BlockText"/>
+      </w:pPr>
+      <w:r>
+        <w:t xml:space="preserve">Everything downstream keeps the</w:t>
+      </w:r>
+      <w:r>
+        <w:t xml:space="preserve"> </w:t>
+      </w:r>
+      <w:r>
+        <w:rPr>
+          <w:b/>
+          <w:bCs/>
+        </w:rPr>
+        <w:t xml:space="preserve">Service name</w:t>
+      </w:r>
+      <w:r>
+        <w:rPr>
+          <w:b/>
+          <w:bCs/>
+        </w:rPr>
+        <w:t xml:space="preserve"> </w:t>
+      </w:r>
+      <w:r>
+        <w:rPr>
+          <w:rStyle w:val="VerbatimChar"/>
+          <w:b/>
+          <w:bCs/>
+        </w:rPr>
+        <w:t xml:space="preserve">minio</w:t>
+      </w:r>
+      <w:r>
+        <w:t xml:space="preserve">, so Steps 2–7, all the</w:t>
+      </w:r>
+      <w:r>
+        <w:t xml:space="preserve"> </w:t>
+      </w:r>
+      <w:r>
+        <w:rPr>
+          <w:rStyle w:val="VerbatimChar"/>
+        </w:rPr>
+        <w:t xml:space="preserve">s3Url</w:t>
+      </w:r>
+      <w:r>
+        <w:t xml:space="preserve"> </w:t>
+      </w:r>
+      <w:r>
+        <w:t xml:space="preserve">values and every</w:t>
+      </w:r>
+      <w:r>
+        <w:t xml:space="preserve"> </w:t>
+      </w:r>
+      <w:r>
+        <w:t xml:space="preserve">command in the rest of the lab are unchanged.</w:t>
+      </w:r>
+    </w:p>
+    <w:p>
+      <w:pPr>
+        <w:pStyle w:val="FirstParagraph"/>
       </w:pPr>
       <w:r>
         <w:drawing>
           <wp:inline>
-            <wp:extent cx="5473700" cy="7899400"/>
+            <wp:extent cx="5943600" cy="856418"/>
             <wp:effectExtent b="0" l="0" r="0" t="0"/>
-            <wp:docPr descr="Architecture diagram" title="" id="14" name="Picture"/>
+            <wp:docPr descr="All three MinIO images fail to pull while SeaweedFS and the AWS CLI succeed" title="" id="16" name="Picture"/>
             <a:graphic>
               <a:graphicData uri="http://schemas.openxmlformats.org/drawingml/2006/picture">
                 <pic:pic>
                   <pic:nvPicPr>
-                    <pic:cNvPr descr="artifacts/lab-12/diagrams/diagram.png" id="15" name="Picture"/>
+                    <pic:cNvPr descr="../artifacts/lab-12/screenshots/04-minio-images-unavailable.png" id="17" name="Picture"/>
                     <pic:cNvPicPr>
                       <a:picLocks noChangeArrowheads="1" noChangeAspect="1"/>
                     </pic:cNvPicPr>
                   </pic:nvPicPr>
                   <pic:blipFill>
-                    <a:blip r:embed="rId13"/>
+                    <a:blip r:embed="rId15"/>
                     <a:stretch>
                       <a:fillRect/>
                     </a:stretch>
@@ -948,7 +1272,7 @@
                   <pic:spPr bwMode="auto">
                     <a:xfrm>
                       <a:off x="0" y="0"/>
-                      <a:ext cx="5473700" cy="7899400"/>
+                      <a:ext cx="5943600" cy="856418"/>
                     </a:xfrm>
                     <a:prstGeom prst="rect">
                       <a:avLst/>
@@ -968,285 +1292,8 @@
       </w:r>
     </w:p>
     <w:p>
-      <w:r>
-        <w:pict>
-          <v:rect style="width:0;height:1.5pt" o:hralign="center" o:hrstd="t" o:hr="t"/>
-        </w:pict>
-      </w:r>
-    </w:p>
-    <w:bookmarkEnd w:id="16"/>
-    <w:bookmarkStart w:id="19" w:name="X10dcb9d6f450261edc9a9044713a260a0d57627"/>
-    <w:p>
-      <w:pPr>
-        <w:pStyle w:val="Heading2"/>
-      </w:pPr>
-      <w:r>
-        <w:t xml:space="preserve">Step 1 — Stand up the backup target (SeaweedFS) and install Velero</w:t>
-      </w:r>
-    </w:p>
-    <w:p>
-      <w:pPr>
-        <w:pStyle w:val="Heading3"/>
-      </w:pPr>
-      <w:bookmarkStart w:id="17" w:name="Xfe7cddb7291a3918dbfee2732b6f3518e289fd7"/>
-      <w:r>
-        <w:t xml:space="preserve">🚨 This lab used MinIO until 2026-09-25. MinIO's public images are gone.</w:t>
-      </w:r>
-      <w:bookmarkEnd w:id="17"/>
-    </w:p>
-    <w:p>
-      <w:pPr>
-        <w:pStyle w:val="BlockText"/>
-      </w:pPr>
-      <w:r>
-        <w:rPr>
-          <w:b/>
-          <w:bCs/>
-        </w:rPr>
-        <w:t xml:space="preserve">Re-verified 2026-09-27 — every MinIO image this lab used now fails to pull:</w:t>
-      </w:r>
-    </w:p>
-    <w:p>
-      <w:pPr>
-        <w:pStyle w:val="SourceCode"/>
-      </w:pPr>
-      <w:r>
-        <w:rPr>
-          <w:rStyle w:val="VerbatimChar"/>
-        </w:rPr>
-        <w:t xml:space="preserve">$ docker pull minio/minio:latest</w:t>
-      </w:r>
-      <w:r>
-        <w:br/>
-      </w:r>
-      <w:r>
-        <w:rPr>
-          <w:rStyle w:val="VerbatimChar"/>
-        </w:rPr>
-        <w:t xml:space="preserve">Error response from daemon: pull access denied for minio/minio, repository does not exist</w:t>
-      </w:r>
-      <w:r>
-        <w:br/>
-      </w:r>
-      <w:r>
-        <w:rPr>
-          <w:rStyle w:val="VerbatimChar"/>
-        </w:rPr>
-        <w:t xml:space="preserve">or may require 'docker login'</w:t>
-      </w:r>
-      <w:r>
-        <w:br/>
-      </w:r>
-      <w:r>
-        <w:br/>
-      </w:r>
-      <w:r>
-        <w:rPr>
-          <w:rStyle w:val="VerbatimChar"/>
-        </w:rPr>
-        <w:t xml:space="preserve">$ docker pull quay.io/minio/minio:RELEASE.2025-09-07T16-13-09Z-cpuv1</w:t>
-      </w:r>
-      <w:r>
-        <w:br/>
-      </w:r>
-      <w:r>
-        <w:rPr>
-          <w:rStyle w:val="VerbatimChar"/>
-        </w:rPr>
-        <w:t xml:space="preserve">... unexpected status from HEAD request to https://quay.io/v2/minio/minio/manifests/...: 401 Unauthorized</w:t>
-      </w:r>
-      <w:r>
-        <w:br/>
-      </w:r>
-      <w:r>
-        <w:br/>
-      </w:r>
-      <w:r>
-        <w:rPr>
-          <w:rStyle w:val="VerbatimChar"/>
-        </w:rPr>
-        <w:t xml:space="preserve">$ docker pull quay.io/minio/mc:RELEASE.2025-08-13T08-35-41Z-cpuv1</w:t>
-      </w:r>
-      <w:r>
-        <w:br/>
-      </w:r>
-      <w:r>
-        <w:rPr>
-          <w:rStyle w:val="VerbatimChar"/>
-        </w:rPr>
-        <w:t xml:space="preserve">... unexpected status from HEAD request to https://quay.io/v2/minio/mc/manifests/...: 401 UNAUTHORIZED</w:t>
-      </w:r>
-    </w:p>
-    <w:p>
-      <w:pPr>
-        <w:pStyle w:val="BlockText"/>
-      </w:pPr>
-      <w:r>
-        <w:t xml:space="preserve">Both the server</w:t>
-      </w:r>
-      <w:r>
-        <w:t xml:space="preserve"> </w:t>
-      </w:r>
-      <w:r>
-        <w:rPr>
-          <w:b/>
-          <w:bCs/>
-        </w:rPr>
-        <w:t xml:space="preserve">and</w:t>
-      </w:r>
-      <w:r>
-        <w:t xml:space="preserve"> </w:t>
-      </w:r>
-      <w:r>
-        <w:t xml:space="preserve">the</w:t>
-      </w:r>
-      <w:r>
-        <w:t xml:space="preserve"> </w:t>
-      </w:r>
-      <w:r>
-        <w:rPr>
-          <w:rStyle w:val="VerbatimChar"/>
-        </w:rPr>
-        <w:t xml:space="preserve">mc</w:t>
-      </w:r>
-      <w:r>
-        <w:t xml:space="preserve"> </w:t>
-      </w:r>
-      <w:r>
-        <w:t xml:space="preserve">client are unavailable, on Docker Hub</w:t>
-      </w:r>
-      <w:r>
-        <w:t xml:space="preserve"> </w:t>
-      </w:r>
-      <w:r>
-        <w:rPr>
-          <w:i/>
-          <w:iCs/>
-        </w:rPr>
-        <w:t xml:space="preserve">and</w:t>
-      </w:r>
-      <w:r>
-        <w:t xml:space="preserve"> </w:t>
-      </w:r>
-      <w:r>
-        <w:t xml:space="preserve">on quay.io, while other</w:t>
-      </w:r>
-      <w:r>
-        <w:t xml:space="preserve"> </w:t>
-      </w:r>
-      <w:r>
-        <w:t xml:space="preserve">registries work normally. MinIO restricted their public images; there is nothing to configure around</w:t>
-      </w:r>
-      <w:r>
-        <w:t xml:space="preserve"> </w:t>
-      </w:r>
-      <w:r>
-        <w:t xml:space="preserve">it.</w:t>
-      </w:r>
-      <w:r>
-        <w:t xml:space="preserve"> </w:t>
-      </w:r>
-      <w:r>
-        <w:rPr>
-          <w:b/>
-          <w:bCs/>
-        </w:rPr>
-        <w:t xml:space="preserve">This step is therefore written for SeaweedFS</w:t>
-      </w:r>
-      <w:r>
-        <w:t xml:space="preserve">, which is verified working below.</w:t>
-      </w:r>
-      <w:r>
-        <w:t xml:space="preserve"> </w:t>
-      </w:r>
-      <w:r>
-        <w:rPr>
-          <w:rStyle w:val="VerbatimChar"/>
-        </w:rPr>
-        <w:t xml:space="preserve">zenko/cloudserver</w:t>
-      </w:r>
-      <w:r>
-        <w:t xml:space="preserve"> </w:t>
-      </w:r>
-      <w:r>
-        <w:t xml:space="preserve">and</w:t>
-      </w:r>
-      <w:r>
-        <w:t xml:space="preserve"> </w:t>
-      </w:r>
-      <w:r>
-        <w:rPr>
-          <w:rStyle w:val="VerbatimChar"/>
-        </w:rPr>
-        <w:t xml:space="preserve">adobe/s3mock</w:t>
-      </w:r>
-      <w:r>
-        <w:t xml:space="preserve"> </w:t>
-      </w:r>
-      <w:r>
-        <w:t xml:space="preserve">also pull if you prefer them.</w:t>
-      </w:r>
-    </w:p>
-    <w:p>
-      <w:pPr>
-        <w:pStyle w:val="BlockText"/>
-      </w:pPr>
-      <w:r>
-        <w:t xml:space="preserve">Everything downstream keeps the</w:t>
-      </w:r>
-      <w:r>
-        <w:t xml:space="preserve"> </w:t>
-      </w:r>
-      <w:r>
-        <w:rPr>
-          <w:b/>
-          <w:bCs/>
-        </w:rPr>
-        <w:t xml:space="preserve">Service name</w:t>
-      </w:r>
-      <w:r>
-        <w:rPr>
-          <w:b/>
-          <w:bCs/>
-        </w:rPr>
-        <w:t xml:space="preserve"> </w:t>
-      </w:r>
-      <w:r>
-        <w:rPr>
-          <w:rStyle w:val="VerbatimChar"/>
-          <w:b/>
-          <w:bCs/>
-        </w:rPr>
-        <w:t xml:space="preserve">minio</w:t>
-      </w:r>
-      <w:r>
-        <w:t xml:space="preserve">, so Steps 2–7, all the</w:t>
-      </w:r>
-      <w:r>
-        <w:t xml:space="preserve"> </w:t>
-      </w:r>
-      <w:r>
-        <w:rPr>
-          <w:rStyle w:val="VerbatimChar"/>
-        </w:rPr>
-        <w:t xml:space="preserve">s3Url</w:t>
-      </w:r>
-      <w:r>
-        <w:t xml:space="preserve"> </w:t>
-      </w:r>
-      <w:r>
-        <w:t xml:space="preserve">values and every</w:t>
-      </w:r>
-      <w:r>
-        <w:t xml:space="preserve"> </w:t>
-      </w:r>
-      <w:r>
-        <w:t xml:space="preserve">command in the rest of the lab are unchanged.</w:t>
-      </w:r>
-    </w:p>
-    <w:p>
-      <w:pPr>
-        <w:pStyle w:val="FirstParagraph"/>
+      <w:pPr>
+        <w:pStyle w:val="BodyText"/>
       </w:pPr>
       <w:r>
         <w:rPr>
@@ -3060,1025 +3107,1213 @@
     </w:p>
     <w:p>
       <w:pPr>
-        <w:pStyle w:val="BlockText"/>
-      </w:pPr>
-      <w:r>
-        <w:t xml:space="preserve">⚠️</w:t>
-      </w:r>
-      <w:r>
-        <w:t xml:space="preserve"> </w:t>
-      </w:r>
-      <w:r>
-        <w:rPr>
-          <w:b/>
-          <w:bCs/>
-        </w:rPr>
-        <w:t xml:space="preserve">Gotcha —</w:t>
-      </w:r>
-      <w:r>
-        <w:rPr>
-          <w:b/>
-          <w:bCs/>
-        </w:rPr>
-        <w:t xml:space="preserve"> </w:t>
-      </w:r>
-      <w:r>
-        <w:rPr>
-          <w:rStyle w:val="VerbatimChar"/>
-          <w:b/>
-          <w:bCs/>
-        </w:rPr>
-        <w:t xml:space="preserve">--use-node-agent</w:t>
-      </w:r>
-      <w:r>
-        <w:rPr>
-          <w:b/>
-          <w:bCs/>
-        </w:rPr>
-        <w:t xml:space="preserve"> </w:t>
-      </w:r>
-      <w:r>
-        <w:rPr>
-          <w:b/>
-          <w:bCs/>
-        </w:rPr>
-        <w:t xml:space="preserve">is what backs up</w:t>
-      </w:r>
-      <w:r>
-        <w:rPr>
-          <w:b/>
-          <w:bCs/>
-        </w:rPr>
-        <w:t xml:space="preserve"> </w:t>
-      </w:r>
-      <w:r>
-        <w:rPr>
-          <w:b/>
-          <w:bCs/>
-          <w:i/>
-          <w:iCs/>
-        </w:rPr>
-        <w:t xml:space="preserve">data</w:t>
-      </w:r>
-      <w:r>
-        <w:rPr>
-          <w:b/>
-          <w:bCs/>
-        </w:rPr>
-        <w:t xml:space="preserve">; without it you get objects only.</w:t>
-      </w:r>
-      <w:r>
-        <w:t xml:space="preserve"> </w:t>
-      </w:r>
-      <w:r>
-        <w:t xml:space="preserve">The</w:t>
-      </w:r>
-      <w:r>
-        <w:t xml:space="preserve"> </w:t>
-      </w:r>
-      <w:r>
-        <w:rPr>
-          <w:rStyle w:val="VerbatimChar"/>
-        </w:rPr>
-        <w:t xml:space="preserve">node-agent</w:t>
-      </w:r>
-      <w:r>
-        <w:t xml:space="preserve"> </w:t>
-      </w:r>
-      <w:r>
-        <w:t xml:space="preserve">DaemonSet is the component that reads volume contents (via</w:t>
-      </w:r>
-      <w:r>
-        <w:t xml:space="preserve"> </w:t>
-      </w:r>
-      <w:r>
-        <w:rPr>
-          <w:rStyle w:val="VerbatimChar"/>
-        </w:rPr>
-        <w:t xml:space="preserve">kopia</w:t>
-      </w:r>
-      <w:r>
-        <w:t xml:space="preserve">). If it is missing or not</w:t>
-      </w:r>
-      <w:r>
-        <w:t xml:space="preserve"> </w:t>
-      </w:r>
-      <w:r>
-        <w:rPr>
-          <w:rStyle w:val="VerbatimChar"/>
-        </w:rPr>
-        <w:t xml:space="preserve">Running</w:t>
-      </w:r>
-      <w:r>
-        <w:t xml:space="preserve">, backups still complete and still say</w:t>
-      </w:r>
-      <w:r>
-        <w:t xml:space="preserve"> </w:t>
-      </w:r>
-      <w:r>
-        <w:rPr>
-          <w:rStyle w:val="VerbatimChar"/>
-        </w:rPr>
-        <w:t xml:space="preserve">Completed</w:t>
-      </w:r>
-      <w:r>
-        <w:t xml:space="preserve">, but no</w:t>
-      </w:r>
-      <w:r>
-        <w:t xml:space="preserve"> </w:t>
-      </w:r>
-      <w:r>
-        <w:rPr>
-          <w:rStyle w:val="VerbatimChar"/>
-        </w:rPr>
-        <w:t xml:space="preserve">PodVolumeBackup</w:t>
-      </w:r>
-      <w:r>
-        <w:t xml:space="preserve"> </w:t>
-      </w:r>
-      <w:r>
-        <w:t xml:space="preserve">object is created and a restore gives you an empty volume. Confirm all three Pods above are up before you trust a backup.</w:t>
-      </w:r>
-    </w:p>
-    <w:p>
-      <w:pPr>
-        <w:pStyle w:val="BlockText"/>
-      </w:pPr>
-      <w:r>
-        <w:t xml:space="preserve">🚨</w:t>
-      </w:r>
-      <w:r>
-        <w:t xml:space="preserve"> </w:t>
-      </w:r>
-      <w:r>
-        <w:rPr>
-          <w:b/>
-          <w:bCs/>
-        </w:rPr>
-        <w:t xml:space="preserve">Gotcha — on a</w:t>
-      </w:r>
-      <w:r>
-        <w:rPr>
-          <w:b/>
-          <w:bCs/>
-        </w:rPr>
-        <w:t xml:space="preserve"> </w:t>
-      </w:r>
-      <w:r>
-        <w:rPr>
-          <w:rStyle w:val="VerbatimChar"/>
-          <w:b/>
-          <w:bCs/>
-        </w:rPr>
-        <w:t xml:space="preserve">kind</w:t>
-      </w:r>
-      <w:r>
-        <w:rPr>
-          <w:b/>
-          <w:bCs/>
-        </w:rPr>
-        <w:t xml:space="preserve"> </w:t>
-      </w:r>
-      <w:r>
-        <w:rPr>
-          <w:b/>
-          <w:bCs/>
-        </w:rPr>
-        <w:t xml:space="preserve">cluster the default StorageClass silently defeats file-system backup.</w:t>
-      </w:r>
-      <w:r>
-        <w:t xml:space="preserve"> </w:t>
-      </w:r>
-      <w:r>
-        <w:t xml:space="preserve">kind's</w:t>
-      </w:r>
-      <w:r>
-        <w:t xml:space="preserve"> </w:t>
-      </w:r>
-      <w:r>
-        <w:rPr>
-          <w:rStyle w:val="VerbatimChar"/>
-        </w:rPr>
-        <w:t xml:space="preserve">standard</w:t>
-      </w:r>
-      <w:r>
-        <w:t xml:space="preserve"> </w:t>
-      </w:r>
-      <w:r>
-        <w:t xml:space="preserve">class (</w:t>
-      </w:r>
-      <w:r>
-        <w:rPr>
-          <w:rStyle w:val="VerbatimChar"/>
-        </w:rPr>
-        <w:t xml:space="preserve">rancher.io/local-path</w:t>
-      </w:r>
-      <w:r>
-        <w:t xml:space="preserve">) provisions</w:t>
-      </w:r>
-      <w:r>
-        <w:t xml:space="preserve"> </w:t>
-      </w:r>
-      <w:r>
-        <w:rPr>
-          <w:b/>
-          <w:bCs/>
-        </w:rPr>
-        <w:t xml:space="preserve">hostPath</w:t>
-      </w:r>
-      <w:r>
-        <w:t xml:space="preserve"> </w:t>
-      </w:r>
-      <w:r>
-        <w:t xml:space="preserve">PVs, and Velero refuses to file-system-backup those. The only signal is one warning in the server log:</w:t>
-      </w:r>
-    </w:p>
-    <w:p>
-      <w:pPr>
-        <w:pStyle w:val="SourceCode"/>
-      </w:pPr>
-      <w:r>
-        <w:rPr>
-          <w:rStyle w:val="VerbatimChar"/>
-        </w:rPr>
-        <w:t xml:space="preserve">$ kubectl -n velero logs deploy/velero | grep "hostPath volume which is not supported"</w:t>
-      </w:r>
-      <w:r>
-        <w:br/>
-      </w:r>
-      <w:r>
-        <w:rPr>
-          <w:rStyle w:val="VerbatimChar"/>
-        </w:rPr>
-        <w:t xml:space="preserve">level=warning msg="Volume d in pod shop/catalog-… is a hostPath volume which is not supported</w:t>
-      </w:r>
-      <w:r>
-        <w:br/>
-      </w:r>
-      <w:r>
-        <w:rPr>
-          <w:rStyle w:val="VerbatimChar"/>
-        </w:rPr>
-        <w:t xml:space="preserve">  for pod volume backup, skipping" logSource="pkg/podvolume/backupper.go:347"</w:t>
-      </w:r>
-    </w:p>
-    <w:p>
-      <w:pPr>
-        <w:pStyle w:val="BlockText"/>
-      </w:pPr>
-      <w:r>
-        <w:t xml:space="preserve">The backup reports</w:t>
-      </w:r>
-      <w:r>
-        <w:t xml:space="preserve"> </w:t>
-      </w:r>
-      <w:r>
-        <w:rPr>
-          <w:rStyle w:val="VerbatimChar"/>
-        </w:rPr>
-        <w:t xml:space="preserve">Completed</w:t>
-      </w:r>
-      <w:r>
-        <w:t xml:space="preserve">,</w:t>
-      </w:r>
-      <w:r>
-        <w:t xml:space="preserve"> </w:t>
-      </w:r>
-      <w:r>
-        <w:rPr>
-          <w:rStyle w:val="VerbatimChar"/>
-        </w:rPr>
-        <w:t xml:space="preserve">velero backup get</w:t>
-      </w:r>
-      <w:r>
-        <w:t xml:space="preserve"> </w:t>
-      </w:r>
-      <w:r>
-        <w:t xml:space="preserve">shows</w:t>
-      </w:r>
-      <w:r>
-        <w:t xml:space="preserve"> </w:t>
-      </w:r>
-      <w:r>
-        <w:rPr>
-          <w:rStyle w:val="VerbatimChar"/>
-        </w:rPr>
-        <w:t xml:space="preserve">WARNINGS 1</w:t>
-      </w:r>
-      <w:r>
-        <w:t xml:space="preserve">, and</w:t>
-      </w:r>
-      <w:r>
-        <w:t xml:space="preserve"> </w:t>
-      </w:r>
-      <w:r>
-        <w:rPr>
-          <w:rStyle w:val="VerbatimChar"/>
-        </w:rPr>
-        <w:t xml:space="preserve">kubectl -n velero get podvolumebackup</w:t>
-      </w:r>
-      <w:r>
-        <w:t xml:space="preserve"> </w:t>
-      </w:r>
-      <w:r>
-        <w:t xml:space="preserve">returns</w:t>
-      </w:r>
-      <w:r>
-        <w:t xml:space="preserve"> </w:t>
-      </w:r>
-      <w:r>
-        <w:rPr>
-          <w:b/>
-          <w:bCs/>
-        </w:rPr>
-        <w:t xml:space="preserve">nothing at all</w:t>
-      </w:r>
-      <w:r>
-        <w:t xml:space="preserve">. Diagnosing this as an object-store problem is the natural mistake and it is wrong — the bucket is fine. Check the PV type first:</w:t>
-      </w:r>
-    </w:p>
-    <w:p>
-      <w:pPr>
-        <w:pStyle w:val="SourceCode"/>
-      </w:pPr>
-      <w:r>
-        <w:rPr>
-          <w:rStyle w:val="ExtensionTok"/>
-        </w:rPr>
-        <w:t xml:space="preserve">kubectl</w:t>
-      </w:r>
-      <w:r>
-        <w:rPr>
-          <w:rStyle w:val="NormalTok"/>
-        </w:rPr>
-        <w:t xml:space="preserve"> get pv </w:t>
-      </w:r>
-      <w:r>
-        <w:rPr>
-          <w:rStyle w:val="AttributeTok"/>
-        </w:rPr>
-        <w:t xml:space="preserve">-o</w:t>
-      </w:r>
-      <w:r>
-        <w:rPr>
-          <w:rStyle w:val="NormalTok"/>
-        </w:rPr>
-        <w:t xml:space="preserve"> custom-columns=NAME:.metadata.name,CSI:.spec.csi.driver,SC:.spec.storageClassName</w:t>
-      </w:r>
-    </w:p>
-    <w:p>
-      <w:pPr>
-        <w:pStyle w:val="BlockText"/>
-      </w:pPr>
-      <w:r>
-        <w:t xml:space="preserve">A CSI driver in the</w:t>
-      </w:r>
-      <w:r>
-        <w:t xml:space="preserve"> </w:t>
-      </w:r>
-      <w:r>
-        <w:rPr>
-          <w:rStyle w:val="VerbatimChar"/>
-        </w:rPr>
-        <w:t xml:space="preserve">CSI</w:t>
-      </w:r>
-      <w:r>
-        <w:t xml:space="preserve"> </w:t>
-      </w:r>
-      <w:r>
-        <w:t xml:space="preserve">column means fs-backup will work; an empty column means it will not. On GKE (</w:t>
-      </w:r>
-      <w:r>
-        <w:rPr>
-          <w:rStyle w:val="VerbatimChar"/>
-        </w:rPr>
-        <w:t xml:space="preserve">pd.csi.storage.gke.io</w:t>
-      </w:r>
-      <w:r>
-        <w:t xml:space="preserve">) and on Nutanix CSI this does not arise. On</w:t>
-      </w:r>
-      <w:r>
-        <w:t xml:space="preserve"> </w:t>
-      </w:r>
-      <w:r>
-        <w:rPr>
-          <w:rStyle w:val="VerbatimChar"/>
-        </w:rPr>
-        <w:t xml:space="preserve">kind</w:t>
-      </w:r>
-      <w:r>
-        <w:t xml:space="preserve">, install a real CSI driver — the setup at the top of Lab 11's Steps 5–7 is exactly what's needed — and point the PVC's</w:t>
-      </w:r>
-      <w:r>
-        <w:t xml:space="preserve"> </w:t>
-      </w:r>
-      <w:r>
-        <w:rPr>
-          <w:rStyle w:val="VerbatimChar"/>
-        </w:rPr>
-        <w:t xml:space="preserve">storageClassName</w:t>
-      </w:r>
-      <w:r>
-        <w:t xml:space="preserve"> </w:t>
-      </w:r>
-      <w:r>
-        <w:t xml:space="preserve">at it.</w:t>
-      </w:r>
-    </w:p>
-    <w:p>
-      <w:pPr>
-        <w:pStyle w:val="FirstParagraph"/>
-      </w:pPr>
-      <w:r>
-        <w:t xml:space="preserve">With a CSI-backed volume the same backup behaves properly:</w:t>
-      </w:r>
-    </w:p>
-    <w:p>
-      <w:pPr>
-        <w:pStyle w:val="SourceCode"/>
-      </w:pPr>
-      <w:r>
-        <w:rPr>
-          <w:rStyle w:val="VerbatimChar"/>
-        </w:rPr>
-        <w:t xml:space="preserve">$ kubectl -n velero get podvolumebackup -o custom-columns=NAME:.metadata.name,STATUS:.status.phase,UPLOADER:.spec.uploaderType,VOLUME:.spec.volume,BYTES:.status.progress.totalBytes</w:t>
-      </w:r>
-      <w:r>
-        <w:br/>
-      </w:r>
-      <w:r>
-        <w:rPr>
-          <w:rStyle w:val="VerbatimChar"/>
-        </w:rPr>
-        <w:t xml:space="preserve">NAME             STATUS      UPLOADER   VOLUME   BYTES</w:t>
-      </w:r>
-      <w:r>
-        <w:br/>
-      </w:r>
-      <w:r>
-        <w:rPr>
-          <w:rStyle w:val="VerbatimChar"/>
-        </w:rPr>
-        <w:t xml:space="preserve">shop-csi-fw7xz   Completed   kopia      d        18</w:t>
-      </w:r>
-    </w:p>
-    <w:p>
-      <w:pPr>
-        <w:pStyle w:val="FirstParagraph"/>
-      </w:pPr>
-      <w:r>
-        <w:t xml:space="preserve">and after</w:t>
-      </w:r>
-      <w:r>
-        <w:t xml:space="preserve"> </w:t>
-      </w:r>
-      <w:r>
-        <w:rPr>
-          <w:rStyle w:val="VerbatimChar"/>
-        </w:rPr>
-        <w:t xml:space="preserve">kubectl delete ns shop</w:t>
-      </w:r>
-      <w:r>
-        <w:t xml:space="preserve">, the restore brings the data back:</w:t>
-      </w:r>
-    </w:p>
-    <w:p>
-      <w:pPr>
-        <w:pStyle w:val="SourceCode"/>
-      </w:pPr>
-      <w:r>
-        <w:rPr>
-          <w:rStyle w:val="VerbatimChar"/>
-        </w:rPr>
-        <w:t xml:space="preserve">$ velero restore create shop-back-2 --from-backup shop-verify --wait</w:t>
-      </w:r>
-      <w:r>
-        <w:br/>
-      </w:r>
-      <w:r>
-        <w:rPr>
-          <w:rStyle w:val="VerbatimChar"/>
-        </w:rPr>
-        <w:t xml:space="preserve">Restore completed with status: Completed.</w:t>
-      </w:r>
-      <w:r>
-        <w:br/>
-      </w:r>
-      <w:r>
-        <w:br/>
-      </w:r>
-      <w:r>
-        <w:rPr>
-          <w:rStyle w:val="VerbatimChar"/>
-        </w:rPr>
-        <w:t xml:space="preserve">$ kubectl -n shop exec $POD -c app -- cat /data/catalog.txt</w:t>
-      </w:r>
-      <w:r>
-        <w:br/>
-      </w:r>
-      <w:r>
-        <w:rPr>
-          <w:rStyle w:val="VerbatimChar"/>
-        </w:rPr>
-        <w:t xml:space="preserve">widget-9000=42.00</w:t>
-      </w:r>
-      <w:r>
-        <w:br/>
-      </w:r>
-      <w:r>
-        <w:br/>
-      </w:r>
-      <w:r>
-        <w:rPr>
-          <w:rStyle w:val="VerbatimChar"/>
-        </w:rPr>
-        <w:t xml:space="preserve">$ kubectl -n velero get podvolumerestore -o custom-columns=NAME:.metadata.name,STATUS:.status.phase,UPLOADER:.spec.uploaderType,BYTES:.status.progress.totalBytes</w:t>
-      </w:r>
-      <w:r>
-        <w:br/>
-      </w:r>
-      <w:r>
-        <w:rPr>
-          <w:rStyle w:val="VerbatimChar"/>
-        </w:rPr>
-        <w:t xml:space="preserve">NAME                STATUS      UPLOADER   BYTES</w:t>
-      </w:r>
-      <w:r>
-        <w:br/>
-      </w:r>
-      <w:r>
-        <w:rPr>
-          <w:rStyle w:val="VerbatimChar"/>
-        </w:rPr>
-        <w:t xml:space="preserve">shop-back-2-2cmx6   Completed   kopia      18</w:t>
-      </w:r>
-    </w:p>
-    <w:p>
-      <w:pPr>
-        <w:pStyle w:val="BlockText"/>
-      </w:pPr>
-      <w:r>
-        <w:t xml:space="preserve">⚠️</w:t>
-      </w:r>
-      <w:r>
-        <w:t xml:space="preserve"> </w:t>
-      </w:r>
-      <w:r>
-        <w:rPr>
-          <w:b/>
-          <w:bCs/>
-        </w:rPr>
-        <w:t xml:space="preserve">Gotcha —</w:t>
-      </w:r>
-      <w:r>
-        <w:rPr>
-          <w:b/>
-          <w:bCs/>
-        </w:rPr>
-        <w:t xml:space="preserve"> </w:t>
-      </w:r>
-      <w:r>
-        <w:rPr>
-          <w:rStyle w:val="VerbatimChar"/>
-          <w:b/>
-          <w:bCs/>
-        </w:rPr>
-        <w:t xml:space="preserve">velero backup describe --details</w:t>
-      </w:r>
-      <w:r>
-        <w:rPr>
-          <w:b/>
-          <w:bCs/>
-        </w:rPr>
-        <w:t xml:space="preserve"> </w:t>
-      </w:r>
-      <w:r>
-        <w:rPr>
-          <w:b/>
-          <w:bCs/>
-        </w:rPr>
-        <w:t xml:space="preserve">fails from your laptop, and it is not a broken backup.</w:t>
-      </w:r>
-      <w:r>
-        <w:t xml:space="preserve"> </w:t>
-      </w:r>
-      <w:r>
-        <w:t xml:space="preserve">The CLI tries to fetch the result files from the object store directly, using the in-cluster address:</w:t>
-      </w:r>
-    </w:p>
-    <w:p>
-      <w:pPr>
-        <w:pStyle w:val="SourceCode"/>
-      </w:pPr>
-      <w:r>
-        <w:rPr>
-          <w:rStyle w:val="VerbatimChar"/>
-        </w:rPr>
-        <w:t xml:space="preserve">Warnings:  &lt;error getting warnings: Get "http://minio.velero.svc:9000/velero/backups/…":</w:t>
-      </w:r>
-      <w:r>
-        <w:br/>
-      </w:r>
-      <w:r>
-        <w:rPr>
-          <w:rStyle w:val="VerbatimChar"/>
-        </w:rPr>
-        <w:t xml:space="preserve">  dial tcp: lookup minio.velero.svc: no such host&gt;</w:t>
-      </w:r>
-    </w:p>
-    <w:p>
-      <w:pPr>
-        <w:pStyle w:val="BlockText"/>
-      </w:pPr>
-      <w:r>
-        <w:t xml:space="preserve">Your machine cannot resolve a cluster DNS name. The backup itself is fine. Read the server log instead —</w:t>
-      </w:r>
-      <w:r>
-        <w:t xml:space="preserve"> </w:t>
-      </w:r>
-      <w:r>
-        <w:rPr>
-          <w:rStyle w:val="VerbatimChar"/>
-        </w:rPr>
-        <w:t xml:space="preserve">kubectl -n velero logs deploy/velero</w:t>
-      </w:r>
-      <w:r>
-        <w:t xml:space="preserve"> </w:t>
-      </w:r>
-      <w:r>
-        <w:t xml:space="preserve">— or port-forward the Service. This affects any in-cluster object store, MinIO included.</w:t>
-      </w:r>
-    </w:p>
-    <w:p>
-      <w:r>
-        <w:pict>
-          <v:rect style="width:0;height:1.5pt" o:hralign="center" o:hrstd="t" o:hr="t"/>
-        </w:pict>
-      </w:r>
-    </w:p>
-    <w:bookmarkEnd w:id="19"/>
-    <w:bookmarkStart w:id="23" w:name="X394a90876ff05cab0890538a839cef5d4006584"/>
-    <w:p>
-      <w:pPr>
-        <w:pStyle w:val="Heading2"/>
-      </w:pPr>
-      <w:r>
-        <w:t xml:space="preserve">Step 2 — Create an app with data, and back it up</w:t>
-      </w:r>
-    </w:p>
-    <w:p>
-      <w:pPr>
-        <w:pStyle w:val="FirstParagraph"/>
-      </w:pPr>
-      <w:r>
-        <w:rPr>
-          <w:b/>
-          <w:bCs/>
-        </w:rPr>
-        <w:t xml:space="preserve">Goal:</w:t>
-      </w:r>
-      <w:r>
-        <w:t xml:space="preserve"> </w:t>
-      </w:r>
-      <w:r>
-        <w:t xml:space="preserve">back up a whole namespace to MinIO.</w:t>
-      </w:r>
-    </w:p>
-    <w:p>
-      <w:pPr>
-        <w:pStyle w:val="SourceCode"/>
-      </w:pPr>
-      <w:r>
-        <w:rPr>
-          <w:rStyle w:val="ExtensionTok"/>
-        </w:rPr>
-        <w:t xml:space="preserve">kubectl</w:t>
-      </w:r>
-      <w:r>
-        <w:rPr>
-          <w:rStyle w:val="NormalTok"/>
-        </w:rPr>
-        <w:t xml:space="preserve"> create namespace shop</w:t>
-      </w:r>
-      <w:r>
-        <w:br/>
-      </w:r>
-      <w:r>
-        <w:rPr>
-          <w:rStyle w:val="ExtensionTok"/>
-        </w:rPr>
-        <w:t xml:space="preserve">kubectl</w:t>
-      </w:r>
-      <w:r>
-        <w:rPr>
-          <w:rStyle w:val="NormalTok"/>
-        </w:rPr>
-        <w:t xml:space="preserve"> </w:t>
-      </w:r>
-      <w:r>
-        <w:rPr>
-          <w:rStyle w:val="AttributeTok"/>
-        </w:rPr>
-        <w:t xml:space="preserve">-n</w:t>
-      </w:r>
-      <w:r>
-        <w:rPr>
-          <w:rStyle w:val="NormalTok"/>
-        </w:rPr>
-        <w:t xml:space="preserve"> shop create deployment web </w:t>
-      </w:r>
-      <w:r>
-        <w:rPr>
-          <w:rStyle w:val="AttributeTok"/>
-        </w:rPr>
-        <w:t xml:space="preserve">--image</w:t>
-      </w:r>
-      <w:r>
-        <w:rPr>
-          <w:rStyle w:val="OperatorTok"/>
-        </w:rPr>
-        <w:t xml:space="preserve">=</w:t>
-      </w:r>
-      <w:r>
-        <w:rPr>
-          <w:rStyle w:val="NormalTok"/>
-        </w:rPr>
-        <w:t xml:space="preserve">nginx:1.27-alpine</w:t>
-      </w:r>
-      <w:r>
-        <w:br/>
-      </w:r>
-      <w:r>
-        <w:rPr>
-          <w:rStyle w:val="ExtensionTok"/>
-        </w:rPr>
-        <w:t xml:space="preserve">kubectl</w:t>
-      </w:r>
-      <w:r>
-        <w:rPr>
-          <w:rStyle w:val="NormalTok"/>
-        </w:rPr>
-        <w:t xml:space="preserve"> </w:t>
-      </w:r>
-      <w:r>
-        <w:rPr>
-          <w:rStyle w:val="AttributeTok"/>
-        </w:rPr>
-        <w:t xml:space="preserve">-n</w:t>
-      </w:r>
-      <w:r>
-        <w:rPr>
-          <w:rStyle w:val="NormalTok"/>
-        </w:rPr>
-        <w:t xml:space="preserve"> shop create configmap catalog </w:t>
-      </w:r>
-      <w:r>
-        <w:rPr>
-          <w:rStyle w:val="AttributeTok"/>
-        </w:rPr>
-        <w:t xml:space="preserve">--from-literal</w:t>
-      </w:r>
-      <w:r>
-        <w:rPr>
-          <w:rStyle w:val="OperatorTok"/>
-        </w:rPr>
-        <w:t xml:space="preserve">=</w:t>
-      </w:r>
-      <w:r>
-        <w:rPr>
-          <w:rStyle w:val="NormalTok"/>
-        </w:rPr>
-        <w:t xml:space="preserve">featured=</w:t>
-      </w:r>
-      <w:r>
-        <w:rPr>
-          <w:rStyle w:val="StringTok"/>
-        </w:rPr>
-        <w:t xml:space="preserve">"widget-9000"</w:t>
-      </w:r>
-      <w:r>
-        <w:rPr>
-          <w:rStyle w:val="NormalTok"/>
-        </w:rPr>
-        <w:t xml:space="preserve"> </w:t>
-      </w:r>
-      <w:r>
-        <w:rPr>
-          <w:rStyle w:val="AttributeTok"/>
-        </w:rPr>
-        <w:t xml:space="preserve">--from-literal</w:t>
-      </w:r>
-      <w:r>
-        <w:rPr>
-          <w:rStyle w:val="OperatorTok"/>
-        </w:rPr>
-        <w:t xml:space="preserve">=</w:t>
-      </w:r>
-      <w:r>
-        <w:rPr>
-          <w:rStyle w:val="NormalTok"/>
-        </w:rPr>
-        <w:t xml:space="preserve">price=</w:t>
-      </w:r>
-      <w:r>
-        <w:rPr>
-          <w:rStyle w:val="StringTok"/>
-        </w:rPr>
-        <w:t xml:space="preserve">"42.00"</w:t>
-      </w:r>
-      <w:r>
-        <w:br/>
-      </w:r>
-      <w:r>
-        <w:rPr>
-          <w:rStyle w:val="ExtensionTok"/>
-        </w:rPr>
-        <w:t xml:space="preserve">kubectl</w:t>
-      </w:r>
-      <w:r>
-        <w:rPr>
-          <w:rStyle w:val="NormalTok"/>
-        </w:rPr>
-        <w:t xml:space="preserve"> </w:t>
-      </w:r>
-      <w:r>
-        <w:rPr>
-          <w:rStyle w:val="AttributeTok"/>
-        </w:rPr>
-        <w:t xml:space="preserve">-n</w:t>
-      </w:r>
-      <w:r>
-        <w:rPr>
-          <w:rStyle w:val="NormalTok"/>
-        </w:rPr>
-        <w:t xml:space="preserve"> shop expose deployment web </w:t>
-      </w:r>
-      <w:r>
-        <w:rPr>
-          <w:rStyle w:val="AttributeTok"/>
-        </w:rPr>
-        <w:t xml:space="preserve">--port</w:t>
-      </w:r>
-      <w:r>
-        <w:rPr>
-          <w:rStyle w:val="OperatorTok"/>
-        </w:rPr>
-        <w:t xml:space="preserve">=</w:t>
-      </w:r>
-      <w:r>
-        <w:rPr>
-          <w:rStyle w:val="NormalTok"/>
-        </w:rPr>
-        <w:t xml:space="preserve">80</w:t>
-      </w:r>
-      <w:r>
-        <w:br/>
-      </w:r>
-      <w:r>
-        <w:br/>
-      </w:r>
-      <w:r>
-        <w:rPr>
-          <w:rStyle w:val="ExtensionTok"/>
-        </w:rPr>
-        <w:t xml:space="preserve">velero</w:t>
-      </w:r>
-      <w:r>
-        <w:rPr>
-          <w:rStyle w:val="NormalTok"/>
-        </w:rPr>
-        <w:t xml:space="preserve"> backup create shop-backup </w:t>
-      </w:r>
-      <w:r>
-        <w:rPr>
-          <w:rStyle w:val="AttributeTok"/>
-        </w:rPr>
-        <w:t xml:space="preserve">--include-namespaces</w:t>
-      </w:r>
-      <w:r>
-        <w:rPr>
-          <w:rStyle w:val="NormalTok"/>
-        </w:rPr>
-        <w:t xml:space="preserve"> shop </w:t>
-      </w:r>
-      <w:r>
-        <w:rPr>
-          <w:rStyle w:val="AttributeTok"/>
-        </w:rPr>
-        <w:t xml:space="preserve">--wait</w:t>
-      </w:r>
-      <w:r>
-        <w:br/>
-      </w:r>
-      <w:r>
-        <w:rPr>
-          <w:rStyle w:val="ExtensionTok"/>
-        </w:rPr>
-        <w:t xml:space="preserve">velero</w:t>
-      </w:r>
-      <w:r>
-        <w:rPr>
-          <w:rStyle w:val="NormalTok"/>
-        </w:rPr>
-        <w:t xml:space="preserve"> backup describe shop-backup</w:t>
-      </w:r>
-    </w:p>
-    <w:p>
-      <w:pPr>
-        <w:pStyle w:val="FirstParagraph"/>
-      </w:pPr>
-      <w:r>
-        <w:rPr>
-          <w:b/>
-          <w:bCs/>
-        </w:rPr>
-        <w:t xml:space="preserve">What you should see:</w:t>
-      </w:r>
-      <w:r>
-        <w:t xml:space="preserve"> </w:t>
-      </w:r>
-      <w:r>
-        <w:t xml:space="preserve">the backup reaches</w:t>
-      </w:r>
-      <w:r>
-        <w:t xml:space="preserve"> </w:t>
-      </w:r>
-      <w:r>
-        <w:rPr>
-          <w:rStyle w:val="VerbatimChar"/>
-          <w:b/>
-          <w:bCs/>
-        </w:rPr>
-        <w:t xml:space="preserve">Phase: Completed</w:t>
-      </w:r>
-      <w:r>
-        <w:t xml:space="preserve">, with something like</w:t>
-      </w:r>
-      <w:r>
-        <w:t xml:space="preserve"> </w:t>
-      </w:r>
-      <w:r>
-        <w:rPr>
-          <w:b/>
-          <w:bCs/>
-        </w:rPr>
-        <w:t xml:space="preserve">16 items backed up</w:t>
-      </w:r>
-      <w:r>
-        <w:t xml:space="preserve"> </w:t>
-      </w:r>
-      <w:r>
-        <w:t xml:space="preserve">(the namespace and everything in it), and the</w:t>
-      </w:r>
-      <w:r>
-        <w:t xml:space="preserve"> </w:t>
-      </w:r>
-      <w:r>
-        <w:rPr>
-          <w:rStyle w:val="VerbatimChar"/>
-        </w:rPr>
-        <w:t xml:space="preserve">catalog</w:t>
-      </w:r>
-      <w:r>
-        <w:t xml:space="preserve"> </w:t>
-      </w:r>
-      <w:r>
-        <w:t xml:space="preserve">data is</w:t>
-      </w:r>
-      <w:r>
-        <w:t xml:space="preserve"> </w:t>
-      </w:r>
-      <w:r>
-        <w:rPr>
-          <w:rStyle w:val="VerbatimChar"/>
-        </w:rPr>
-        <w:t xml:space="preserve">widget-9000=42.00</w:t>
-      </w:r>
-      <w:r>
-        <w:t xml:space="preserve">.</w:t>
-      </w:r>
-    </w:p>
-    <w:p>
-      <w:pPr>
         <w:pStyle w:val="BodyText"/>
       </w:pPr>
       <w:r>
         <w:drawing>
           <wp:inline>
-            <wp:extent cx="5943600" cy="4116751"/>
+            <wp:extent cx="5943600" cy="1099566"/>
             <wp:effectExtent b="0" l="0" r="0" t="0"/>
-            <wp:docPr descr="Namespace backed up to MinIO — Completed, 16 items" title="" id="21" name="Picture"/>
+            <wp:docPr descr="The three Pods up — the SeaweedFS Deployment still named minio, the node-agent and velero itself — and the backup location reporting Available" title="" id="20" name="Picture"/>
             <a:graphic>
               <a:graphicData uri="http://schemas.openxmlformats.org/drawingml/2006/picture">
                 <pic:pic>
                   <pic:nvPicPr>
-                    <pic:cNvPr descr="../artifacts/lab-12/screenshots/01-backup-completed.png" id="22" name="Picture"/>
+                    <pic:cNvPr descr="../artifacts/lab-12/screenshots/05-seaweedfs-backup-location-available.png" id="21" name="Picture"/>
                     <pic:cNvPicPr>
                       <a:picLocks noChangeArrowheads="1" noChangeAspect="1"/>
                     </pic:cNvPicPr>
                   </pic:nvPicPr>
                   <pic:blipFill>
-                    <a:blip r:embed="rId20"/>
+                    <a:blip r:embed="rId19"/>
+                    <a:stretch>
+                      <a:fillRect/>
+                    </a:stretch>
+                  </pic:blipFill>
+                  <pic:spPr bwMode="auto">
+                    <a:xfrm>
+                      <a:off x="0" y="0"/>
+                      <a:ext cx="5943600" cy="1099566"/>
+                    </a:xfrm>
+                    <a:prstGeom prst="rect">
+                      <a:avLst/>
+                    </a:prstGeom>
+                    <a:noFill/>
+                    <a:ln w="9525">
+                      <a:noFill/>
+                      <a:headEnd/>
+                      <a:tailEnd/>
+                    </a:ln>
+                  </pic:spPr>
+                </pic:pic>
+              </a:graphicData>
+            </a:graphic>
+          </wp:inline>
+        </w:drawing>
+      </w:r>
+    </w:p>
+    <w:p>
+      <w:pPr>
+        <w:pStyle w:val="BlockText"/>
+      </w:pPr>
+      <w:r>
+        <w:t xml:space="preserve">⚠️</w:t>
+      </w:r>
+      <w:r>
+        <w:t xml:space="preserve"> </w:t>
+      </w:r>
+      <w:r>
+        <w:rPr>
+          <w:b/>
+          <w:bCs/>
+        </w:rPr>
+        <w:t xml:space="preserve">Gotcha —</w:t>
+      </w:r>
+      <w:r>
+        <w:rPr>
+          <w:b/>
+          <w:bCs/>
+        </w:rPr>
+        <w:t xml:space="preserve"> </w:t>
+      </w:r>
+      <w:r>
+        <w:rPr>
+          <w:rStyle w:val="VerbatimChar"/>
+          <w:b/>
+          <w:bCs/>
+        </w:rPr>
+        <w:t xml:space="preserve">--use-node-agent</w:t>
+      </w:r>
+      <w:r>
+        <w:rPr>
+          <w:b/>
+          <w:bCs/>
+        </w:rPr>
+        <w:t xml:space="preserve"> </w:t>
+      </w:r>
+      <w:r>
+        <w:rPr>
+          <w:b/>
+          <w:bCs/>
+        </w:rPr>
+        <w:t xml:space="preserve">is what backs up</w:t>
+      </w:r>
+      <w:r>
+        <w:rPr>
+          <w:b/>
+          <w:bCs/>
+        </w:rPr>
+        <w:t xml:space="preserve"> </w:t>
+      </w:r>
+      <w:r>
+        <w:rPr>
+          <w:b/>
+          <w:bCs/>
+          <w:i/>
+          <w:iCs/>
+        </w:rPr>
+        <w:t xml:space="preserve">data</w:t>
+      </w:r>
+      <w:r>
+        <w:rPr>
+          <w:b/>
+          <w:bCs/>
+        </w:rPr>
+        <w:t xml:space="preserve">; without it you get objects only.</w:t>
+      </w:r>
+      <w:r>
+        <w:t xml:space="preserve"> </w:t>
+      </w:r>
+      <w:r>
+        <w:t xml:space="preserve">The</w:t>
+      </w:r>
+      <w:r>
+        <w:t xml:space="preserve"> </w:t>
+      </w:r>
+      <w:r>
+        <w:rPr>
+          <w:rStyle w:val="VerbatimChar"/>
+        </w:rPr>
+        <w:t xml:space="preserve">node-agent</w:t>
+      </w:r>
+      <w:r>
+        <w:t xml:space="preserve"> </w:t>
+      </w:r>
+      <w:r>
+        <w:t xml:space="preserve">DaemonSet is the component that reads volume contents (via</w:t>
+      </w:r>
+      <w:r>
+        <w:t xml:space="preserve"> </w:t>
+      </w:r>
+      <w:r>
+        <w:rPr>
+          <w:rStyle w:val="VerbatimChar"/>
+        </w:rPr>
+        <w:t xml:space="preserve">kopia</w:t>
+      </w:r>
+      <w:r>
+        <w:t xml:space="preserve">). If it is missing or not</w:t>
+      </w:r>
+      <w:r>
+        <w:t xml:space="preserve"> </w:t>
+      </w:r>
+      <w:r>
+        <w:rPr>
+          <w:rStyle w:val="VerbatimChar"/>
+        </w:rPr>
+        <w:t xml:space="preserve">Running</w:t>
+      </w:r>
+      <w:r>
+        <w:t xml:space="preserve">, backups still complete and still say</w:t>
+      </w:r>
+      <w:r>
+        <w:t xml:space="preserve"> </w:t>
+      </w:r>
+      <w:r>
+        <w:rPr>
+          <w:rStyle w:val="VerbatimChar"/>
+        </w:rPr>
+        <w:t xml:space="preserve">Completed</w:t>
+      </w:r>
+      <w:r>
+        <w:t xml:space="preserve">, but no</w:t>
+      </w:r>
+      <w:r>
+        <w:t xml:space="preserve"> </w:t>
+      </w:r>
+      <w:r>
+        <w:rPr>
+          <w:rStyle w:val="VerbatimChar"/>
+        </w:rPr>
+        <w:t xml:space="preserve">PodVolumeBackup</w:t>
+      </w:r>
+      <w:r>
+        <w:t xml:space="preserve"> </w:t>
+      </w:r>
+      <w:r>
+        <w:t xml:space="preserve">object is created and a restore gives you an empty volume. Confirm all three Pods above are up before you trust a backup.</w:t>
+      </w:r>
+    </w:p>
+    <w:p>
+      <w:pPr>
+        <w:pStyle w:val="BlockText"/>
+      </w:pPr>
+      <w:r>
+        <w:t xml:space="preserve">🚨</w:t>
+      </w:r>
+      <w:r>
+        <w:t xml:space="preserve"> </w:t>
+      </w:r>
+      <w:r>
+        <w:rPr>
+          <w:b/>
+          <w:bCs/>
+        </w:rPr>
+        <w:t xml:space="preserve">Gotcha — on a</w:t>
+      </w:r>
+      <w:r>
+        <w:rPr>
+          <w:b/>
+          <w:bCs/>
+        </w:rPr>
+        <w:t xml:space="preserve"> </w:t>
+      </w:r>
+      <w:r>
+        <w:rPr>
+          <w:rStyle w:val="VerbatimChar"/>
+          <w:b/>
+          <w:bCs/>
+        </w:rPr>
+        <w:t xml:space="preserve">kind</w:t>
+      </w:r>
+      <w:r>
+        <w:rPr>
+          <w:b/>
+          <w:bCs/>
+        </w:rPr>
+        <w:t xml:space="preserve"> </w:t>
+      </w:r>
+      <w:r>
+        <w:rPr>
+          <w:b/>
+          <w:bCs/>
+        </w:rPr>
+        <w:t xml:space="preserve">cluster the default StorageClass silently defeats file-system backup.</w:t>
+      </w:r>
+      <w:r>
+        <w:t xml:space="preserve"> </w:t>
+      </w:r>
+      <w:r>
+        <w:t xml:space="preserve">kind's</w:t>
+      </w:r>
+      <w:r>
+        <w:t xml:space="preserve"> </w:t>
+      </w:r>
+      <w:r>
+        <w:rPr>
+          <w:rStyle w:val="VerbatimChar"/>
+        </w:rPr>
+        <w:t xml:space="preserve">standard</w:t>
+      </w:r>
+      <w:r>
+        <w:t xml:space="preserve"> </w:t>
+      </w:r>
+      <w:r>
+        <w:t xml:space="preserve">class (</w:t>
+      </w:r>
+      <w:r>
+        <w:rPr>
+          <w:rStyle w:val="VerbatimChar"/>
+        </w:rPr>
+        <w:t xml:space="preserve">rancher.io/local-path</w:t>
+      </w:r>
+      <w:r>
+        <w:t xml:space="preserve">) provisions</w:t>
+      </w:r>
+      <w:r>
+        <w:t xml:space="preserve"> </w:t>
+      </w:r>
+      <w:r>
+        <w:rPr>
+          <w:b/>
+          <w:bCs/>
+        </w:rPr>
+        <w:t xml:space="preserve">hostPath</w:t>
+      </w:r>
+      <w:r>
+        <w:t xml:space="preserve"> </w:t>
+      </w:r>
+      <w:r>
+        <w:t xml:space="preserve">PVs, and Velero refuses to file-system-backup those. The only signal is one warning in the server log:</w:t>
+      </w:r>
+    </w:p>
+    <w:p>
+      <w:pPr>
+        <w:pStyle w:val="SourceCode"/>
+      </w:pPr>
+      <w:r>
+        <w:rPr>
+          <w:rStyle w:val="VerbatimChar"/>
+        </w:rPr>
+        <w:t xml:space="preserve">$ kubectl -n velero logs deploy/velero | grep "hostPath volume which is not supported"</w:t>
+      </w:r>
+      <w:r>
+        <w:br/>
+      </w:r>
+      <w:r>
+        <w:rPr>
+          <w:rStyle w:val="VerbatimChar"/>
+        </w:rPr>
+        <w:t xml:space="preserve">level=warning msg="Volume d in pod shop/catalog-… is a hostPath volume which is not supported</w:t>
+      </w:r>
+      <w:r>
+        <w:br/>
+      </w:r>
+      <w:r>
+        <w:rPr>
+          <w:rStyle w:val="VerbatimChar"/>
+        </w:rPr>
+        <w:t xml:space="preserve">  for pod volume backup, skipping" logSource="pkg/podvolume/backupper.go:347"</w:t>
+      </w:r>
+    </w:p>
+    <w:p>
+      <w:pPr>
+        <w:pStyle w:val="BlockText"/>
+      </w:pPr>
+      <w:r>
+        <w:t xml:space="preserve">The backup reports</w:t>
+      </w:r>
+      <w:r>
+        <w:t xml:space="preserve"> </w:t>
+      </w:r>
+      <w:r>
+        <w:rPr>
+          <w:rStyle w:val="VerbatimChar"/>
+        </w:rPr>
+        <w:t xml:space="preserve">Completed</w:t>
+      </w:r>
+      <w:r>
+        <w:t xml:space="preserve">,</w:t>
+      </w:r>
+      <w:r>
+        <w:t xml:space="preserve"> </w:t>
+      </w:r>
+      <w:r>
+        <w:rPr>
+          <w:rStyle w:val="VerbatimChar"/>
+        </w:rPr>
+        <w:t xml:space="preserve">velero backup get</w:t>
+      </w:r>
+      <w:r>
+        <w:t xml:space="preserve"> </w:t>
+      </w:r>
+      <w:r>
+        <w:t xml:space="preserve">shows</w:t>
+      </w:r>
+      <w:r>
+        <w:t xml:space="preserve"> </w:t>
+      </w:r>
+      <w:r>
+        <w:rPr>
+          <w:rStyle w:val="VerbatimChar"/>
+        </w:rPr>
+        <w:t xml:space="preserve">WARNINGS 1</w:t>
+      </w:r>
+      <w:r>
+        <w:t xml:space="preserve">, and</w:t>
+      </w:r>
+      <w:r>
+        <w:t xml:space="preserve"> </w:t>
+      </w:r>
+      <w:r>
+        <w:rPr>
+          <w:rStyle w:val="VerbatimChar"/>
+        </w:rPr>
+        <w:t xml:space="preserve">kubectl -n velero get podvolumebackup</w:t>
+      </w:r>
+      <w:r>
+        <w:t xml:space="preserve"> </w:t>
+      </w:r>
+      <w:r>
+        <w:t xml:space="preserve">returns</w:t>
+      </w:r>
+      <w:r>
+        <w:t xml:space="preserve"> </w:t>
+      </w:r>
+      <w:r>
+        <w:rPr>
+          <w:b/>
+          <w:bCs/>
+        </w:rPr>
+        <w:t xml:space="preserve">nothing at all</w:t>
+      </w:r>
+      <w:r>
+        <w:t xml:space="preserve">. Diagnosing this as an object-store problem is the natural mistake and it is wrong — the bucket is fine. Check the PV type first:</w:t>
+      </w:r>
+    </w:p>
+    <w:p>
+      <w:pPr>
+        <w:pStyle w:val="SourceCode"/>
+      </w:pPr>
+      <w:r>
+        <w:rPr>
+          <w:rStyle w:val="ExtensionTok"/>
+        </w:rPr>
+        <w:t xml:space="preserve">kubectl</w:t>
+      </w:r>
+      <w:r>
+        <w:rPr>
+          <w:rStyle w:val="NormalTok"/>
+        </w:rPr>
+        <w:t xml:space="preserve"> get pv </w:t>
+      </w:r>
+      <w:r>
+        <w:rPr>
+          <w:rStyle w:val="AttributeTok"/>
+        </w:rPr>
+        <w:t xml:space="preserve">-o</w:t>
+      </w:r>
+      <w:r>
+        <w:rPr>
+          <w:rStyle w:val="NormalTok"/>
+        </w:rPr>
+        <w:t xml:space="preserve"> custom-columns=NAME:.metadata.name,CSI:.spec.csi.driver,SC:.spec.storageClassName</w:t>
+      </w:r>
+    </w:p>
+    <w:p>
+      <w:pPr>
+        <w:pStyle w:val="BlockText"/>
+      </w:pPr>
+      <w:r>
+        <w:t xml:space="preserve">A CSI driver in the</w:t>
+      </w:r>
+      <w:r>
+        <w:t xml:space="preserve"> </w:t>
+      </w:r>
+      <w:r>
+        <w:rPr>
+          <w:rStyle w:val="VerbatimChar"/>
+        </w:rPr>
+        <w:t xml:space="preserve">CSI</w:t>
+      </w:r>
+      <w:r>
+        <w:t xml:space="preserve"> </w:t>
+      </w:r>
+      <w:r>
+        <w:t xml:space="preserve">column means fs-backup will work; an empty column means it will not. On GKE (</w:t>
+      </w:r>
+      <w:r>
+        <w:rPr>
+          <w:rStyle w:val="VerbatimChar"/>
+        </w:rPr>
+        <w:t xml:space="preserve">pd.csi.storage.gke.io</w:t>
+      </w:r>
+      <w:r>
+        <w:t xml:space="preserve">) and on Nutanix CSI this does not arise. On</w:t>
+      </w:r>
+      <w:r>
+        <w:t xml:space="preserve"> </w:t>
+      </w:r>
+      <w:r>
+        <w:rPr>
+          <w:rStyle w:val="VerbatimChar"/>
+        </w:rPr>
+        <w:t xml:space="preserve">kind</w:t>
+      </w:r>
+      <w:r>
+        <w:t xml:space="preserve">, install a real CSI driver — the setup at the top of Lab 11's Steps 5–7 is exactly what's needed — and point the PVC's</w:t>
+      </w:r>
+      <w:r>
+        <w:t xml:space="preserve"> </w:t>
+      </w:r>
+      <w:r>
+        <w:rPr>
+          <w:rStyle w:val="VerbatimChar"/>
+        </w:rPr>
+        <w:t xml:space="preserve">storageClassName</w:t>
+      </w:r>
+      <w:r>
+        <w:t xml:space="preserve"> </w:t>
+      </w:r>
+      <w:r>
+        <w:t xml:space="preserve">at it.</w:t>
+      </w:r>
+    </w:p>
+    <w:p>
+      <w:pPr>
+        <w:pStyle w:val="FirstParagraph"/>
+      </w:pPr>
+      <w:r>
+        <w:drawing>
+          <wp:inline>
+            <wp:extent cx="5943600" cy="1180615"/>
+            <wp:effectExtent b="0" l="0" r="0" t="0"/>
+            <wp:docPr descr="The trap in one view: the backup says Completed with WARNINGS 1, no PodVolumeBackup exists at all, and the only clue is the server log warning that the hostPath volume was skipped" title="" id="23" name="Picture"/>
+            <a:graphic>
+              <a:graphicData uri="http://schemas.openxmlformats.org/drawingml/2006/picture">
+                <pic:pic>
+                  <pic:nvPicPr>
+                    <pic:cNvPr descr="../artifacts/lab-12/screenshots/06-hostpath-defeats-fs-backup.png" id="24" name="Picture"/>
+                    <pic:cNvPicPr>
+                      <a:picLocks noChangeArrowheads="1" noChangeAspect="1"/>
+                    </pic:cNvPicPr>
+                  </pic:nvPicPr>
+                  <pic:blipFill>
+                    <a:blip r:embed="rId22"/>
+                    <a:stretch>
+                      <a:fillRect/>
+                    </a:stretch>
+                  </pic:blipFill>
+                  <pic:spPr bwMode="auto">
+                    <a:xfrm>
+                      <a:off x="0" y="0"/>
+                      <a:ext cx="5943600" cy="1180615"/>
+                    </a:xfrm>
+                    <a:prstGeom prst="rect">
+                      <a:avLst/>
+                    </a:prstGeom>
+                    <a:noFill/>
+                    <a:ln w="9525">
+                      <a:noFill/>
+                      <a:headEnd/>
+                      <a:tailEnd/>
+                    </a:ln>
+                  </pic:spPr>
+                </pic:pic>
+              </a:graphicData>
+            </a:graphic>
+          </wp:inline>
+        </w:drawing>
+      </w:r>
+    </w:p>
+    <w:p>
+      <w:pPr>
+        <w:pStyle w:val="BodyText"/>
+      </w:pPr>
+      <w:r>
+        <w:t xml:space="preserve">With a CSI-backed volume the same backup behaves properly:</w:t>
+      </w:r>
+    </w:p>
+    <w:p>
+      <w:pPr>
+        <w:pStyle w:val="BodyText"/>
+      </w:pPr>
+      <w:r>
+        <w:drawing>
+          <wp:inline>
+            <wp:extent cx="5943600" cy="1261664"/>
+            <wp:effectExtent b="0" l="0" r="0" t="0"/>
+            <wp:docPr descr="The same workload on a CSI volume: the PV names hostpath.csi.k8s.io, and a PodVolumeBackup completes via kopia" title="" id="26" name="Picture"/>
+            <a:graphic>
+              <a:graphicData uri="http://schemas.openxmlformats.org/drawingml/2006/picture">
+                <pic:pic>
+                  <pic:nvPicPr>
+                    <pic:cNvPr descr="../artifacts/lab-12/screenshots/07-csi-volume-backed-up-by-kopia.png" id="27" name="Picture"/>
+                    <pic:cNvPicPr>
+                      <a:picLocks noChangeArrowheads="1" noChangeAspect="1"/>
+                    </pic:cNvPicPr>
+                  </pic:nvPicPr>
+                  <pic:blipFill>
+                    <a:blip r:embed="rId25"/>
+                    <a:stretch>
+                      <a:fillRect/>
+                    </a:stretch>
+                  </pic:blipFill>
+                  <pic:spPr bwMode="auto">
+                    <a:xfrm>
+                      <a:off x="0" y="0"/>
+                      <a:ext cx="5943600" cy="1261664"/>
+                    </a:xfrm>
+                    <a:prstGeom prst="rect">
+                      <a:avLst/>
+                    </a:prstGeom>
+                    <a:noFill/>
+                    <a:ln w="9525">
+                      <a:noFill/>
+                      <a:headEnd/>
+                      <a:tailEnd/>
+                    </a:ln>
+                  </pic:spPr>
+                </pic:pic>
+              </a:graphicData>
+            </a:graphic>
+          </wp:inline>
+        </w:drawing>
+      </w:r>
+    </w:p>
+    <w:p>
+      <w:pPr>
+        <w:pStyle w:val="SourceCode"/>
+      </w:pPr>
+      <w:r>
+        <w:rPr>
+          <w:rStyle w:val="VerbatimChar"/>
+        </w:rPr>
+        <w:t xml:space="preserve">$ kubectl -n velero get podvolumebackup -o custom-columns=NAME:.metadata.name,STATUS:.status.phase,UPLOADER:.spec.uploaderType,VOLUME:.spec.volume,BYTES:.status.progress.totalBytes</w:t>
+      </w:r>
+      <w:r>
+        <w:br/>
+      </w:r>
+      <w:r>
+        <w:rPr>
+          <w:rStyle w:val="VerbatimChar"/>
+        </w:rPr>
+        <w:t xml:space="preserve">NAME             STATUS      UPLOADER   VOLUME   BYTES</w:t>
+      </w:r>
+      <w:r>
+        <w:br/>
+      </w:r>
+      <w:r>
+        <w:rPr>
+          <w:rStyle w:val="VerbatimChar"/>
+        </w:rPr>
+        <w:t xml:space="preserve">shop-csi-fw7xz   Completed   kopia      d        18</w:t>
+      </w:r>
+    </w:p>
+    <w:p>
+      <w:pPr>
+        <w:pStyle w:val="FirstParagraph"/>
+      </w:pPr>
+      <w:r>
+        <w:t xml:space="preserve">and after</w:t>
+      </w:r>
+      <w:r>
+        <w:t xml:space="preserve"> </w:t>
+      </w:r>
+      <w:r>
+        <w:rPr>
+          <w:rStyle w:val="VerbatimChar"/>
+        </w:rPr>
+        <w:t xml:space="preserve">kubectl delete ns shop</w:t>
+      </w:r>
+      <w:r>
+        <w:t xml:space="preserve">, the restore brings the data back:</w:t>
+      </w:r>
+    </w:p>
+    <w:p>
+      <w:pPr>
+        <w:pStyle w:val="BodyText"/>
+      </w:pPr>
+      <w:r>
+        <w:drawing>
+          <wp:inline>
+            <wp:extent cx="5943600" cy="1666909"/>
+            <wp:effectExtent b="0" l="0" r="0" t="0"/>
+            <wp:docPr descr="The restore completed: Deployment, Service and PVC recreated, widget-9000=42.00 read back out of the volume, and a PodVolumeRestore completed via kopia" title="" id="29" name="Picture"/>
+            <a:graphic>
+              <a:graphicData uri="http://schemas.openxmlformats.org/drawingml/2006/picture">
+                <pic:pic>
+                  <pic:nvPicPr>
+                    <pic:cNvPr descr="../artifacts/lab-12/screenshots/08-namespace-destroyed-and-restored.png" id="30" name="Picture"/>
+                    <pic:cNvPicPr>
+                      <a:picLocks noChangeArrowheads="1" noChangeAspect="1"/>
+                    </pic:cNvPicPr>
+                  </pic:nvPicPr>
+                  <pic:blipFill>
+                    <a:blip r:embed="rId28"/>
+                    <a:stretch>
+                      <a:fillRect/>
+                    </a:stretch>
+                  </pic:blipFill>
+                  <pic:spPr bwMode="auto">
+                    <a:xfrm>
+                      <a:off x="0" y="0"/>
+                      <a:ext cx="5943600" cy="1666909"/>
+                    </a:xfrm>
+                    <a:prstGeom prst="rect">
+                      <a:avLst/>
+                    </a:prstGeom>
+                    <a:noFill/>
+                    <a:ln w="9525">
+                      <a:noFill/>
+                      <a:headEnd/>
+                      <a:tailEnd/>
+                    </a:ln>
+                  </pic:spPr>
+                </pic:pic>
+              </a:graphicData>
+            </a:graphic>
+          </wp:inline>
+        </w:drawing>
+      </w:r>
+    </w:p>
+    <w:p>
+      <w:pPr>
+        <w:pStyle w:val="SourceCode"/>
+      </w:pPr>
+      <w:r>
+        <w:rPr>
+          <w:rStyle w:val="VerbatimChar"/>
+        </w:rPr>
+        <w:t xml:space="preserve">$ velero restore create shop-back-2 --from-backup shop-verify --wait</w:t>
+      </w:r>
+      <w:r>
+        <w:br/>
+      </w:r>
+      <w:r>
+        <w:rPr>
+          <w:rStyle w:val="VerbatimChar"/>
+        </w:rPr>
+        <w:t xml:space="preserve">Restore completed with status: Completed.</w:t>
+      </w:r>
+      <w:r>
+        <w:br/>
+      </w:r>
+      <w:r>
+        <w:br/>
+      </w:r>
+      <w:r>
+        <w:rPr>
+          <w:rStyle w:val="VerbatimChar"/>
+        </w:rPr>
+        <w:t xml:space="preserve">$ kubectl -n shop exec $POD -c app -- cat /data/catalog.txt</w:t>
+      </w:r>
+      <w:r>
+        <w:br/>
+      </w:r>
+      <w:r>
+        <w:rPr>
+          <w:rStyle w:val="VerbatimChar"/>
+        </w:rPr>
+        <w:t xml:space="preserve">widget-9000=42.00</w:t>
+      </w:r>
+      <w:r>
+        <w:br/>
+      </w:r>
+      <w:r>
+        <w:br/>
+      </w:r>
+      <w:r>
+        <w:rPr>
+          <w:rStyle w:val="VerbatimChar"/>
+        </w:rPr>
+        <w:t xml:space="preserve">$ kubectl -n velero get podvolumerestore -o custom-columns=NAME:.metadata.name,STATUS:.status.phase,UPLOADER:.spec.uploaderType,BYTES:.status.progress.totalBytes</w:t>
+      </w:r>
+      <w:r>
+        <w:br/>
+      </w:r>
+      <w:r>
+        <w:rPr>
+          <w:rStyle w:val="VerbatimChar"/>
+        </w:rPr>
+        <w:t xml:space="preserve">NAME                STATUS      UPLOADER   BYTES</w:t>
+      </w:r>
+      <w:r>
+        <w:br/>
+      </w:r>
+      <w:r>
+        <w:rPr>
+          <w:rStyle w:val="VerbatimChar"/>
+        </w:rPr>
+        <w:t xml:space="preserve">shop-back-2-2cmx6   Completed   kopia      18</w:t>
+      </w:r>
+    </w:p>
+    <w:p>
+      <w:pPr>
+        <w:pStyle w:val="BlockText"/>
+      </w:pPr>
+      <w:r>
+        <w:t xml:space="preserve">⚠️</w:t>
+      </w:r>
+      <w:r>
+        <w:t xml:space="preserve"> </w:t>
+      </w:r>
+      <w:r>
+        <w:rPr>
+          <w:b/>
+          <w:bCs/>
+        </w:rPr>
+        <w:t xml:space="preserve">Gotcha —</w:t>
+      </w:r>
+      <w:r>
+        <w:rPr>
+          <w:b/>
+          <w:bCs/>
+        </w:rPr>
+        <w:t xml:space="preserve"> </w:t>
+      </w:r>
+      <w:r>
+        <w:rPr>
+          <w:rStyle w:val="VerbatimChar"/>
+          <w:b/>
+          <w:bCs/>
+        </w:rPr>
+        <w:t xml:space="preserve">velero backup describe --details</w:t>
+      </w:r>
+      <w:r>
+        <w:rPr>
+          <w:b/>
+          <w:bCs/>
+        </w:rPr>
+        <w:t xml:space="preserve"> </w:t>
+      </w:r>
+      <w:r>
+        <w:rPr>
+          <w:b/>
+          <w:bCs/>
+        </w:rPr>
+        <w:t xml:space="preserve">fails from your laptop, and it is not a broken backup.</w:t>
+      </w:r>
+      <w:r>
+        <w:t xml:space="preserve"> </w:t>
+      </w:r>
+      <w:r>
+        <w:t xml:space="preserve">The CLI tries to fetch the result files from the object store directly, using the in-cluster address:</w:t>
+      </w:r>
+    </w:p>
+    <w:p>
+      <w:pPr>
+        <w:pStyle w:val="SourceCode"/>
+      </w:pPr>
+      <w:r>
+        <w:rPr>
+          <w:rStyle w:val="VerbatimChar"/>
+        </w:rPr>
+        <w:t xml:space="preserve">Warnings:  &lt;error getting warnings: Get "http://minio.velero.svc:9000/velero/backups/…":</w:t>
+      </w:r>
+      <w:r>
+        <w:br/>
+      </w:r>
+      <w:r>
+        <w:rPr>
+          <w:rStyle w:val="VerbatimChar"/>
+        </w:rPr>
+        <w:t xml:space="preserve">  dial tcp: lookup minio.velero.svc: no such host&gt;</w:t>
+      </w:r>
+    </w:p>
+    <w:p>
+      <w:pPr>
+        <w:pStyle w:val="BlockText"/>
+      </w:pPr>
+      <w:r>
+        <w:t xml:space="preserve">Your machine cannot resolve a cluster DNS name. The backup itself is fine. Read the server log instead —</w:t>
+      </w:r>
+      <w:r>
+        <w:t xml:space="preserve"> </w:t>
+      </w:r>
+      <w:r>
+        <w:rPr>
+          <w:rStyle w:val="VerbatimChar"/>
+        </w:rPr>
+        <w:t xml:space="preserve">kubectl -n velero logs deploy/velero</w:t>
+      </w:r>
+      <w:r>
+        <w:t xml:space="preserve"> </w:t>
+      </w:r>
+      <w:r>
+        <w:t xml:space="preserve">— or port-forward the Service. This affects any in-cluster object store, MinIO included.</w:t>
+      </w:r>
+    </w:p>
+    <w:p>
+      <w:r>
+        <w:pict>
+          <v:rect style="width:0;height:1.5pt" o:hralign="center" o:hrstd="t" o:hr="t"/>
+        </w:pict>
+      </w:r>
+    </w:p>
+    <w:bookmarkEnd w:id="31"/>
+    <w:bookmarkStart w:id="35" w:name="X394a90876ff05cab0890538a839cef5d4006584"/>
+    <w:p>
+      <w:pPr>
+        <w:pStyle w:val="Heading2"/>
+      </w:pPr>
+      <w:r>
+        <w:t xml:space="preserve">Step 2 — Create an app with data, and back it up</w:t>
+      </w:r>
+    </w:p>
+    <w:p>
+      <w:pPr>
+        <w:pStyle w:val="FirstParagraph"/>
+      </w:pPr>
+      <w:r>
+        <w:rPr>
+          <w:b/>
+          <w:bCs/>
+        </w:rPr>
+        <w:t xml:space="preserve">Goal:</w:t>
+      </w:r>
+      <w:r>
+        <w:t xml:space="preserve"> </w:t>
+      </w:r>
+      <w:r>
+        <w:t xml:space="preserve">back up a whole namespace to MinIO.</w:t>
+      </w:r>
+    </w:p>
+    <w:p>
+      <w:pPr>
+        <w:pStyle w:val="SourceCode"/>
+      </w:pPr>
+      <w:r>
+        <w:rPr>
+          <w:rStyle w:val="ExtensionTok"/>
+        </w:rPr>
+        <w:t xml:space="preserve">kubectl</w:t>
+      </w:r>
+      <w:r>
+        <w:rPr>
+          <w:rStyle w:val="NormalTok"/>
+        </w:rPr>
+        <w:t xml:space="preserve"> create namespace shop</w:t>
+      </w:r>
+      <w:r>
+        <w:br/>
+      </w:r>
+      <w:r>
+        <w:rPr>
+          <w:rStyle w:val="ExtensionTok"/>
+        </w:rPr>
+        <w:t xml:space="preserve">kubectl</w:t>
+      </w:r>
+      <w:r>
+        <w:rPr>
+          <w:rStyle w:val="NormalTok"/>
+        </w:rPr>
+        <w:t xml:space="preserve"> </w:t>
+      </w:r>
+      <w:r>
+        <w:rPr>
+          <w:rStyle w:val="AttributeTok"/>
+        </w:rPr>
+        <w:t xml:space="preserve">-n</w:t>
+      </w:r>
+      <w:r>
+        <w:rPr>
+          <w:rStyle w:val="NormalTok"/>
+        </w:rPr>
+        <w:t xml:space="preserve"> shop create deployment web </w:t>
+      </w:r>
+      <w:r>
+        <w:rPr>
+          <w:rStyle w:val="AttributeTok"/>
+        </w:rPr>
+        <w:t xml:space="preserve">--image</w:t>
+      </w:r>
+      <w:r>
+        <w:rPr>
+          <w:rStyle w:val="OperatorTok"/>
+        </w:rPr>
+        <w:t xml:space="preserve">=</w:t>
+      </w:r>
+      <w:r>
+        <w:rPr>
+          <w:rStyle w:val="NormalTok"/>
+        </w:rPr>
+        <w:t xml:space="preserve">nginx:1.27-alpine</w:t>
+      </w:r>
+      <w:r>
+        <w:br/>
+      </w:r>
+      <w:r>
+        <w:rPr>
+          <w:rStyle w:val="ExtensionTok"/>
+        </w:rPr>
+        <w:t xml:space="preserve">kubectl</w:t>
+      </w:r>
+      <w:r>
+        <w:rPr>
+          <w:rStyle w:val="NormalTok"/>
+        </w:rPr>
+        <w:t xml:space="preserve"> </w:t>
+      </w:r>
+      <w:r>
+        <w:rPr>
+          <w:rStyle w:val="AttributeTok"/>
+        </w:rPr>
+        <w:t xml:space="preserve">-n</w:t>
+      </w:r>
+      <w:r>
+        <w:rPr>
+          <w:rStyle w:val="NormalTok"/>
+        </w:rPr>
+        <w:t xml:space="preserve"> shop create configmap catalog </w:t>
+      </w:r>
+      <w:r>
+        <w:rPr>
+          <w:rStyle w:val="AttributeTok"/>
+        </w:rPr>
+        <w:t xml:space="preserve">--from-literal</w:t>
+      </w:r>
+      <w:r>
+        <w:rPr>
+          <w:rStyle w:val="OperatorTok"/>
+        </w:rPr>
+        <w:t xml:space="preserve">=</w:t>
+      </w:r>
+      <w:r>
+        <w:rPr>
+          <w:rStyle w:val="NormalTok"/>
+        </w:rPr>
+        <w:t xml:space="preserve">featured=</w:t>
+      </w:r>
+      <w:r>
+        <w:rPr>
+          <w:rStyle w:val="StringTok"/>
+        </w:rPr>
+        <w:t xml:space="preserve">"widget-9000"</w:t>
+      </w:r>
+      <w:r>
+        <w:rPr>
+          <w:rStyle w:val="NormalTok"/>
+        </w:rPr>
+        <w:t xml:space="preserve"> </w:t>
+      </w:r>
+      <w:r>
+        <w:rPr>
+          <w:rStyle w:val="AttributeTok"/>
+        </w:rPr>
+        <w:t xml:space="preserve">--from-literal</w:t>
+      </w:r>
+      <w:r>
+        <w:rPr>
+          <w:rStyle w:val="OperatorTok"/>
+        </w:rPr>
+        <w:t xml:space="preserve">=</w:t>
+      </w:r>
+      <w:r>
+        <w:rPr>
+          <w:rStyle w:val="NormalTok"/>
+        </w:rPr>
+        <w:t xml:space="preserve">price=</w:t>
+      </w:r>
+      <w:r>
+        <w:rPr>
+          <w:rStyle w:val="StringTok"/>
+        </w:rPr>
+        <w:t xml:space="preserve">"42.00"</w:t>
+      </w:r>
+      <w:r>
+        <w:br/>
+      </w:r>
+      <w:r>
+        <w:rPr>
+          <w:rStyle w:val="ExtensionTok"/>
+        </w:rPr>
+        <w:t xml:space="preserve">kubectl</w:t>
+      </w:r>
+      <w:r>
+        <w:rPr>
+          <w:rStyle w:val="NormalTok"/>
+        </w:rPr>
+        <w:t xml:space="preserve"> </w:t>
+      </w:r>
+      <w:r>
+        <w:rPr>
+          <w:rStyle w:val="AttributeTok"/>
+        </w:rPr>
+        <w:t xml:space="preserve">-n</w:t>
+      </w:r>
+      <w:r>
+        <w:rPr>
+          <w:rStyle w:val="NormalTok"/>
+        </w:rPr>
+        <w:t xml:space="preserve"> shop expose deployment web </w:t>
+      </w:r>
+      <w:r>
+        <w:rPr>
+          <w:rStyle w:val="AttributeTok"/>
+        </w:rPr>
+        <w:t xml:space="preserve">--port</w:t>
+      </w:r>
+      <w:r>
+        <w:rPr>
+          <w:rStyle w:val="OperatorTok"/>
+        </w:rPr>
+        <w:t xml:space="preserve">=</w:t>
+      </w:r>
+      <w:r>
+        <w:rPr>
+          <w:rStyle w:val="NormalTok"/>
+        </w:rPr>
+        <w:t xml:space="preserve">80</w:t>
+      </w:r>
+      <w:r>
+        <w:br/>
+      </w:r>
+      <w:r>
+        <w:br/>
+      </w:r>
+      <w:r>
+        <w:rPr>
+          <w:rStyle w:val="ExtensionTok"/>
+        </w:rPr>
+        <w:t xml:space="preserve">velero</w:t>
+      </w:r>
+      <w:r>
+        <w:rPr>
+          <w:rStyle w:val="NormalTok"/>
+        </w:rPr>
+        <w:t xml:space="preserve"> backup create shop-backup </w:t>
+      </w:r>
+      <w:r>
+        <w:rPr>
+          <w:rStyle w:val="AttributeTok"/>
+        </w:rPr>
+        <w:t xml:space="preserve">--include-namespaces</w:t>
+      </w:r>
+      <w:r>
+        <w:rPr>
+          <w:rStyle w:val="NormalTok"/>
+        </w:rPr>
+        <w:t xml:space="preserve"> shop </w:t>
+      </w:r>
+      <w:r>
+        <w:rPr>
+          <w:rStyle w:val="AttributeTok"/>
+        </w:rPr>
+        <w:t xml:space="preserve">--wait</w:t>
+      </w:r>
+      <w:r>
+        <w:br/>
+      </w:r>
+      <w:r>
+        <w:rPr>
+          <w:rStyle w:val="ExtensionTok"/>
+        </w:rPr>
+        <w:t xml:space="preserve">velero</w:t>
+      </w:r>
+      <w:r>
+        <w:rPr>
+          <w:rStyle w:val="NormalTok"/>
+        </w:rPr>
+        <w:t xml:space="preserve"> backup describe shop-backup</w:t>
+      </w:r>
+    </w:p>
+    <w:p>
+      <w:pPr>
+        <w:pStyle w:val="FirstParagraph"/>
+      </w:pPr>
+      <w:r>
+        <w:rPr>
+          <w:b/>
+          <w:bCs/>
+        </w:rPr>
+        <w:t xml:space="preserve">What you should see:</w:t>
+      </w:r>
+      <w:r>
+        <w:t xml:space="preserve"> </w:t>
+      </w:r>
+      <w:r>
+        <w:t xml:space="preserve">the backup reaches</w:t>
+      </w:r>
+      <w:r>
+        <w:t xml:space="preserve"> </w:t>
+      </w:r>
+      <w:r>
+        <w:rPr>
+          <w:rStyle w:val="VerbatimChar"/>
+          <w:b/>
+          <w:bCs/>
+        </w:rPr>
+        <w:t xml:space="preserve">Phase: Completed</w:t>
+      </w:r>
+      <w:r>
+        <w:t xml:space="preserve">, with something like</w:t>
+      </w:r>
+      <w:r>
+        <w:t xml:space="preserve"> </w:t>
+      </w:r>
+      <w:r>
+        <w:rPr>
+          <w:b/>
+          <w:bCs/>
+        </w:rPr>
+        <w:t xml:space="preserve">16 items backed up</w:t>
+      </w:r>
+      <w:r>
+        <w:t xml:space="preserve"> </w:t>
+      </w:r>
+      <w:r>
+        <w:t xml:space="preserve">(the namespace and everything in it), and the</w:t>
+      </w:r>
+      <w:r>
+        <w:t xml:space="preserve"> </w:t>
+      </w:r>
+      <w:r>
+        <w:rPr>
+          <w:rStyle w:val="VerbatimChar"/>
+        </w:rPr>
+        <w:t xml:space="preserve">catalog</w:t>
+      </w:r>
+      <w:r>
+        <w:t xml:space="preserve"> </w:t>
+      </w:r>
+      <w:r>
+        <w:t xml:space="preserve">data is</w:t>
+      </w:r>
+      <w:r>
+        <w:t xml:space="preserve"> </w:t>
+      </w:r>
+      <w:r>
+        <w:rPr>
+          <w:rStyle w:val="VerbatimChar"/>
+        </w:rPr>
+        <w:t xml:space="preserve">widget-9000=42.00</w:t>
+      </w:r>
+      <w:r>
+        <w:t xml:space="preserve">.</w:t>
+      </w:r>
+    </w:p>
+    <w:p>
+      <w:pPr>
+        <w:pStyle w:val="BodyText"/>
+      </w:pPr>
+      <w:r>
+        <w:drawing>
+          <wp:inline>
+            <wp:extent cx="5943600" cy="4116751"/>
+            <wp:effectExtent b="0" l="0" r="0" t="0"/>
+            <wp:docPr descr="Namespace backed up to MinIO — Completed, 16 items" title="" id="33" name="Picture"/>
+            <a:graphic>
+              <a:graphicData uri="http://schemas.openxmlformats.org/drawingml/2006/picture">
+                <pic:pic>
+                  <pic:nvPicPr>
+                    <pic:cNvPr descr="../artifacts/lab-12/screenshots/01-backup-completed.png" id="34" name="Picture"/>
+                    <pic:cNvPicPr>
+                      <a:picLocks noChangeArrowheads="1" noChangeAspect="1"/>
+                    </pic:cNvPicPr>
+                  </pic:nvPicPr>
+                  <pic:blipFill>
+                    <a:blip r:embed="rId32"/>
                     <a:stretch>
                       <a:fillRect/>
                     </a:stretch>
@@ -4158,8 +4393,8 @@
         </w:pict>
       </w:r>
     </w:p>
-    <w:bookmarkEnd w:id="23"/>
-    <w:bookmarkStart w:id="27" w:name="step-3--delete-the-entire-namespace"/>
+    <w:bookmarkEnd w:id="35"/>
+    <w:bookmarkStart w:id="39" w:name="step-3--delete-the-entire-namespace"/>
     <w:p>
       <w:pPr>
         <w:pStyle w:val="Heading2"/>
@@ -4302,18 +4537,18 @@
           <wp:inline>
             <wp:extent cx="5943600" cy="4116751"/>
             <wp:effectExtent b="0" l="0" r="0" t="0"/>
-            <wp:docPr descr="Namespace deleted; the backup survives in MinIO" title="" id="25" name="Picture"/>
+            <wp:docPr descr="Namespace deleted; the backup survives in MinIO" title="" id="37" name="Picture"/>
             <a:graphic>
               <a:graphicData uri="http://schemas.openxmlformats.org/drawingml/2006/picture">
                 <pic:pic>
                   <pic:nvPicPr>
-                    <pic:cNvPr descr="../artifacts/lab-12/screenshots/02-namespace-deleted.png" id="26" name="Picture"/>
+                    <pic:cNvPr descr="../artifacts/lab-12/screenshots/02-namespace-deleted.png" id="38" name="Picture"/>
                     <pic:cNvPicPr>
                       <a:picLocks noChangeArrowheads="1" noChangeAspect="1"/>
                     </pic:cNvPicPr>
                   </pic:nvPicPr>
                   <pic:blipFill>
-                    <a:blip r:embed="rId24"/>
+                    <a:blip r:embed="rId36"/>
                     <a:stretch>
                       <a:fillRect/>
                     </a:stretch>
@@ -4365,8 +4600,8 @@
         </w:pict>
       </w:r>
     </w:p>
-    <w:bookmarkEnd w:id="27"/>
-    <w:bookmarkStart w:id="31" w:name="X6595008221642c471d029092037b5de049385b7"/>
+    <w:bookmarkEnd w:id="39"/>
+    <w:bookmarkStart w:id="43" w:name="X6595008221642c471d029092037b5de049385b7"/>
     <w:p>
       <w:pPr>
         <w:pStyle w:val="Heading2"/>
@@ -4622,18 +4857,18 @@
           <wp:inline>
             <wp:extent cx="5943600" cy="4116751"/>
             <wp:effectExtent b="0" l="0" r="0" t="0"/>
-            <wp:docPr descr="Namespace restored — objects and data intact" title="" id="29" name="Picture"/>
+            <wp:docPr descr="Namespace restored — objects and data intact" title="" id="41" name="Picture"/>
             <a:graphic>
               <a:graphicData uri="http://schemas.openxmlformats.org/drawingml/2006/picture">
                 <pic:pic>
                   <pic:nvPicPr>
-                    <pic:cNvPr descr="../artifacts/lab-12/screenshots/03-restored-with-data.png" id="30" name="Picture"/>
+                    <pic:cNvPr descr="../artifacts/lab-12/screenshots/03-restored-with-data.png" id="42" name="Picture"/>
                     <pic:cNvPicPr>
                       <a:picLocks noChangeArrowheads="1" noChangeAspect="1"/>
                     </pic:cNvPicPr>
                   </pic:nvPicPr>
                   <pic:blipFill>
-                    <a:blip r:embed="rId28"/>
+                    <a:blip r:embed="rId40"/>
                     <a:stretch>
                       <a:fillRect/>
                     </a:stretch>
@@ -4701,8 +4936,8 @@
         </w:pict>
       </w:r>
     </w:p>
-    <w:bookmarkEnd w:id="31"/>
-    <w:bookmarkStart w:id="32" w:name="X43666251edc9954c0ec759f0b7441c7727c0dc6"/>
+    <w:bookmarkEnd w:id="43"/>
+    <w:bookmarkStart w:id="44" w:name="X43666251edc9954c0ec759f0b7441c7727c0dc6"/>
     <w:p>
       <w:pPr>
         <w:pStyle w:val="Heading2"/>
@@ -5508,8 +5743,8 @@
         </w:pict>
       </w:r>
     </w:p>
-    <w:bookmarkEnd w:id="32"/>
-    <w:bookmarkStart w:id="33" w:name="X59e93596927517248276eb0452cfbf85e35b38b"/>
+    <w:bookmarkEnd w:id="44"/>
+    <w:bookmarkStart w:id="45" w:name="X59e93596927517248276eb0452cfbf85e35b38b"/>
     <w:p>
       <w:pPr>
         <w:pStyle w:val="Heading2"/>
@@ -6094,8 +6329,8 @@
         </w:pict>
       </w:r>
     </w:p>
-    <w:bookmarkEnd w:id="33"/>
-    <w:bookmarkStart w:id="34" w:name="step-7--clean-up"/>
+    <w:bookmarkEnd w:id="45"/>
+    <w:bookmarkStart w:id="46" w:name="step-7--clean-up"/>
     <w:p>
       <w:pPr>
         <w:pStyle w:val="Heading2"/>
@@ -6191,8 +6426,8 @@
         </w:pict>
       </w:r>
     </w:p>
-    <w:bookmarkEnd w:id="34"/>
-    <w:bookmarkStart w:id="35" w:name="what-you-learned"/>
+    <w:bookmarkEnd w:id="46"/>
+    <w:bookmarkStart w:id="47" w:name="what-you-learned"/>
     <w:p>
       <w:pPr>
         <w:pStyle w:val="Heading2"/>
@@ -6900,8 +7135,8 @@
         </w:tc>
       </w:tr>
     </w:tbl>
-    <w:bookmarkEnd w:id="35"/>
-    <w:bookmarkStart w:id="41" w:name="evidence"/>
+    <w:bookmarkEnd w:id="47"/>
+    <w:bookmarkStart w:id="53" w:name="evidence"/>
     <w:p>
       <w:pPr>
         <w:pStyle w:val="Heading2"/>
@@ -6966,7 +7201,7 @@
       <w:r>
         <w:t xml:space="preserve"> </w:t>
       </w:r>
-      <w:hyperlink r:id="rId36">
+      <w:hyperlink r:id="rId48">
         <w:r>
           <w:rPr>
             <w:rStyle w:val="VerbatimChar"/>
@@ -7011,7 +7246,7 @@
         <w:t xml:space="preserve">that follows.</w:t>
       </w:r>
     </w:p>
-    <w:bookmarkStart w:id="40" w:name="original-gke-evidence"/>
+    <w:bookmarkStart w:id="52" w:name="original-gke-evidence"/>
     <w:p>
       <w:pPr>
         <w:pStyle w:val="Heading3"/>
@@ -7030,7 +7265,7 @@
       <w:r>
         <w:t xml:space="preserve"> </w:t>
       </w:r>
-      <w:hyperlink r:id="rId37">
+      <w:hyperlink r:id="rId49">
         <w:r>
           <w:rPr>
             <w:rStyle w:val="VerbatimChar"/>
@@ -7047,7 +7282,7 @@
       <w:r>
         <w:t xml:space="preserve"> </w:t>
       </w:r>
-      <w:hyperlink r:id="rId38">
+      <w:hyperlink r:id="rId50">
         <w:r>
           <w:rPr>
             <w:rStyle w:val="VerbatimChar"/>
@@ -7087,7 +7322,7 @@
       <w:r>
         <w:t xml:space="preserve"> </w:t>
       </w:r>
-      <w:hyperlink r:id="rId39">
+      <w:hyperlink r:id="rId51">
         <w:r>
           <w:rPr>
             <w:rStyle w:val="Hyperlink"/>
@@ -7096,8 +7331,8 @@
         </w:r>
       </w:hyperlink>
     </w:p>
-    <w:bookmarkEnd w:id="40"/>
-    <w:bookmarkEnd w:id="41"/>
+    <w:bookmarkEnd w:id="52"/>
+    <w:bookmarkEnd w:id="53"/>
     <w:sectPr>
       <w:pgSz w:h="15840" w:w="12240"/>
       <w:pgMar w:bottom="1440" w:footer="720" w:gutter="0" w:header="720" w:left="1440" w:right="1440" w:top="1440"/>

--- a/day-2-stateful-storage-and-exposure/lab-12-velero-backup-restore.docx
+++ b/day-2-stateful-storage-and-exposure/lab-12-velero-backup-restore.docx
@@ -784,7 +784,7 @@
       </w:r>
     </w:p>
     <w:bookmarkEnd w:id="12"/>
-    <w:bookmarkStart w:id="13" w:name="the-idea-in-60-seconds"/>
+    <w:bookmarkStart w:id="16" w:name="the-idea-in-60-seconds"/>
     <w:p>
       <w:pPr>
         <w:pStyle w:val="Heading2"/>
@@ -922,349 +922,349 @@
     </w:p>
     <w:p>
       <w:pPr>
-        <w:pStyle w:val="SourceCode"/>
-      </w:pPr>
-      <w:r>
-        <w:rPr>
-          <w:rStyle w:val="VerbatimChar"/>
-        </w:rPr>
-        <w:t xml:space="preserve">flowchart TB</w:t>
-      </w:r>
-      <w:r>
-        <w:br/>
-      </w:r>
-      <w:r>
-        <w:rPr>
-          <w:rStyle w:val="VerbatimChar"/>
-        </w:rPr>
-        <w:t xml:space="preserve">    NS["namespace: shop&lt;br/&gt;Deployment + Service + ConfigMap(data)"] --&gt;|"velero backup create"| VELERO["Velero"]</w:t>
-      </w:r>
-      <w:r>
-        <w:br/>
-      </w:r>
-      <w:r>
-        <w:rPr>
-          <w:rStyle w:val="VerbatimChar"/>
-        </w:rPr>
-        <w:t xml:space="preserve">    VELERO --&gt;|"stores objects (+ volume data)"| MINIO["in-cluster bucket 'velero'&lt;br/&gt;(S3-compatible)"]</w:t>
-      </w:r>
-      <w:r>
-        <w:br/>
-      </w:r>
-      <w:r>
-        <w:rPr>
-          <w:rStyle w:val="VerbatimChar"/>
-        </w:rPr>
-        <w:t xml:space="preserve">    NS -.-&gt;|"kubectl delete namespace shop"| GONE["everything gone"]</w:t>
-      </w:r>
-      <w:r>
-        <w:br/>
-      </w:r>
-      <w:r>
-        <w:rPr>
-          <w:rStyle w:val="VerbatimChar"/>
-        </w:rPr>
-        <w:t xml:space="preserve">    MINIO --&gt;|"velero restore --from-backup"| RESTORED["namespace shop rebuilt&lt;br/&gt;objects + data intact"]</w:t>
-      </w:r>
-    </w:p>
-    <w:p>
-      <w:r>
-        <w:pict>
-          <v:rect style="width:0;height:1.5pt" o:hralign="center" o:hrstd="t" o:hr="t"/>
-        </w:pict>
-      </w:r>
-    </w:p>
-    <w:bookmarkEnd w:id="13"/>
-    <w:bookmarkStart w:id="31" w:name="X10dcb9d6f450261edc9a9044713a260a0d57627"/>
-    <w:p>
-      <w:pPr>
-        <w:pStyle w:val="Heading2"/>
-      </w:pPr>
-      <w:r>
-        <w:t xml:space="preserve">Step 1 — Stand up the backup target (SeaweedFS) and install Velero</w:t>
-      </w:r>
-    </w:p>
-    <w:p>
-      <w:pPr>
-        <w:pStyle w:val="Heading3"/>
-      </w:pPr>
-      <w:bookmarkStart w:id="14" w:name="Xfe7cddb7291a3918dbfee2732b6f3518e289fd7"/>
-      <w:r>
-        <w:t xml:space="preserve">🚨 This lab used MinIO until 2026-09-25. MinIO's public images are gone.</w:t>
-      </w:r>
-      <w:bookmarkEnd w:id="14"/>
-    </w:p>
-    <w:p>
-      <w:pPr>
-        <w:pStyle w:val="BlockText"/>
-      </w:pPr>
-      <w:r>
-        <w:rPr>
-          <w:b/>
-          <w:bCs/>
-        </w:rPr>
-        <w:t xml:space="preserve">Re-verified 2026-09-27 — every MinIO image this lab used now fails to pull:</w:t>
-      </w:r>
-    </w:p>
-    <w:p>
-      <w:pPr>
-        <w:pStyle w:val="SourceCode"/>
-      </w:pPr>
-      <w:r>
-        <w:rPr>
-          <w:rStyle w:val="VerbatimChar"/>
-        </w:rPr>
-        <w:t xml:space="preserve">$ docker pull minio/minio:latest</w:t>
-      </w:r>
-      <w:r>
-        <w:br/>
-      </w:r>
-      <w:r>
-        <w:rPr>
-          <w:rStyle w:val="VerbatimChar"/>
-        </w:rPr>
-        <w:t xml:space="preserve">Error response from daemon: pull access denied for minio/minio, repository does not exist</w:t>
-      </w:r>
-      <w:r>
-        <w:br/>
-      </w:r>
-      <w:r>
-        <w:rPr>
-          <w:rStyle w:val="VerbatimChar"/>
-        </w:rPr>
-        <w:t xml:space="preserve">or may require 'docker login'</w:t>
-      </w:r>
-      <w:r>
-        <w:br/>
-      </w:r>
-      <w:r>
-        <w:br/>
-      </w:r>
-      <w:r>
-        <w:rPr>
-          <w:rStyle w:val="VerbatimChar"/>
-        </w:rPr>
-        <w:t xml:space="preserve">$ docker pull quay.io/minio/minio:RELEASE.2025-09-07T16-13-09Z-cpuv1</w:t>
-      </w:r>
-      <w:r>
-        <w:br/>
-      </w:r>
-      <w:r>
-        <w:rPr>
-          <w:rStyle w:val="VerbatimChar"/>
-        </w:rPr>
-        <w:t xml:space="preserve">... unexpected status from HEAD request to https://quay.io/v2/minio/minio/manifests/...: 401 Unauthorized</w:t>
-      </w:r>
-      <w:r>
-        <w:br/>
-      </w:r>
-      <w:r>
-        <w:br/>
-      </w:r>
-      <w:r>
-        <w:rPr>
-          <w:rStyle w:val="VerbatimChar"/>
-        </w:rPr>
-        <w:t xml:space="preserve">$ docker pull quay.io/minio/mc:RELEASE.2025-08-13T08-35-41Z-cpuv1</w:t>
-      </w:r>
-      <w:r>
-        <w:br/>
-      </w:r>
-      <w:r>
-        <w:rPr>
-          <w:rStyle w:val="VerbatimChar"/>
-        </w:rPr>
-        <w:t xml:space="preserve">... unexpected status from HEAD request to https://quay.io/v2/minio/mc/manifests/...: 401 UNAUTHORIZED</w:t>
-      </w:r>
-    </w:p>
-    <w:p>
-      <w:pPr>
-        <w:pStyle w:val="BlockText"/>
-      </w:pPr>
-      <w:r>
-        <w:t xml:space="preserve">Both the server</w:t>
-      </w:r>
-      <w:r>
-        <w:t xml:space="preserve"> </w:t>
-      </w:r>
-      <w:r>
-        <w:rPr>
-          <w:b/>
-          <w:bCs/>
-        </w:rPr>
-        <w:t xml:space="preserve">and</w:t>
-      </w:r>
-      <w:r>
-        <w:t xml:space="preserve"> </w:t>
-      </w:r>
-      <w:r>
-        <w:t xml:space="preserve">the</w:t>
-      </w:r>
-      <w:r>
-        <w:t xml:space="preserve"> </w:t>
-      </w:r>
-      <w:r>
-        <w:rPr>
-          <w:rStyle w:val="VerbatimChar"/>
-        </w:rPr>
-        <w:t xml:space="preserve">mc</w:t>
-      </w:r>
-      <w:r>
-        <w:t xml:space="preserve"> </w:t>
-      </w:r>
-      <w:r>
-        <w:t xml:space="preserve">client are unavailable, on Docker Hub</w:t>
-      </w:r>
-      <w:r>
-        <w:t xml:space="preserve"> </w:t>
-      </w:r>
-      <w:r>
-        <w:rPr>
-          <w:i/>
-          <w:iCs/>
-        </w:rPr>
-        <w:t xml:space="preserve">and</w:t>
-      </w:r>
-      <w:r>
-        <w:t xml:space="preserve"> </w:t>
-      </w:r>
-      <w:r>
-        <w:t xml:space="preserve">on quay.io, while other</w:t>
-      </w:r>
-      <w:r>
-        <w:t xml:space="preserve"> </w:t>
-      </w:r>
-      <w:r>
-        <w:t xml:space="preserve">registries work normally. MinIO restricted their public images; there is nothing to configure around</w:t>
-      </w:r>
-      <w:r>
-        <w:t xml:space="preserve"> </w:t>
-      </w:r>
-      <w:r>
-        <w:t xml:space="preserve">it.</w:t>
-      </w:r>
-      <w:r>
-        <w:t xml:space="preserve"> </w:t>
-      </w:r>
-      <w:r>
-        <w:rPr>
-          <w:b/>
-          <w:bCs/>
-        </w:rPr>
-        <w:t xml:space="preserve">This step is therefore written for SeaweedFS</w:t>
-      </w:r>
-      <w:r>
-        <w:t xml:space="preserve">, which is verified working below.</w:t>
-      </w:r>
-      <w:r>
-        <w:t xml:space="preserve"> </w:t>
-      </w:r>
-      <w:r>
-        <w:rPr>
-          <w:rStyle w:val="VerbatimChar"/>
-        </w:rPr>
-        <w:t xml:space="preserve">zenko/cloudserver</w:t>
-      </w:r>
-      <w:r>
-        <w:t xml:space="preserve"> </w:t>
-      </w:r>
-      <w:r>
-        <w:t xml:space="preserve">and</w:t>
-      </w:r>
-      <w:r>
-        <w:t xml:space="preserve"> </w:t>
-      </w:r>
-      <w:r>
-        <w:rPr>
-          <w:rStyle w:val="VerbatimChar"/>
-        </w:rPr>
-        <w:t xml:space="preserve">adobe/s3mock</w:t>
-      </w:r>
-      <w:r>
-        <w:t xml:space="preserve"> </w:t>
-      </w:r>
-      <w:r>
-        <w:t xml:space="preserve">also pull if you prefer them.</w:t>
-      </w:r>
-    </w:p>
-    <w:p>
-      <w:pPr>
-        <w:pStyle w:val="BlockText"/>
-      </w:pPr>
-      <w:r>
-        <w:t xml:space="preserve">Everything downstream keeps the</w:t>
-      </w:r>
-      <w:r>
-        <w:t xml:space="preserve"> </w:t>
-      </w:r>
-      <w:r>
-        <w:rPr>
-          <w:b/>
-          <w:bCs/>
-        </w:rPr>
-        <w:t xml:space="preserve">Service name</w:t>
-      </w:r>
-      <w:r>
-        <w:rPr>
-          <w:b/>
-          <w:bCs/>
-        </w:rPr>
-        <w:t xml:space="preserve"> </w:t>
-      </w:r>
-      <w:r>
-        <w:rPr>
-          <w:rStyle w:val="VerbatimChar"/>
-          <w:b/>
-          <w:bCs/>
-        </w:rPr>
-        <w:t xml:space="preserve">minio</w:t>
-      </w:r>
-      <w:r>
-        <w:t xml:space="preserve">, so Steps 2–7, all the</w:t>
-      </w:r>
-      <w:r>
-        <w:t xml:space="preserve"> </w:t>
-      </w:r>
-      <w:r>
-        <w:rPr>
-          <w:rStyle w:val="VerbatimChar"/>
-        </w:rPr>
-        <w:t xml:space="preserve">s3Url</w:t>
-      </w:r>
-      <w:r>
-        <w:t xml:space="preserve"> </w:t>
-      </w:r>
-      <w:r>
-        <w:t xml:space="preserve">values and every</w:t>
-      </w:r>
-      <w:r>
-        <w:t xml:space="preserve"> </w:t>
-      </w:r>
-      <w:r>
-        <w:t xml:space="preserve">command in the rest of the lab are unchanged.</w:t>
-      </w:r>
-    </w:p>
-    <w:p>
-      <w:pPr>
-        <w:pStyle w:val="FirstParagraph"/>
+        <w:pStyle w:val="BodyText"/>
       </w:pPr>
       <w:r>
         <w:drawing>
           <wp:inline>
-            <wp:extent cx="5943600" cy="856418"/>
+            <wp:extent cx="5473700" cy="7899400"/>
             <wp:effectExtent b="0" l="0" r="0" t="0"/>
-            <wp:docPr descr="All three MinIO images fail to pull while SeaweedFS and the AWS CLI succeed" title="" id="16" name="Picture"/>
+            <wp:docPr descr="Architecture diagram" title="" id="14" name="Picture"/>
             <a:graphic>
               <a:graphicData uri="http://schemas.openxmlformats.org/drawingml/2006/picture">
                 <pic:pic>
                   <pic:nvPicPr>
-                    <pic:cNvPr descr="../artifacts/lab-12/screenshots/04-minio-images-unavailable.png" id="17" name="Picture"/>
+                    <pic:cNvPr descr="artifacts/lab-12/diagrams/diagram.png" id="15" name="Picture"/>
                     <pic:cNvPicPr>
                       <a:picLocks noChangeArrowheads="1" noChangeAspect="1"/>
                     </pic:cNvPicPr>
                   </pic:nvPicPr>
                   <pic:blipFill>
-                    <a:blip r:embed="rId15"/>
+                    <a:blip r:embed="rId13"/>
+                    <a:stretch>
+                      <a:fillRect/>
+                    </a:stretch>
+                  </pic:blipFill>
+                  <pic:spPr bwMode="auto">
+                    <a:xfrm>
+                      <a:off x="0" y="0"/>
+                      <a:ext cx="5473700" cy="7899400"/>
+                    </a:xfrm>
+                    <a:prstGeom prst="rect">
+                      <a:avLst/>
+                    </a:prstGeom>
+                    <a:noFill/>
+                    <a:ln w="9525">
+                      <a:noFill/>
+                      <a:headEnd/>
+                      <a:tailEnd/>
+                    </a:ln>
+                  </pic:spPr>
+                </pic:pic>
+              </a:graphicData>
+            </a:graphic>
+          </wp:inline>
+        </w:drawing>
+      </w:r>
+    </w:p>
+    <w:p>
+      <w:r>
+        <w:pict>
+          <v:rect style="width:0;height:1.5pt" o:hralign="center" o:hrstd="t" o:hr="t"/>
+        </w:pict>
+      </w:r>
+    </w:p>
+    <w:bookmarkEnd w:id="16"/>
+    <w:bookmarkStart w:id="34" w:name="X10dcb9d6f450261edc9a9044713a260a0d57627"/>
+    <w:p>
+      <w:pPr>
+        <w:pStyle w:val="Heading2"/>
+      </w:pPr>
+      <w:r>
+        <w:t xml:space="preserve">Step 1 — Stand up the backup target (SeaweedFS) and install Velero</w:t>
+      </w:r>
+    </w:p>
+    <w:p>
+      <w:pPr>
+        <w:pStyle w:val="Heading3"/>
+      </w:pPr>
+      <w:bookmarkStart w:id="17" w:name="Xfe7cddb7291a3918dbfee2732b6f3518e289fd7"/>
+      <w:r>
+        <w:t xml:space="preserve">🚨 This lab used MinIO until 2026-09-25. MinIO's public images are gone.</w:t>
+      </w:r>
+      <w:bookmarkEnd w:id="17"/>
+    </w:p>
+    <w:p>
+      <w:pPr>
+        <w:pStyle w:val="BlockText"/>
+      </w:pPr>
+      <w:r>
+        <w:rPr>
+          <w:b/>
+          <w:bCs/>
+        </w:rPr>
+        <w:t xml:space="preserve">Re-verified 2026-09-27 — every MinIO image this lab used now fails to pull:</w:t>
+      </w:r>
+    </w:p>
+    <w:p>
+      <w:pPr>
+        <w:pStyle w:val="SourceCode"/>
+      </w:pPr>
+      <w:r>
+        <w:rPr>
+          <w:rStyle w:val="VerbatimChar"/>
+        </w:rPr>
+        <w:t xml:space="preserve">$ docker pull minio/minio:latest</w:t>
+      </w:r>
+      <w:r>
+        <w:br/>
+      </w:r>
+      <w:r>
+        <w:rPr>
+          <w:rStyle w:val="VerbatimChar"/>
+        </w:rPr>
+        <w:t xml:space="preserve">Error response from daemon: pull access denied for minio/minio, repository does not exist</w:t>
+      </w:r>
+      <w:r>
+        <w:br/>
+      </w:r>
+      <w:r>
+        <w:rPr>
+          <w:rStyle w:val="VerbatimChar"/>
+        </w:rPr>
+        <w:t xml:space="preserve">or may require 'docker login'</w:t>
+      </w:r>
+      <w:r>
+        <w:br/>
+      </w:r>
+      <w:r>
+        <w:br/>
+      </w:r>
+      <w:r>
+        <w:rPr>
+          <w:rStyle w:val="VerbatimChar"/>
+        </w:rPr>
+        <w:t xml:space="preserve">$ docker pull quay.io/minio/minio:RELEASE.2025-09-07T16-13-09Z-cpuv1</w:t>
+      </w:r>
+      <w:r>
+        <w:br/>
+      </w:r>
+      <w:r>
+        <w:rPr>
+          <w:rStyle w:val="VerbatimChar"/>
+        </w:rPr>
+        <w:t xml:space="preserve">... unexpected status from HEAD request to https://quay.io/v2/minio/minio/manifests/...: 401 Unauthorized</w:t>
+      </w:r>
+      <w:r>
+        <w:br/>
+      </w:r>
+      <w:r>
+        <w:br/>
+      </w:r>
+      <w:r>
+        <w:rPr>
+          <w:rStyle w:val="VerbatimChar"/>
+        </w:rPr>
+        <w:t xml:space="preserve">$ docker pull quay.io/minio/mc:RELEASE.2025-08-13T08-35-41Z-cpuv1</w:t>
+      </w:r>
+      <w:r>
+        <w:br/>
+      </w:r>
+      <w:r>
+        <w:rPr>
+          <w:rStyle w:val="VerbatimChar"/>
+        </w:rPr>
+        <w:t xml:space="preserve">... unexpected status from HEAD request to https://quay.io/v2/minio/mc/manifests/...: 401 UNAUTHORIZED</w:t>
+      </w:r>
+    </w:p>
+    <w:p>
+      <w:pPr>
+        <w:pStyle w:val="BlockText"/>
+      </w:pPr>
+      <w:r>
+        <w:t xml:space="preserve">Both the server</w:t>
+      </w:r>
+      <w:r>
+        <w:t xml:space="preserve"> </w:t>
+      </w:r>
+      <w:r>
+        <w:rPr>
+          <w:b/>
+          <w:bCs/>
+        </w:rPr>
+        <w:t xml:space="preserve">and</w:t>
+      </w:r>
+      <w:r>
+        <w:t xml:space="preserve"> </w:t>
+      </w:r>
+      <w:r>
+        <w:t xml:space="preserve">the</w:t>
+      </w:r>
+      <w:r>
+        <w:t xml:space="preserve"> </w:t>
+      </w:r>
+      <w:r>
+        <w:rPr>
+          <w:rStyle w:val="VerbatimChar"/>
+        </w:rPr>
+        <w:t xml:space="preserve">mc</w:t>
+      </w:r>
+      <w:r>
+        <w:t xml:space="preserve"> </w:t>
+      </w:r>
+      <w:r>
+        <w:t xml:space="preserve">client are unavailable, on Docker Hub</w:t>
+      </w:r>
+      <w:r>
+        <w:t xml:space="preserve"> </w:t>
+      </w:r>
+      <w:r>
+        <w:rPr>
+          <w:i/>
+          <w:iCs/>
+        </w:rPr>
+        <w:t xml:space="preserve">and</w:t>
+      </w:r>
+      <w:r>
+        <w:t xml:space="preserve"> </w:t>
+      </w:r>
+      <w:r>
+        <w:t xml:space="preserve">on quay.io, while other</w:t>
+      </w:r>
+      <w:r>
+        <w:t xml:space="preserve"> </w:t>
+      </w:r>
+      <w:r>
+        <w:t xml:space="preserve">registries work normally. MinIO restricted their public images; there is nothing to configure around</w:t>
+      </w:r>
+      <w:r>
+        <w:t xml:space="preserve"> </w:t>
+      </w:r>
+      <w:r>
+        <w:t xml:space="preserve">it.</w:t>
+      </w:r>
+      <w:r>
+        <w:t xml:space="preserve"> </w:t>
+      </w:r>
+      <w:r>
+        <w:rPr>
+          <w:b/>
+          <w:bCs/>
+        </w:rPr>
+        <w:t xml:space="preserve">This step is therefore written for SeaweedFS</w:t>
+      </w:r>
+      <w:r>
+        <w:t xml:space="preserve">, which is verified working below.</w:t>
+      </w:r>
+      <w:r>
+        <w:t xml:space="preserve"> </w:t>
+      </w:r>
+      <w:r>
+        <w:rPr>
+          <w:rStyle w:val="VerbatimChar"/>
+        </w:rPr>
+        <w:t xml:space="preserve">zenko/cloudserver</w:t>
+      </w:r>
+      <w:r>
+        <w:t xml:space="preserve"> </w:t>
+      </w:r>
+      <w:r>
+        <w:t xml:space="preserve">and</w:t>
+      </w:r>
+      <w:r>
+        <w:t xml:space="preserve"> </w:t>
+      </w:r>
+      <w:r>
+        <w:rPr>
+          <w:rStyle w:val="VerbatimChar"/>
+        </w:rPr>
+        <w:t xml:space="preserve">adobe/s3mock</w:t>
+      </w:r>
+      <w:r>
+        <w:t xml:space="preserve"> </w:t>
+      </w:r>
+      <w:r>
+        <w:t xml:space="preserve">also pull if you prefer them.</w:t>
+      </w:r>
+    </w:p>
+    <w:p>
+      <w:pPr>
+        <w:pStyle w:val="BlockText"/>
+      </w:pPr>
+      <w:r>
+        <w:t xml:space="preserve">Everything downstream keeps the</w:t>
+      </w:r>
+      <w:r>
+        <w:t xml:space="preserve"> </w:t>
+      </w:r>
+      <w:r>
+        <w:rPr>
+          <w:b/>
+          <w:bCs/>
+        </w:rPr>
+        <w:t xml:space="preserve">Service name</w:t>
+      </w:r>
+      <w:r>
+        <w:rPr>
+          <w:b/>
+          <w:bCs/>
+        </w:rPr>
+        <w:t xml:space="preserve"> </w:t>
+      </w:r>
+      <w:r>
+        <w:rPr>
+          <w:rStyle w:val="VerbatimChar"/>
+          <w:b/>
+          <w:bCs/>
+        </w:rPr>
+        <w:t xml:space="preserve">minio</w:t>
+      </w:r>
+      <w:r>
+        <w:t xml:space="preserve">, so Steps 2–7, all the</w:t>
+      </w:r>
+      <w:r>
+        <w:t xml:space="preserve"> </w:t>
+      </w:r>
+      <w:r>
+        <w:rPr>
+          <w:rStyle w:val="VerbatimChar"/>
+        </w:rPr>
+        <w:t xml:space="preserve">s3Url</w:t>
+      </w:r>
+      <w:r>
+        <w:t xml:space="preserve"> </w:t>
+      </w:r>
+      <w:r>
+        <w:t xml:space="preserve">values and every</w:t>
+      </w:r>
+      <w:r>
+        <w:t xml:space="preserve"> </w:t>
+      </w:r>
+      <w:r>
+        <w:t xml:space="preserve">command in the rest of the lab are unchanged.</w:t>
+      </w:r>
+    </w:p>
+    <w:p>
+      <w:pPr>
+        <w:pStyle w:val="FirstParagraph"/>
+      </w:pPr>
+      <w:r>
+        <w:drawing>
+          <wp:inline>
+            <wp:extent cx="5943600" cy="856418"/>
+            <wp:effectExtent b="0" l="0" r="0" t="0"/>
+            <wp:docPr descr="All three MinIO images fail to pull while SeaweedFS and the AWS CLI succeed" title="" id="19" name="Picture"/>
+            <a:graphic>
+              <a:graphicData uri="http://schemas.openxmlformats.org/drawingml/2006/picture">
+                <pic:pic>
+                  <pic:nvPicPr>
+                    <pic:cNvPr descr="../artifacts/lab-12/screenshots/04-minio-images-unavailable.png" id="20" name="Picture"/>
+                    <pic:cNvPicPr>
+                      <a:picLocks noChangeArrowheads="1" noChangeAspect="1"/>
+                    </pic:cNvPicPr>
+                  </pic:nvPicPr>
+                  <pic:blipFill>
+                    <a:blip r:embed="rId18"/>
                     <a:stretch>
                       <a:fillRect/>
                     </a:stretch>
@@ -1475,7 +1475,7 @@
       <w:r>
         <w:t xml:space="preserve"> </w:t>
       </w:r>
-      <w:hyperlink r:id="rId18">
+      <w:hyperlink r:id="rId21">
         <w:r>
           <w:rPr>
             <w:rStyle w:val="VerbatimChar"/>
@@ -3114,18 +3114,18 @@
           <wp:inline>
             <wp:extent cx="5943600" cy="1099566"/>
             <wp:effectExtent b="0" l="0" r="0" t="0"/>
-            <wp:docPr descr="The three Pods up — the SeaweedFS Deployment still named minio, the node-agent and velero itself — and the backup location reporting Available" title="" id="20" name="Picture"/>
+            <wp:docPr descr="The three Pods up — the SeaweedFS Deployment still named minio, the node-agent and velero itself — and the backup location reporting Available" title="" id="23" name="Picture"/>
             <a:graphic>
               <a:graphicData uri="http://schemas.openxmlformats.org/drawingml/2006/picture">
                 <pic:pic>
                   <pic:nvPicPr>
-                    <pic:cNvPr descr="../artifacts/lab-12/screenshots/05-seaweedfs-backup-location-available.png" id="21" name="Picture"/>
+                    <pic:cNvPr descr="../artifacts/lab-12/screenshots/05-seaweedfs-backup-location-available.png" id="24" name="Picture"/>
                     <pic:cNvPicPr>
                       <a:picLocks noChangeArrowheads="1" noChangeAspect="1"/>
                     </pic:cNvPicPr>
                   </pic:nvPicPr>
                   <pic:blipFill>
-                    <a:blip r:embed="rId19"/>
+                    <a:blip r:embed="rId22"/>
                     <a:stretch>
                       <a:fillRect/>
                     </a:stretch>
@@ -3588,18 +3588,18 @@
           <wp:inline>
             <wp:extent cx="5943600" cy="1180615"/>
             <wp:effectExtent b="0" l="0" r="0" t="0"/>
-            <wp:docPr descr="The trap in one view: the backup says Completed with WARNINGS 1, no PodVolumeBackup exists at all, and the only clue is the server log warning that the hostPath volume was skipped" title="" id="23" name="Picture"/>
+            <wp:docPr descr="The trap in one view: the backup says Completed with WARNINGS 1, no PodVolumeBackup exists at all, and the only clue is the server log warning that the hostPath volume was skipped" title="" id="26" name="Picture"/>
             <a:graphic>
               <a:graphicData uri="http://schemas.openxmlformats.org/drawingml/2006/picture">
                 <pic:pic>
                   <pic:nvPicPr>
-                    <pic:cNvPr descr="../artifacts/lab-12/screenshots/06-hostpath-defeats-fs-backup.png" id="24" name="Picture"/>
+                    <pic:cNvPr descr="../artifacts/lab-12/screenshots/06-hostpath-defeats-fs-backup.png" id="27" name="Picture"/>
                     <pic:cNvPicPr>
                       <a:picLocks noChangeArrowheads="1" noChangeAspect="1"/>
                     </pic:cNvPicPr>
                   </pic:nvPicPr>
                   <pic:blipFill>
-                    <a:blip r:embed="rId22"/>
+                    <a:blip r:embed="rId25"/>
                     <a:stretch>
                       <a:fillRect/>
                     </a:stretch>
@@ -3643,18 +3643,18 @@
           <wp:inline>
             <wp:extent cx="5943600" cy="1261664"/>
             <wp:effectExtent b="0" l="0" r="0" t="0"/>
-            <wp:docPr descr="The same workload on a CSI volume: the PV names hostpath.csi.k8s.io, and a PodVolumeBackup completes via kopia" title="" id="26" name="Picture"/>
+            <wp:docPr descr="The same workload on a CSI volume: the PV names hostpath.csi.k8s.io, and a PodVolumeBackup completes via kopia" title="" id="29" name="Picture"/>
             <a:graphic>
               <a:graphicData uri="http://schemas.openxmlformats.org/drawingml/2006/picture">
                 <pic:pic>
                   <pic:nvPicPr>
-                    <pic:cNvPr descr="../artifacts/lab-12/screenshots/07-csi-volume-backed-up-by-kopia.png" id="27" name="Picture"/>
+                    <pic:cNvPr descr="../artifacts/lab-12/screenshots/07-csi-volume-backed-up-by-kopia.png" id="30" name="Picture"/>
                     <pic:cNvPicPr>
                       <a:picLocks noChangeArrowheads="1" noChangeAspect="1"/>
                     </pic:cNvPicPr>
                   </pic:nvPicPr>
                   <pic:blipFill>
-                    <a:blip r:embed="rId25"/>
+                    <a:blip r:embed="rId28"/>
                     <a:stretch>
                       <a:fillRect/>
                     </a:stretch>
@@ -3739,18 +3739,18 @@
           <wp:inline>
             <wp:extent cx="5943600" cy="1666909"/>
             <wp:effectExtent b="0" l="0" r="0" t="0"/>
-            <wp:docPr descr="The restore completed: Deployment, Service and PVC recreated, widget-9000=42.00 read back out of the volume, and a PodVolumeRestore completed via kopia" title="" id="29" name="Picture"/>
+            <wp:docPr descr="The restore completed: Deployment, Service and PVC recreated, widget-9000=42.00 read back out of the volume, and a PodVolumeRestore completed via kopia" title="" id="32" name="Picture"/>
             <a:graphic>
               <a:graphicData uri="http://schemas.openxmlformats.org/drawingml/2006/picture">
                 <pic:pic>
                   <pic:nvPicPr>
-                    <pic:cNvPr descr="../artifacts/lab-12/screenshots/08-namespace-destroyed-and-restored.png" id="30" name="Picture"/>
+                    <pic:cNvPr descr="../artifacts/lab-12/screenshots/08-namespace-destroyed-and-restored.png" id="33" name="Picture"/>
                     <pic:cNvPicPr>
                       <a:picLocks noChangeArrowheads="1" noChangeAspect="1"/>
                     </pic:cNvPicPr>
                   </pic:nvPicPr>
                   <pic:blipFill>
-                    <a:blip r:embed="rId28"/>
+                    <a:blip r:embed="rId31"/>
                     <a:stretch>
                       <a:fillRect/>
                     </a:stretch>
@@ -3951,8 +3951,8 @@
         </w:pict>
       </w:r>
     </w:p>
-    <w:bookmarkEnd w:id="31"/>
-    <w:bookmarkStart w:id="35" w:name="X394a90876ff05cab0890538a839cef5d4006584"/>
+    <w:bookmarkEnd w:id="34"/>
+    <w:bookmarkStart w:id="38" w:name="X394a90876ff05cab0890538a839cef5d4006584"/>
     <w:p>
       <w:pPr>
         <w:pStyle w:val="Heading2"/>
@@ -4302,18 +4302,18 @@
           <wp:inline>
             <wp:extent cx="5943600" cy="4116751"/>
             <wp:effectExtent b="0" l="0" r="0" t="0"/>
-            <wp:docPr descr="Namespace backed up to MinIO — Completed, 16 items" title="" id="33" name="Picture"/>
+            <wp:docPr descr="Namespace backed up to MinIO — Completed, 16 items" title="" id="36" name="Picture"/>
             <a:graphic>
               <a:graphicData uri="http://schemas.openxmlformats.org/drawingml/2006/picture">
                 <pic:pic>
                   <pic:nvPicPr>
-                    <pic:cNvPr descr="../artifacts/lab-12/screenshots/01-backup-completed.png" id="34" name="Picture"/>
+                    <pic:cNvPr descr="../artifacts/lab-12/screenshots/01-backup-completed.png" id="37" name="Picture"/>
                     <pic:cNvPicPr>
                       <a:picLocks noChangeArrowheads="1" noChangeAspect="1"/>
                     </pic:cNvPicPr>
                   </pic:nvPicPr>
                   <pic:blipFill>
-                    <a:blip r:embed="rId32"/>
+                    <a:blip r:embed="rId35"/>
                     <a:stretch>
                       <a:fillRect/>
                     </a:stretch>
@@ -4393,8 +4393,8 @@
         </w:pict>
       </w:r>
     </w:p>
-    <w:bookmarkEnd w:id="35"/>
-    <w:bookmarkStart w:id="39" w:name="step-3--delete-the-entire-namespace"/>
+    <w:bookmarkEnd w:id="38"/>
+    <w:bookmarkStart w:id="42" w:name="step-3--delete-the-entire-namespace"/>
     <w:p>
       <w:pPr>
         <w:pStyle w:val="Heading2"/>
@@ -4537,18 +4537,18 @@
           <wp:inline>
             <wp:extent cx="5943600" cy="4116751"/>
             <wp:effectExtent b="0" l="0" r="0" t="0"/>
-            <wp:docPr descr="Namespace deleted; the backup survives in MinIO" title="" id="37" name="Picture"/>
+            <wp:docPr descr="Namespace deleted; the backup survives in MinIO" title="" id="40" name="Picture"/>
             <a:graphic>
               <a:graphicData uri="http://schemas.openxmlformats.org/drawingml/2006/picture">
                 <pic:pic>
                   <pic:nvPicPr>
-                    <pic:cNvPr descr="../artifacts/lab-12/screenshots/02-namespace-deleted.png" id="38" name="Picture"/>
+                    <pic:cNvPr descr="../artifacts/lab-12/screenshots/02-namespace-deleted.png" id="41" name="Picture"/>
                     <pic:cNvPicPr>
                       <a:picLocks noChangeArrowheads="1" noChangeAspect="1"/>
                     </pic:cNvPicPr>
                   </pic:nvPicPr>
                   <pic:blipFill>
-                    <a:blip r:embed="rId36"/>
+                    <a:blip r:embed="rId39"/>
                     <a:stretch>
                       <a:fillRect/>
                     </a:stretch>
@@ -4600,8 +4600,8 @@
         </w:pict>
       </w:r>
     </w:p>
-    <w:bookmarkEnd w:id="39"/>
-    <w:bookmarkStart w:id="43" w:name="X6595008221642c471d029092037b5de049385b7"/>
+    <w:bookmarkEnd w:id="42"/>
+    <w:bookmarkStart w:id="46" w:name="X6595008221642c471d029092037b5de049385b7"/>
     <w:p>
       <w:pPr>
         <w:pStyle w:val="Heading2"/>
@@ -4857,18 +4857,18 @@
           <wp:inline>
             <wp:extent cx="5943600" cy="4116751"/>
             <wp:effectExtent b="0" l="0" r="0" t="0"/>
-            <wp:docPr descr="Namespace restored — objects and data intact" title="" id="41" name="Picture"/>
+            <wp:docPr descr="Namespace restored — objects and data intact" title="" id="44" name="Picture"/>
             <a:graphic>
               <a:graphicData uri="http://schemas.openxmlformats.org/drawingml/2006/picture">
                 <pic:pic>
                   <pic:nvPicPr>
-                    <pic:cNvPr descr="../artifacts/lab-12/screenshots/03-restored-with-data.png" id="42" name="Picture"/>
+                    <pic:cNvPr descr="../artifacts/lab-12/screenshots/03-restored-with-data.png" id="45" name="Picture"/>
                     <pic:cNvPicPr>
                       <a:picLocks noChangeArrowheads="1" noChangeAspect="1"/>
                     </pic:cNvPicPr>
                   </pic:nvPicPr>
                   <pic:blipFill>
-                    <a:blip r:embed="rId40"/>
+                    <a:blip r:embed="rId43"/>
                     <a:stretch>
                       <a:fillRect/>
                     </a:stretch>
@@ -4936,8 +4936,8 @@
         </w:pict>
       </w:r>
     </w:p>
-    <w:bookmarkEnd w:id="43"/>
-    <w:bookmarkStart w:id="44" w:name="X43666251edc9954c0ec759f0b7441c7727c0dc6"/>
+    <w:bookmarkEnd w:id="46"/>
+    <w:bookmarkStart w:id="47" w:name="X43666251edc9954c0ec759f0b7441c7727c0dc6"/>
     <w:p>
       <w:pPr>
         <w:pStyle w:val="Heading2"/>
@@ -5743,8 +5743,8 @@
         </w:pict>
       </w:r>
     </w:p>
-    <w:bookmarkEnd w:id="44"/>
-    <w:bookmarkStart w:id="45" w:name="X59e93596927517248276eb0452cfbf85e35b38b"/>
+    <w:bookmarkEnd w:id="47"/>
+    <w:bookmarkStart w:id="48" w:name="X59e93596927517248276eb0452cfbf85e35b38b"/>
     <w:p>
       <w:pPr>
         <w:pStyle w:val="Heading2"/>
@@ -6329,8 +6329,8 @@
         </w:pict>
       </w:r>
     </w:p>
-    <w:bookmarkEnd w:id="45"/>
-    <w:bookmarkStart w:id="46" w:name="step-7--clean-up"/>
+    <w:bookmarkEnd w:id="48"/>
+    <w:bookmarkStart w:id="49" w:name="step-7--clean-up"/>
     <w:p>
       <w:pPr>
         <w:pStyle w:val="Heading2"/>
@@ -6426,8 +6426,8 @@
         </w:pict>
       </w:r>
     </w:p>
-    <w:bookmarkEnd w:id="46"/>
-    <w:bookmarkStart w:id="47" w:name="what-you-learned"/>
+    <w:bookmarkEnd w:id="49"/>
+    <w:bookmarkStart w:id="50" w:name="what-you-learned"/>
     <w:p>
       <w:pPr>
         <w:pStyle w:val="Heading2"/>
@@ -7135,8 +7135,8 @@
         </w:tc>
       </w:tr>
     </w:tbl>
-    <w:bookmarkEnd w:id="47"/>
-    <w:bookmarkStart w:id="53" w:name="evidence"/>
+    <w:bookmarkEnd w:id="50"/>
+    <w:bookmarkStart w:id="56" w:name="evidence"/>
     <w:p>
       <w:pPr>
         <w:pStyle w:val="Heading2"/>
@@ -7176,7 +7176,7 @@
       <w:r>
         <w:t xml:space="preserve"> </w:t>
       </w:r>
-      <w:hyperlink r:id="rId18">
+      <w:hyperlink r:id="rId21">
         <w:r>
           <w:rPr>
             <w:rStyle w:val="VerbatimChar"/>
@@ -7201,7 +7201,7 @@
       <w:r>
         <w:t xml:space="preserve"> </w:t>
       </w:r>
-      <w:hyperlink r:id="rId48">
+      <w:hyperlink r:id="rId51">
         <w:r>
           <w:rPr>
             <w:rStyle w:val="VerbatimChar"/>
@@ -7246,7 +7246,7 @@
         <w:t xml:space="preserve">that follows.</w:t>
       </w:r>
     </w:p>
-    <w:bookmarkStart w:id="52" w:name="original-gke-evidence"/>
+    <w:bookmarkStart w:id="55" w:name="original-gke-evidence"/>
     <w:p>
       <w:pPr>
         <w:pStyle w:val="Heading3"/>
@@ -7265,7 +7265,7 @@
       <w:r>
         <w:t xml:space="preserve"> </w:t>
       </w:r>
-      <w:hyperlink r:id="rId49">
+      <w:hyperlink r:id="rId52">
         <w:r>
           <w:rPr>
             <w:rStyle w:val="VerbatimChar"/>
@@ -7282,7 +7282,7 @@
       <w:r>
         <w:t xml:space="preserve"> </w:t>
       </w:r>
-      <w:hyperlink r:id="rId50">
+      <w:hyperlink r:id="rId53">
         <w:r>
           <w:rPr>
             <w:rStyle w:val="VerbatimChar"/>
@@ -7322,7 +7322,7 @@
       <w:r>
         <w:t xml:space="preserve"> </w:t>
       </w:r>
-      <w:hyperlink r:id="rId51">
+      <w:hyperlink r:id="rId54">
         <w:r>
           <w:rPr>
             <w:rStyle w:val="Hyperlink"/>
@@ -7331,8 +7331,8 @@
         </w:r>
       </w:hyperlink>
     </w:p>
-    <w:bookmarkEnd w:id="52"/>
-    <w:bookmarkEnd w:id="53"/>
+    <w:bookmarkEnd w:id="55"/>
+    <w:bookmarkEnd w:id="56"/>
     <w:sectPr>
       <w:pgSz w:h="15840" w:w="12240"/>
       <w:pgMar w:bottom="1440" w:footer="720" w:gutter="0" w:header="720" w:left="1440" w:right="1440" w:top="1440"/>

--- a/day-2-stateful-storage-and-exposure/lab-12-velero-backup-restore.docx
+++ b/day-2-stateful-storage-and-exposure/lab-12-velero-backup-restore.docx
@@ -4937,7 +4937,7 @@
       </w:r>
     </w:p>
     <w:bookmarkEnd w:id="46"/>
-    <w:bookmarkStart w:id="47" w:name="X43666251edc9954c0ec759f0b7441c7727c0dc6"/>
+    <w:bookmarkStart w:id="53" w:name="X43666251edc9954c0ec759f0b7441c7727c0dc6"/>
     <w:p>
       <w:pPr>
         <w:pStyle w:val="Heading2"/>
@@ -5463,6 +5463,100 @@
           <w:bCs/>
         </w:rPr>
         <w:t xml:space="preserve">The data is gone.</w:t>
+      </w:r>
+    </w:p>
+    <w:p>
+      <w:pPr>
+        <w:pStyle w:val="BodyText"/>
+      </w:pPr>
+      <w:r>
+        <w:drawing>
+          <wp:inline>
+            <wp:extent cx="5943600" cy="937467"/>
+            <wp:effectExtent b="0" l="0" r="0" t="0"/>
+            <wp:docPr descr="The backup reporting Completed with zero errors and zero warnings" title="" id="48" name="Picture"/>
+            <a:graphic>
+              <a:graphicData uri="http://schemas.openxmlformats.org/drawingml/2006/picture">
+                <pic:pic>
+                  <pic:nvPicPr>
+                    <pic:cNvPr descr="../artifacts/lab-12/screenshots/09-backup-reports-completely-clean.png" id="49" name="Picture"/>
+                    <pic:cNvPicPr>
+                      <a:picLocks noChangeArrowheads="1" noChangeAspect="1"/>
+                    </pic:cNvPicPr>
+                  </pic:nvPicPr>
+                  <pic:blipFill>
+                    <a:blip r:embed="rId47"/>
+                    <a:stretch>
+                      <a:fillRect/>
+                    </a:stretch>
+                  </pic:blipFill>
+                  <pic:spPr bwMode="auto">
+                    <a:xfrm>
+                      <a:off x="0" y="0"/>
+                      <a:ext cx="5943600" cy="937467"/>
+                    </a:xfrm>
+                    <a:prstGeom prst="rect">
+                      <a:avLst/>
+                    </a:prstGeom>
+                    <a:noFill/>
+                    <a:ln w="9525">
+                      <a:noFill/>
+                      <a:headEnd/>
+                      <a:tailEnd/>
+                    </a:ln>
+                  </pic:spPr>
+                </pic:pic>
+              </a:graphicData>
+            </a:graphic>
+          </wp:inline>
+        </w:drawing>
+      </w:r>
+    </w:p>
+    <w:p>
+      <w:pPr>
+        <w:pStyle w:val="BodyText"/>
+      </w:pPr>
+      <w:r>
+        <w:drawing>
+          <wp:inline>
+            <wp:extent cx="5943600" cy="1018516"/>
+            <wp:effectExtent b="0" l="0" r="0" t="0"/>
+            <wp:docPr descr="The restore Completed, the PVC Bound and the Deployment 1/1 — and the database answering: relation &quot;orders&quot; does not exist" title="" id="51" name="Picture"/>
+            <a:graphic>
+              <a:graphicData uri="http://schemas.openxmlformats.org/drawingml/2006/picture">
+                <pic:pic>
+                  <pic:nvPicPr>
+                    <pic:cNvPr descr="../artifacts/lab-12/screenshots/10-restored-clean-and-empty.png" id="52" name="Picture"/>
+                    <pic:cNvPicPr>
+                      <a:picLocks noChangeArrowheads="1" noChangeAspect="1"/>
+                    </pic:cNvPicPr>
+                  </pic:nvPicPr>
+                  <pic:blipFill>
+                    <a:blip r:embed="rId50"/>
+                    <a:stretch>
+                      <a:fillRect/>
+                    </a:stretch>
+                  </pic:blipFill>
+                  <pic:spPr bwMode="auto">
+                    <a:xfrm>
+                      <a:off x="0" y="0"/>
+                      <a:ext cx="5943600" cy="1018516"/>
+                    </a:xfrm>
+                    <a:prstGeom prst="rect">
+                      <a:avLst/>
+                    </a:prstGeom>
+                    <a:noFill/>
+                    <a:ln w="9525">
+                      <a:noFill/>
+                      <a:headEnd/>
+                      <a:tailEnd/>
+                    </a:ln>
+                  </pic:spPr>
+                </pic:pic>
+              </a:graphicData>
+            </a:graphic>
+          </wp:inline>
+        </w:drawing>
       </w:r>
     </w:p>
     <w:p>
@@ -5743,8 +5837,8 @@
         </w:pict>
       </w:r>
     </w:p>
-    <w:bookmarkEnd w:id="47"/>
-    <w:bookmarkStart w:id="48" w:name="X59e93596927517248276eb0452cfbf85e35b38b"/>
+    <w:bookmarkEnd w:id="53"/>
+    <w:bookmarkStart w:id="57" w:name="X59e93596927517248276eb0452cfbf85e35b38b"/>
     <w:p>
       <w:pPr>
         <w:pStyle w:val="Heading2"/>
@@ -6030,16 +6124,16 @@
         <w:rPr>
           <w:rStyle w:val="VerbatimChar"/>
         </w:rPr>
-        <w:t xml:space="preserve">completed  = 2026-09-25T13:40:02Z</w:t>
-      </w:r>
-      <w:r>
-        <w:br/>
-      </w:r>
-      <w:r>
-        <w:rPr>
-          <w:rStyle w:val="VerbatimChar"/>
-        </w:rPr>
-        <w:t xml:space="preserve">expiration = 2026-10-25T13:40:01Z</w:t>
+        <w:t xml:space="preserve">completed  = 2026-09-27T10:57:01Z</w:t>
+      </w:r>
+      <w:r>
+        <w:br/>
+      </w:r>
+      <w:r>
+        <w:rPr>
+          <w:rStyle w:val="VerbatimChar"/>
+        </w:rPr>
+        <w:t xml:space="preserve">expiration = 2026-10-27T10:57:00Z</w:t>
       </w:r>
     </w:p>
     <w:p>
@@ -6108,6 +6202,53 @@
       </w:r>
       <w:r>
         <w:t xml:space="preserve">once that moment passes.</w:t>
+      </w:r>
+    </w:p>
+    <w:p>
+      <w:pPr>
+        <w:pStyle w:val="BodyText"/>
+      </w:pPr>
+      <w:r>
+        <w:drawing>
+          <wp:inline>
+            <wp:extent cx="5943600" cy="1018516"/>
+            <wp:effectExtent b="0" l="0" r="0" t="0"/>
+            <wp:docPr descr="The schedule enabled with a 72h backup TTL, and the existing backup carrying its own resolved expiration stamp" title="" id="55" name="Picture"/>
+            <a:graphic>
+              <a:graphicData uri="http://schemas.openxmlformats.org/drawingml/2006/picture">
+                <pic:pic>
+                  <pic:nvPicPr>
+                    <pic:cNvPr descr="../artifacts/lab-12/screenshots/11-schedule-and-ttl-expiry.png" id="56" name="Picture"/>
+                    <pic:cNvPicPr>
+                      <a:picLocks noChangeArrowheads="1" noChangeAspect="1"/>
+                    </pic:cNvPicPr>
+                  </pic:nvPicPr>
+                  <pic:blipFill>
+                    <a:blip r:embed="rId54"/>
+                    <a:stretch>
+                      <a:fillRect/>
+                    </a:stretch>
+                  </pic:blipFill>
+                  <pic:spPr bwMode="auto">
+                    <a:xfrm>
+                      <a:off x="0" y="0"/>
+                      <a:ext cx="5943600" cy="1018516"/>
+                    </a:xfrm>
+                    <a:prstGeom prst="rect">
+                      <a:avLst/>
+                    </a:prstGeom>
+                    <a:noFill/>
+                    <a:ln w="9525">
+                      <a:noFill/>
+                      <a:headEnd/>
+                      <a:tailEnd/>
+                    </a:ln>
+                  </pic:spPr>
+                </pic:pic>
+              </a:graphicData>
+            </a:graphic>
+          </wp:inline>
+        </w:drawing>
       </w:r>
     </w:p>
     <w:p>
@@ -6329,8 +6470,8 @@
         </w:pict>
       </w:r>
     </w:p>
-    <w:bookmarkEnd w:id="48"/>
-    <w:bookmarkStart w:id="49" w:name="step-7--clean-up"/>
+    <w:bookmarkEnd w:id="57"/>
+    <w:bookmarkStart w:id="58" w:name="step-7--clean-up"/>
     <w:p>
       <w:pPr>
         <w:pStyle w:val="Heading2"/>
@@ -6426,8 +6567,8 @@
         </w:pict>
       </w:r>
     </w:p>
-    <w:bookmarkEnd w:id="49"/>
-    <w:bookmarkStart w:id="50" w:name="what-you-learned"/>
+    <w:bookmarkEnd w:id="58"/>
+    <w:bookmarkStart w:id="59" w:name="what-you-learned"/>
     <w:p>
       <w:pPr>
         <w:pStyle w:val="Heading2"/>
@@ -7084,7 +7225,7 @@
               <w:rPr>
                 <w:rStyle w:val="VerbatimChar"/>
               </w:rPr>
-              <w:t xml:space="preserve">expiration=2026-10-25T13:40:01Z</w:t>
+              <w:t xml:space="preserve">expiration=2026-10-27T10:57:00Z</w:t>
             </w:r>
           </w:p>
         </w:tc>
@@ -7135,8 +7276,8 @@
         </w:tc>
       </w:tr>
     </w:tbl>
-    <w:bookmarkEnd w:id="50"/>
-    <w:bookmarkStart w:id="56" w:name="evidence"/>
+    <w:bookmarkEnd w:id="59"/>
+    <w:bookmarkStart w:id="65" w:name="evidence"/>
     <w:p>
       <w:pPr>
         <w:pStyle w:val="Heading2"/>
@@ -7201,7 +7342,7 @@
       <w:r>
         <w:t xml:space="preserve"> </w:t>
       </w:r>
-      <w:hyperlink r:id="rId51">
+      <w:hyperlink r:id="rId60">
         <w:r>
           <w:rPr>
             <w:rStyle w:val="VerbatimChar"/>
@@ -7246,7 +7387,7 @@
         <w:t xml:space="preserve">that follows.</w:t>
       </w:r>
     </w:p>
-    <w:bookmarkStart w:id="55" w:name="original-gke-evidence"/>
+    <w:bookmarkStart w:id="64" w:name="original-gke-evidence"/>
     <w:p>
       <w:pPr>
         <w:pStyle w:val="Heading3"/>
@@ -7265,7 +7406,7 @@
       <w:r>
         <w:t xml:space="preserve"> </w:t>
       </w:r>
-      <w:hyperlink r:id="rId52">
+      <w:hyperlink r:id="rId61">
         <w:r>
           <w:rPr>
             <w:rStyle w:val="VerbatimChar"/>
@@ -7282,7 +7423,7 @@
       <w:r>
         <w:t xml:space="preserve"> </w:t>
       </w:r>
-      <w:hyperlink r:id="rId53">
+      <w:hyperlink r:id="rId62">
         <w:r>
           <w:rPr>
             <w:rStyle w:val="VerbatimChar"/>
@@ -7322,7 +7463,7 @@
       <w:r>
         <w:t xml:space="preserve"> </w:t>
       </w:r>
-      <w:hyperlink r:id="rId54">
+      <w:hyperlink r:id="rId63">
         <w:r>
           <w:rPr>
             <w:rStyle w:val="Hyperlink"/>
@@ -7331,8 +7472,8 @@
         </w:r>
       </w:hyperlink>
     </w:p>
-    <w:bookmarkEnd w:id="55"/>
-    <w:bookmarkEnd w:id="56"/>
+    <w:bookmarkEnd w:id="64"/>
+    <w:bookmarkEnd w:id="65"/>
     <w:sectPr>
       <w:pgSz w:h="15840" w:w="12240"/>
       <w:pgMar w:bottom="1440" w:footer="720" w:gutter="0" w:header="720" w:left="1440" w:right="1440" w:top="1440"/>

--- a/day-2-stateful-storage-and-exposure/lab-12-velero-backup-restore.docx
+++ b/day-2-stateful-storage-and-exposure/lab-12-velero-backup-restore.docx
@@ -159,7 +159,7 @@
         <w:t xml:space="preserve">Available</w:t>
       </w:r>
       <w:r>
-        <w:t xml:space="preserve">, volume data backed up and restored). Steps 5–6 were verified on</w:t>
+        <w:t xml:space="preserve">, volume data backed up and restored). Steps 5–6 were verified and captured on</w:t>
       </w:r>
       <w:r>
         <w:t xml:space="preserve"> </w:t>
@@ -174,7 +174,7 @@
         <w:t xml:space="preserve"> </w:t>
       </w:r>
       <w:r>
-        <w:t xml:space="preserve">on 2026-09-25. The payoff is unchanged: you</w:t>
+        <w:t xml:space="preserve">on 2026-09-28, against a Postgres workload holding real rows. The payoff is unchanged: you</w:t>
       </w:r>
       <w:r>
         <w:t xml:space="preserve"> </w:t>
